--- a/lesson-plan/מערך-שיעור.docx
+++ b/lesson-plan/מערך-שיעור.docx
@@ -34,6 +34,21 @@
           <w:rtl/>
         </w:rPr>
         <w:t xml:space="preserve">נושא השיעור: "סוד ההחלפה", המרה: 10 אחדות = עשרת אחת. שיעור מס' 1 בתוכנית העבודה של יובל (שם בדוי), תלמיד כיתה ג'. מפגש פרטני, 45 דק'. המורה: רוואן.</w:t>
+      </w:r>
+    </w:p>
+    <w:p>
+      <w:pPr>
+        <w:bidi/>
+        <w:rPr>
+          <w:rtl/>
+        </w:rPr>
+      </w:pPr>
+      <w:r>
+        <w:rPr>
+          <w:rFonts w:hint="cs"/>
+          <w:rtl/>
+        </w:rPr>
+        <w:t xml:space="preserve">רציונל: המיפוי העלה כי נקודת השבר המרכזית של יובל היא היעדר שליטה בהמרה ובפריטה (דורגו 1 בניתוח החשבוני), וממנה נגזרות טעויותיו השיטתיות בשבירת עשרת (5+8=12), בחיבור במאונך עם המרה (57+25=712) ובחיסור עם פריטה (43-27=24). לצד זאת נמצאו חוזקות: תפיסה כמותית מהירה של תבניות, הבנת מהות הפעולות ושפה טובה. השיעור פותח את התוכנית בנקודת השורש, עקרון ההמרה, ובונה אותו מהמוחשי אל הסמלי תוך הישענות מכוונת על תחומי החוזק ועל חיזוק תחושת המסוגלות.</w:t>
       </w:r>
     </w:p>
     <w:p>
@@ -108,7 +123,7 @@
           <w:rFonts w:hint="cs"/>
           <w:rtl/>
         </w:rPr>
-        <w:t xml:space="preserve">2. התלמיד יבצע המרה של אחדות לעשרות.</w:t>
+        <w:t xml:space="preserve">2. התלמיד יבין את עקרון שימור הכמות: הכמות נשמרת גם כאשר הייצוג שלה משתנה.</w:t>
       </w:r>
     </w:p>
     <w:p>
@@ -123,7 +138,7 @@
           <w:rFonts w:hint="cs"/>
           <w:rtl/>
         </w:rPr>
-        <w:t xml:space="preserve">3. התלמיד יתקדם ברצף דרגי ההוראה, מייצוג מוחשי דרך ייצוג תמונתי לייצוג סמלי.</w:t>
+        <w:t xml:space="preserve">3. התלמיד יבצע המרה של אחדות לעשרות במגוון ייצוגים.</w:t>
       </w:r>
     </w:p>
     <w:p>
@@ -138,7 +153,22 @@
           <w:rFonts w:hint="cs"/>
           <w:rtl/>
         </w:rPr>
-        <w:t xml:space="preserve">4. התלמיד יחזק את תחושת המסוגלות שלו במתמטיקה.</w:t>
+        <w:t xml:space="preserve">4. התלמיד יתקדם ברצף דרגי ההוראה, מייצוג מוחשי דרך ייצוג תמונתי לייצוג סמלי.</w:t>
+      </w:r>
+    </w:p>
+    <w:p>
+      <w:pPr>
+        <w:bidi/>
+        <w:rPr>
+          <w:rtl/>
+        </w:rPr>
+      </w:pPr>
+      <w:r>
+        <w:rPr>
+          <w:rFonts w:hint="cs"/>
+          <w:rtl/>
+        </w:rPr>
+        <w:t xml:space="preserve">5. התלמיד יחזק את תחושת המסוגלות שלו ואת נכונותו להתמודד עם משימות במתמטיקה.</w:t>
       </w:r>
     </w:p>
     <w:p>
@@ -182,7 +212,7 @@
           <w:rFonts w:hint="cs"/>
           <w:rtl/>
         </w:rPr>
-        <w:t xml:space="preserve">2. התלמיד יחליף 10 מטבעות של 1 ש"ח במטבע אחד של 10 ש"ח ויסביר מדוע הערך נשמר.</w:t>
+        <w:t xml:space="preserve">2. התלמיד יסביר, תוך כדי פעולת ההחלפה, מדוע הכמות לא השתנתה ("זה אותו דבר, רק מסודר אחרת").</w:t>
       </w:r>
     </w:p>
     <w:p>
@@ -197,7 +227,7 @@
           <w:rFonts w:hint="cs"/>
           <w:rtl/>
         </w:rPr>
-        <w:t xml:space="preserve">3. התלמיד יקיף עשירייה בציור של 11 עד 19 עיגולים וירשום בטבלת עשרות-אחדות את הרכב המספר, ללא סיוע.</w:t>
+        <w:t xml:space="preserve">3. התלמיד יחליף 10 מטבעות של 1 ש"ח במטבע אחד של 10 ש"ח במסגרת משחק "בנק ההמרות", ויאמר כמה כסף היה לו לפני ההחלפה ואחריה.</w:t>
       </w:r>
     </w:p>
     <w:p>
@@ -212,7 +242,7 @@
           <w:rFonts w:hint="cs"/>
           <w:rtl/>
         </w:rPr>
-        <w:t xml:space="preserve">4. התלמיד ישלים בכתב משפטי המרה מסוג "10 אחדות = __ עשרת", לפחות 4 מתוך 5 נכון.</w:t>
+        <w:t xml:space="preserve">4. התלמיד יקיף עשירייה בציור של 11 עד 19 עיגולים וירשום בטבלת עשרות-אחדות את הרכב המספר, ללא סיוע, ב-3 מתוך 4 סעיפים לפחות.</w:t>
       </w:r>
     </w:p>
     <w:p>
@@ -227,7 +257,37 @@
           <w:rFonts w:hint="cs"/>
           <w:rtl/>
         </w:rPr>
-        <w:t xml:space="preserve">5. התלמיד ינסח בעל-פה, במילותיו שלו, את עקרון ההמרה.</w:t>
+        <w:t xml:space="preserve">5. התלמיד ישלים בכתב משפטי המרה מסוג "10 אחדות = __ עשרת" ו"13 אחדות = __ עשרת ו-__ אחדות", לפחות 4 מתוך 5 נכון.</w:t>
+      </w:r>
+    </w:p>
+    <w:p>
+      <w:pPr>
+        <w:bidi/>
+        <w:rPr>
+          <w:rtl/>
+        </w:rPr>
+      </w:pPr>
+      <w:r>
+        <w:rPr>
+          <w:rFonts w:hint="cs"/>
+          <w:rtl/>
+        </w:rPr>
+        <w:t xml:space="preserve">6. התלמיד יבדוק תשובה אחת לפחות בעצמו באמצעות הבדידים, ללא הנחיה.</w:t>
+      </w:r>
+    </w:p>
+    <w:p>
+      <w:pPr>
+        <w:bidi/>
+        <w:rPr>
+          <w:rtl/>
+        </w:rPr>
+      </w:pPr>
+      <w:r>
+        <w:rPr>
+          <w:rFonts w:hint="cs"/>
+          <w:rtl/>
+        </w:rPr>
+        <w:t xml:space="preserve">7. התלמיד ינסח בעל-פה, במילותיו שלו, את "חוק ההחלפה" בסיום השיעור.</w:t>
       </w:r>
     </w:p>
     <w:tbl>
@@ -578,8 +638,8 @@
       </w:tr>
       <w:tr>
         <w:trPr>
+          <w:trHeight w:val="484"/>
           <w:cantSplit/>
-          <w:trHeight w:val="484"/>
         </w:trPr>
         <w:tc>
           <w:tcPr>
@@ -603,8 +663,8 @@
               <w:bidi/>
               <w:spacing w:after="60" w:line="240" w:lineRule="auto"/>
               <w:rPr>
-                <w:sz w:val="20"/>
-                <w:szCs w:val="20"/>
+                <w:sz w:val="18"/>
+                <w:szCs w:val="18"/>
                 <w:rtl/>
               </w:rPr>
             </w:pPr>
@@ -613,8 +673,8 @@
                 <w:rFonts w:ascii="Arial" w:hAnsi="Arial" w:cs="Arial" w:hint="cs"/>
                 <w:b/>
                 <w:bCs/>
-                <w:sz w:val="20"/>
-                <w:szCs w:val="20"/>
+                <w:sz w:val="18"/>
+                <w:szCs w:val="18"/>
                 <w:rtl/>
               </w:rPr>
               <w:t xml:space="preserve">פתיחה ויצירת קשר (5 דק')</w:t>
@@ -643,19 +703,19 @@
               <w:bidi/>
               <w:spacing w:after="60" w:line="240" w:lineRule="auto"/>
               <w:rPr>
-                <w:sz w:val="20"/>
-                <w:szCs w:val="20"/>
-                <w:rtl/>
-              </w:rPr>
-            </w:pPr>
-            <w:r>
-              <w:rPr>
-                <w:rFonts w:ascii="Arial" w:hAnsi="Arial" w:cs="Arial" w:hint="cs"/>
-                <w:sz w:val="20"/>
-                <w:szCs w:val="20"/>
-                <w:rtl/>
-              </w:rPr>
-              <w:t xml:space="preserve">מיקוד קשב, יצירת אווירה חיובית ושליפת ידע קודם.</w:t>
+                <w:sz w:val="18"/>
+                <w:szCs w:val="18"/>
+                <w:rtl/>
+              </w:rPr>
+            </w:pPr>
+            <w:r>
+              <w:rPr>
+                <w:rFonts w:ascii="Arial" w:hAnsi="Arial" w:cs="Arial" w:hint="cs"/>
+                <w:sz w:val="18"/>
+                <w:szCs w:val="18"/>
+                <w:rtl/>
+              </w:rPr>
+              <w:t xml:space="preserve">מיקוד קשב, יצירת אווירה חיובית, שליפת ידע קודם וחיזוק תחושת מסוגלות.</w:t>
             </w:r>
           </w:p>
         </w:tc>
@@ -681,19 +741,79 @@
               <w:bidi/>
               <w:spacing w:after="60" w:line="240" w:lineRule="auto"/>
               <w:rPr>
-                <w:sz w:val="20"/>
-                <w:szCs w:val="20"/>
-                <w:rtl/>
-              </w:rPr>
-            </w:pPr>
-            <w:r>
-              <w:rPr>
-                <w:rFonts w:ascii="Arial" w:hAnsi="Arial" w:cs="Arial" w:hint="cs"/>
-                <w:sz w:val="20"/>
-                <w:szCs w:val="20"/>
-                <w:rtl/>
-              </w:rPr>
-              <w:t xml:space="preserve">משחק "בזק תבניות": הצגת כרטיסי תבניות ליי וקובייה לזמן קצר, ויובל אומר כמה נקודות ראה. בהמשך מוצגת הטבלה המצטברת: "כאן נסמן כל דבר שנלמד", ומוכרז נושא היום: "סוד ההחלפה של המספרים".</w:t>
+                <w:sz w:val="18"/>
+                <w:szCs w:val="18"/>
+                <w:rtl/>
+              </w:rPr>
+            </w:pPr>
+            <w:r>
+              <w:rPr>
+                <w:rFonts w:ascii="Arial" w:hAnsi="Arial" w:cs="Arial" w:hint="cs"/>
+                <w:sz w:val="18"/>
+                <w:szCs w:val="18"/>
+                <w:rtl/>
+              </w:rPr>
+              <w:t xml:space="preserve">1. שיחה קצרה על נושא אישי (משחק הכדורגל של סוף השבוע) ליצירת רוגע וקשר.</w:t>
+            </w:r>
+          </w:p>
+          <w:p>
+            <w:pPr>
+              <w:bidi/>
+              <w:spacing w:after="60" w:line="240" w:lineRule="auto"/>
+              <w:rPr>
+                <w:sz w:val="18"/>
+                <w:szCs w:val="18"/>
+                <w:rtl/>
+              </w:rPr>
+            </w:pPr>
+            <w:r>
+              <w:rPr>
+                <w:rFonts w:ascii="Arial" w:hAnsi="Arial" w:cs="Arial" w:hint="cs"/>
+                <w:sz w:val="18"/>
+                <w:szCs w:val="18"/>
+                <w:rtl/>
+              </w:rPr>
+              <w:t xml:space="preserve">2. משחק "בזק תבניות": שישה כרטיסי תבניות ליי וקובייה נחשפים לכשתי שניות כל אחד. שאלות המורה: "כמה ראית?", "איך ידעת בלי לספור?"</w:t>
+            </w:r>
+          </w:p>
+          <w:p>
+            <w:pPr>
+              <w:bidi/>
+              <w:spacing w:after="60" w:line="240" w:lineRule="auto"/>
+              <w:rPr>
+                <w:sz w:val="18"/>
+                <w:szCs w:val="18"/>
+                <w:rtl/>
+              </w:rPr>
+            </w:pPr>
+            <w:r>
+              <w:rPr>
+                <w:rFonts w:ascii="Arial" w:hAnsi="Arial" w:cs="Arial" w:hint="cs"/>
+                <w:sz w:val="18"/>
+                <w:szCs w:val="18"/>
+                <w:rtl/>
+              </w:rPr>
+              <w:t xml:space="preserve">3. הצגת הטבלה המצטברת: "זה ספר הידע שלך. כל דבר שנלמד, תסמן בו. כשנסיים נושא, מדבקת זהב".</w:t>
+            </w:r>
+          </w:p>
+          <w:p>
+            <w:pPr>
+              <w:bidi/>
+              <w:spacing w:after="60" w:line="240" w:lineRule="auto"/>
+              <w:rPr>
+                <w:sz w:val="18"/>
+                <w:szCs w:val="18"/>
+                <w:rtl/>
+              </w:rPr>
+            </w:pPr>
+            <w:r>
+              <w:rPr>
+                <w:rFonts w:ascii="Arial" w:hAnsi="Arial" w:cs="Arial" w:hint="cs"/>
+                <w:sz w:val="18"/>
+                <w:szCs w:val="18"/>
+                <w:rtl/>
+              </w:rPr>
+              <w:t xml:space="preserve">4. הכרזת הנושא בלשון סקרנות: "היום נגלה את סוד ההחלפה של המספרים".</w:t>
             </w:r>
           </w:p>
         </w:tc>
@@ -719,19 +839,19 @@
               <w:bidi/>
               <w:spacing w:after="60" w:line="240" w:lineRule="auto"/>
               <w:rPr>
-                <w:sz w:val="20"/>
-                <w:szCs w:val="20"/>
-                <w:rtl/>
-              </w:rPr>
-            </w:pPr>
-            <w:r>
-              <w:rPr>
-                <w:rFonts w:ascii="Arial" w:hAnsi="Arial" w:cs="Arial" w:hint="cs"/>
-                <w:sz w:val="20"/>
-                <w:szCs w:val="20"/>
-                <w:rtl/>
-              </w:rPr>
-              <w:t xml:space="preserve">פתיחה בתחום חוזק מובהק של התלמיד (תפיסה כמותית) מבטיחה חוויית הצלחה מיידית ומחזקת מסוגלות לפני מפגש עם תוכן מאתגר. הטבלה המצטברת משמשת אמצעי מטה-קוגניטיבי המארגן את הלמידה ומשתף את התלמיד בצבירת הידע.</w:t>
+                <w:sz w:val="18"/>
+                <w:szCs w:val="18"/>
+                <w:rtl/>
+              </w:rPr>
+            </w:pPr>
+            <w:r>
+              <w:rPr>
+                <w:rFonts w:ascii="Arial" w:hAnsi="Arial" w:cs="Arial" w:hint="cs"/>
+                <w:sz w:val="18"/>
+                <w:szCs w:val="18"/>
+                <w:rtl/>
+              </w:rPr>
+              <w:t xml:space="preserve">פתיחה בתחום חוזק מובהק (תפיסה כמותית) מבטיחה חוויית הצלחה לפני מפגש עם תוכן מאתגר, בהתאם לממצא הרגשי מהמיפוי ("אני לא טוב בחשבון"). השאלה "איך ידעת?" מפתחת מודעות מטה-קוגניטיבית לאסטרטגיה. הטבלה המצטברת, כפי שנלמד בקורס, מארגנת את הלמידה ומשתפת את התלמיד בצבירת הידע.</w:t>
             </w:r>
           </w:p>
         </w:tc>
@@ -757,16 +877,16 @@
               <w:bidi/>
               <w:spacing w:after="60" w:line="240" w:lineRule="auto"/>
               <w:rPr>
-                <w:sz w:val="20"/>
-                <w:szCs w:val="20"/>
-                <w:rtl/>
-              </w:rPr>
-            </w:pPr>
-            <w:r>
-              <w:rPr>
-                <w:rFonts w:ascii="Arial" w:hAnsi="Arial" w:cs="Arial" w:hint="cs"/>
-                <w:sz w:val="20"/>
-                <w:szCs w:val="20"/>
+                <w:sz w:val="18"/>
+                <w:szCs w:val="18"/>
+                <w:rtl/>
+              </w:rPr>
+            </w:pPr>
+            <w:r>
+              <w:rPr>
+                <w:rFonts w:ascii="Arial" w:hAnsi="Arial" w:cs="Arial" w:hint="cs"/>
+                <w:sz w:val="18"/>
+                <w:szCs w:val="18"/>
                 <w:rtl/>
               </w:rPr>
               <w:t xml:space="preserve">כרטיסי תבניות ליי וקובייה, טבלה מצטברת אישית, מדבקות.</w:t>
@@ -795,19 +915,19 @@
               <w:bidi/>
               <w:spacing w:after="60" w:line="240" w:lineRule="auto"/>
               <w:rPr>
-                <w:sz w:val="20"/>
-                <w:szCs w:val="20"/>
-                <w:rtl/>
-              </w:rPr>
-            </w:pPr>
-            <w:r>
-              <w:rPr>
-                <w:rFonts w:ascii="Arial" w:hAnsi="Arial" w:cs="Arial" w:hint="cs"/>
-                <w:sz w:val="20"/>
-                <w:szCs w:val="20"/>
-                <w:rtl/>
-              </w:rPr>
-              <w:t xml:space="preserve">בוצע כמתוכנן. יובל זיהה את כל התבניות בשליפה מהירה ונענה בשמחה למשחק ולטבלה.</w:t>
+                <w:sz w:val="18"/>
+                <w:szCs w:val="18"/>
+                <w:rtl/>
+              </w:rPr>
+            </w:pPr>
+            <w:r>
+              <w:rPr>
+                <w:rFonts w:ascii="Arial" w:hAnsi="Arial" w:cs="Arial" w:hint="cs"/>
+                <w:sz w:val="18"/>
+                <w:szCs w:val="18"/>
+                <w:rtl/>
+              </w:rPr>
+              <w:t xml:space="preserve">בוצע כמתוכנן. יובל זיהה את כל התבניות בשליפה מהירה, הסביר "ראיתי 5 ועוד 3", ונענה בשמחה למשחק ולטבלה.</w:t>
             </w:r>
           </w:p>
         </w:tc>
@@ -833,27 +953,27 @@
               <w:bidi/>
               <w:spacing w:after="60" w:line="240" w:lineRule="auto"/>
               <w:rPr>
-                <w:sz w:val="20"/>
-                <w:szCs w:val="20"/>
-                <w:rtl/>
-              </w:rPr>
-            </w:pPr>
-            <w:r>
-              <w:rPr>
-                <w:rFonts w:ascii="Arial" w:hAnsi="Arial" w:cs="Arial" w:hint="cs"/>
-                <w:sz w:val="20"/>
-                <w:szCs w:val="20"/>
-                <w:rtl/>
-              </w:rPr>
-              <w:t xml:space="preserve">הפתיחה בתחום החוזק יצרה פתיחות ושיתוף פעולה. לשמר גם בשיעורים הבאים.</w:t>
+                <w:sz w:val="18"/>
+                <w:szCs w:val="18"/>
+                <w:rtl/>
+              </w:rPr>
+            </w:pPr>
+            <w:r>
+              <w:rPr>
+                <w:rFonts w:ascii="Arial" w:hAnsi="Arial" w:cs="Arial" w:hint="cs"/>
+                <w:sz w:val="18"/>
+                <w:szCs w:val="18"/>
+                <w:rtl/>
+              </w:rPr>
+              <w:t xml:space="preserve">הפתיחה בתחום החוזק יצרה פתיחות ושיתוף פעולה מיידיים. שאלת "איך ידעת" הניבה הסברים עשירים. לשמר כטקס פתיחה קבוע.</w:t>
             </w:r>
           </w:p>
         </w:tc>
       </w:tr>
       <w:tr>
         <w:trPr>
+          <w:trHeight w:val="484"/>
           <w:cantSplit/>
-          <w:trHeight w:val="484"/>
         </w:trPr>
         <w:tc>
           <w:tcPr>
@@ -877,8 +997,8 @@
               <w:bidi/>
               <w:spacing w:after="60" w:line="240" w:lineRule="auto"/>
               <w:rPr>
-                <w:sz w:val="20"/>
-                <w:szCs w:val="20"/>
+                <w:sz w:val="18"/>
+                <w:szCs w:val="18"/>
                 <w:rtl/>
               </w:rPr>
             </w:pPr>
@@ -887,8 +1007,8 @@
                 <w:rFonts w:ascii="Arial" w:hAnsi="Arial" w:cs="Arial" w:hint="cs"/>
                 <w:b/>
                 <w:bCs/>
-                <w:sz w:val="20"/>
-                <w:szCs w:val="20"/>
+                <w:sz w:val="18"/>
+                <w:szCs w:val="18"/>
                 <w:rtl/>
               </w:rPr>
               <w:t xml:space="preserve">הצגת הבעיה (5 דק')</w:t>
@@ -917,19 +1037,19 @@
               <w:bidi/>
               <w:spacing w:after="60" w:line="240" w:lineRule="auto"/>
               <w:rPr>
-                <w:sz w:val="20"/>
-                <w:szCs w:val="20"/>
-                <w:rtl/>
-              </w:rPr>
-            </w:pPr>
-            <w:r>
-              <w:rPr>
-                <w:rFonts w:ascii="Arial" w:hAnsi="Arial" w:cs="Arial" w:hint="cs"/>
-                <w:sz w:val="20"/>
-                <w:szCs w:val="20"/>
-                <w:rtl/>
-              </w:rPr>
-              <w:t xml:space="preserve">יצירת צורך אותנטי בהמרה.</w:t>
+                <w:sz w:val="18"/>
+                <w:szCs w:val="18"/>
+                <w:rtl/>
+              </w:rPr>
+            </w:pPr>
+            <w:r>
+              <w:rPr>
+                <w:rFonts w:ascii="Arial" w:hAnsi="Arial" w:cs="Arial" w:hint="cs"/>
+                <w:sz w:val="18"/>
+                <w:szCs w:val="18"/>
+                <w:rtl/>
+              </w:rPr>
+              <w:t xml:space="preserve">יצירת צורך אותנטי בהמרה מתוך סיטואציה מחיי היומיום.</w:t>
             </w:r>
           </w:p>
         </w:tc>
@@ -955,19 +1075,79 @@
               <w:bidi/>
               <w:spacing w:after="60" w:line="240" w:lineRule="auto"/>
               <w:rPr>
-                <w:sz w:val="20"/>
-                <w:szCs w:val="20"/>
-                <w:rtl/>
-              </w:rPr>
-            </w:pPr>
-            <w:r>
-              <w:rPr>
-                <w:rFonts w:ascii="Arial" w:hAnsi="Arial" w:cs="Arial" w:hint="cs"/>
-                <w:sz w:val="20"/>
-                <w:szCs w:val="20"/>
-                <w:rtl/>
-              </w:rPr>
-              <w:t xml:space="preserve">סיפור מסגרת: "בחנות הממתקים אורזים סוכריות בשקיות, בכל שקית בדיוק 10 סוכריות". יובל מקבל 13 "סוכריות" (דסקיות) ומתבקש לארוז: כמה שקיות מלאות התקבלו? כמה סוכריות נשארו בחוץ?</w:t>
+                <w:sz w:val="18"/>
+                <w:szCs w:val="18"/>
+                <w:rtl/>
+              </w:rPr>
+            </w:pPr>
+            <w:r>
+              <w:rPr>
+                <w:rFonts w:ascii="Arial" w:hAnsi="Arial" w:cs="Arial" w:hint="cs"/>
+                <w:sz w:val="18"/>
+                <w:szCs w:val="18"/>
+                <w:rtl/>
+              </w:rPr>
+              <w:t xml:space="preserve">1. סיפור מסגרת: "בחנות הממתקים אורזים סוכריות בשקיות. בכל שקית בדיוק 10 סוכריות, זה החוק בחנות".</w:t>
+            </w:r>
+          </w:p>
+          <w:p>
+            <w:pPr>
+              <w:bidi/>
+              <w:spacing w:after="60" w:line="240" w:lineRule="auto"/>
+              <w:rPr>
+                <w:sz w:val="18"/>
+                <w:szCs w:val="18"/>
+                <w:rtl/>
+              </w:rPr>
+            </w:pPr>
+            <w:r>
+              <w:rPr>
+                <w:rFonts w:ascii="Arial" w:hAnsi="Arial" w:cs="Arial" w:hint="cs"/>
+                <w:sz w:val="18"/>
+                <w:szCs w:val="18"/>
+                <w:rtl/>
+              </w:rPr>
+              <w:t xml:space="preserve">2. יובל מקבל 13 "סוכריות" (דסקיות) ושקיות שקופות, ומתבקש לארוז לפי חוק החנות.</w:t>
+            </w:r>
+          </w:p>
+          <w:p>
+            <w:pPr>
+              <w:bidi/>
+              <w:spacing w:after="60" w:line="240" w:lineRule="auto"/>
+              <w:rPr>
+                <w:sz w:val="18"/>
+                <w:szCs w:val="18"/>
+                <w:rtl/>
+              </w:rPr>
+            </w:pPr>
+            <w:r>
+              <w:rPr>
+                <w:rFonts w:ascii="Arial" w:hAnsi="Arial" w:cs="Arial" w:hint="cs"/>
+                <w:sz w:val="18"/>
+                <w:szCs w:val="18"/>
+                <w:rtl/>
+              </w:rPr>
+              <w:t xml:space="preserve">3. שאלות מדורגות: "כמה סוכריות קיבלת?", "כמה שקיות מלאות הצלחת לארוז?", "כמה סוכריות נשארו בחוץ?", "איך נגיד את זה בקצרה למוכר?"</w:t>
+            </w:r>
+          </w:p>
+          <w:p>
+            <w:pPr>
+              <w:bidi/>
+              <w:spacing w:after="60" w:line="240" w:lineRule="auto"/>
+              <w:rPr>
+                <w:sz w:val="18"/>
+                <w:szCs w:val="18"/>
+                <w:rtl/>
+              </w:rPr>
+            </w:pPr>
+            <w:r>
+              <w:rPr>
+                <w:rFonts w:ascii="Arial" w:hAnsi="Arial" w:cs="Arial" w:hint="cs"/>
+                <w:sz w:val="18"/>
+                <w:szCs w:val="18"/>
+                <w:rtl/>
+              </w:rPr>
+              <w:t xml:space="preserve">4. רישום משותף על הלוח: "שקית אחת ועוד 3 בודדות".</w:t>
             </w:r>
           </w:p>
         </w:tc>
@@ -993,19 +1173,19 @@
               <w:bidi/>
               <w:spacing w:after="60" w:line="240" w:lineRule="auto"/>
               <w:rPr>
-                <w:sz w:val="20"/>
-                <w:szCs w:val="20"/>
-                <w:rtl/>
-              </w:rPr>
-            </w:pPr>
-            <w:r>
-              <w:rPr>
-                <w:rFonts w:ascii="Arial" w:hAnsi="Arial" w:cs="Arial" w:hint="cs"/>
-                <w:sz w:val="20"/>
-                <w:szCs w:val="20"/>
-                <w:rtl/>
-              </w:rPr>
-              <w:t xml:space="preserve">דרג מוחשי. הלמידה נפתחת מהקשר סביבתי משמעותי (אריזה, קניות) ולא מכלל פורמלי, כך שהצורך בהמרה צומח מתוך הפעולה עצמה.</w:t>
+                <w:sz w:val="18"/>
+                <w:szCs w:val="18"/>
+                <w:rtl/>
+              </w:rPr>
+            </w:pPr>
+            <w:r>
+              <w:rPr>
+                <w:rFonts w:ascii="Arial" w:hAnsi="Arial" w:cs="Arial" w:hint="cs"/>
+                <w:sz w:val="18"/>
+                <w:szCs w:val="18"/>
+                <w:rtl/>
+              </w:rPr>
+              <w:t xml:space="preserve">דרג מוחשי. הלמידה נפתחת מהקשר סביבתי משמעותי (אריזה, קניות) ולא מכלל פורמלי: הצורך בהמרה צומח מתוך הפעולה עצמה. השאלות המדורגות מובילות את התלמיד לגלות את העיקרון בעצמו, והרישום המשותף מגשר בין המעשה למילים עוד לפני הסימול המתמטי.</w:t>
             </w:r>
           </w:p>
         </w:tc>
@@ -1031,19 +1211,19 @@
               <w:bidi/>
               <w:spacing w:after="60" w:line="240" w:lineRule="auto"/>
               <w:rPr>
-                <w:sz w:val="20"/>
-                <w:szCs w:val="20"/>
-                <w:rtl/>
-              </w:rPr>
-            </w:pPr>
-            <w:r>
-              <w:rPr>
-                <w:rFonts w:ascii="Arial" w:hAnsi="Arial" w:cs="Arial" w:hint="cs"/>
-                <w:sz w:val="20"/>
-                <w:szCs w:val="20"/>
-                <w:rtl/>
-              </w:rPr>
-              <w:t xml:space="preserve">13 דסקיות, שקיות אריזה שקופות.</w:t>
+                <w:sz w:val="18"/>
+                <w:szCs w:val="18"/>
+                <w:rtl/>
+              </w:rPr>
+            </w:pPr>
+            <w:r>
+              <w:rPr>
+                <w:rFonts w:ascii="Arial" w:hAnsi="Arial" w:cs="Arial" w:hint="cs"/>
+                <w:sz w:val="18"/>
+                <w:szCs w:val="18"/>
+                <w:rtl/>
+              </w:rPr>
+              <w:t xml:space="preserve">13 דסקיות, שקיות אריזה שקופות, לוח מחיק.</w:t>
             </w:r>
           </w:p>
         </w:tc>
@@ -1069,19 +1249,19 @@
               <w:bidi/>
               <w:spacing w:after="60" w:line="240" w:lineRule="auto"/>
               <w:rPr>
-                <w:sz w:val="20"/>
-                <w:szCs w:val="20"/>
-                <w:rtl/>
-              </w:rPr>
-            </w:pPr>
-            <w:r>
-              <w:rPr>
-                <w:rFonts w:ascii="Arial" w:hAnsi="Arial" w:cs="Arial" w:hint="cs"/>
-                <w:sz w:val="20"/>
-                <w:szCs w:val="20"/>
-                <w:rtl/>
-              </w:rPr>
-              <w:t xml:space="preserve">יובל ארז שקית אחת מלאה ואמר: "יצאה שקית אחת ועוד שלוש בחוץ".</w:t>
+                <w:sz w:val="18"/>
+                <w:szCs w:val="18"/>
+                <w:rtl/>
+              </w:rPr>
+            </w:pPr>
+            <w:r>
+              <w:rPr>
+                <w:rFonts w:ascii="Arial" w:hAnsi="Arial" w:cs="Arial" w:hint="cs"/>
+                <w:sz w:val="18"/>
+                <w:szCs w:val="18"/>
+                <w:rtl/>
+              </w:rPr>
+              <w:t xml:space="preserve">יובל ארז שקית אחת מלאה ואמר: "יצאה שקית אחת ועוד שלוש בחוץ". שיתף פעולה עם הסיפור ברצון.</w:t>
             </w:r>
           </w:p>
         </w:tc>
@@ -1107,27 +1287,27 @@
               <w:bidi/>
               <w:spacing w:after="60" w:line="240" w:lineRule="auto"/>
               <w:rPr>
-                <w:sz w:val="20"/>
-                <w:szCs w:val="20"/>
-                <w:rtl/>
-              </w:rPr>
-            </w:pPr>
-            <w:r>
-              <w:rPr>
-                <w:rFonts w:ascii="Arial" w:hAnsi="Arial" w:cs="Arial" w:hint="cs"/>
-                <w:sz w:val="20"/>
-                <w:szCs w:val="20"/>
-                <w:rtl/>
-              </w:rPr>
-              <w:t xml:space="preserve">הצורך בהמרה נוצר באופן טבעי מתוך הסיפור, ללא הסבר פורמלי.</w:t>
+                <w:sz w:val="18"/>
+                <w:szCs w:val="18"/>
+                <w:rtl/>
+              </w:rPr>
+            </w:pPr>
+            <w:r>
+              <w:rPr>
+                <w:rFonts w:ascii="Arial" w:hAnsi="Arial" w:cs="Arial" w:hint="cs"/>
+                <w:sz w:val="18"/>
+                <w:szCs w:val="18"/>
+                <w:rtl/>
+              </w:rPr>
+              <w:t xml:space="preserve">הצורך בהמרה נוצר באופן טבעי מתוך הסיפור, ללא הסבר פורמלי. סיפור המסגרת יילווה גם לשיעורי ההמשך.</w:t>
             </w:r>
           </w:p>
         </w:tc>
       </w:tr>
       <w:tr>
         <w:trPr>
+          <w:trHeight w:val="484"/>
           <w:cantSplit/>
-          <w:trHeight w:val="484"/>
         </w:trPr>
         <w:tc>
           <w:tcPr>
@@ -1151,8 +1331,8 @@
               <w:bidi/>
               <w:spacing w:after="60" w:line="240" w:lineRule="auto"/>
               <w:rPr>
-                <w:sz w:val="20"/>
-                <w:szCs w:val="20"/>
+                <w:sz w:val="18"/>
+                <w:szCs w:val="18"/>
                 <w:rtl/>
               </w:rPr>
             </w:pPr>
@@ -1161,11 +1341,11 @@
                 <w:rFonts w:ascii="Arial" w:hAnsi="Arial" w:cs="Arial" w:hint="cs"/>
                 <w:b/>
                 <w:bCs/>
-                <w:sz w:val="20"/>
-                <w:szCs w:val="20"/>
-                <w:rtl/>
-              </w:rPr>
-              <w:t xml:space="preserve">גוף השיעור: עבודה מוחשית (10 דק')</w:t>
+                <w:sz w:val="18"/>
+                <w:szCs w:val="18"/>
+                <w:rtl/>
+              </w:rPr>
+              <w:t xml:space="preserve">גוף השיעור, שלב א': המרה בבדידי דיינס (8 דק')</w:t>
             </w:r>
           </w:p>
         </w:tc>
@@ -1191,19 +1371,19 @@
               <w:bidi/>
               <w:spacing w:after="60" w:line="240" w:lineRule="auto"/>
               <w:rPr>
-                <w:sz w:val="20"/>
-                <w:szCs w:val="20"/>
-                <w:rtl/>
-              </w:rPr>
-            </w:pPr>
-            <w:r>
-              <w:rPr>
-                <w:rFonts w:ascii="Arial" w:hAnsi="Arial" w:cs="Arial" w:hint="cs"/>
-                <w:sz w:val="20"/>
-                <w:szCs w:val="20"/>
-                <w:rtl/>
-              </w:rPr>
-              <w:t xml:space="preserve">התלמיד יבצע המרה של 10 אחדות לעשרת אחת בשני ייצוגים מוחשיים שונים.</w:t>
+                <w:sz w:val="18"/>
+                <w:szCs w:val="18"/>
+                <w:rtl/>
+              </w:rPr>
+            </w:pPr>
+            <w:r>
+              <w:rPr>
+                <w:rFonts w:ascii="Arial" w:hAnsi="Arial" w:cs="Arial" w:hint="cs"/>
+                <w:sz w:val="18"/>
+                <w:szCs w:val="18"/>
+                <w:rtl/>
+              </w:rPr>
+              <w:t xml:space="preserve">התלמיד יבצע המרה של 10 אחדות לעשרת אחת בייצוג מובנה, וינסח את עקרון שימור הכמות.</w:t>
             </w:r>
           </w:p>
         </w:tc>
@@ -1229,39 +1409,79 @@
               <w:bidi/>
               <w:spacing w:after="60" w:line="240" w:lineRule="auto"/>
               <w:rPr>
-                <w:sz w:val="20"/>
-                <w:szCs w:val="20"/>
-                <w:rtl/>
-              </w:rPr>
-            </w:pPr>
-            <w:r>
-              <w:rPr>
-                <w:rFonts w:ascii="Arial" w:hAnsi="Arial" w:cs="Arial" w:hint="cs"/>
-                <w:sz w:val="20"/>
-                <w:szCs w:val="20"/>
-                <w:rtl/>
-              </w:rPr>
-              <w:t xml:space="preserve">א. בדידי דיינס: יובל בונה את המספרים 14, 12, 17 באחדות בלבד, בכל פעם מחליף 10 בדידי אחדות במוט עשרת ומנסח: "10 אחדות שוות עשרת אחת".</w:t>
-            </w:r>
-          </w:p>
-          <w:p>
-            <w:pPr>
-              <w:bidi/>
-              <w:spacing w:after="60" w:line="240" w:lineRule="auto"/>
-              <w:rPr>
-                <w:sz w:val="20"/>
-                <w:szCs w:val="20"/>
-                <w:rtl/>
-              </w:rPr>
-            </w:pPr>
-            <w:r>
-              <w:rPr>
-                <w:rFonts w:ascii="Arial" w:hAnsi="Arial" w:cs="Arial" w:hint="cs"/>
-                <w:sz w:val="20"/>
-                <w:szCs w:val="20"/>
-                <w:rtl/>
-              </w:rPr>
-              <w:t xml:space="preserve">ב. ייצוג סביבתי, כסף: החלפת 10 מטבעות של 1 ש"ח במטבע אחד של 10 ש"ח ב"בנק ההמרות".</w:t>
+                <w:sz w:val="18"/>
+                <w:szCs w:val="18"/>
+                <w:rtl/>
+              </w:rPr>
+            </w:pPr>
+            <w:r>
+              <w:rPr>
+                <w:rFonts w:ascii="Arial" w:hAnsi="Arial" w:cs="Arial" w:hint="cs"/>
+                <w:sz w:val="18"/>
+                <w:szCs w:val="18"/>
+                <w:rtl/>
+              </w:rPr>
+              <w:t xml:space="preserve">1. היכרות ואימות: "מה ההבדל בין הקובייה הבודדת למוט?" יובל מצמיד 10 קוביות אחדות לאורך מוט עשרת ומוודא בעצמו שהם שווים.</w:t>
+            </w:r>
+          </w:p>
+          <w:p>
+            <w:pPr>
+              <w:bidi/>
+              <w:spacing w:after="60" w:line="240" w:lineRule="auto"/>
+              <w:rPr>
+                <w:sz w:val="18"/>
+                <w:szCs w:val="18"/>
+                <w:rtl/>
+              </w:rPr>
+            </w:pPr>
+            <w:r>
+              <w:rPr>
+                <w:rFonts w:ascii="Arial" w:hAnsi="Arial" w:cs="Arial" w:hint="cs"/>
+                <w:sz w:val="18"/>
+                <w:szCs w:val="18"/>
+                <w:rtl/>
+              </w:rPr>
+              <w:t xml:space="preserve">2. הדגמה: המורה בונה 14 באחדות בלבד ושואלת: "יש דרך לסדר את זה שיהיה נוח יותר לראות כמה יש?" מחליפים יחד 10 אחדות במוט.</w:t>
+            </w:r>
+          </w:p>
+          <w:p>
+            <w:pPr>
+              <w:bidi/>
+              <w:spacing w:after="60" w:line="240" w:lineRule="auto"/>
+              <w:rPr>
+                <w:sz w:val="18"/>
+                <w:szCs w:val="18"/>
+                <w:rtl/>
+              </w:rPr>
+            </w:pPr>
+            <w:r>
+              <w:rPr>
+                <w:rFonts w:ascii="Arial" w:hAnsi="Arial" w:cs="Arial" w:hint="cs"/>
+                <w:sz w:val="18"/>
+                <w:szCs w:val="18"/>
+                <w:rtl/>
+              </w:rPr>
+              <w:t xml:space="preserve">3. עשייה מודרכת: יובל בונה 12 ומבצע את ההחלפה בעצמו, המורה רק שואלת: "כמה אחדות החלפת? מה קיבלת?"</w:t>
+            </w:r>
+          </w:p>
+          <w:p>
+            <w:pPr>
+              <w:bidi/>
+              <w:spacing w:after="60" w:line="240" w:lineRule="auto"/>
+              <w:rPr>
+                <w:sz w:val="18"/>
+                <w:szCs w:val="18"/>
+                <w:rtl/>
+              </w:rPr>
+            </w:pPr>
+            <w:r>
+              <w:rPr>
+                <w:rFonts w:ascii="Arial" w:hAnsi="Arial" w:cs="Arial" w:hint="cs"/>
+                <w:sz w:val="18"/>
+                <w:szCs w:val="18"/>
+                <w:rtl/>
+              </w:rPr>
+              <w:t xml:space="preserve">4. עשייה עצמאית: יובל בונה 17, ממיר ומניח את התוצר בטבלת ערך המקום, ומנסח: "10 אחדות שוות עשרת אחת".</w:t>
             </w:r>
           </w:p>
         </w:tc>
@@ -1287,19 +1507,19 @@
               <w:bidi/>
               <w:spacing w:after="60" w:line="240" w:lineRule="auto"/>
               <w:rPr>
-                <w:sz w:val="20"/>
-                <w:szCs w:val="20"/>
-                <w:rtl/>
-              </w:rPr>
-            </w:pPr>
-            <w:r>
-              <w:rPr>
-                <w:rFonts w:ascii="Arial" w:hAnsi="Arial" w:cs="Arial" w:hint="cs"/>
-                <w:sz w:val="20"/>
-                <w:szCs w:val="20"/>
-                <w:rtl/>
-              </w:rPr>
-              <w:t xml:space="preserve">דרג מוחשי. פעולת החלפה פיזית ממחישה שהכמות נשמרת גם כשהייצוג משתנה. שימוש בשני אמצעים שונים (ייצוג מובנה וייצוג סביבתי) מקדם הכללה של העיקרון ומונע תלות באביזר יחיד. המורה מתווכת בשאלות ולא במסירת הכלל.</w:t>
+                <w:sz w:val="18"/>
+                <w:szCs w:val="18"/>
+                <w:rtl/>
+              </w:rPr>
+            </w:pPr>
+            <w:r>
+              <w:rPr>
+                <w:rFonts w:ascii="Arial" w:hAnsi="Arial" w:cs="Arial" w:hint="cs"/>
+                <w:sz w:val="18"/>
+                <w:szCs w:val="18"/>
+                <w:rtl/>
+              </w:rPr>
+              <w:t xml:space="preserve">דרג מוחשי. פעולת ההצמדה בשלב 1 מונעת קבלה עיוורת של שקילות המוט ומבססת אותה בבדיקה חושית. רצף התיווך בנוי בהדרגה מובנית: הדגמה, עשייה משותפת, עשייה עצמאית (דעיכת תיווך). הנחת התוצר בטבלת ערך המקום קושרת את הפעולה הפיזית למבנה העשרוני עוד בשלב המוחשי.</w:t>
             </w:r>
           </w:p>
         </w:tc>
@@ -1325,19 +1545,19 @@
               <w:bidi/>
               <w:spacing w:after="60" w:line="240" w:lineRule="auto"/>
               <w:rPr>
-                <w:sz w:val="20"/>
-                <w:szCs w:val="20"/>
-                <w:rtl/>
-              </w:rPr>
-            </w:pPr>
-            <w:r>
-              <w:rPr>
-                <w:rFonts w:ascii="Arial" w:hAnsi="Arial" w:cs="Arial" w:hint="cs"/>
-                <w:sz w:val="20"/>
-                <w:szCs w:val="20"/>
-                <w:rtl/>
-              </w:rPr>
-              <w:t xml:space="preserve">בדידי דיינס (אחדות ומוטות עשרת), מטבעות משחק של 1 ש"ח ו-10 ש"ח, טבלת ערך מקום.</w:t>
+                <w:sz w:val="18"/>
+                <w:szCs w:val="18"/>
+                <w:rtl/>
+              </w:rPr>
+            </w:pPr>
+            <w:r>
+              <w:rPr>
+                <w:rFonts w:ascii="Arial" w:hAnsi="Arial" w:cs="Arial" w:hint="cs"/>
+                <w:sz w:val="18"/>
+                <w:szCs w:val="18"/>
+                <w:rtl/>
+              </w:rPr>
+              <w:t xml:space="preserve">בדידי דיינס (קוביות אחדות ומוטות עשרת), טבלת ערך מקום גדולה.</w:t>
             </w:r>
           </w:p>
         </w:tc>
@@ -1363,19 +1583,19 @@
               <w:bidi/>
               <w:spacing w:after="60" w:line="240" w:lineRule="auto"/>
               <w:rPr>
-                <w:sz w:val="20"/>
-                <w:szCs w:val="20"/>
-                <w:rtl/>
-              </w:rPr>
-            </w:pPr>
-            <w:r>
-              <w:rPr>
-                <w:rFonts w:ascii="Arial" w:hAnsi="Arial" w:cs="Arial" w:hint="cs"/>
-                <w:sz w:val="20"/>
-                <w:szCs w:val="20"/>
-                <w:rtl/>
-              </w:rPr>
-              <w:t xml:space="preserve">ביצע את שלוש ההמרות בבדידים באופן עצמאי. בהחלפת המטבעות נדרש תיווך קל ("זה שווה אותו דבר?"), ולאחר הדגמה אחת ביצע לבד.</w:t>
+                <w:sz w:val="18"/>
+                <w:szCs w:val="18"/>
+                <w:rtl/>
+              </w:rPr>
+            </w:pPr>
+            <w:r>
+              <w:rPr>
+                <w:rFonts w:ascii="Arial" w:hAnsi="Arial" w:cs="Arial" w:hint="cs"/>
+                <w:sz w:val="18"/>
+                <w:szCs w:val="18"/>
+                <w:rtl/>
+              </w:rPr>
+              <w:t xml:space="preserve">אימת את שקילות המוט בהצמדה ואמר "בדיוק עשר!". ביצע את שלוש ההמרות; ב-12 וב-17 פעל באופן עצמאי לחלוטין וניסח את המשפט המלא.</w:t>
             </w:r>
           </w:p>
         </w:tc>
@@ -1401,27 +1621,27 @@
               <w:bidi/>
               <w:spacing w:after="60" w:line="240" w:lineRule="auto"/>
               <w:rPr>
-                <w:sz w:val="20"/>
-                <w:szCs w:val="20"/>
-                <w:rtl/>
-              </w:rPr>
-            </w:pPr>
-            <w:r>
-              <w:rPr>
-                <w:rFonts w:ascii="Arial" w:hAnsi="Arial" w:cs="Arial" w:hint="cs"/>
-                <w:sz w:val="20"/>
-                <w:szCs w:val="20"/>
-                <w:rtl/>
-              </w:rPr>
-              <w:t xml:space="preserve">מטרה אופרטיבית 1 הושגה במלואה. הייצוג הכספי דרש תיווך, לחזור אליו בשיעור הפריטה.</w:t>
+                <w:sz w:val="18"/>
+                <w:szCs w:val="18"/>
+                <w:rtl/>
+              </w:rPr>
+            </w:pPr>
+            <w:r>
+              <w:rPr>
+                <w:rFonts w:ascii="Arial" w:hAnsi="Arial" w:cs="Arial" w:hint="cs"/>
+                <w:sz w:val="18"/>
+                <w:szCs w:val="18"/>
+                <w:rtl/>
+              </w:rPr>
+              <w:t xml:space="preserve">מטרה אופרטיבית 1 הושגה במלואה. פעולת האימות בהצמדה התבררה כרגע משמעותי, יובל חזר אליה בעצמו בהמשך השיעור. לשלב אימות כזה גם בשיעור הפריטה.</w:t>
             </w:r>
           </w:p>
         </w:tc>
       </w:tr>
       <w:tr>
         <w:trPr>
+          <w:trHeight w:val="484"/>
           <w:cantSplit/>
-          <w:trHeight w:val="484"/>
         </w:trPr>
         <w:tc>
           <w:tcPr>
@@ -1445,8 +1665,8 @@
               <w:bidi/>
               <w:spacing w:after="60" w:line="240" w:lineRule="auto"/>
               <w:rPr>
-                <w:sz w:val="20"/>
-                <w:szCs w:val="20"/>
+                <w:sz w:val="18"/>
+                <w:szCs w:val="18"/>
                 <w:rtl/>
               </w:rPr>
             </w:pPr>
@@ -1455,11 +1675,11 @@
                 <w:rFonts w:ascii="Arial" w:hAnsi="Arial" w:cs="Arial" w:hint="cs"/>
                 <w:b/>
                 <w:bCs/>
-                <w:sz w:val="20"/>
-                <w:szCs w:val="20"/>
-                <w:rtl/>
-              </w:rPr>
-              <w:t xml:space="preserve">גוף השיעור: דרג תמונתי (8 דק')</w:t>
+                <w:sz w:val="18"/>
+                <w:szCs w:val="18"/>
+                <w:rtl/>
+              </w:rPr>
+              <w:t xml:space="preserve">גוף השיעור, שלב ב': "בנק ההמרות" (5 דק')</w:t>
             </w:r>
           </w:p>
         </w:tc>
@@ -1485,19 +1705,19 @@
               <w:bidi/>
               <w:spacing w:after="60" w:line="240" w:lineRule="auto"/>
               <w:rPr>
-                <w:sz w:val="20"/>
-                <w:szCs w:val="20"/>
-                <w:rtl/>
-              </w:rPr>
-            </w:pPr>
-            <w:r>
-              <w:rPr>
-                <w:rFonts w:ascii="Arial" w:hAnsi="Arial" w:cs="Arial" w:hint="cs"/>
-                <w:sz w:val="20"/>
-                <w:szCs w:val="20"/>
-                <w:rtl/>
-              </w:rPr>
-              <w:t xml:space="preserve">התלמיד ייצג המרה בציור ובטבלת ערך מקום, ללא אביזר מוחשי.</w:t>
+                <w:sz w:val="18"/>
+                <w:szCs w:val="18"/>
+                <w:rtl/>
+              </w:rPr>
+            </w:pPr>
+            <w:r>
+              <w:rPr>
+                <w:rFonts w:ascii="Arial" w:hAnsi="Arial" w:cs="Arial" w:hint="cs"/>
+                <w:sz w:val="18"/>
+                <w:szCs w:val="18"/>
+                <w:rtl/>
+              </w:rPr>
+              <w:t xml:space="preserve">התלמיד יכליל את עקרון ההמרה לייצוג סביבתי (כסף) ויסביר מדוע הערך נשמר.</w:t>
             </w:r>
           </w:p>
         </w:tc>
@@ -1523,19 +1743,79 @@
               <w:bidi/>
               <w:spacing w:after="60" w:line="240" w:lineRule="auto"/>
               <w:rPr>
-                <w:sz w:val="20"/>
-                <w:szCs w:val="20"/>
-                <w:rtl/>
-              </w:rPr>
-            </w:pPr>
-            <w:r>
-              <w:rPr>
-                <w:rFonts w:ascii="Arial" w:hAnsi="Arial" w:cs="Arial" w:hint="cs"/>
-                <w:sz w:val="20"/>
-                <w:szCs w:val="20"/>
-                <w:rtl/>
-              </w:rPr>
-              <w:t xml:space="preserve">בדף עבודה מצוירים עיגולים (11 עד 19 בכל סעיף): יובל מקיף בכל פעם עשירייה בלולאה, ורושם בטבלת עשרות-אחדות כמה עשרות וכמה אחדות התקבלו.</w:t>
+                <w:sz w:val="18"/>
+                <w:szCs w:val="18"/>
+                <w:rtl/>
+              </w:rPr>
+            </w:pPr>
+            <w:r>
+              <w:rPr>
+                <w:rFonts w:ascii="Arial" w:hAnsi="Arial" w:cs="Arial" w:hint="cs"/>
+                <w:sz w:val="18"/>
+                <w:szCs w:val="18"/>
+                <w:rtl/>
+              </w:rPr>
+              <w:t xml:space="preserve">1. משחק תפקידים: יובל "לקוח", המורה "פקידת הבנק". על השולחן 10 מטבעות של 1 ש"ח.</w:t>
+            </w:r>
+          </w:p>
+          <w:p>
+            <w:pPr>
+              <w:bidi/>
+              <w:spacing w:after="60" w:line="240" w:lineRule="auto"/>
+              <w:rPr>
+                <w:sz w:val="18"/>
+                <w:szCs w:val="18"/>
+                <w:rtl/>
+              </w:rPr>
+            </w:pPr>
+            <w:r>
+              <w:rPr>
+                <w:rFonts w:ascii="Arial" w:hAnsi="Arial" w:cs="Arial" w:hint="cs"/>
+                <w:sz w:val="18"/>
+                <w:szCs w:val="18"/>
+                <w:rtl/>
+              </w:rPr>
+              <w:t xml:space="preserve">2. "בבנק שלנו מחליפים מטבעות קטנים בגדולים. מה תבקש?" יובל מוסר 10 מטבעות ומקבל מטבע אחד של 10 ש"ח.</w:t>
+            </w:r>
+          </w:p>
+          <w:p>
+            <w:pPr>
+              <w:bidi/>
+              <w:spacing w:after="60" w:line="240" w:lineRule="auto"/>
+              <w:rPr>
+                <w:sz w:val="18"/>
+                <w:szCs w:val="18"/>
+                <w:rtl/>
+              </w:rPr>
+            </w:pPr>
+            <w:r>
+              <w:rPr>
+                <w:rFonts w:ascii="Arial" w:hAnsi="Arial" w:cs="Arial" w:hint="cs"/>
+                <w:sz w:val="18"/>
+                <w:szCs w:val="18"/>
+                <w:rtl/>
+              </w:rPr>
+              <w:t xml:space="preserve">3. שאלות מיקוד: "כמה כסף היה לך לפני ההחלפה? כמה עכשיו? מה השתנה, ומה לא השתנה?"</w:t>
+            </w:r>
+          </w:p>
+          <w:p>
+            <w:pPr>
+              <w:bidi/>
+              <w:spacing w:after="60" w:line="240" w:lineRule="auto"/>
+              <w:rPr>
+                <w:sz w:val="18"/>
+                <w:szCs w:val="18"/>
+                <w:rtl/>
+              </w:rPr>
+            </w:pPr>
+            <w:r>
+              <w:rPr>
+                <w:rFonts w:ascii="Arial" w:hAnsi="Arial" w:cs="Arial" w:hint="cs"/>
+                <w:sz w:val="18"/>
+                <w:szCs w:val="18"/>
+                <w:rtl/>
+              </w:rPr>
+              <w:t xml:space="preserve">4. הצצה לשיעור הבא: החלפה הפוכה אחת ("ומה אם תרצה לקנות מסטיק בשקל?"), ללא הרחבה.</w:t>
             </w:r>
           </w:p>
         </w:tc>
@@ -1561,19 +1841,19 @@
               <w:bidi/>
               <w:spacing w:after="60" w:line="240" w:lineRule="auto"/>
               <w:rPr>
-                <w:sz w:val="20"/>
-                <w:szCs w:val="20"/>
-                <w:rtl/>
-              </w:rPr>
-            </w:pPr>
-            <w:r>
-              <w:rPr>
-                <w:rFonts w:ascii="Arial" w:hAnsi="Arial" w:cs="Arial" w:hint="cs"/>
-                <w:sz w:val="20"/>
-                <w:szCs w:val="20"/>
-                <w:rtl/>
-              </w:rPr>
-              <w:t xml:space="preserve">דרג תמונתי (חצי-מוחשי), גשר מתוכנן בין הפעולה הידנית לסימול, על פי רצף דרגי ההוראה: מוחשי, תמונתי, מופשט. ההקפה בלולאה משחזרת בציור את פעולת האריזה מהשלב הקודם.</w:t>
+                <w:sz w:val="18"/>
+                <w:szCs w:val="18"/>
+                <w:rtl/>
+              </w:rPr>
+            </w:pPr>
+            <w:r>
+              <w:rPr>
+                <w:rFonts w:ascii="Arial" w:hAnsi="Arial" w:cs="Arial" w:hint="cs"/>
+                <w:sz w:val="18"/>
+                <w:szCs w:val="18"/>
+                <w:rtl/>
+              </w:rPr>
+              <w:t xml:space="preserve">ייצוג סביבתי מחיי היומיום, המופיע גם באבחון עצמו, מקדם הכללה: העיקרון אינו "טריק של בדידים" אלא חוק של המספרים. משחק התפקידים מעלה מעורבות רגשית. השאלה "מה השתנה ומה לא השתנה" ממקדת בהבחנה בין ייצוג לכמות, לב העיקרון. ההחלפה ההפוכה זורעת בכוונה את זרע הפריטה לקראת שיעור 3.</w:t>
             </w:r>
           </w:p>
         </w:tc>
@@ -1599,19 +1879,19 @@
               <w:bidi/>
               <w:spacing w:after="60" w:line="240" w:lineRule="auto"/>
               <w:rPr>
-                <w:sz w:val="20"/>
-                <w:szCs w:val="20"/>
-                <w:rtl/>
-              </w:rPr>
-            </w:pPr>
-            <w:r>
-              <w:rPr>
-                <w:rFonts w:ascii="Arial" w:hAnsi="Arial" w:cs="Arial" w:hint="cs"/>
-                <w:sz w:val="20"/>
-                <w:szCs w:val="20"/>
-                <w:rtl/>
-              </w:rPr>
-              <w:t xml:space="preserve">דף עבודה מצויר, טבלת עשרות-אחדות, עיפרון וטוש.</w:t>
+                <w:sz w:val="18"/>
+                <w:szCs w:val="18"/>
+                <w:rtl/>
+              </w:rPr>
+            </w:pPr>
+            <w:r>
+              <w:rPr>
+                <w:rFonts w:ascii="Arial" w:hAnsi="Arial" w:cs="Arial" w:hint="cs"/>
+                <w:sz w:val="18"/>
+                <w:szCs w:val="18"/>
+                <w:rtl/>
+              </w:rPr>
+              <w:t xml:space="preserve">מטבעות משחק של 1 ש"ח ו-10 ש"ח, שלט "בנק ההמרות".</w:t>
             </w:r>
           </w:p>
         </w:tc>
@@ -1637,19 +1917,19 @@
               <w:bidi/>
               <w:spacing w:after="60" w:line="240" w:lineRule="auto"/>
               <w:rPr>
-                <w:sz w:val="20"/>
-                <w:szCs w:val="20"/>
-                <w:rtl/>
-              </w:rPr>
-            </w:pPr>
-            <w:r>
-              <w:rPr>
-                <w:rFonts w:ascii="Arial" w:hAnsi="Arial" w:cs="Arial" w:hint="cs"/>
-                <w:sz w:val="20"/>
-                <w:szCs w:val="20"/>
-                <w:rtl/>
-              </w:rPr>
-              <w:t xml:space="preserve">הקיף עשיריות בכל הסעיפים ורשם נכון בטבלה. בסעיף אחד רשם 41 במקום 14, ותיקן עצמאית לאחר שאלה מכוונת.</w:t>
+                <w:sz w:val="18"/>
+                <w:szCs w:val="18"/>
+                <w:rtl/>
+              </w:rPr>
+            </w:pPr>
+            <w:r>
+              <w:rPr>
+                <w:rFonts w:ascii="Arial" w:hAnsi="Arial" w:cs="Arial" w:hint="cs"/>
+                <w:sz w:val="18"/>
+                <w:szCs w:val="18"/>
+                <w:rtl/>
+              </w:rPr>
+              <w:t xml:space="preserve">נכנס לתפקיד בהנאה. בשאלת "כמה כסף היה לך קודם?" נדרש תיווך קל ("בוא נספור יחד"), ולאחר מכן הסביר: "זה אותו כסף, רק מטבע אחד במקום הרבה".</w:t>
             </w:r>
           </w:p>
         </w:tc>
@@ -1675,27 +1955,27 @@
               <w:bidi/>
               <w:spacing w:after="60" w:line="240" w:lineRule="auto"/>
               <w:rPr>
-                <w:sz w:val="20"/>
-                <w:szCs w:val="20"/>
-                <w:rtl/>
-              </w:rPr>
-            </w:pPr>
-            <w:r>
-              <w:rPr>
-                <w:rFonts w:ascii="Arial" w:hAnsi="Arial" w:cs="Arial" w:hint="cs"/>
-                <w:sz w:val="20"/>
-                <w:szCs w:val="20"/>
-                <w:rtl/>
-              </w:rPr>
-              <w:t xml:space="preserve">היפוך הספרות מעיד שערך המקום דורש חיזוק נוסף; ישולב תרגול ממוקד בשיעור הבא.</w:t>
+                <w:sz w:val="18"/>
+                <w:szCs w:val="18"/>
+                <w:rtl/>
+              </w:rPr>
+            </w:pPr>
+            <w:r>
+              <w:rPr>
+                <w:rFonts w:ascii="Arial" w:hAnsi="Arial" w:cs="Arial" w:hint="cs"/>
+                <w:sz w:val="18"/>
+                <w:szCs w:val="18"/>
+                <w:rtl/>
+              </w:rPr>
+              <w:t xml:space="preserve">מטרות אופרטיביות 2 ו-3 הושגו. הייצוג הכספי דרש תיווך רב יותר מהבדידים, לחזור אליו בפתיחת שיעור הפריטה. לקח: להצטייד ביותר מטבעות משחק.</w:t>
             </w:r>
           </w:p>
         </w:tc>
       </w:tr>
       <w:tr>
         <w:trPr>
+          <w:trHeight w:val="484"/>
           <w:cantSplit/>
-          <w:trHeight w:val="484"/>
         </w:trPr>
         <w:tc>
           <w:tcPr>
@@ -1719,8 +1999,8 @@
               <w:bidi/>
               <w:spacing w:after="60" w:line="240" w:lineRule="auto"/>
               <w:rPr>
-                <w:sz w:val="20"/>
-                <w:szCs w:val="20"/>
+                <w:sz w:val="18"/>
+                <w:szCs w:val="18"/>
                 <w:rtl/>
               </w:rPr>
             </w:pPr>
@@ -1729,11 +2009,11 @@
                 <w:rFonts w:ascii="Arial" w:hAnsi="Arial" w:cs="Arial" w:hint="cs"/>
                 <w:b/>
                 <w:bCs/>
-                <w:sz w:val="20"/>
-                <w:szCs w:val="20"/>
-                <w:rtl/>
-              </w:rPr>
-              <w:t xml:space="preserve">גוף השיעור: דרג סמלי ותרגול משחקי (10 דק')</w:t>
+                <w:sz w:val="18"/>
+                <w:szCs w:val="18"/>
+                <w:rtl/>
+              </w:rPr>
+              <w:t xml:space="preserve">גוף השיעור, שלב ג': דרג תמונתי (7 דק')</w:t>
             </w:r>
           </w:p>
         </w:tc>
@@ -1759,19 +2039,19 @@
               <w:bidi/>
               <w:spacing w:after="60" w:line="240" w:lineRule="auto"/>
               <w:rPr>
-                <w:sz w:val="20"/>
-                <w:szCs w:val="20"/>
-                <w:rtl/>
-              </w:rPr>
-            </w:pPr>
-            <w:r>
-              <w:rPr>
-                <w:rFonts w:ascii="Arial" w:hAnsi="Arial" w:cs="Arial" w:hint="cs"/>
-                <w:sz w:val="20"/>
-                <w:szCs w:val="20"/>
-                <w:rtl/>
-              </w:rPr>
-              <w:t xml:space="preserve">התלמיד ישלים בכתב משפטי המרה ויתרגל שליפה של העיקרון.</w:t>
+                <w:sz w:val="18"/>
+                <w:szCs w:val="18"/>
+                <w:rtl/>
+              </w:rPr>
+            </w:pPr>
+            <w:r>
+              <w:rPr>
+                <w:rFonts w:ascii="Arial" w:hAnsi="Arial" w:cs="Arial" w:hint="cs"/>
+                <w:sz w:val="18"/>
+                <w:szCs w:val="18"/>
+                <w:rtl/>
+              </w:rPr>
+              <w:t xml:space="preserve">התלמיד ייצג המרה בציור ובטבלת ערך מקום, ללא אביזר מוחשי.</w:t>
             </w:r>
           </w:p>
         </w:tc>
@@ -1797,39 +2077,79 @@
               <w:bidi/>
               <w:spacing w:after="60" w:line="240" w:lineRule="auto"/>
               <w:rPr>
-                <w:sz w:val="20"/>
-                <w:szCs w:val="20"/>
-                <w:rtl/>
-              </w:rPr>
-            </w:pPr>
-            <w:r>
-              <w:rPr>
-                <w:rFonts w:ascii="Arial" w:hAnsi="Arial" w:cs="Arial" w:hint="cs"/>
-                <w:sz w:val="20"/>
-                <w:szCs w:val="20"/>
-                <w:rtl/>
-              </w:rPr>
-              <w:t xml:space="preserve">א. השלמת משפטים בכתב: "10 אחדות = __ עשרת", "13 אחדות = __ עשרת ו-__ אחדות", "לאיזה מספר יש 15 אחדות?".</w:t>
-            </w:r>
-          </w:p>
-          <w:p>
-            <w:pPr>
-              <w:bidi/>
-              <w:spacing w:after="60" w:line="240" w:lineRule="auto"/>
-              <w:rPr>
-                <w:sz w:val="20"/>
-                <w:szCs w:val="20"/>
-                <w:rtl/>
-              </w:rPr>
-            </w:pPr>
-            <w:r>
-              <w:rPr>
-                <w:rFonts w:ascii="Arial" w:hAnsi="Arial" w:cs="Arial" w:hint="cs"/>
-                <w:sz w:val="20"/>
-                <w:szCs w:val="20"/>
-                <w:rtl/>
-              </w:rPr>
-              <w:t xml:space="preserve">ב. משחק דידקטי, זיכרון-התאמה: זיווג כרטיסי ציור (עשיריות מוקפות), כרטיסי "עשרות ואחדות" וכרטיסי מספר.</w:t>
+                <w:sz w:val="18"/>
+                <w:szCs w:val="18"/>
+                <w:rtl/>
+              </w:rPr>
+            </w:pPr>
+            <w:r>
+              <w:rPr>
+                <w:rFonts w:ascii="Arial" w:hAnsi="Arial" w:cs="Arial" w:hint="cs"/>
+                <w:sz w:val="18"/>
+                <w:szCs w:val="18"/>
+                <w:rtl/>
+              </w:rPr>
+              <w:t xml:space="preserve">1. דף עבודה עם ארבעה סעיפים (13, 16, 11, 19 עיגולים מצוירים).</w:t>
+            </w:r>
+          </w:p>
+          <w:p>
+            <w:pPr>
+              <w:bidi/>
+              <w:spacing w:after="60" w:line="240" w:lineRule="auto"/>
+              <w:rPr>
+                <w:sz w:val="18"/>
+                <w:szCs w:val="18"/>
+                <w:rtl/>
+              </w:rPr>
+            </w:pPr>
+            <w:r>
+              <w:rPr>
+                <w:rFonts w:ascii="Arial" w:hAnsi="Arial" w:cs="Arial" w:hint="cs"/>
+                <w:sz w:val="18"/>
+                <w:szCs w:val="18"/>
+                <w:rtl/>
+              </w:rPr>
+              <w:t xml:space="preserve">2. מודלינג: המורה פותרת את הסעיף הראשון בחשיבה בקול: "אני מחפשת עשירייה... מקיפה אותה בלולאה, כמו שקית בחנות... רושמת: עשרת אחת ו-3 אחדות".</w:t>
+            </w:r>
+          </w:p>
+          <w:p>
+            <w:pPr>
+              <w:bidi/>
+              <w:spacing w:after="60" w:line="240" w:lineRule="auto"/>
+              <w:rPr>
+                <w:sz w:val="18"/>
+                <w:szCs w:val="18"/>
+                <w:rtl/>
+              </w:rPr>
+            </w:pPr>
+            <w:r>
+              <w:rPr>
+                <w:rFonts w:ascii="Arial" w:hAnsi="Arial" w:cs="Arial" w:hint="cs"/>
+                <w:sz w:val="18"/>
+                <w:szCs w:val="18"/>
+                <w:rtl/>
+              </w:rPr>
+              <w:t xml:space="preserve">3. יובל פותר את שלושת הסעיפים הנותרים בהדרגה: השני בליווי שאלות, השניים האחרונים באופן עצמאי.</w:t>
+            </w:r>
+          </w:p>
+          <w:p>
+            <w:pPr>
+              <w:bidi/>
+              <w:spacing w:after="60" w:line="240" w:lineRule="auto"/>
+              <w:rPr>
+                <w:sz w:val="18"/>
+                <w:szCs w:val="18"/>
+                <w:rtl/>
+              </w:rPr>
+            </w:pPr>
+            <w:r>
+              <w:rPr>
+                <w:rFonts w:ascii="Arial" w:hAnsi="Arial" w:cs="Arial" w:hint="cs"/>
+                <w:sz w:val="18"/>
+                <w:szCs w:val="18"/>
+                <w:rtl/>
+              </w:rPr>
+              <w:t xml:space="preserve">4. שאלה מכוונת מוכנה מראש לטעות היפוך צפויה: "איפה בית העשרות בטבלה? הראה לי".</w:t>
             </w:r>
           </w:p>
         </w:tc>
@@ -1855,19 +2175,19 @@
               <w:bidi/>
               <w:spacing w:after="60" w:line="240" w:lineRule="auto"/>
               <w:rPr>
-                <w:sz w:val="20"/>
-                <w:szCs w:val="20"/>
-                <w:rtl/>
-              </w:rPr>
-            </w:pPr>
-            <w:r>
-              <w:rPr>
-                <w:rFonts w:ascii="Arial" w:hAnsi="Arial" w:cs="Arial" w:hint="cs"/>
-                <w:sz w:val="20"/>
-                <w:szCs w:val="20"/>
-                <w:rtl/>
-              </w:rPr>
-              <w:t xml:space="preserve">דרג מופשט/סמלי. המשחק הדידקטי מספק חזרות רבות עם משוב מיידי ושומר על הנעה. בכל טעות המורה יורדת דרג, לתמונתי או למוחשי, כתיווך מבוקר.</w:t>
+                <w:sz w:val="18"/>
+                <w:szCs w:val="18"/>
+                <w:rtl/>
+              </w:rPr>
+            </w:pPr>
+            <w:r>
+              <w:rPr>
+                <w:rFonts w:ascii="Arial" w:hAnsi="Arial" w:cs="Arial" w:hint="cs"/>
+                <w:sz w:val="18"/>
+                <w:szCs w:val="18"/>
+                <w:rtl/>
+              </w:rPr>
+              <w:t xml:space="preserve">דרג תמונתי (חצי-מוחשי), הגשר המתוכנן בין הפעולה הידנית לסימול על פי רצף דרגי ההוראה. הלולאה משחזרת בציור את פעולת האריזה מהשלבים הקודמים, כך שהייצוגים נקשרים זה לזה. חשיבה בקול של המורה ממחישה את תהליך החשיבה ולא רק את תוצאתו. טעות היפוך הספרות נצפתה במיפוי, ולכן הוכן לה מראש תיווך מינימלי שמחזיר את האחריות לתלמיד.</w:t>
             </w:r>
           </w:p>
         </w:tc>
@@ -1893,19 +2213,19 @@
               <w:bidi/>
               <w:spacing w:after="60" w:line="240" w:lineRule="auto"/>
               <w:rPr>
-                <w:sz w:val="20"/>
-                <w:szCs w:val="20"/>
-                <w:rtl/>
-              </w:rPr>
-            </w:pPr>
-            <w:r>
-              <w:rPr>
-                <w:rFonts w:ascii="Arial" w:hAnsi="Arial" w:cs="Arial" w:hint="cs"/>
-                <w:sz w:val="20"/>
-                <w:szCs w:val="20"/>
-                <w:rtl/>
-              </w:rPr>
-              <w:t xml:space="preserve">דף משפטי השלמה, כרטיסי משחק התאמה.</w:t>
+                <w:sz w:val="18"/>
+                <w:szCs w:val="18"/>
+                <w:rtl/>
+              </w:rPr>
+            </w:pPr>
+            <w:r>
+              <w:rPr>
+                <w:rFonts w:ascii="Arial" w:hAnsi="Arial" w:cs="Arial" w:hint="cs"/>
+                <w:sz w:val="18"/>
+                <w:szCs w:val="18"/>
+                <w:rtl/>
+              </w:rPr>
+              <w:t xml:space="preserve">דף עבודה מצויר, טבלת עשרות-אחדות, עיפרון וטוש.</w:t>
             </w:r>
           </w:p>
         </w:tc>
@@ -1931,19 +2251,19 @@
               <w:bidi/>
               <w:spacing w:after="60" w:line="240" w:lineRule="auto"/>
               <w:rPr>
-                <w:sz w:val="20"/>
-                <w:szCs w:val="20"/>
-                <w:rtl/>
-              </w:rPr>
-            </w:pPr>
-            <w:r>
-              <w:rPr>
-                <w:rFonts w:ascii="Arial" w:hAnsi="Arial" w:cs="Arial" w:hint="cs"/>
-                <w:sz w:val="20"/>
-                <w:szCs w:val="20"/>
-                <w:rtl/>
-              </w:rPr>
-              <w:t xml:space="preserve">השלים 4 מתוך 5 משפטי המרה נכון. במשחק ההתאמה זיווג את כל הכרטיסים.</w:t>
+                <w:sz w:val="18"/>
+                <w:szCs w:val="18"/>
+                <w:rtl/>
+              </w:rPr>
+            </w:pPr>
+            <w:r>
+              <w:rPr>
+                <w:rFonts w:ascii="Arial" w:hAnsi="Arial" w:cs="Arial" w:hint="cs"/>
+                <w:sz w:val="18"/>
+                <w:szCs w:val="18"/>
+                <w:rtl/>
+              </w:rPr>
+              <w:t xml:space="preserve">הקיף עשיריות בכל הסעיפים. בסעיף 16 רשם 61 במקום 16, ולאחר השאלה המכוונת איתר את הטעות ותיקן בעצמו. שני הסעיפים האחרונים נפתרו עצמאית ונכון.</w:t>
             </w:r>
           </w:p>
         </w:tc>
@@ -1969,27 +2289,27 @@
               <w:bidi/>
               <w:spacing w:after="60" w:line="240" w:lineRule="auto"/>
               <w:rPr>
-                <w:sz w:val="20"/>
-                <w:szCs w:val="20"/>
-                <w:rtl/>
-              </w:rPr>
-            </w:pPr>
-            <w:r>
-              <w:rPr>
-                <w:rFonts w:ascii="Arial" w:hAnsi="Arial" w:cs="Arial" w:hint="cs"/>
-                <w:sz w:val="20"/>
-                <w:szCs w:val="20"/>
-                <w:rtl/>
-              </w:rPr>
-              <w:t xml:space="preserve">מטרה אופרטיבית 4 הושגה. הטעות היחידה ("15 אחדות = 5 עשרות") טופלה בירידה לדרג המוחשי.</w:t>
+                <w:sz w:val="18"/>
+                <w:szCs w:val="18"/>
+                <w:rtl/>
+              </w:rPr>
+            </w:pPr>
+            <w:r>
+              <w:rPr>
+                <w:rFonts w:ascii="Arial" w:hAnsi="Arial" w:cs="Arial" w:hint="cs"/>
+                <w:sz w:val="18"/>
+                <w:szCs w:val="18"/>
+                <w:rtl/>
+              </w:rPr>
+              <w:t xml:space="preserve">מטרה אופרטיבית 4 הושגה (3 מתוך 4 עצמאית). היפוך הספרות מופיע בדיוק כפי שנצפה במיפוי; התיווך המינימלי הספיק, אך ערך המקום יקבל תרגול ממוקד בשיעור הבא.</w:t>
             </w:r>
           </w:p>
         </w:tc>
       </w:tr>
       <w:tr>
         <w:trPr>
+          <w:trHeight w:val="484"/>
           <w:cantSplit/>
-          <w:trHeight w:val="484"/>
         </w:trPr>
         <w:tc>
           <w:tcPr>
@@ -2013,8 +2333,8 @@
               <w:bidi/>
               <w:spacing w:after="60" w:line="240" w:lineRule="auto"/>
               <w:rPr>
-                <w:sz w:val="20"/>
-                <w:szCs w:val="20"/>
+                <w:sz w:val="18"/>
+                <w:szCs w:val="18"/>
                 <w:rtl/>
               </w:rPr>
             </w:pPr>
@@ -2023,11 +2343,11 @@
                 <w:rFonts w:ascii="Arial" w:hAnsi="Arial" w:cs="Arial" w:hint="cs"/>
                 <w:b/>
                 <w:bCs/>
-                <w:sz w:val="20"/>
-                <w:szCs w:val="20"/>
-                <w:rtl/>
-              </w:rPr>
-              <w:t xml:space="preserve">סיכום ורפלקציה (5 דק')</w:t>
+                <w:sz w:val="18"/>
+                <w:szCs w:val="18"/>
+                <w:rtl/>
+              </w:rPr>
+              <w:t xml:space="preserve">גוף השיעור, שלב ד': דרג סמלי (8 דק')</w:t>
             </w:r>
           </w:p>
         </w:tc>
@@ -2053,19 +2373,19 @@
               <w:bidi/>
               <w:spacing w:after="60" w:line="240" w:lineRule="auto"/>
               <w:rPr>
-                <w:sz w:val="20"/>
-                <w:szCs w:val="20"/>
-                <w:rtl/>
-              </w:rPr>
-            </w:pPr>
-            <w:r>
-              <w:rPr>
-                <w:rFonts w:ascii="Arial" w:hAnsi="Arial" w:cs="Arial" w:hint="cs"/>
-                <w:sz w:val="20"/>
-                <w:szCs w:val="20"/>
-                <w:rtl/>
-              </w:rPr>
-              <w:t xml:space="preserve">הפנמה מילולית של עקרון ההמרה וחיזוק תחושת המסוגלות.</w:t>
+                <w:sz w:val="18"/>
+                <w:szCs w:val="18"/>
+                <w:rtl/>
+              </w:rPr>
+            </w:pPr>
+            <w:r>
+              <w:rPr>
+                <w:rFonts w:ascii="Arial" w:hAnsi="Arial" w:cs="Arial" w:hint="cs"/>
+                <w:sz w:val="18"/>
+                <w:szCs w:val="18"/>
+                <w:rtl/>
+              </w:rPr>
+              <w:t xml:space="preserve">התלמיד ישלים בכתב משפטי המרה ויבדוק את תשובותיו בעצמו.</w:t>
             </w:r>
           </w:p>
         </w:tc>
@@ -2091,19 +2411,59 @@
               <w:bidi/>
               <w:spacing w:after="60" w:line="240" w:lineRule="auto"/>
               <w:rPr>
-                <w:sz w:val="20"/>
-                <w:szCs w:val="20"/>
-                <w:rtl/>
-              </w:rPr>
-            </w:pPr>
-            <w:r>
-              <w:rPr>
-                <w:rFonts w:ascii="Arial" w:hAnsi="Arial" w:cs="Arial" w:hint="cs"/>
-                <w:sz w:val="20"/>
-                <w:szCs w:val="20"/>
-                <w:rtl/>
-              </w:rPr>
-              <w:t xml:space="preserve">יובל מסביר במילים שלו "מה הסוד שגילינו היום", ומנסח יחד עם המורה את "חוק ההחלפה" על כרטיס אישי מאויר שיישאר בקלסר. לסיום הוא צובע בטבלה המצטברת את המשבצת "המרה: 10 אחדות = עשרת" ומדביק מדבקה.</w:t>
+                <w:sz w:val="18"/>
+                <w:szCs w:val="18"/>
+                <w:rtl/>
+              </w:rPr>
+            </w:pPr>
+            <w:r>
+              <w:rPr>
+                <w:rFonts w:ascii="Arial" w:hAnsi="Arial" w:cs="Arial" w:hint="cs"/>
+                <w:sz w:val="18"/>
+                <w:szCs w:val="18"/>
+                <w:rtl/>
+              </w:rPr>
+              <w:t xml:space="preserve">1. משפטי השלמה מדורגים מהקל אל המורכב: "10 אחדות = __ עשרת"; "12 אחדות = __ עשרת ו-__ אחדות"; "15 אחדות = __ עשרת ו-__ אחדות"; "18 אחדות = __ עשרת ו-__ אחדות"; "לאיזה מספר יש 15 אחדות?"</w:t>
+            </w:r>
+          </w:p>
+          <w:p>
+            <w:pPr>
+              <w:bidi/>
+              <w:spacing w:after="60" w:line="240" w:lineRule="auto"/>
+              <w:rPr>
+                <w:sz w:val="18"/>
+                <w:szCs w:val="18"/>
+                <w:rtl/>
+              </w:rPr>
+            </w:pPr>
+            <w:r>
+              <w:rPr>
+                <w:rFonts w:ascii="Arial" w:hAnsi="Arial" w:cs="Arial" w:hint="cs"/>
+                <w:sz w:val="18"/>
+                <w:szCs w:val="18"/>
+                <w:rtl/>
+              </w:rPr>
+              <w:t xml:space="preserve">2. שאלה הפוכה לבדיקת הבנה דו-כיוונית: "לכמה אחדות שווה עשרת אחת?"</w:t>
+            </w:r>
+          </w:p>
+          <w:p>
+            <w:pPr>
+              <w:bidi/>
+              <w:spacing w:after="60" w:line="240" w:lineRule="auto"/>
+              <w:rPr>
+                <w:sz w:val="18"/>
+                <w:szCs w:val="18"/>
+                <w:rtl/>
+              </w:rPr>
+            </w:pPr>
+            <w:r>
+              <w:rPr>
+                <w:rFonts w:ascii="Arial" w:hAnsi="Arial" w:cs="Arial" w:hint="cs"/>
+                <w:sz w:val="18"/>
+                <w:szCs w:val="18"/>
+                <w:rtl/>
+              </w:rPr>
+              <w:t xml:space="preserve">3. אחרי כל תשובה: "רוצה לבדוק את עצמך? הבדידים כאן". הבדיקה העצמית זמינה אך אינה כפויה.</w:t>
             </w:r>
           </w:p>
         </w:tc>
@@ -2129,19 +2489,19 @@
               <w:bidi/>
               <w:spacing w:after="60" w:line="240" w:lineRule="auto"/>
               <w:rPr>
-                <w:sz w:val="20"/>
-                <w:szCs w:val="20"/>
-                <w:rtl/>
-              </w:rPr>
-            </w:pPr>
-            <w:r>
-              <w:rPr>
-                <w:rFonts w:ascii="Arial" w:hAnsi="Arial" w:cs="Arial" w:hint="cs"/>
-                <w:sz w:val="20"/>
-                <w:szCs w:val="20"/>
-                <w:rtl/>
-              </w:rPr>
-              <w:t xml:space="preserve">ניסוח עצמי במילים מקדם הפנמה ומודעות מטה-קוגניטיבית. הסימון בטבלה המצטברת הופך את ההתקדמות לגלויה לעין ומחזק מסוגלות; הכרטיס האישי ישמש עוגן בשיעורי הפריטה והחיבור עם המרה.</w:t>
+                <w:sz w:val="18"/>
+                <w:szCs w:val="18"/>
+                <w:rtl/>
+              </w:rPr>
+            </w:pPr>
+            <w:r>
+              <w:rPr>
+                <w:rFonts w:ascii="Arial" w:hAnsi="Arial" w:cs="Arial" w:hint="cs"/>
+                <w:sz w:val="18"/>
+                <w:szCs w:val="18"/>
+                <w:rtl/>
+              </w:rPr>
+              <w:t xml:space="preserve">דרג מופשט/סמלי. הרצף המדורג שומר על תחושת הצלחה רציפה. הבדיקה העצמית בבדידים משאירה את הדרג המוחשי זמין כרשת ביטחון ומלמדת הרגל של בקרה עצמית, מענה ישיר לדפוס התלות במורה שעלה בניתוח התפקודי. השאלה ההפוכה מוודאת שההבנה אינה חד-כיוונית. בכל טעות המורה יורדת דרג (לתמונתי או למוחשי) במקום למסור את התשובה.</w:t>
             </w:r>
           </w:p>
         </w:tc>
@@ -2167,19 +2527,19 @@
               <w:bidi/>
               <w:spacing w:after="60" w:line="240" w:lineRule="auto"/>
               <w:rPr>
-                <w:sz w:val="20"/>
-                <w:szCs w:val="20"/>
-                <w:rtl/>
-              </w:rPr>
-            </w:pPr>
-            <w:r>
-              <w:rPr>
-                <w:rFonts w:ascii="Arial" w:hAnsi="Arial" w:cs="Arial" w:hint="cs"/>
-                <w:sz w:val="20"/>
-                <w:szCs w:val="20"/>
-                <w:rtl/>
-              </w:rPr>
-              <w:t xml:space="preserve">כרטיס "חוק ההחלפה", טבלה מצטברת, מדבקות, טושים.</w:t>
+                <w:sz w:val="18"/>
+                <w:szCs w:val="18"/>
+                <w:rtl/>
+              </w:rPr>
+            </w:pPr>
+            <w:r>
+              <w:rPr>
+                <w:rFonts w:ascii="Arial" w:hAnsi="Arial" w:cs="Arial" w:hint="cs"/>
+                <w:sz w:val="18"/>
+                <w:szCs w:val="18"/>
+                <w:rtl/>
+              </w:rPr>
+              <w:t xml:space="preserve">דף משפטי השלמה, בדידי דיינס זמינים על השולחן.</w:t>
             </w:r>
           </w:p>
         </w:tc>
@@ -2205,19 +2565,19 @@
               <w:bidi/>
               <w:spacing w:after="60" w:line="240" w:lineRule="auto"/>
               <w:rPr>
-                <w:sz w:val="20"/>
-                <w:szCs w:val="20"/>
-                <w:rtl/>
-              </w:rPr>
-            </w:pPr>
-            <w:r>
-              <w:rPr>
-                <w:rFonts w:ascii="Arial" w:hAnsi="Arial" w:cs="Arial" w:hint="cs"/>
-                <w:sz w:val="20"/>
-                <w:szCs w:val="20"/>
-                <w:rtl/>
-              </w:rPr>
-              <w:t xml:space="preserve">ניסח: "כל פעם שיש עשר בודדים אפשר להחליף אותם בעשרת אחת, וזה נשאר אותו דבר". צבע את המשבצת בטבלה בגאווה.</w:t>
+                <w:sz w:val="18"/>
+                <w:szCs w:val="18"/>
+                <w:rtl/>
+              </w:rPr>
+            </w:pPr>
+            <w:r>
+              <w:rPr>
+                <w:rFonts w:ascii="Arial" w:hAnsi="Arial" w:cs="Arial" w:hint="cs"/>
+                <w:sz w:val="18"/>
+                <w:szCs w:val="18"/>
+                <w:rtl/>
+              </w:rPr>
+              <w:t xml:space="preserve">השלים 4 מתוך 5 משפטים נכון. את "15 אחדות" רשם תחילה "5 עשרות", בדק בעצמו בבדידים בלי שהתבקש, ותיקן. על השאלה ההפוכה ענה מיד: "עשר אחדות".</w:t>
             </w:r>
           </w:p>
         </w:tc>
@@ -2243,24 +2603,864 @@
               <w:bidi/>
               <w:spacing w:after="60" w:line="240" w:lineRule="auto"/>
               <w:rPr>
-                <w:sz w:val="20"/>
-                <w:szCs w:val="20"/>
-                <w:rtl/>
-              </w:rPr>
-            </w:pPr>
-            <w:r>
-              <w:rPr>
-                <w:rFonts w:ascii="Arial" w:hAnsi="Arial" w:cs="Arial" w:hint="cs"/>
-                <w:sz w:val="20"/>
-                <w:szCs w:val="20"/>
-                <w:rtl/>
-              </w:rPr>
-              <w:t xml:space="preserve">הניסוח העצמי מעיד על הבנת העיקרון. בשיעור הבא: בדיקת שימור ולמידת הפריטה. לקח: להצטייד במספר רב יותר של מטבעות משחק.</w:t>
+                <w:sz w:val="18"/>
+                <w:szCs w:val="18"/>
+                <w:rtl/>
+              </w:rPr>
+            </w:pPr>
+            <w:r>
+              <w:rPr>
+                <w:rFonts w:ascii="Arial" w:hAnsi="Arial" w:cs="Arial" w:hint="cs"/>
+                <w:sz w:val="18"/>
+                <w:szCs w:val="18"/>
+                <w:rtl/>
+              </w:rPr>
+              <w:t xml:space="preserve">מטרות אופרטיביות 5 ו-6 הושגו, כולל בדיקה עצמית יזומה, התקדמות משמעותית ביחס לדפוס התלות מהמיפוי. לתעד את הרגל הבדיקה העצמית ולחזק אותו בכל שיעור.</w:t>
+            </w:r>
+          </w:p>
+        </w:tc>
+      </w:tr>
+      <w:tr>
+        <w:trPr>
+          <w:trHeight w:val="484"/>
+          <w:cantSplit/>
+        </w:trPr>
+        <w:tc>
+          <w:tcPr>
+            <w:tcW w:w="2098" w:type="dxa"/>
+            <w:tcBorders>
+              <w:top w:val="single" w:sz="8" w:space="0" w:color="FFFFFF"/>
+              <w:left w:val="single" w:sz="8" w:space="0" w:color="FFFFFF"/>
+              <w:bottom w:val="single" w:sz="8" w:space="0" w:color="FFFFFF"/>
+              <w:right w:val="single" w:sz="8" w:space="0" w:color="FFFFFF"/>
+            </w:tcBorders>
+            <w:shd w:val="clear" w:color="auto" w:fill="E4CCCC"/>
+            <w:tcMar>
+              <w:top w:w="72" w:type="dxa"/>
+              <w:left w:w="144" w:type="dxa"/>
+              <w:bottom w:w="72" w:type="dxa"/>
+              <w:right w:w="144" w:type="dxa"/>
+            </w:tcMar>
+          </w:tcPr>
+          <w:p>
+            <w:pPr>
+              <w:bidi/>
+              <w:spacing w:after="60" w:line="240" w:lineRule="auto"/>
+              <w:rPr>
+                <w:sz w:val="18"/>
+                <w:szCs w:val="18"/>
+                <w:rtl/>
+              </w:rPr>
+            </w:pPr>
+            <w:r>
+              <w:rPr>
+                <w:rFonts w:ascii="Arial" w:hAnsi="Arial" w:cs="Arial" w:hint="cs"/>
+                <w:b/>
+                <w:bCs/>
+                <w:sz w:val="18"/>
+                <w:szCs w:val="18"/>
+                <w:rtl/>
+              </w:rPr>
+              <w:t xml:space="preserve">תרגול משחקי: זיכרון-התאמה (4 דק')</w:t>
+            </w:r>
+          </w:p>
+        </w:tc>
+        <w:tc>
+          <w:tcPr>
+            <w:tcW w:w="2098" w:type="dxa"/>
+            <w:tcBorders>
+              <w:top w:val="single" w:sz="8" w:space="0" w:color="FFFFFF"/>
+              <w:left w:val="single" w:sz="8" w:space="0" w:color="FFFFFF"/>
+              <w:bottom w:val="single" w:sz="8" w:space="0" w:color="FFFFFF"/>
+              <w:right w:val="single" w:sz="8" w:space="0" w:color="FFFFFF"/>
+            </w:tcBorders>
+            <w:shd w:val="clear" w:color="auto" w:fill="E4CCCC"/>
+            <w:tcMar>
+              <w:top w:w="72" w:type="dxa"/>
+              <w:left w:w="144" w:type="dxa"/>
+              <w:bottom w:w="72" w:type="dxa"/>
+              <w:right w:w="144" w:type="dxa"/>
+            </w:tcMar>
+          </w:tcPr>
+          <w:p>
+            <w:pPr>
+              <w:bidi/>
+              <w:spacing w:after="60" w:line="240" w:lineRule="auto"/>
+              <w:rPr>
+                <w:sz w:val="18"/>
+                <w:szCs w:val="18"/>
+                <w:rtl/>
+              </w:rPr>
+            </w:pPr>
+            <w:r>
+              <w:rPr>
+                <w:rFonts w:ascii="Arial" w:hAnsi="Arial" w:cs="Arial" w:hint="cs"/>
+                <w:sz w:val="18"/>
+                <w:szCs w:val="18"/>
+                <w:rtl/>
+              </w:rPr>
+              <w:t xml:space="preserve">התלמיד יתרגל שליפה מהירה של הרכבי עשרות ואחדות בהנעה גבוהה.</w:t>
+            </w:r>
+          </w:p>
+        </w:tc>
+        <w:tc>
+          <w:tcPr>
+            <w:tcW w:w="2098" w:type="dxa"/>
+            <w:tcBorders>
+              <w:top w:val="single" w:sz="8" w:space="0" w:color="FFFFFF"/>
+              <w:left w:val="single" w:sz="8" w:space="0" w:color="FFFFFF"/>
+              <w:bottom w:val="single" w:sz="8" w:space="0" w:color="FFFFFF"/>
+              <w:right w:val="single" w:sz="8" w:space="0" w:color="FFFFFF"/>
+            </w:tcBorders>
+            <w:shd w:val="clear" w:color="auto" w:fill="E4CCCC"/>
+            <w:tcMar>
+              <w:top w:w="72" w:type="dxa"/>
+              <w:left w:w="144" w:type="dxa"/>
+              <w:bottom w:w="72" w:type="dxa"/>
+              <w:right w:w="144" w:type="dxa"/>
+            </w:tcMar>
+          </w:tcPr>
+          <w:p>
+            <w:pPr>
+              <w:bidi/>
+              <w:spacing w:after="60" w:line="240" w:lineRule="auto"/>
+              <w:rPr>
+                <w:sz w:val="18"/>
+                <w:szCs w:val="18"/>
+                <w:rtl/>
+              </w:rPr>
+            </w:pPr>
+            <w:r>
+              <w:rPr>
+                <w:rFonts w:ascii="Arial" w:hAnsi="Arial" w:cs="Arial" w:hint="cs"/>
+                <w:sz w:val="18"/>
+                <w:szCs w:val="18"/>
+                <w:rtl/>
+              </w:rPr>
+              <w:t xml:space="preserve">1. 12 כרטיסים הפוכים בשלושה סוגים: ציור (עשיריות מוקפות ובודדים), כתובת "X עשרות ו-Y אחדות", ומספר.</w:t>
+            </w:r>
+          </w:p>
+          <w:p>
+            <w:pPr>
+              <w:bidi/>
+              <w:spacing w:after="60" w:line="240" w:lineRule="auto"/>
+              <w:rPr>
+                <w:sz w:val="18"/>
+                <w:szCs w:val="18"/>
+                <w:rtl/>
+              </w:rPr>
+            </w:pPr>
+            <w:r>
+              <w:rPr>
+                <w:rFonts w:ascii="Arial" w:hAnsi="Arial" w:cs="Arial" w:hint="cs"/>
+                <w:sz w:val="18"/>
+                <w:szCs w:val="18"/>
+                <w:rtl/>
+              </w:rPr>
+              <w:t xml:space="preserve">2. בתורו, כל שחקן הופך שני כרטיסים ומחפש זוג מתאים. כל התאמה חייבת נימוק בקול: "אלה זוג כי...".</w:t>
+            </w:r>
+          </w:p>
+          <w:p>
+            <w:pPr>
+              <w:bidi/>
+              <w:spacing w:after="60" w:line="240" w:lineRule="auto"/>
+              <w:rPr>
+                <w:sz w:val="18"/>
+                <w:szCs w:val="18"/>
+                <w:rtl/>
+              </w:rPr>
+            </w:pPr>
+            <w:r>
+              <w:rPr>
+                <w:rFonts w:ascii="Arial" w:hAnsi="Arial" w:cs="Arial" w:hint="cs"/>
+                <w:sz w:val="18"/>
+                <w:szCs w:val="18"/>
+                <w:rtl/>
+              </w:rPr>
+              <w:t xml:space="preserve">3. המורה משתתפת כשחקנית מן המניין וטועה בכוונה פעם אחת, כדי שיובל יתקן אותה.</w:t>
+            </w:r>
+          </w:p>
+        </w:tc>
+        <w:tc>
+          <w:tcPr>
+            <w:tcW w:w="2098" w:type="dxa"/>
+            <w:tcBorders>
+              <w:top w:val="single" w:sz="8" w:space="0" w:color="FFFFFF"/>
+              <w:left w:val="single" w:sz="8" w:space="0" w:color="FFFFFF"/>
+              <w:bottom w:val="single" w:sz="8" w:space="0" w:color="FFFFFF"/>
+              <w:right w:val="single" w:sz="8" w:space="0" w:color="FFFFFF"/>
+            </w:tcBorders>
+            <w:shd w:val="clear" w:color="auto" w:fill="E4CCCC"/>
+            <w:tcMar>
+              <w:top w:w="72" w:type="dxa"/>
+              <w:left w:w="144" w:type="dxa"/>
+              <w:bottom w:w="72" w:type="dxa"/>
+              <w:right w:w="144" w:type="dxa"/>
+            </w:tcMar>
+          </w:tcPr>
+          <w:p>
+            <w:pPr>
+              <w:bidi/>
+              <w:spacing w:after="60" w:line="240" w:lineRule="auto"/>
+              <w:rPr>
+                <w:sz w:val="18"/>
+                <w:szCs w:val="18"/>
+                <w:rtl/>
+              </w:rPr>
+            </w:pPr>
+            <w:r>
+              <w:rPr>
+                <w:rFonts w:ascii="Arial" w:hAnsi="Arial" w:cs="Arial" w:hint="cs"/>
+                <w:sz w:val="18"/>
+                <w:szCs w:val="18"/>
+                <w:rtl/>
+              </w:rPr>
+              <w:t xml:space="preserve">משחק דידקטי, מהאסטרטגיות המרכזיות שנלמדו בקורס: חזרות רבות עם משוב מיידי בלי תחושת תרגול. חובת הנימוק בקול הופכת כל מהלך להזדמנות ניסוח. תיקון טעות של המורה ממצב את יובל בעמדת היודע ומחזק מסוגלות, היפוך מכוון של יחסי הכוחות המוכרים לו משיעורי חשבון.</w:t>
+            </w:r>
+          </w:p>
+        </w:tc>
+        <w:tc>
+          <w:tcPr>
+            <w:tcW w:w="2098" w:type="dxa"/>
+            <w:tcBorders>
+              <w:top w:val="single" w:sz="8" w:space="0" w:color="FFFFFF"/>
+              <w:left w:val="single" w:sz="8" w:space="0" w:color="FFFFFF"/>
+              <w:bottom w:val="single" w:sz="8" w:space="0" w:color="FFFFFF"/>
+              <w:right w:val="single" w:sz="8" w:space="0" w:color="FFFFFF"/>
+            </w:tcBorders>
+            <w:shd w:val="clear" w:color="auto" w:fill="E4CCCC"/>
+            <w:tcMar>
+              <w:top w:w="72" w:type="dxa"/>
+              <w:left w:w="144" w:type="dxa"/>
+              <w:bottom w:w="72" w:type="dxa"/>
+              <w:right w:w="144" w:type="dxa"/>
+            </w:tcMar>
+          </w:tcPr>
+          <w:p>
+            <w:pPr>
+              <w:bidi/>
+              <w:spacing w:after="60" w:line="240" w:lineRule="auto"/>
+              <w:rPr>
+                <w:sz w:val="18"/>
+                <w:szCs w:val="18"/>
+                <w:rtl/>
+              </w:rPr>
+            </w:pPr>
+            <w:r>
+              <w:rPr>
+                <w:rFonts w:ascii="Arial" w:hAnsi="Arial" w:cs="Arial" w:hint="cs"/>
+                <w:sz w:val="18"/>
+                <w:szCs w:val="18"/>
+                <w:rtl/>
+              </w:rPr>
+              <w:t xml:space="preserve">12 כרטיסי משחק בשלושה סוגים.</w:t>
+            </w:r>
+          </w:p>
+        </w:tc>
+        <w:tc>
+          <w:tcPr>
+            <w:tcW w:w="2098" w:type="dxa"/>
+            <w:tcBorders>
+              <w:top w:val="single" w:sz="8" w:space="0" w:color="FFFFFF"/>
+              <w:left w:val="single" w:sz="8" w:space="0" w:color="FFFFFF"/>
+              <w:bottom w:val="single" w:sz="8" w:space="0" w:color="FFFFFF"/>
+              <w:right w:val="single" w:sz="8" w:space="0" w:color="FFFFFF"/>
+            </w:tcBorders>
+            <w:shd w:val="clear" w:color="auto" w:fill="E4CCCC"/>
+            <w:tcMar>
+              <w:top w:w="72" w:type="dxa"/>
+              <w:left w:w="144" w:type="dxa"/>
+              <w:bottom w:w="72" w:type="dxa"/>
+              <w:right w:w="144" w:type="dxa"/>
+            </w:tcMar>
+          </w:tcPr>
+          <w:p>
+            <w:pPr>
+              <w:bidi/>
+              <w:spacing w:after="60" w:line="240" w:lineRule="auto"/>
+              <w:rPr>
+                <w:sz w:val="18"/>
+                <w:szCs w:val="18"/>
+                <w:rtl/>
+              </w:rPr>
+            </w:pPr>
+            <w:r>
+              <w:rPr>
+                <w:rFonts w:ascii="Arial" w:hAnsi="Arial" w:cs="Arial" w:hint="cs"/>
+                <w:sz w:val="18"/>
+                <w:szCs w:val="18"/>
+                <w:rtl/>
+              </w:rPr>
+              <w:t xml:space="preserve">זיווג את כל הזוגות ונימק כל התאמה. כשהמורה "טעתה" קרא: "לא! שתי עשרות זה עשרים!" וצחק.</w:t>
+            </w:r>
+          </w:p>
+        </w:tc>
+        <w:tc>
+          <w:tcPr>
+            <w:tcW w:w="2098" w:type="dxa"/>
+            <w:tcBorders>
+              <w:top w:val="single" w:sz="8" w:space="0" w:color="FFFFFF"/>
+              <w:left w:val="single" w:sz="8" w:space="0" w:color="FFFFFF"/>
+              <w:bottom w:val="single" w:sz="8" w:space="0" w:color="FFFFFF"/>
+              <w:right w:val="single" w:sz="8" w:space="0" w:color="FFFFFF"/>
+            </w:tcBorders>
+            <w:shd w:val="clear" w:color="auto" w:fill="E4CCCC"/>
+            <w:tcMar>
+              <w:top w:w="72" w:type="dxa"/>
+              <w:left w:w="144" w:type="dxa"/>
+              <w:bottom w:w="72" w:type="dxa"/>
+              <w:right w:w="144" w:type="dxa"/>
+            </w:tcMar>
+          </w:tcPr>
+          <w:p>
+            <w:pPr>
+              <w:bidi/>
+              <w:spacing w:after="60" w:line="240" w:lineRule="auto"/>
+              <w:rPr>
+                <w:sz w:val="18"/>
+                <w:szCs w:val="18"/>
+                <w:rtl/>
+              </w:rPr>
+            </w:pPr>
+            <w:r>
+              <w:rPr>
+                <w:rFonts w:ascii="Arial" w:hAnsi="Arial" w:cs="Arial" w:hint="cs"/>
+                <w:sz w:val="18"/>
+                <w:szCs w:val="18"/>
+                <w:rtl/>
+              </w:rPr>
+              <w:t xml:space="preserve">רגע תיקון המורה היה שיא השיעור מבחינה רגשית. להפוך את "תפוס את טעות המורה" לרכיב קבוע במשחקים.</w:t>
+            </w:r>
+          </w:p>
+        </w:tc>
+      </w:tr>
+      <w:tr>
+        <w:trPr>
+          <w:trHeight w:val="484"/>
+          <w:cantSplit/>
+        </w:trPr>
+        <w:tc>
+          <w:tcPr>
+            <w:tcW w:w="2098" w:type="dxa"/>
+            <w:tcBorders>
+              <w:top w:val="single" w:sz="8" w:space="0" w:color="FFFFFF"/>
+              <w:left w:val="single" w:sz="8" w:space="0" w:color="FFFFFF"/>
+              <w:bottom w:val="single" w:sz="8" w:space="0" w:color="FFFFFF"/>
+              <w:right w:val="single" w:sz="8" w:space="0" w:color="FFFFFF"/>
+            </w:tcBorders>
+            <w:shd w:val="clear" w:color="auto" w:fill="F2E7E7"/>
+            <w:tcMar>
+              <w:top w:w="72" w:type="dxa"/>
+              <w:left w:w="144" w:type="dxa"/>
+              <w:bottom w:w="72" w:type="dxa"/>
+              <w:right w:w="144" w:type="dxa"/>
+            </w:tcMar>
+          </w:tcPr>
+          <w:p>
+            <w:pPr>
+              <w:bidi/>
+              <w:spacing w:after="60" w:line="240" w:lineRule="auto"/>
+              <w:rPr>
+                <w:sz w:val="18"/>
+                <w:szCs w:val="18"/>
+                <w:rtl/>
+              </w:rPr>
+            </w:pPr>
+            <w:r>
+              <w:rPr>
+                <w:rFonts w:ascii="Arial" w:hAnsi="Arial" w:cs="Arial" w:hint="cs"/>
+                <w:b/>
+                <w:bCs/>
+                <w:sz w:val="18"/>
+                <w:szCs w:val="18"/>
+                <w:rtl/>
+              </w:rPr>
+              <w:t xml:space="preserve">סיכום, רפלקציה והעברה (3 דק')</w:t>
+            </w:r>
+          </w:p>
+        </w:tc>
+        <w:tc>
+          <w:tcPr>
+            <w:tcW w:w="2098" w:type="dxa"/>
+            <w:tcBorders>
+              <w:top w:val="single" w:sz="8" w:space="0" w:color="FFFFFF"/>
+              <w:left w:val="single" w:sz="8" w:space="0" w:color="FFFFFF"/>
+              <w:bottom w:val="single" w:sz="8" w:space="0" w:color="FFFFFF"/>
+              <w:right w:val="single" w:sz="8" w:space="0" w:color="FFFFFF"/>
+            </w:tcBorders>
+            <w:shd w:val="clear" w:color="auto" w:fill="F2E7E7"/>
+            <w:tcMar>
+              <w:top w:w="72" w:type="dxa"/>
+              <w:left w:w="144" w:type="dxa"/>
+              <w:bottom w:w="72" w:type="dxa"/>
+              <w:right w:w="144" w:type="dxa"/>
+            </w:tcMar>
+          </w:tcPr>
+          <w:p>
+            <w:pPr>
+              <w:bidi/>
+              <w:spacing w:after="60" w:line="240" w:lineRule="auto"/>
+              <w:rPr>
+                <w:sz w:val="18"/>
+                <w:szCs w:val="18"/>
+                <w:rtl/>
+              </w:rPr>
+            </w:pPr>
+            <w:r>
+              <w:rPr>
+                <w:rFonts w:ascii="Arial" w:hAnsi="Arial" w:cs="Arial" w:hint="cs"/>
+                <w:sz w:val="18"/>
+                <w:szCs w:val="18"/>
+                <w:rtl/>
+              </w:rPr>
+              <w:t xml:space="preserve">הפנמה מילולית של עקרון ההמרה, תיעוד הלמידה והכנת הרצף לשיעור הבא.</w:t>
+            </w:r>
+          </w:p>
+        </w:tc>
+        <w:tc>
+          <w:tcPr>
+            <w:tcW w:w="2098" w:type="dxa"/>
+            <w:tcBorders>
+              <w:top w:val="single" w:sz="8" w:space="0" w:color="FFFFFF"/>
+              <w:left w:val="single" w:sz="8" w:space="0" w:color="FFFFFF"/>
+              <w:bottom w:val="single" w:sz="8" w:space="0" w:color="FFFFFF"/>
+              <w:right w:val="single" w:sz="8" w:space="0" w:color="FFFFFF"/>
+            </w:tcBorders>
+            <w:shd w:val="clear" w:color="auto" w:fill="F2E7E7"/>
+            <w:tcMar>
+              <w:top w:w="72" w:type="dxa"/>
+              <w:left w:w="144" w:type="dxa"/>
+              <w:bottom w:w="72" w:type="dxa"/>
+              <w:right w:w="144" w:type="dxa"/>
+            </w:tcMar>
+          </w:tcPr>
+          <w:p>
+            <w:pPr>
+              <w:bidi/>
+              <w:spacing w:after="60" w:line="240" w:lineRule="auto"/>
+              <w:rPr>
+                <w:sz w:val="18"/>
+                <w:szCs w:val="18"/>
+                <w:rtl/>
+              </w:rPr>
+            </w:pPr>
+            <w:r>
+              <w:rPr>
+                <w:rFonts w:ascii="Arial" w:hAnsi="Arial" w:cs="Arial" w:hint="cs"/>
+                <w:sz w:val="18"/>
+                <w:szCs w:val="18"/>
+                <w:rtl/>
+              </w:rPr>
+              <w:t xml:space="preserve">1. "מה הסוד שגילינו היום?" יובל מנסח במילותיו, והנוסח נכתב על כרטיס "חוק ההחלפה" מאויר שנשאר בקלסר.</w:t>
+            </w:r>
+          </w:p>
+          <w:p>
+            <w:pPr>
+              <w:bidi/>
+              <w:spacing w:after="60" w:line="240" w:lineRule="auto"/>
+              <w:rPr>
+                <w:sz w:val="18"/>
+                <w:szCs w:val="18"/>
+                <w:rtl/>
+              </w:rPr>
+            </w:pPr>
+            <w:r>
+              <w:rPr>
+                <w:rFonts w:ascii="Arial" w:hAnsi="Arial" w:cs="Arial" w:hint="cs"/>
+                <w:sz w:val="18"/>
+                <w:szCs w:val="18"/>
+                <w:rtl/>
+              </w:rPr>
+              <w:t xml:space="preserve">2. סימון בטבלה המצטברת: יובל צובע את משבצת "המרה: 10 אחדות = עשרת" ומדביק מדבקה.</w:t>
+            </w:r>
+          </w:p>
+          <w:p>
+            <w:pPr>
+              <w:bidi/>
+              <w:spacing w:after="60" w:line="240" w:lineRule="auto"/>
+              <w:rPr>
+                <w:sz w:val="18"/>
+                <w:szCs w:val="18"/>
+                <w:rtl/>
+              </w:rPr>
+            </w:pPr>
+            <w:r>
+              <w:rPr>
+                <w:rFonts w:ascii="Arial" w:hAnsi="Arial" w:cs="Arial" w:hint="cs"/>
+                <w:sz w:val="18"/>
+                <w:szCs w:val="18"/>
+                <w:rtl/>
+              </w:rPr>
+              <w:t xml:space="preserve">3. שאלת גירוי לשיעור הבא: "ואם יהיה לי מוט עשרת ואצטרך לשלם שקל אחד, מה אעשה?"</w:t>
+            </w:r>
+          </w:p>
+          <w:p>
+            <w:pPr>
+              <w:bidi/>
+              <w:spacing w:after="60" w:line="240" w:lineRule="auto"/>
+              <w:rPr>
+                <w:sz w:val="18"/>
+                <w:szCs w:val="18"/>
+                <w:rtl/>
+              </w:rPr>
+            </w:pPr>
+            <w:r>
+              <w:rPr>
+                <w:rFonts w:ascii="Arial" w:hAnsi="Arial" w:cs="Arial" w:hint="cs"/>
+                <w:sz w:val="18"/>
+                <w:szCs w:val="18"/>
+                <w:rtl/>
+              </w:rPr>
+              <w:t xml:space="preserve">4. משימת בית קצרה: שלושה משפטי השלמה, וחיפוש "עשיריות ארוזות" בבית (תבנית ביצים, אצבעות הידיים).</w:t>
+            </w:r>
+          </w:p>
+        </w:tc>
+        <w:tc>
+          <w:tcPr>
+            <w:tcW w:w="2098" w:type="dxa"/>
+            <w:tcBorders>
+              <w:top w:val="single" w:sz="8" w:space="0" w:color="FFFFFF"/>
+              <w:left w:val="single" w:sz="8" w:space="0" w:color="FFFFFF"/>
+              <w:bottom w:val="single" w:sz="8" w:space="0" w:color="FFFFFF"/>
+              <w:right w:val="single" w:sz="8" w:space="0" w:color="FFFFFF"/>
+            </w:tcBorders>
+            <w:shd w:val="clear" w:color="auto" w:fill="F2E7E7"/>
+            <w:tcMar>
+              <w:top w:w="72" w:type="dxa"/>
+              <w:left w:w="144" w:type="dxa"/>
+              <w:bottom w:w="72" w:type="dxa"/>
+              <w:right w:w="144" w:type="dxa"/>
+            </w:tcMar>
+          </w:tcPr>
+          <w:p>
+            <w:pPr>
+              <w:bidi/>
+              <w:spacing w:after="60" w:line="240" w:lineRule="auto"/>
+              <w:rPr>
+                <w:sz w:val="18"/>
+                <w:szCs w:val="18"/>
+                <w:rtl/>
+              </w:rPr>
+            </w:pPr>
+            <w:r>
+              <w:rPr>
+                <w:rFonts w:ascii="Arial" w:hAnsi="Arial" w:cs="Arial" w:hint="cs"/>
+                <w:sz w:val="18"/>
+                <w:szCs w:val="18"/>
+                <w:rtl/>
+              </w:rPr>
+              <w:t xml:space="preserve">ניסוח עצמי במילים מקדם הפנמה ומודעות מטה-קוגניטיבית, והכרטיס הופך אותו לעוגן שליף בשיעורים הבאים. הסימון בטבלה המצטברת הופך את ההתקדמות לגלויה ומחזקת מסוגלות. שאלת הגירוי יוצרת ציפייה ורצף לשיעור הפריטה. משימת הבית קצרה במכוון (מניעת עומס ותסכול בבית, בעקבות דיווח ההורים) ומעבירה את העיקרון לסביבה הביתית.</w:t>
+            </w:r>
+          </w:p>
+        </w:tc>
+        <w:tc>
+          <w:tcPr>
+            <w:tcW w:w="2098" w:type="dxa"/>
+            <w:tcBorders>
+              <w:top w:val="single" w:sz="8" w:space="0" w:color="FFFFFF"/>
+              <w:left w:val="single" w:sz="8" w:space="0" w:color="FFFFFF"/>
+              <w:bottom w:val="single" w:sz="8" w:space="0" w:color="FFFFFF"/>
+              <w:right w:val="single" w:sz="8" w:space="0" w:color="FFFFFF"/>
+            </w:tcBorders>
+            <w:shd w:val="clear" w:color="auto" w:fill="F2E7E7"/>
+            <w:tcMar>
+              <w:top w:w="72" w:type="dxa"/>
+              <w:left w:w="144" w:type="dxa"/>
+              <w:bottom w:w="72" w:type="dxa"/>
+              <w:right w:w="144" w:type="dxa"/>
+            </w:tcMar>
+          </w:tcPr>
+          <w:p>
+            <w:pPr>
+              <w:bidi/>
+              <w:spacing w:after="60" w:line="240" w:lineRule="auto"/>
+              <w:rPr>
+                <w:sz w:val="18"/>
+                <w:szCs w:val="18"/>
+                <w:rtl/>
+              </w:rPr>
+            </w:pPr>
+            <w:r>
+              <w:rPr>
+                <w:rFonts w:ascii="Arial" w:hAnsi="Arial" w:cs="Arial" w:hint="cs"/>
+                <w:sz w:val="18"/>
+                <w:szCs w:val="18"/>
+                <w:rtl/>
+              </w:rPr>
+              <w:t xml:space="preserve">כרטיס "חוק ההחלפה", טבלה מצטברת, מדבקות, טושים, דף משימת בית.</w:t>
+            </w:r>
+          </w:p>
+        </w:tc>
+        <w:tc>
+          <w:tcPr>
+            <w:tcW w:w="2098" w:type="dxa"/>
+            <w:tcBorders>
+              <w:top w:val="single" w:sz="8" w:space="0" w:color="FFFFFF"/>
+              <w:left w:val="single" w:sz="8" w:space="0" w:color="FFFFFF"/>
+              <w:bottom w:val="single" w:sz="8" w:space="0" w:color="FFFFFF"/>
+              <w:right w:val="single" w:sz="8" w:space="0" w:color="FFFFFF"/>
+            </w:tcBorders>
+            <w:shd w:val="clear" w:color="auto" w:fill="F2E7E7"/>
+            <w:tcMar>
+              <w:top w:w="72" w:type="dxa"/>
+              <w:left w:w="144" w:type="dxa"/>
+              <w:bottom w:w="72" w:type="dxa"/>
+              <w:right w:w="144" w:type="dxa"/>
+            </w:tcMar>
+          </w:tcPr>
+          <w:p>
+            <w:pPr>
+              <w:bidi/>
+              <w:spacing w:after="60" w:line="240" w:lineRule="auto"/>
+              <w:rPr>
+                <w:sz w:val="18"/>
+                <w:szCs w:val="18"/>
+                <w:rtl/>
+              </w:rPr>
+            </w:pPr>
+            <w:r>
+              <w:rPr>
+                <w:rFonts w:ascii="Arial" w:hAnsi="Arial" w:cs="Arial" w:hint="cs"/>
+                <w:sz w:val="18"/>
+                <w:szCs w:val="18"/>
+                <w:rtl/>
+              </w:rPr>
+              <w:t xml:space="preserve">ניסח: "כל פעם שיש עשר בודדים אפשר להחליף אותם בעשרת אחת, וזה נשאר אותו דבר". צבע את המשבצת בגאווה. על שאלת הגירוי ענה: "אחליף בחזרה?"</w:t>
+            </w:r>
+          </w:p>
+        </w:tc>
+        <w:tc>
+          <w:tcPr>
+            <w:tcW w:w="2098" w:type="dxa"/>
+            <w:tcBorders>
+              <w:top w:val="single" w:sz="8" w:space="0" w:color="FFFFFF"/>
+              <w:left w:val="single" w:sz="8" w:space="0" w:color="FFFFFF"/>
+              <w:bottom w:val="single" w:sz="8" w:space="0" w:color="FFFFFF"/>
+              <w:right w:val="single" w:sz="8" w:space="0" w:color="FFFFFF"/>
+            </w:tcBorders>
+            <w:shd w:val="clear" w:color="auto" w:fill="F2E7E7"/>
+            <w:tcMar>
+              <w:top w:w="72" w:type="dxa"/>
+              <w:left w:w="144" w:type="dxa"/>
+              <w:bottom w:w="72" w:type="dxa"/>
+              <w:right w:w="144" w:type="dxa"/>
+            </w:tcMar>
+          </w:tcPr>
+          <w:p>
+            <w:pPr>
+              <w:bidi/>
+              <w:spacing w:after="60" w:line="240" w:lineRule="auto"/>
+              <w:rPr>
+                <w:sz w:val="18"/>
+                <w:szCs w:val="18"/>
+                <w:rtl/>
+              </w:rPr>
+            </w:pPr>
+            <w:r>
+              <w:rPr>
+                <w:rFonts w:ascii="Arial" w:hAnsi="Arial" w:cs="Arial" w:hint="cs"/>
+                <w:sz w:val="18"/>
+                <w:szCs w:val="18"/>
+                <w:rtl/>
+              </w:rPr>
+              <w:t xml:space="preserve">הניסוח העצמי מלא ומדויק, והתשובה לשאלת הגירוי מעידה שהקרקע לשיעור הפריטה בשלה. בשיעור הבא: פתיחה בבדיקת משימת הבית ובשימור הנלמד.</w:t>
             </w:r>
           </w:p>
         </w:tc>
       </w:tr>
     </w:tbl>
+    <w:p>
+      <w:pPr>
+        <w:bidi/>
+        <w:rPr>
+          <w:rtl/>
+        </w:rPr>
+      </w:pPr>
+      <w:r>
+        <w:rPr>
+          <w:rFonts w:hint="cs"/>
+          <w:b/>
+          <w:bCs/>
+          <w:u w:val="single"/>
+          <w:rtl/>
+        </w:rPr>
+        <w:t xml:space="preserve">קשיים צפויים ודרכי מענה:</w:t>
+      </w:r>
+    </w:p>
+    <w:p>
+      <w:pPr>
+        <w:bidi/>
+        <w:rPr>
+          <w:rtl/>
+        </w:rPr>
+      </w:pPr>
+      <w:r>
+        <w:rPr>
+          <w:rFonts w:hint="cs"/>
+          <w:rtl/>
+        </w:rPr>
+        <w:t xml:space="preserve">1. היפוך ספרות בטבלת ערך המקום (נצפה במיפוי): שאלה מכוונת "איפה בית העשרות?", וקוד צבע קבוע, כחול לעשרות וירוק לאחדות, בכל אמצעי ההמחשה.</w:t>
+      </w:r>
+    </w:p>
+    <w:p>
+      <w:pPr>
+        <w:bidi/>
+        <w:rPr>
+          <w:rtl/>
+        </w:rPr>
+      </w:pPr>
+      <w:r>
+        <w:rPr>
+          <w:rFonts w:hint="cs"/>
+          <w:rtl/>
+        </w:rPr>
+        <w:t xml:space="preserve">2. ספירה מחדש של המוט בכל פעם, במקום קבלתו כעשר: חזרה לפעולת ההצמדה והאימות החושי, עד שהמוט "נצבע" בתודעה כעשר.</w:t>
+      </w:r>
+    </w:p>
+    <w:p>
+      <w:pPr>
+        <w:bidi/>
+        <w:rPr>
+          <w:rtl/>
+        </w:rPr>
+      </w:pPr>
+      <w:r>
+        <w:rPr>
+          <w:rFonts w:hint="cs"/>
+          <w:rtl/>
+        </w:rPr>
+        <w:t xml:space="preserve">3. עייפות או תסכול באמצע השיעור: הקדמת המשחק הדידקטי, קיצור הדרג הסמלי, וסיום מוקדם בסימון בטבלה המצטברת כדי לשמר סיום מוצלח.</w:t>
+      </w:r>
+    </w:p>
+    <w:p>
+      <w:pPr>
+        <w:bidi/>
+        <w:rPr>
+          <w:rtl/>
+        </w:rPr>
+      </w:pPr>
+      <w:r>
+        <w:rPr>
+          <w:rFonts w:hint="cs"/>
+          <w:rtl/>
+        </w:rPr>
+        <w:t xml:space="preserve">4. הצלחה מהירה מהצפוי: משימת אתגר מוכנה מראש, המרה של 23 אחדות (שתי עשרות ו-3 אחדות), כהרחבה לתחום שמעבר לעשרת השנייה.</w:t>
+      </w:r>
+    </w:p>
+    <w:p>
+      <w:pPr>
+        <w:bidi/>
+        <w:rPr>
+          <w:rtl/>
+        </w:rPr>
+      </w:pPr>
+      <w:r>
+        <w:rPr>
+          <w:rFonts w:hint="cs"/>
+          <w:b/>
+          <w:bCs/>
+          <w:u w:val="single"/>
+          <w:rtl/>
+        </w:rPr>
+        <w:t xml:space="preserve">התאמות דיפרנציאליות:</w:t>
+      </w:r>
+    </w:p>
+    <w:p>
+      <w:pPr>
+        <w:bidi/>
+        <w:rPr>
+          <w:rtl/>
+        </w:rPr>
+      </w:pPr>
+      <w:r>
+        <w:rPr>
+          <w:rFonts w:hint="cs"/>
+          <w:rtl/>
+        </w:rPr>
+        <w:t xml:space="preserve">אם הביצוע העצמאי מתעכב, מצמצמים את טווח המספרים ל-10 עד 15 ונשארים בדרג המוחשי לאורך כל השיעור; הדרג התמונתי והסמלי יידחו לשיעור 2 בתוכנית. אם הביצוע מהיר ובטוח, מרחיבים ל-20 עד 29 אחדות ומזמנים המרה של יותר מעשרת אחת.</w:t>
+      </w:r>
+    </w:p>
+    <w:p>
+      <w:pPr>
+        <w:bidi/>
+        <w:rPr>
+          <w:rtl/>
+        </w:rPr>
+      </w:pPr>
+      <w:r>
+        <w:rPr>
+          <w:rFonts w:hint="cs"/>
+          <w:b/>
+          <w:bCs/>
+          <w:u w:val="single"/>
+          <w:rtl/>
+        </w:rPr>
+        <w:t xml:space="preserve">הערכת השגת המטרות:</w:t>
+      </w:r>
+    </w:p>
+    <w:p>
+      <w:pPr>
+        <w:bidi/>
+        <w:rPr>
+          <w:rtl/>
+        </w:rPr>
+      </w:pPr>
+      <w:r>
+        <w:rPr>
+          <w:rFonts w:hint="cs"/>
+          <w:rtl/>
+        </w:rPr>
+        <w:t xml:space="preserve">ההערכה מתבצעת לאורך השיעור מול המטרות האופרטיביות: תצפית ותיעוד בעמודות "ביצוע" ו"הערכה" שבטבלה, בדיקת דף משפטי ההשלמה (מחוון: 4 מתוך 5), והקלטת ניסוח "חוק ההחלפה" בסיום. שימור הנלמד ייבדק בפתיחת השיעור הבא באמצעות שני תרגילי המרה קצרים, לפני לימוד הפריטה.</w:t>
+      </w:r>
+    </w:p>
+    <w:p>
+      <w:pPr>
+        <w:bidi/>
+        <w:rPr>
+          <w:rtl/>
+        </w:rPr>
+      </w:pPr>
+      <w:r>
+        <w:rPr>
+          <w:rFonts w:hint="cs"/>
+          <w:b/>
+          <w:bCs/>
+          <w:u w:val="single"/>
+          <w:rtl/>
+        </w:rPr>
+        <w:t xml:space="preserve">רשימת מקורות:</w:t>
+      </w:r>
+    </w:p>
+    <w:p>
+      <w:pPr>
+        <w:bidi/>
+        <w:rPr>
+          <w:rtl/>
+        </w:rPr>
+      </w:pPr>
+      <w:r>
+        <w:rPr>
+          <w:rFonts w:hint="cs"/>
+          <w:rtl/>
+        </w:rPr>
+        <w:t xml:space="preserve">סגל, ד' (ל.ת.). אבחון המספרים השלמים [ערכת אבחון]. חומרי הקורס.</w:t>
+      </w:r>
+    </w:p>
+    <w:p>
+      <w:pPr>
+        <w:bidi/>
+        <w:rPr>
+          <w:rtl/>
+        </w:rPr>
+      </w:pPr>
+      <w:r>
+        <w:rPr>
+          <w:rFonts w:hint="cs"/>
+          <w:rtl/>
+        </w:rPr>
+        <w:t xml:space="preserve">קובה שלוש, מ' (ל.ת.). תוכנית עבודה ומערכי שיעור במתמטיקה; אסטרטגיות למידה במתמטיקה [מצגות הרצאה]. חומרי הקורס.</w:t>
+      </w:r>
+    </w:p>
     <w:sectPr>
       <w:pgSz w:w="16838" w:h="11906" w:orient="landscape"/>
       <w:pgMar w:top="1800" w:right="1440" w:bottom="1800" w:left="1440" w:header="708" w:footer="708" w:gutter="0"/>

--- a/lesson-plan/מערך-שיעור.docx
+++ b/lesson-plan/מערך-שיעור.docx
@@ -33,7 +33,22 @@
           <w:bCs/>
           <w:rtl/>
         </w:rPr>
-        <w:t xml:space="preserve">נושא השיעור: "סוד ההחלפה", המרה: 10 אחדות = עשרת אחת. שיעור מס' 1 בתוכנית העבודה של יובל (שם בדוי), תלמיד כיתה ג'. מפגש פרטני, 45 דק'. המורה: רוואן.</w:t>
+        <w:t xml:space="preserve">נושא השיעור: "סוד ההחלפה", המרה: 10 אחדות = עשרת אחת. שיעור מס' 1 בתוכנית העבודה של יובל (שם בדוי), תלמיד כיתה ג'. מפגש פרטני, 45 דק'. המורה: הנאדי סאלם.</w:t>
+      </w:r>
+    </w:p>
+    <w:p>
+      <w:pPr>
+        <w:bidi/>
+        <w:rPr>
+          <w:rtl/>
+        </w:rPr>
+      </w:pPr>
+      <w:r>
+        <w:rPr>
+          <w:rFonts w:hint="cs"/>
+          <w:rtl/>
+        </w:rPr>
+        <w:t xml:space="preserve">שם המגישה: הנאדי סאלם, ת.ז. 302497789. סמינר הקיבוצים, המכללה לחינוך, לטכנולוגיה ולאמנויות.</w:t>
       </w:r>
     </w:p>
     <w:p>

--- a/lesson-plan/מערך-שיעור.docx
+++ b/lesson-plan/מערך-שיעור.docx
@@ -3426,6 +3426,3485 @@
           <w:rtl/>
         </w:rPr>
         <w:t xml:space="preserve">ההערכה מתבצעת לאורך השיעור מול המטרות האופרטיביות: תצפית ותיעוד בעמודות "ביצוע" ו"הערכה" שבטבלה, בדיקת דף משפטי ההשלמה (מחוון: 4 מתוך 5), והקלטת ניסוח "חוק ההחלפה" בסיום. שימור הנלמד ייבדק בפתיחת השיעור הבא באמצעות שני תרגילי המרה קצרים, לפני לימוד הפריטה.</w:t>
+      </w:r>
+    </w:p>
+    <w:p>
+      <w:pPr>
+        <w:bidi/>
+        <w:rPr>
+          <w:rtl/>
+        </w:rPr>
+      </w:pPr>
+      <w:r>
+        <w:rPr>
+          <w:rFonts w:hint="cs"/>
+          <w:b/>
+          <w:bCs/>
+          <w:u w:val="single"/>
+          <w:rtl/>
+        </w:rPr>
+        <w:t xml:space="preserve">רשימת מקורות:</w:t>
+      </w:r>
+    </w:p>
+    <w:p>
+      <w:pPr>
+        <w:bidi/>
+        <w:rPr>
+          <w:rtl/>
+        </w:rPr>
+      </w:pPr>
+      <w:r>
+        <w:rPr>
+          <w:rFonts w:hint="cs"/>
+          <w:rtl/>
+        </w:rPr>
+        <w:t xml:space="preserve">סגל, ד' (ל.ת.). אבחון המספרים השלמים [ערכת אבחון]. חומרי הקורס.</w:t>
+      </w:r>
+    </w:p>
+    <w:p>
+      <w:pPr>
+        <w:bidi/>
+        <w:rPr>
+          <w:rtl/>
+        </w:rPr>
+      </w:pPr>
+      <w:r>
+        <w:rPr>
+          <w:rFonts w:hint="cs"/>
+          <w:rtl/>
+        </w:rPr>
+        <w:t xml:space="preserve">קובה שלוש, מ' (ל.ת.). תוכנית עבודה ומערכי שיעור במתמטיקה; אסטרטגיות למידה במתמטיקה [מצגות הרצאה]. חומרי הקורס.</w:t>
+      </w:r>
+    </w:p>
+    <w:p>
+      <w:r>
+        <w:br w:type="page"/>
+      </w:r>
+    </w:p>
+    <w:p>
+      <w:pPr>
+        <w:jc w:val="center"/>
+        <w:rPr>
+          <w:u w:val="single"/>
+          <w:rtl/>
+        </w:rPr>
+      </w:pPr>
+      <w:r>
+        <w:rPr>
+          <w:rFonts w:hint="cs"/>
+          <w:u w:val="single"/>
+          <w:rtl/>
+        </w:rPr>
+        <w:t>מערך שיעור:</w:t>
+      </w:r>
+    </w:p>
+    <w:p>
+      <w:pPr>
+        <w:bidi/>
+        <w:rPr>
+          <w:rtl/>
+        </w:rPr>
+      </w:pPr>
+      <w:r>
+        <w:rPr>
+          <w:rFonts w:hint="cs"/>
+          <w:b/>
+          <w:bCs/>
+          <w:rtl/>
+        </w:rPr>
+        <w:t xml:space="preserve">נושא השיעור: "הסוד בכיוון ההפוך", פריטה: עשרת אחת = 10 אחדות. שיעור מס' 3 בתוכנית העבודה של יובל (שם בדוי), תלמיד כיתה ג'. מפגש פרטני, 45 דק'. המורה: הנאדי סאלם.</w:t>
+      </w:r>
+    </w:p>
+    <w:p>
+      <w:pPr>
+        <w:bidi/>
+        <w:rPr>
+          <w:rtl/>
+        </w:rPr>
+      </w:pPr>
+      <w:r>
+        <w:rPr>
+          <w:rFonts w:hint="cs"/>
+          <w:rtl/>
+        </w:rPr>
+        <w:t xml:space="preserve">שם המגישה: הנאדי סאלם, ת.ז. 302497789. סמינר הקיבוצים, המכללה לחינוך, לטכנולוגיה ולאמנויות.</w:t>
+      </w:r>
+    </w:p>
+    <w:p>
+      <w:pPr>
+        <w:bidi/>
+        <w:rPr>
+          <w:rtl/>
+        </w:rPr>
+      </w:pPr>
+      <w:r>
+        <w:rPr>
+          <w:rFonts w:hint="cs"/>
+          <w:rtl/>
+        </w:rPr>
+        <w:t xml:space="preserve">רציונל: השיעור ממשיך את שיעורי ההמרה (שיעורים 1 ו-2) ומלמד את הפעולה ההופכית, פריטת עשרת לעשר אחדות. במיפוי דורגה הפריטה 1 (אין שליטה): יובל ענה "4" לשאלה כמה אחדות ב-1 עשרת ו-3 אחדות, ולא ידע כמה אחדות ב-3 עשרות. היעדר הפריטה הוא השורש הישיר של הטעות השיטתית בחיסור (43-27=24, חיסור קטן מגדול): כשאי אפשר "לשבור" עשרת, לא נותר אלא להפוך את הספרות. השיעור בונה את הפריטה כהיפוך של חוק ההחלפה המוכר, מהמוחשי אל הסמלי, ומכין את הקרקע לחיסור עם פריטה בהמשך התוכנית.</w:t>
+      </w:r>
+    </w:p>
+    <w:p>
+      <w:pPr>
+        <w:rPr>
+          <w:rtl/>
+        </w:rPr>
+      </w:pPr>
+      <w:r>
+        <w:rPr>
+          <w:rFonts w:hint="cs"/>
+          <w:rtl/>
+        </w:rPr>
+        <w:t>מטרת על:</w:t>
+      </w:r>
+      <w:bookmarkStart w:id="0" w:name="_GoBack"/>
+      <w:bookmarkEnd w:id="0"/>
+    </w:p>
+    <w:p>
+      <w:pPr>
+        <w:bidi/>
+        <w:rPr>
+          <w:rtl/>
+        </w:rPr>
+      </w:pPr>
+      <w:r>
+        <w:rPr>
+          <w:rFonts w:hint="cs"/>
+          <w:rtl/>
+        </w:rPr>
+        <w:t xml:space="preserve">שיפור יכולותיו המתמטיות של התלמיד באמצעות ביסוס הבנת המבנה העשרוני של המספר, כתשתית לחיבור ולחיסור עם המרה ופריטה.</w:t>
+      </w:r>
+    </w:p>
+    <w:p>
+      <w:pPr>
+        <w:rPr>
+          <w:rtl/>
+        </w:rPr>
+      </w:pPr>
+      <w:r>
+        <w:rPr>
+          <w:rFonts w:hint="cs"/>
+          <w:rtl/>
+        </w:rPr>
+        <w:t>מטרות כלליות/ יעדים:</w:t>
+      </w:r>
+    </w:p>
+    <w:p>
+      <w:pPr>
+        <w:bidi/>
+        <w:rPr>
+          <w:rtl/>
+        </w:rPr>
+      </w:pPr>
+      <w:r>
+        <w:rPr>
+          <w:rFonts w:hint="cs"/>
+          <w:rtl/>
+        </w:rPr>
+        <w:t xml:space="preserve">1. התלמיד יבין את הפריטה כפעולה ההופכית להמרה.</w:t>
+      </w:r>
+    </w:p>
+    <w:p>
+      <w:pPr>
+        <w:bidi/>
+        <w:rPr>
+          <w:rtl/>
+        </w:rPr>
+      </w:pPr>
+      <w:r>
+        <w:rPr>
+          <w:rFonts w:hint="cs"/>
+          <w:rtl/>
+        </w:rPr>
+        <w:t xml:space="preserve">2. התלמיד יבין שחוק ההחלפה פועל בשני הכיוונים ושהכמות נשמרת בשניהם.</w:t>
+      </w:r>
+    </w:p>
+    <w:p>
+      <w:pPr>
+        <w:bidi/>
+        <w:rPr>
+          <w:rtl/>
+        </w:rPr>
+      </w:pPr>
+      <w:r>
+        <w:rPr>
+          <w:rFonts w:hint="cs"/>
+          <w:rtl/>
+        </w:rPr>
+        <w:t xml:space="preserve">3. התלמיד יבצע פריטה של עשרת לאחדות במגוון ייצוגים.</w:t>
+      </w:r>
+    </w:p>
+    <w:p>
+      <w:pPr>
+        <w:bidi/>
+        <w:rPr>
+          <w:rtl/>
+        </w:rPr>
+      </w:pPr>
+      <w:r>
+        <w:rPr>
+          <w:rFonts w:hint="cs"/>
+          <w:rtl/>
+        </w:rPr>
+        <w:t xml:space="preserve">4. התלמיד יתקדם ברצף דרגי ההוראה, מייצוג מוחשי דרך ייצוג תמונתי לייצוג סמלי.</w:t>
+      </w:r>
+    </w:p>
+    <w:p>
+      <w:pPr>
+        <w:bidi/>
+        <w:rPr>
+          <w:rtl/>
+        </w:rPr>
+      </w:pPr>
+      <w:r>
+        <w:rPr>
+          <w:rFonts w:hint="cs"/>
+          <w:rtl/>
+        </w:rPr>
+        <w:t xml:space="preserve">5. התלמיד יחזק את תחושת המסוגלות שלו ואת הרגל הבדיקה העצמית.</w:t>
+      </w:r>
+    </w:p>
+    <w:p>
+      <w:pPr>
+        <w:rPr>
+          <w:rtl/>
+        </w:rPr>
+      </w:pPr>
+      <w:r>
+        <w:rPr>
+          <w:rFonts w:hint="cs"/>
+          <w:rtl/>
+        </w:rPr>
+        <w:t>מטרות אופרטיביות:</w:t>
+      </w:r>
+    </w:p>
+    <w:p>
+      <w:pPr>
+        <w:bidi/>
+        <w:rPr>
+          <w:rtl/>
+        </w:rPr>
+      </w:pPr>
+      <w:r>
+        <w:rPr>
+          <w:rFonts w:hint="cs"/>
+          <w:rtl/>
+        </w:rPr>
+        <w:t xml:space="preserve">1. התלמיד יפרוט מוט עשרת ל-10 בדידי אחדות ויאמר כמה אחדות התקבלו, בהצלחה ב-4 מתוך 5 מקרים לפחות.</w:t>
+      </w:r>
+    </w:p>
+    <w:p>
+      <w:pPr>
+        <w:bidi/>
+        <w:rPr>
+          <w:rtl/>
+        </w:rPr>
+      </w:pPr>
+      <w:r>
+        <w:rPr>
+          <w:rFonts w:hint="cs"/>
+          <w:rtl/>
+        </w:rPr>
+        <w:t xml:space="preserve">2. התלמיד יסביר, תוך כדי הפריטה, שהכמות לא השתנתה ("אותו עשר, רק בחתיכות").</w:t>
+      </w:r>
+    </w:p>
+    <w:p>
+      <w:pPr>
+        <w:bidi/>
+        <w:rPr>
+          <w:rtl/>
+        </w:rPr>
+      </w:pPr>
+      <w:r>
+        <w:rPr>
+          <w:rFonts w:hint="cs"/>
+          <w:rtl/>
+        </w:rPr>
+        <w:t xml:space="preserve">3. התלמיד יפרוט מטבע של 10 ש"ח לעשרה מטבעות של 1 ש"ח במשחק "בנק ההמרות" כדי "לשלם" סכום קטן.</w:t>
+      </w:r>
+    </w:p>
+    <w:p>
+      <w:pPr>
+        <w:bidi/>
+        <w:rPr>
+          <w:rtl/>
+        </w:rPr>
+      </w:pPr>
+      <w:r>
+        <w:rPr>
+          <w:rFonts w:hint="cs"/>
+          <w:rtl/>
+        </w:rPr>
+        <w:t xml:space="preserve">4. התלמיד יענה נכון על שאלות הכלה מסוג "כמה אחדות מכיל המספר 14?" ו"כמה אחדות ב-2 עשרות?", לפחות 4 מתוך 5.</w:t>
+      </w:r>
+    </w:p>
+    <w:p>
+      <w:pPr>
+        <w:bidi/>
+        <w:rPr>
+          <w:rtl/>
+        </w:rPr>
+      </w:pPr>
+      <w:r>
+        <w:rPr>
+          <w:rFonts w:hint="cs"/>
+          <w:rtl/>
+        </w:rPr>
+        <w:t xml:space="preserve">5. התלמיד ישלים בכתב משפטי פריטה מסוג "עשרת אחת = __ אחדות" ו"1 עשרת ו-3 אחדות = __ אחדות", לפחות 4 מתוך 5 נכון.</w:t>
+      </w:r>
+    </w:p>
+    <w:p>
+      <w:pPr>
+        <w:bidi/>
+        <w:rPr>
+          <w:rtl/>
+        </w:rPr>
+      </w:pPr>
+      <w:r>
+        <w:rPr>
+          <w:rFonts w:hint="cs"/>
+          <w:rtl/>
+        </w:rPr>
+        <w:t xml:space="preserve">6. התלמיד יבדוק תשובה אחת לפחות בעצמו באמצעות הבדידים, ללא הנחיה.</w:t>
+      </w:r>
+    </w:p>
+    <w:p>
+      <w:pPr>
+        <w:bidi/>
+        <w:rPr>
+          <w:rtl/>
+        </w:rPr>
+      </w:pPr>
+      <w:r>
+        <w:rPr>
+          <w:rFonts w:hint="cs"/>
+          <w:rtl/>
+        </w:rPr>
+        <w:t xml:space="preserve">7. התלמיד ינסח בעל-פה את חוק ההחלפה הדו-כיווני בסיום השיעור.</w:t>
+      </w:r>
+    </w:p>
+    <w:tbl>
+      <w:tblPr>
+        <w:bidiVisual/>
+        <w:tblW w:w="14686" w:type="dxa"/>
+        <w:tblCellMar>
+          <w:left w:w="0" w:type="dxa"/>
+          <w:right w:w="0" w:type="dxa"/>
+        </w:tblCellMar>
+        <w:tblLook w:val="0420" w:firstRow="1" w:lastRow="0" w:firstColumn="0" w:lastColumn="0" w:noHBand="0" w:noVBand="1"/>
+      </w:tblPr>
+      <w:tblGrid>
+        <w:gridCol w:w="2098"/>
+        <w:gridCol w:w="2098"/>
+        <w:gridCol w:w="2098"/>
+        <w:gridCol w:w="2098"/>
+        <w:gridCol w:w="2098"/>
+        <w:gridCol w:w="2098"/>
+        <w:gridCol w:w="2098"/>
+      </w:tblGrid>
+      <w:tr>
+        <w:trPr>
+          <w:cantSplit/>
+          <w:tblHeader/>
+          <w:trHeight w:val="685"/>
+        </w:trPr>
+        <w:tc>
+          <w:tcPr>
+            <w:tcW w:w="2098" w:type="dxa"/>
+            <w:tcBorders>
+              <w:top w:val="single" w:sz="8" w:space="0" w:color="FFFFFF"/>
+              <w:left w:val="single" w:sz="8" w:space="0" w:color="FFFFFF"/>
+              <w:bottom w:val="single" w:sz="24" w:space="0" w:color="FFFFFF"/>
+              <w:right w:val="single" w:sz="8" w:space="0" w:color="FFFFFF"/>
+            </w:tcBorders>
+            <w:shd w:val="clear" w:color="auto" w:fill="B01513"/>
+            <w:tcMar>
+              <w:top w:w="72" w:type="dxa"/>
+              <w:left w:w="144" w:type="dxa"/>
+              <w:bottom w:w="72" w:type="dxa"/>
+              <w:right w:w="144" w:type="dxa"/>
+            </w:tcMar>
+            <w:hideMark/>
+          </w:tcPr>
+          <w:p>
+            <w:pPr>
+              <w:spacing w:after="0" w:line="240" w:lineRule="auto"/>
+              <w:jc w:val="center"/>
+              <w:rPr>
+                <w:rFonts w:ascii="Arial" w:eastAsia="Times New Roman" w:hAnsi="Arial" w:cs="Arial"/>
+                <w:sz w:val="36"/>
+                <w:szCs w:val="36"/>
+              </w:rPr>
+            </w:pPr>
+            <w:r>
+              <w:rPr>
+                <w:rFonts w:ascii="Century Gothic" w:eastAsia="Times New Roman" w:hAnsi="Arial" w:cs="Arial"/>
+                <w:b/>
+                <w:bCs/>
+                <w:color w:val="FFFFFF" w:themeColor="light1"/>
+                <w:kern w:val="24"/>
+                <w:sz w:val="36"/>
+                <w:szCs w:val="36"/>
+                <w:rtl/>
+              </w:rPr>
+              <w:t>שלבי השיעור</w:t>
+            </w:r>
+          </w:p>
+        </w:tc>
+        <w:tc>
+          <w:tcPr>
+            <w:tcW w:w="2098" w:type="dxa"/>
+            <w:tcBorders>
+              <w:top w:val="single" w:sz="8" w:space="0" w:color="FFFFFF"/>
+              <w:left w:val="single" w:sz="8" w:space="0" w:color="FFFFFF"/>
+              <w:bottom w:val="single" w:sz="24" w:space="0" w:color="FFFFFF"/>
+              <w:right w:val="single" w:sz="8" w:space="0" w:color="FFFFFF"/>
+            </w:tcBorders>
+            <w:shd w:val="clear" w:color="auto" w:fill="B01513"/>
+            <w:tcMar>
+              <w:top w:w="72" w:type="dxa"/>
+              <w:left w:w="144" w:type="dxa"/>
+              <w:bottom w:w="72" w:type="dxa"/>
+              <w:right w:w="144" w:type="dxa"/>
+            </w:tcMar>
+            <w:hideMark/>
+          </w:tcPr>
+          <w:p>
+            <w:pPr>
+              <w:spacing w:after="0" w:line="240" w:lineRule="auto"/>
+              <w:jc w:val="center"/>
+              <w:rPr>
+                <w:rFonts w:ascii="Arial" w:eastAsia="Times New Roman" w:hAnsi="Arial" w:cs="Arial"/>
+                <w:sz w:val="36"/>
+                <w:szCs w:val="36"/>
+                <w:rtl/>
+              </w:rPr>
+            </w:pPr>
+            <w:r>
+              <w:rPr>
+                <w:rFonts w:ascii="Century Gothic" w:eastAsia="Times New Roman" w:hAnsi="Arial" w:cs="Arial"/>
+                <w:b/>
+                <w:bCs/>
+                <w:color w:val="FFFFFF" w:themeColor="light1"/>
+                <w:kern w:val="24"/>
+                <w:sz w:val="36"/>
+                <w:szCs w:val="36"/>
+                <w:rtl/>
+              </w:rPr>
+              <w:t>יעדים</w:t>
+            </w:r>
+          </w:p>
+        </w:tc>
+        <w:tc>
+          <w:tcPr>
+            <w:tcW w:w="2098" w:type="dxa"/>
+            <w:tcBorders>
+              <w:top w:val="single" w:sz="8" w:space="0" w:color="FFFFFF"/>
+              <w:left w:val="single" w:sz="8" w:space="0" w:color="FFFFFF"/>
+              <w:bottom w:val="single" w:sz="24" w:space="0" w:color="FFFFFF"/>
+              <w:right w:val="single" w:sz="8" w:space="0" w:color="FFFFFF"/>
+            </w:tcBorders>
+            <w:shd w:val="clear" w:color="auto" w:fill="B01513"/>
+            <w:tcMar>
+              <w:top w:w="72" w:type="dxa"/>
+              <w:left w:w="144" w:type="dxa"/>
+              <w:bottom w:w="72" w:type="dxa"/>
+              <w:right w:w="144" w:type="dxa"/>
+            </w:tcMar>
+            <w:hideMark/>
+          </w:tcPr>
+          <w:p>
+            <w:pPr>
+              <w:spacing w:after="0" w:line="240" w:lineRule="auto"/>
+              <w:jc w:val="center"/>
+              <w:rPr>
+                <w:rFonts w:ascii="Arial" w:eastAsia="Times New Roman" w:hAnsi="Arial" w:cs="Arial"/>
+                <w:sz w:val="36"/>
+                <w:szCs w:val="36"/>
+                <w:rtl/>
+              </w:rPr>
+            </w:pPr>
+            <w:r>
+              <w:rPr>
+                <w:rFonts w:ascii="Century Gothic" w:eastAsia="Times New Roman" w:hAnsi="Arial" w:cs="Arial"/>
+                <w:b/>
+                <w:bCs/>
+                <w:color w:val="FFFFFF" w:themeColor="light1"/>
+                <w:kern w:val="24"/>
+                <w:sz w:val="36"/>
+                <w:szCs w:val="36"/>
+                <w:rtl/>
+              </w:rPr>
+              <w:t>פירוט הפעילות</w:t>
+            </w:r>
+          </w:p>
+        </w:tc>
+        <w:tc>
+          <w:tcPr>
+            <w:tcW w:w="2098" w:type="dxa"/>
+            <w:tcBorders>
+              <w:top w:val="single" w:sz="8" w:space="0" w:color="FFFFFF"/>
+              <w:left w:val="single" w:sz="8" w:space="0" w:color="FFFFFF"/>
+              <w:bottom w:val="single" w:sz="24" w:space="0" w:color="FFFFFF"/>
+              <w:right w:val="single" w:sz="8" w:space="0" w:color="FFFFFF"/>
+            </w:tcBorders>
+            <w:shd w:val="clear" w:color="auto" w:fill="B01513"/>
+            <w:tcMar>
+              <w:top w:w="72" w:type="dxa"/>
+              <w:left w:w="144" w:type="dxa"/>
+              <w:bottom w:w="72" w:type="dxa"/>
+              <w:right w:w="144" w:type="dxa"/>
+            </w:tcMar>
+            <w:hideMark/>
+          </w:tcPr>
+          <w:p>
+            <w:pPr>
+              <w:spacing w:after="0" w:line="240" w:lineRule="auto"/>
+              <w:jc w:val="center"/>
+              <w:rPr>
+                <w:rFonts w:ascii="Arial" w:eastAsia="Times New Roman" w:hAnsi="Arial" w:cs="Arial"/>
+                <w:sz w:val="36"/>
+                <w:szCs w:val="36"/>
+                <w:rtl/>
+              </w:rPr>
+            </w:pPr>
+            <w:r>
+              <w:rPr>
+                <w:rFonts w:ascii="Century Gothic" w:eastAsia="Times New Roman" w:hAnsi="Arial" w:cs="Arial"/>
+                <w:b/>
+                <w:bCs/>
+                <w:color w:val="FFFFFF" w:themeColor="light1"/>
+                <w:kern w:val="24"/>
+                <w:sz w:val="36"/>
+                <w:szCs w:val="36"/>
+                <w:rtl/>
+              </w:rPr>
+              <w:t>שיקול</w:t>
+            </w:r>
+            <w:r>
+              <w:rPr>
+                <w:rFonts w:ascii="Century Gothic" w:eastAsia="Times New Roman" w:hAnsi="Century Gothic" w:cs="Arial"/>
+                <w:b/>
+                <w:bCs/>
+                <w:color w:val="FFFFFF" w:themeColor="light1"/>
+                <w:kern w:val="24"/>
+                <w:sz w:val="36"/>
+                <w:szCs w:val="36"/>
+                <w:rtl/>
+              </w:rPr>
+              <w:t xml:space="preserve"> דעת פדגוגי ודרגי ההוראה</w:t>
+            </w:r>
+          </w:p>
+        </w:tc>
+        <w:tc>
+          <w:tcPr>
+            <w:tcW w:w="2098" w:type="dxa"/>
+            <w:tcBorders>
+              <w:top w:val="single" w:sz="8" w:space="0" w:color="FFFFFF"/>
+              <w:left w:val="single" w:sz="8" w:space="0" w:color="FFFFFF"/>
+              <w:bottom w:val="single" w:sz="24" w:space="0" w:color="FFFFFF"/>
+              <w:right w:val="single" w:sz="8" w:space="0" w:color="FFFFFF"/>
+            </w:tcBorders>
+            <w:shd w:val="clear" w:color="auto" w:fill="B01513"/>
+            <w:tcMar>
+              <w:top w:w="72" w:type="dxa"/>
+              <w:left w:w="144" w:type="dxa"/>
+              <w:bottom w:w="72" w:type="dxa"/>
+              <w:right w:w="144" w:type="dxa"/>
+            </w:tcMar>
+            <w:hideMark/>
+          </w:tcPr>
+          <w:p>
+            <w:pPr>
+              <w:spacing w:after="0" w:line="240" w:lineRule="auto"/>
+              <w:jc w:val="center"/>
+              <w:rPr>
+                <w:rFonts w:ascii="Arial" w:eastAsia="Times New Roman" w:hAnsi="Arial" w:cs="Arial"/>
+                <w:sz w:val="36"/>
+                <w:szCs w:val="36"/>
+                <w:rtl/>
+              </w:rPr>
+            </w:pPr>
+            <w:r>
+              <w:rPr>
+                <w:rFonts w:ascii="Century Gothic" w:eastAsia="Times New Roman" w:hAnsi="Arial" w:cs="Arial"/>
+                <w:b/>
+                <w:bCs/>
+                <w:color w:val="FFFFFF" w:themeColor="light1"/>
+                <w:kern w:val="24"/>
+                <w:sz w:val="36"/>
+                <w:szCs w:val="36"/>
+                <w:rtl/>
+              </w:rPr>
+              <w:t>אמצעי עזר והמחשה (ציוד)</w:t>
+            </w:r>
+          </w:p>
+        </w:tc>
+        <w:tc>
+          <w:tcPr>
+            <w:tcW w:w="2098" w:type="dxa"/>
+            <w:tcBorders>
+              <w:top w:val="single" w:sz="8" w:space="0" w:color="FFFFFF"/>
+              <w:left w:val="single" w:sz="8" w:space="0" w:color="FFFFFF"/>
+              <w:bottom w:val="single" w:sz="24" w:space="0" w:color="FFFFFF"/>
+              <w:right w:val="single" w:sz="8" w:space="0" w:color="FFFFFF"/>
+            </w:tcBorders>
+            <w:shd w:val="clear" w:color="auto" w:fill="B01513"/>
+            <w:tcMar>
+              <w:top w:w="72" w:type="dxa"/>
+              <w:left w:w="144" w:type="dxa"/>
+              <w:bottom w:w="72" w:type="dxa"/>
+              <w:right w:w="144" w:type="dxa"/>
+            </w:tcMar>
+            <w:hideMark/>
+          </w:tcPr>
+          <w:p>
+            <w:pPr>
+              <w:spacing w:after="0" w:line="240" w:lineRule="auto"/>
+              <w:jc w:val="center"/>
+              <w:rPr>
+                <w:rFonts w:ascii="Arial" w:eastAsia="Times New Roman" w:hAnsi="Arial" w:cs="Arial"/>
+                <w:sz w:val="36"/>
+                <w:szCs w:val="36"/>
+                <w:rtl/>
+              </w:rPr>
+            </w:pPr>
+            <w:r>
+              <w:rPr>
+                <w:rFonts w:ascii="Century Gothic" w:eastAsia="Times New Roman" w:hAnsi="Arial" w:cs="Arial"/>
+                <w:b/>
+                <w:bCs/>
+                <w:color w:val="FFFFFF" w:themeColor="light1"/>
+                <w:kern w:val="24"/>
+                <w:sz w:val="36"/>
+                <w:szCs w:val="36"/>
+                <w:rtl/>
+              </w:rPr>
+              <w:t>ביצוע</w:t>
+            </w:r>
+          </w:p>
+        </w:tc>
+        <w:tc>
+          <w:tcPr>
+            <w:tcW w:w="2098" w:type="dxa"/>
+            <w:tcBorders>
+              <w:top w:val="single" w:sz="8" w:space="0" w:color="FFFFFF"/>
+              <w:left w:val="single" w:sz="8" w:space="0" w:color="FFFFFF"/>
+              <w:bottom w:val="single" w:sz="24" w:space="0" w:color="FFFFFF"/>
+              <w:right w:val="single" w:sz="8" w:space="0" w:color="FFFFFF"/>
+            </w:tcBorders>
+            <w:shd w:val="clear" w:color="auto" w:fill="B01513"/>
+            <w:tcMar>
+              <w:top w:w="72" w:type="dxa"/>
+              <w:left w:w="144" w:type="dxa"/>
+              <w:bottom w:w="72" w:type="dxa"/>
+              <w:right w:w="144" w:type="dxa"/>
+            </w:tcMar>
+            <w:hideMark/>
+          </w:tcPr>
+          <w:p>
+            <w:pPr>
+              <w:spacing w:after="0" w:line="240" w:lineRule="auto"/>
+              <w:jc w:val="center"/>
+              <w:rPr>
+                <w:rFonts w:ascii="Arial" w:eastAsia="Times New Roman" w:hAnsi="Arial" w:cs="Arial"/>
+                <w:sz w:val="36"/>
+                <w:szCs w:val="36"/>
+                <w:rtl/>
+              </w:rPr>
+            </w:pPr>
+            <w:r>
+              <w:rPr>
+                <w:rFonts w:ascii="Century Gothic" w:eastAsia="Times New Roman" w:hAnsi="Arial" w:cs="Arial"/>
+                <w:b/>
+                <w:bCs/>
+                <w:color w:val="FFFFFF" w:themeColor="light1"/>
+                <w:kern w:val="24"/>
+                <w:sz w:val="36"/>
+                <w:szCs w:val="36"/>
+                <w:rtl/>
+              </w:rPr>
+              <w:t>הערכה/ רפלקציה/ הפקת לקחים</w:t>
+            </w:r>
+          </w:p>
+        </w:tc>
+      </w:tr>
+      <w:tr>
+        <w:trPr>
+          <w:trHeight w:val="484"/>
+          <w:cantSplit/>
+        </w:trPr>
+        <w:tc>
+          <w:tcPr>
+            <w:tcW w:w="2098" w:type="dxa"/>
+            <w:tcBorders>
+              <w:top w:val="single" w:sz="8" w:space="0" w:color="FFFFFF"/>
+              <w:left w:val="single" w:sz="8" w:space="0" w:color="FFFFFF"/>
+              <w:bottom w:val="single" w:sz="8" w:space="0" w:color="FFFFFF"/>
+              <w:right w:val="single" w:sz="8" w:space="0" w:color="FFFFFF"/>
+            </w:tcBorders>
+            <w:shd w:val="clear" w:color="auto" w:fill="E4CCCC"/>
+            <w:tcMar>
+              <w:top w:w="72" w:type="dxa"/>
+              <w:left w:w="144" w:type="dxa"/>
+              <w:bottom w:w="72" w:type="dxa"/>
+              <w:right w:w="144" w:type="dxa"/>
+            </w:tcMar>
+          </w:tcPr>
+          <w:p>
+            <w:pPr>
+              <w:bidi/>
+              <w:spacing w:after="60" w:line="240" w:lineRule="auto"/>
+              <w:rPr>
+                <w:sz w:val="18"/>
+                <w:szCs w:val="18"/>
+                <w:rtl/>
+              </w:rPr>
+            </w:pPr>
+            <w:r>
+              <w:rPr>
+                <w:rFonts w:ascii="Arial" w:hAnsi="Arial" w:cs="Arial" w:hint="cs"/>
+                <w:b/>
+                <w:bCs/>
+                <w:sz w:val="18"/>
+                <w:szCs w:val="18"/>
+                <w:rtl/>
+              </w:rPr>
+              <w:t xml:space="preserve">פתיחה: בדיקת שימור ומשימת בית (5 דק')</w:t>
+            </w:r>
+          </w:p>
+        </w:tc>
+        <w:tc>
+          <w:tcPr>
+            <w:tcW w:w="2098" w:type="dxa"/>
+            <w:tcBorders>
+              <w:top w:val="single" w:sz="8" w:space="0" w:color="FFFFFF"/>
+              <w:left w:val="single" w:sz="8" w:space="0" w:color="FFFFFF"/>
+              <w:bottom w:val="single" w:sz="8" w:space="0" w:color="FFFFFF"/>
+              <w:right w:val="single" w:sz="8" w:space="0" w:color="FFFFFF"/>
+            </w:tcBorders>
+            <w:shd w:val="clear" w:color="auto" w:fill="E4CCCC"/>
+            <w:tcMar>
+              <w:top w:w="72" w:type="dxa"/>
+              <w:left w:w="144" w:type="dxa"/>
+              <w:bottom w:w="72" w:type="dxa"/>
+              <w:right w:w="144" w:type="dxa"/>
+            </w:tcMar>
+          </w:tcPr>
+          <w:p>
+            <w:pPr>
+              <w:bidi/>
+              <w:spacing w:after="60" w:line="240" w:lineRule="auto"/>
+              <w:rPr>
+                <w:sz w:val="18"/>
+                <w:szCs w:val="18"/>
+                <w:rtl/>
+              </w:rPr>
+            </w:pPr>
+            <w:r>
+              <w:rPr>
+                <w:rFonts w:ascii="Arial" w:hAnsi="Arial" w:cs="Arial" w:hint="cs"/>
+                <w:sz w:val="18"/>
+                <w:szCs w:val="18"/>
+                <w:rtl/>
+              </w:rPr>
+              <w:t xml:space="preserve">שליפת הנלמד בשיעורי ההמרה, בדיקת שימור וחיזוק מסוגלות.</w:t>
+            </w:r>
+          </w:p>
+        </w:tc>
+        <w:tc>
+          <w:tcPr>
+            <w:tcW w:w="2098" w:type="dxa"/>
+            <w:tcBorders>
+              <w:top w:val="single" w:sz="8" w:space="0" w:color="FFFFFF"/>
+              <w:left w:val="single" w:sz="8" w:space="0" w:color="FFFFFF"/>
+              <w:bottom w:val="single" w:sz="8" w:space="0" w:color="FFFFFF"/>
+              <w:right w:val="single" w:sz="8" w:space="0" w:color="FFFFFF"/>
+            </w:tcBorders>
+            <w:shd w:val="clear" w:color="auto" w:fill="E4CCCC"/>
+            <w:tcMar>
+              <w:top w:w="72" w:type="dxa"/>
+              <w:left w:w="144" w:type="dxa"/>
+              <w:bottom w:w="72" w:type="dxa"/>
+              <w:right w:w="144" w:type="dxa"/>
+            </w:tcMar>
+          </w:tcPr>
+          <w:p>
+            <w:pPr>
+              <w:bidi/>
+              <w:spacing w:after="60" w:line="240" w:lineRule="auto"/>
+              <w:rPr>
+                <w:sz w:val="18"/>
+                <w:szCs w:val="18"/>
+                <w:rtl/>
+              </w:rPr>
+            </w:pPr>
+            <w:r>
+              <w:rPr>
+                <w:rFonts w:ascii="Arial" w:hAnsi="Arial" w:cs="Arial" w:hint="cs"/>
+                <w:sz w:val="18"/>
+                <w:szCs w:val="18"/>
+                <w:rtl/>
+              </w:rPr>
+              <w:t xml:space="preserve">1. עיון משותף במשימת הבית: יובל מספר אילו "עשיריות ארוזות" מצא בבית (תבנית ביצים, אצבעות).</w:t>
+            </w:r>
+          </w:p>
+          <w:p>
+            <w:pPr>
+              <w:bidi/>
+              <w:spacing w:after="60" w:line="240" w:lineRule="auto"/>
+              <w:rPr>
+                <w:sz w:val="18"/>
+                <w:szCs w:val="18"/>
+                <w:rtl/>
+              </w:rPr>
+            </w:pPr>
+            <w:r>
+              <w:rPr>
+                <w:rFonts w:ascii="Arial" w:hAnsi="Arial" w:cs="Arial" w:hint="cs"/>
+                <w:sz w:val="18"/>
+                <w:szCs w:val="18"/>
+                <w:rtl/>
+              </w:rPr>
+              <w:t xml:space="preserve">2. שני תרגילי שימור קצרים על הלוח: "10 אחדות = __ עשרת", "13 אחדות = __ עשרת ו-__ אחדות".</w:t>
+            </w:r>
+          </w:p>
+          <w:p>
+            <w:pPr>
+              <w:bidi/>
+              <w:spacing w:after="60" w:line="240" w:lineRule="auto"/>
+              <w:rPr>
+                <w:sz w:val="18"/>
+                <w:szCs w:val="18"/>
+                <w:rtl/>
+              </w:rPr>
+            </w:pPr>
+            <w:r>
+              <w:rPr>
+                <w:rFonts w:ascii="Arial" w:hAnsi="Arial" w:cs="Arial" w:hint="cs"/>
+                <w:sz w:val="18"/>
+                <w:szCs w:val="18"/>
+                <w:rtl/>
+              </w:rPr>
+              <w:t xml:space="preserve">3. שליפת כרטיס "חוק ההחלפה" מהקלסר וקריאתו יחד.</w:t>
+            </w:r>
+          </w:p>
+          <w:p>
+            <w:pPr>
+              <w:bidi/>
+              <w:spacing w:after="60" w:line="240" w:lineRule="auto"/>
+              <w:rPr>
+                <w:sz w:val="18"/>
+                <w:szCs w:val="18"/>
+                <w:rtl/>
+              </w:rPr>
+            </w:pPr>
+            <w:r>
+              <w:rPr>
+                <w:rFonts w:ascii="Arial" w:hAnsi="Arial" w:cs="Arial" w:hint="cs"/>
+                <w:sz w:val="18"/>
+                <w:szCs w:val="18"/>
+                <w:rtl/>
+              </w:rPr>
+              <w:t xml:space="preserve">4. הכרזת הנושא: "היום נגלה שהסוד עובד גם בכיוון ההפוך".</w:t>
+            </w:r>
+          </w:p>
+        </w:tc>
+        <w:tc>
+          <w:tcPr>
+            <w:tcW w:w="2098" w:type="dxa"/>
+            <w:tcBorders>
+              <w:top w:val="single" w:sz="8" w:space="0" w:color="FFFFFF"/>
+              <w:left w:val="single" w:sz="8" w:space="0" w:color="FFFFFF"/>
+              <w:bottom w:val="single" w:sz="8" w:space="0" w:color="FFFFFF"/>
+              <w:right w:val="single" w:sz="8" w:space="0" w:color="FFFFFF"/>
+            </w:tcBorders>
+            <w:shd w:val="clear" w:color="auto" w:fill="E4CCCC"/>
+            <w:tcMar>
+              <w:top w:w="72" w:type="dxa"/>
+              <w:left w:w="144" w:type="dxa"/>
+              <w:bottom w:w="72" w:type="dxa"/>
+              <w:right w:w="144" w:type="dxa"/>
+            </w:tcMar>
+          </w:tcPr>
+          <w:p>
+            <w:pPr>
+              <w:bidi/>
+              <w:spacing w:after="60" w:line="240" w:lineRule="auto"/>
+              <w:rPr>
+                <w:sz w:val="18"/>
+                <w:szCs w:val="18"/>
+                <w:rtl/>
+              </w:rPr>
+            </w:pPr>
+            <w:r>
+              <w:rPr>
+                <w:rFonts w:ascii="Arial" w:hAnsi="Arial" w:cs="Arial" w:hint="cs"/>
+                <w:sz w:val="18"/>
+                <w:szCs w:val="18"/>
+                <w:rtl/>
+              </w:rPr>
+              <w:t xml:space="preserve">פתיחה בבדיקת שימור מלמדת שהידע מצטבר ולא נעלם בין שיעורים, ומספקת למורה מדד לפני בניית קומה חדשה. חזרה לכרטיס האישי הופכת אותו לעוגן קבוע. הכרזת "הכיוון ההפוך" יוצרת רצף מושגי מפורש בין ההמרה לפריטה במקום ללמדן כשני נושאים זרים.</w:t>
+            </w:r>
+          </w:p>
+        </w:tc>
+        <w:tc>
+          <w:tcPr>
+            <w:tcW w:w="2098" w:type="dxa"/>
+            <w:tcBorders>
+              <w:top w:val="single" w:sz="8" w:space="0" w:color="FFFFFF"/>
+              <w:left w:val="single" w:sz="8" w:space="0" w:color="FFFFFF"/>
+              <w:bottom w:val="single" w:sz="8" w:space="0" w:color="FFFFFF"/>
+              <w:right w:val="single" w:sz="8" w:space="0" w:color="FFFFFF"/>
+            </w:tcBorders>
+            <w:shd w:val="clear" w:color="auto" w:fill="E4CCCC"/>
+            <w:tcMar>
+              <w:top w:w="72" w:type="dxa"/>
+              <w:left w:w="144" w:type="dxa"/>
+              <w:bottom w:w="72" w:type="dxa"/>
+              <w:right w:w="144" w:type="dxa"/>
+            </w:tcMar>
+          </w:tcPr>
+          <w:p>
+            <w:pPr>
+              <w:bidi/>
+              <w:spacing w:after="60" w:line="240" w:lineRule="auto"/>
+              <w:rPr>
+                <w:sz w:val="18"/>
+                <w:szCs w:val="18"/>
+                <w:rtl/>
+              </w:rPr>
+            </w:pPr>
+            <w:r>
+              <w:rPr>
+                <w:rFonts w:ascii="Arial" w:hAnsi="Arial" w:cs="Arial" w:hint="cs"/>
+                <w:sz w:val="18"/>
+                <w:szCs w:val="18"/>
+                <w:rtl/>
+              </w:rPr>
+              <w:t xml:space="preserve">משימת הבית, כרטיס "חוק ההחלפה", לוח מחיק.</w:t>
+            </w:r>
+          </w:p>
+        </w:tc>
+        <w:tc>
+          <w:tcPr>
+            <w:tcW w:w="2098" w:type="dxa"/>
+            <w:tcBorders>
+              <w:top w:val="single" w:sz="8" w:space="0" w:color="FFFFFF"/>
+              <w:left w:val="single" w:sz="8" w:space="0" w:color="FFFFFF"/>
+              <w:bottom w:val="single" w:sz="8" w:space="0" w:color="FFFFFF"/>
+              <w:right w:val="single" w:sz="8" w:space="0" w:color="FFFFFF"/>
+            </w:tcBorders>
+            <w:shd w:val="clear" w:color="auto" w:fill="E4CCCC"/>
+            <w:tcMar>
+              <w:top w:w="72" w:type="dxa"/>
+              <w:left w:w="144" w:type="dxa"/>
+              <w:bottom w:w="72" w:type="dxa"/>
+              <w:right w:w="144" w:type="dxa"/>
+            </w:tcMar>
+          </w:tcPr>
+          <w:p>
+            <w:pPr>
+              <w:bidi/>
+              <w:spacing w:after="60" w:line="240" w:lineRule="auto"/>
+              <w:rPr>
+                <w:sz w:val="18"/>
+                <w:szCs w:val="18"/>
+                <w:rtl/>
+              </w:rPr>
+            </w:pPr>
+            <w:r>
+              <w:rPr>
+                <w:rFonts w:ascii="Arial" w:hAnsi="Arial" w:cs="Arial" w:hint="cs"/>
+                <w:sz w:val="18"/>
+                <w:szCs w:val="18"/>
+                <w:rtl/>
+              </w:rPr>
+              <w:t xml:space="preserve">סיפר בהתלהבות על תבנית הביצים ("עשירייה של ביצים!"). פתר את שני תרגילי השימור נכון וללא היסוס.</w:t>
+            </w:r>
+          </w:p>
+        </w:tc>
+        <w:tc>
+          <w:tcPr>
+            <w:tcW w:w="2098" w:type="dxa"/>
+            <w:tcBorders>
+              <w:top w:val="single" w:sz="8" w:space="0" w:color="FFFFFF"/>
+              <w:left w:val="single" w:sz="8" w:space="0" w:color="FFFFFF"/>
+              <w:bottom w:val="single" w:sz="8" w:space="0" w:color="FFFFFF"/>
+              <w:right w:val="single" w:sz="8" w:space="0" w:color="FFFFFF"/>
+            </w:tcBorders>
+            <w:shd w:val="clear" w:color="auto" w:fill="E4CCCC"/>
+            <w:tcMar>
+              <w:top w:w="72" w:type="dxa"/>
+              <w:left w:w="144" w:type="dxa"/>
+              <w:bottom w:w="72" w:type="dxa"/>
+              <w:right w:w="144" w:type="dxa"/>
+            </w:tcMar>
+          </w:tcPr>
+          <w:p>
+            <w:pPr>
+              <w:bidi/>
+              <w:spacing w:after="60" w:line="240" w:lineRule="auto"/>
+              <w:rPr>
+                <w:sz w:val="18"/>
+                <w:szCs w:val="18"/>
+                <w:rtl/>
+              </w:rPr>
+            </w:pPr>
+            <w:r>
+              <w:rPr>
+                <w:rFonts w:ascii="Arial" w:hAnsi="Arial" w:cs="Arial" w:hint="cs"/>
+                <w:sz w:val="18"/>
+                <w:szCs w:val="18"/>
+                <w:rtl/>
+              </w:rPr>
+              <w:t xml:space="preserve">השימור מלא, אפשר לבנות את הפריטה על בסיס יציב. חיבור משימת הבית לחיי היומיום הוכיח את עצמו.</w:t>
+            </w:r>
+          </w:p>
+        </w:tc>
+      </w:tr>
+      <w:tr>
+        <w:trPr>
+          <w:trHeight w:val="484"/>
+          <w:cantSplit/>
+        </w:trPr>
+        <w:tc>
+          <w:tcPr>
+            <w:tcW w:w="2098" w:type="dxa"/>
+            <w:tcBorders>
+              <w:top w:val="single" w:sz="8" w:space="0" w:color="FFFFFF"/>
+              <w:left w:val="single" w:sz="8" w:space="0" w:color="FFFFFF"/>
+              <w:bottom w:val="single" w:sz="8" w:space="0" w:color="FFFFFF"/>
+              <w:right w:val="single" w:sz="8" w:space="0" w:color="FFFFFF"/>
+            </w:tcBorders>
+            <w:shd w:val="clear" w:color="auto" w:fill="F2E7E7"/>
+            <w:tcMar>
+              <w:top w:w="72" w:type="dxa"/>
+              <w:left w:w="144" w:type="dxa"/>
+              <w:bottom w:w="72" w:type="dxa"/>
+              <w:right w:w="144" w:type="dxa"/>
+            </w:tcMar>
+          </w:tcPr>
+          <w:p>
+            <w:pPr>
+              <w:bidi/>
+              <w:spacing w:after="60" w:line="240" w:lineRule="auto"/>
+              <w:rPr>
+                <w:sz w:val="18"/>
+                <w:szCs w:val="18"/>
+                <w:rtl/>
+              </w:rPr>
+            </w:pPr>
+            <w:r>
+              <w:rPr>
+                <w:rFonts w:ascii="Arial" w:hAnsi="Arial" w:cs="Arial" w:hint="cs"/>
+                <w:b/>
+                <w:bCs/>
+                <w:sz w:val="18"/>
+                <w:szCs w:val="18"/>
+                <w:rtl/>
+              </w:rPr>
+              <w:t xml:space="preserve">הצגת הבעיה (5 דק')</w:t>
+            </w:r>
+          </w:p>
+        </w:tc>
+        <w:tc>
+          <w:tcPr>
+            <w:tcW w:w="2098" w:type="dxa"/>
+            <w:tcBorders>
+              <w:top w:val="single" w:sz="8" w:space="0" w:color="FFFFFF"/>
+              <w:left w:val="single" w:sz="8" w:space="0" w:color="FFFFFF"/>
+              <w:bottom w:val="single" w:sz="8" w:space="0" w:color="FFFFFF"/>
+              <w:right w:val="single" w:sz="8" w:space="0" w:color="FFFFFF"/>
+            </w:tcBorders>
+            <w:shd w:val="clear" w:color="auto" w:fill="F2E7E7"/>
+            <w:tcMar>
+              <w:top w:w="72" w:type="dxa"/>
+              <w:left w:w="144" w:type="dxa"/>
+              <w:bottom w:w="72" w:type="dxa"/>
+              <w:right w:w="144" w:type="dxa"/>
+            </w:tcMar>
+          </w:tcPr>
+          <w:p>
+            <w:pPr>
+              <w:bidi/>
+              <w:spacing w:after="60" w:line="240" w:lineRule="auto"/>
+              <w:rPr>
+                <w:sz w:val="18"/>
+                <w:szCs w:val="18"/>
+                <w:rtl/>
+              </w:rPr>
+            </w:pPr>
+            <w:r>
+              <w:rPr>
+                <w:rFonts w:ascii="Arial" w:hAnsi="Arial" w:cs="Arial" w:hint="cs"/>
+                <w:sz w:val="18"/>
+                <w:szCs w:val="18"/>
+                <w:rtl/>
+              </w:rPr>
+              <w:t xml:space="preserve">יצירת צורך אותנטי בפריטה מתוך סיטואציה מחיי היומיום.</w:t>
+            </w:r>
+          </w:p>
+        </w:tc>
+        <w:tc>
+          <w:tcPr>
+            <w:tcW w:w="2098" w:type="dxa"/>
+            <w:tcBorders>
+              <w:top w:val="single" w:sz="8" w:space="0" w:color="FFFFFF"/>
+              <w:left w:val="single" w:sz="8" w:space="0" w:color="FFFFFF"/>
+              <w:bottom w:val="single" w:sz="8" w:space="0" w:color="FFFFFF"/>
+              <w:right w:val="single" w:sz="8" w:space="0" w:color="FFFFFF"/>
+            </w:tcBorders>
+            <w:shd w:val="clear" w:color="auto" w:fill="F2E7E7"/>
+            <w:tcMar>
+              <w:top w:w="72" w:type="dxa"/>
+              <w:left w:w="144" w:type="dxa"/>
+              <w:bottom w:w="72" w:type="dxa"/>
+              <w:right w:w="144" w:type="dxa"/>
+            </w:tcMar>
+          </w:tcPr>
+          <w:p>
+            <w:pPr>
+              <w:bidi/>
+              <w:spacing w:after="60" w:line="240" w:lineRule="auto"/>
+              <w:rPr>
+                <w:sz w:val="18"/>
+                <w:szCs w:val="18"/>
+                <w:rtl/>
+              </w:rPr>
+            </w:pPr>
+            <w:r>
+              <w:rPr>
+                <w:rFonts w:ascii="Arial" w:hAnsi="Arial" w:cs="Arial" w:hint="cs"/>
+                <w:sz w:val="18"/>
+                <w:szCs w:val="18"/>
+                <w:rtl/>
+              </w:rPr>
+              <w:t xml:space="preserve">1. סיפור מסגרת, המשך "חנות הממתקים": "ילד רוצה לקנות סוכרייה אחת. יש לי רק שקיות ארוזות של 10. מה עושים?"</w:t>
+            </w:r>
+          </w:p>
+          <w:p>
+            <w:pPr>
+              <w:bidi/>
+              <w:spacing w:after="60" w:line="240" w:lineRule="auto"/>
+              <w:rPr>
+                <w:sz w:val="18"/>
+                <w:szCs w:val="18"/>
+                <w:rtl/>
+              </w:rPr>
+            </w:pPr>
+            <w:r>
+              <w:rPr>
+                <w:rFonts w:ascii="Arial" w:hAnsi="Arial" w:cs="Arial" w:hint="cs"/>
+                <w:sz w:val="18"/>
+                <w:szCs w:val="18"/>
+                <w:rtl/>
+              </w:rPr>
+              <w:t xml:space="preserve">2. יובל מקבל שקית ארוזה (10 דסקיות בשקית) ומתבקש למכור סוכרייה אחת.</w:t>
+            </w:r>
+          </w:p>
+          <w:p>
+            <w:pPr>
+              <w:bidi/>
+              <w:spacing w:after="60" w:line="240" w:lineRule="auto"/>
+              <w:rPr>
+                <w:sz w:val="18"/>
+                <w:szCs w:val="18"/>
+                <w:rtl/>
+              </w:rPr>
+            </w:pPr>
+            <w:r>
+              <w:rPr>
+                <w:rFonts w:ascii="Arial" w:hAnsi="Arial" w:cs="Arial" w:hint="cs"/>
+                <w:sz w:val="18"/>
+                <w:szCs w:val="18"/>
+                <w:rtl/>
+              </w:rPr>
+              <w:t xml:space="preserve">3. שאלות מדורגות: "אפשר למכור שקית שלמה?", "מה חייבים לעשות קודם?", "כמה סוכריות בודדות קיבלנו כשפתחנו?", "כמה נשארו אחרי שמכרנו אחת?"</w:t>
+            </w:r>
+          </w:p>
+          <w:p>
+            <w:pPr>
+              <w:bidi/>
+              <w:spacing w:after="60" w:line="240" w:lineRule="auto"/>
+              <w:rPr>
+                <w:sz w:val="18"/>
+                <w:szCs w:val="18"/>
+                <w:rtl/>
+              </w:rPr>
+            </w:pPr>
+            <w:r>
+              <w:rPr>
+                <w:rFonts w:ascii="Arial" w:hAnsi="Arial" w:cs="Arial" w:hint="cs"/>
+                <w:sz w:val="18"/>
+                <w:szCs w:val="18"/>
+                <w:rtl/>
+              </w:rPr>
+              <w:t xml:space="preserve">4. רישום משותף: "פתחנו שקית: 10 בודדות. מכרנו 1, נשארו 9".</w:t>
+            </w:r>
+          </w:p>
+        </w:tc>
+        <w:tc>
+          <w:tcPr>
+            <w:tcW w:w="2098" w:type="dxa"/>
+            <w:tcBorders>
+              <w:top w:val="single" w:sz="8" w:space="0" w:color="FFFFFF"/>
+              <w:left w:val="single" w:sz="8" w:space="0" w:color="FFFFFF"/>
+              <w:bottom w:val="single" w:sz="8" w:space="0" w:color="FFFFFF"/>
+              <w:right w:val="single" w:sz="8" w:space="0" w:color="FFFFFF"/>
+            </w:tcBorders>
+            <w:shd w:val="clear" w:color="auto" w:fill="F2E7E7"/>
+            <w:tcMar>
+              <w:top w:w="72" w:type="dxa"/>
+              <w:left w:w="144" w:type="dxa"/>
+              <w:bottom w:w="72" w:type="dxa"/>
+              <w:right w:w="144" w:type="dxa"/>
+            </w:tcMar>
+          </w:tcPr>
+          <w:p>
+            <w:pPr>
+              <w:bidi/>
+              <w:spacing w:after="60" w:line="240" w:lineRule="auto"/>
+              <w:rPr>
+                <w:sz w:val="18"/>
+                <w:szCs w:val="18"/>
+                <w:rtl/>
+              </w:rPr>
+            </w:pPr>
+            <w:r>
+              <w:rPr>
+                <w:rFonts w:ascii="Arial" w:hAnsi="Arial" w:cs="Arial" w:hint="cs"/>
+                <w:sz w:val="18"/>
+                <w:szCs w:val="18"/>
+                <w:rtl/>
+              </w:rPr>
+              <w:t xml:space="preserve">דרג מוחשי. הפריטה מוצגת כפתרון לבעיה אמיתית (אי אפשר למכור חלק משקית סגורה), בדיוק כפי שההמרה נבנתה מצורך האריזה. הסימטריה בין שני הסיפורים ממחישה את ההיפוך. שאלת "כמה נשארו אחרי שמכרנו" זורעת בכוונה את זרע החיסור עם פריטה, יעד ההמשך של התוכנית.</w:t>
+            </w:r>
+          </w:p>
+        </w:tc>
+        <w:tc>
+          <w:tcPr>
+            <w:tcW w:w="2098" w:type="dxa"/>
+            <w:tcBorders>
+              <w:top w:val="single" w:sz="8" w:space="0" w:color="FFFFFF"/>
+              <w:left w:val="single" w:sz="8" w:space="0" w:color="FFFFFF"/>
+              <w:bottom w:val="single" w:sz="8" w:space="0" w:color="FFFFFF"/>
+              <w:right w:val="single" w:sz="8" w:space="0" w:color="FFFFFF"/>
+            </w:tcBorders>
+            <w:shd w:val="clear" w:color="auto" w:fill="F2E7E7"/>
+            <w:tcMar>
+              <w:top w:w="72" w:type="dxa"/>
+              <w:left w:w="144" w:type="dxa"/>
+              <w:bottom w:w="72" w:type="dxa"/>
+              <w:right w:w="144" w:type="dxa"/>
+            </w:tcMar>
+          </w:tcPr>
+          <w:p>
+            <w:pPr>
+              <w:bidi/>
+              <w:spacing w:after="60" w:line="240" w:lineRule="auto"/>
+              <w:rPr>
+                <w:sz w:val="18"/>
+                <w:szCs w:val="18"/>
+                <w:rtl/>
+              </w:rPr>
+            </w:pPr>
+            <w:r>
+              <w:rPr>
+                <w:rFonts w:ascii="Arial" w:hAnsi="Arial" w:cs="Arial" w:hint="cs"/>
+                <w:sz w:val="18"/>
+                <w:szCs w:val="18"/>
+                <w:rtl/>
+              </w:rPr>
+              <w:t xml:space="preserve">שקית ארוזה עם 10 דסקיות, דמות "הילד הקונה" (בובה).</w:t>
+            </w:r>
+          </w:p>
+        </w:tc>
+        <w:tc>
+          <w:tcPr>
+            <w:tcW w:w="2098" w:type="dxa"/>
+            <w:tcBorders>
+              <w:top w:val="single" w:sz="8" w:space="0" w:color="FFFFFF"/>
+              <w:left w:val="single" w:sz="8" w:space="0" w:color="FFFFFF"/>
+              <w:bottom w:val="single" w:sz="8" w:space="0" w:color="FFFFFF"/>
+              <w:right w:val="single" w:sz="8" w:space="0" w:color="FFFFFF"/>
+            </w:tcBorders>
+            <w:shd w:val="clear" w:color="auto" w:fill="F2E7E7"/>
+            <w:tcMar>
+              <w:top w:w="72" w:type="dxa"/>
+              <w:left w:w="144" w:type="dxa"/>
+              <w:bottom w:w="72" w:type="dxa"/>
+              <w:right w:w="144" w:type="dxa"/>
+            </w:tcMar>
+          </w:tcPr>
+          <w:p>
+            <w:pPr>
+              <w:bidi/>
+              <w:spacing w:after="60" w:line="240" w:lineRule="auto"/>
+              <w:rPr>
+                <w:sz w:val="18"/>
+                <w:szCs w:val="18"/>
+                <w:rtl/>
+              </w:rPr>
+            </w:pPr>
+            <w:r>
+              <w:rPr>
+                <w:rFonts w:ascii="Arial" w:hAnsi="Arial" w:cs="Arial" w:hint="cs"/>
+                <w:sz w:val="18"/>
+                <w:szCs w:val="18"/>
+                <w:rtl/>
+              </w:rPr>
+              <w:t xml:space="preserve">פתח את השקית ואמר: "צריך לפתוח את החבילה!". ספר 10 בודדות ומכר אחת לבובה.</w:t>
+            </w:r>
+          </w:p>
+        </w:tc>
+        <w:tc>
+          <w:tcPr>
+            <w:tcW w:w="2098" w:type="dxa"/>
+            <w:tcBorders>
+              <w:top w:val="single" w:sz="8" w:space="0" w:color="FFFFFF"/>
+              <w:left w:val="single" w:sz="8" w:space="0" w:color="FFFFFF"/>
+              <w:bottom w:val="single" w:sz="8" w:space="0" w:color="FFFFFF"/>
+              <w:right w:val="single" w:sz="8" w:space="0" w:color="FFFFFF"/>
+            </w:tcBorders>
+            <w:shd w:val="clear" w:color="auto" w:fill="F2E7E7"/>
+            <w:tcMar>
+              <w:top w:w="72" w:type="dxa"/>
+              <w:left w:w="144" w:type="dxa"/>
+              <w:bottom w:w="72" w:type="dxa"/>
+              <w:right w:w="144" w:type="dxa"/>
+            </w:tcMar>
+          </w:tcPr>
+          <w:p>
+            <w:pPr>
+              <w:bidi/>
+              <w:spacing w:after="60" w:line="240" w:lineRule="auto"/>
+              <w:rPr>
+                <w:sz w:val="18"/>
+                <w:szCs w:val="18"/>
+                <w:rtl/>
+              </w:rPr>
+            </w:pPr>
+            <w:r>
+              <w:rPr>
+                <w:rFonts w:ascii="Arial" w:hAnsi="Arial" w:cs="Arial" w:hint="cs"/>
+                <w:sz w:val="18"/>
+                <w:szCs w:val="18"/>
+                <w:rtl/>
+              </w:rPr>
+              <w:t xml:space="preserve">הצורך בפריטה נוצר מהסיפור עצמו. יובל השתמש ספונטנית במילה "לפתוח", שאומצה כשם הפעולה לצד "לפרוט".</w:t>
+            </w:r>
+          </w:p>
+        </w:tc>
+      </w:tr>
+      <w:tr>
+        <w:trPr>
+          <w:trHeight w:val="484"/>
+          <w:cantSplit/>
+        </w:trPr>
+        <w:tc>
+          <w:tcPr>
+            <w:tcW w:w="2098" w:type="dxa"/>
+            <w:tcBorders>
+              <w:top w:val="single" w:sz="8" w:space="0" w:color="FFFFFF"/>
+              <w:left w:val="single" w:sz="8" w:space="0" w:color="FFFFFF"/>
+              <w:bottom w:val="single" w:sz="8" w:space="0" w:color="FFFFFF"/>
+              <w:right w:val="single" w:sz="8" w:space="0" w:color="FFFFFF"/>
+            </w:tcBorders>
+            <w:shd w:val="clear" w:color="auto" w:fill="E4CCCC"/>
+            <w:tcMar>
+              <w:top w:w="72" w:type="dxa"/>
+              <w:left w:w="144" w:type="dxa"/>
+              <w:bottom w:w="72" w:type="dxa"/>
+              <w:right w:w="144" w:type="dxa"/>
+            </w:tcMar>
+          </w:tcPr>
+          <w:p>
+            <w:pPr>
+              <w:bidi/>
+              <w:spacing w:after="60" w:line="240" w:lineRule="auto"/>
+              <w:rPr>
+                <w:sz w:val="18"/>
+                <w:szCs w:val="18"/>
+                <w:rtl/>
+              </w:rPr>
+            </w:pPr>
+            <w:r>
+              <w:rPr>
+                <w:rFonts w:ascii="Arial" w:hAnsi="Arial" w:cs="Arial" w:hint="cs"/>
+                <w:b/>
+                <w:bCs/>
+                <w:sz w:val="18"/>
+                <w:szCs w:val="18"/>
+                <w:rtl/>
+              </w:rPr>
+              <w:t xml:space="preserve">גוף השיעור, שלב א': פריטה בבדידי דיינס (8 דק')</w:t>
+            </w:r>
+          </w:p>
+        </w:tc>
+        <w:tc>
+          <w:tcPr>
+            <w:tcW w:w="2098" w:type="dxa"/>
+            <w:tcBorders>
+              <w:top w:val="single" w:sz="8" w:space="0" w:color="FFFFFF"/>
+              <w:left w:val="single" w:sz="8" w:space="0" w:color="FFFFFF"/>
+              <w:bottom w:val="single" w:sz="8" w:space="0" w:color="FFFFFF"/>
+              <w:right w:val="single" w:sz="8" w:space="0" w:color="FFFFFF"/>
+            </w:tcBorders>
+            <w:shd w:val="clear" w:color="auto" w:fill="E4CCCC"/>
+            <w:tcMar>
+              <w:top w:w="72" w:type="dxa"/>
+              <w:left w:w="144" w:type="dxa"/>
+              <w:bottom w:w="72" w:type="dxa"/>
+              <w:right w:w="144" w:type="dxa"/>
+            </w:tcMar>
+          </w:tcPr>
+          <w:p>
+            <w:pPr>
+              <w:bidi/>
+              <w:spacing w:after="60" w:line="240" w:lineRule="auto"/>
+              <w:rPr>
+                <w:sz w:val="18"/>
+                <w:szCs w:val="18"/>
+                <w:rtl/>
+              </w:rPr>
+            </w:pPr>
+            <w:r>
+              <w:rPr>
+                <w:rFonts w:ascii="Arial" w:hAnsi="Arial" w:cs="Arial" w:hint="cs"/>
+                <w:sz w:val="18"/>
+                <w:szCs w:val="18"/>
+                <w:rtl/>
+              </w:rPr>
+              <w:t xml:space="preserve">התלמיד יפרוט מוט עשרת לעשר אחדות בייצוג מובנה, וינסח את שימור הכמות.</w:t>
+            </w:r>
+          </w:p>
+        </w:tc>
+        <w:tc>
+          <w:tcPr>
+            <w:tcW w:w="2098" w:type="dxa"/>
+            <w:tcBorders>
+              <w:top w:val="single" w:sz="8" w:space="0" w:color="FFFFFF"/>
+              <w:left w:val="single" w:sz="8" w:space="0" w:color="FFFFFF"/>
+              <w:bottom w:val="single" w:sz="8" w:space="0" w:color="FFFFFF"/>
+              <w:right w:val="single" w:sz="8" w:space="0" w:color="FFFFFF"/>
+            </w:tcBorders>
+            <w:shd w:val="clear" w:color="auto" w:fill="E4CCCC"/>
+            <w:tcMar>
+              <w:top w:w="72" w:type="dxa"/>
+              <w:left w:w="144" w:type="dxa"/>
+              <w:bottom w:w="72" w:type="dxa"/>
+              <w:right w:w="144" w:type="dxa"/>
+            </w:tcMar>
+          </w:tcPr>
+          <w:p>
+            <w:pPr>
+              <w:bidi/>
+              <w:spacing w:after="60" w:line="240" w:lineRule="auto"/>
+              <w:rPr>
+                <w:sz w:val="18"/>
+                <w:szCs w:val="18"/>
+                <w:rtl/>
+              </w:rPr>
+            </w:pPr>
+            <w:r>
+              <w:rPr>
+                <w:rFonts w:ascii="Arial" w:hAnsi="Arial" w:cs="Arial" w:hint="cs"/>
+                <w:sz w:val="18"/>
+                <w:szCs w:val="18"/>
+                <w:rtl/>
+              </w:rPr>
+              <w:t xml:space="preserve">1. אימות הפוך: יובל מצמיד 10 קוביות אחדות למוט עשרת ומוודא שוב את השקילות, הפעם לפני הפריטה.</w:t>
+            </w:r>
+          </w:p>
+          <w:p>
+            <w:pPr>
+              <w:bidi/>
+              <w:spacing w:after="60" w:line="240" w:lineRule="auto"/>
+              <w:rPr>
+                <w:sz w:val="18"/>
+                <w:szCs w:val="18"/>
+                <w:rtl/>
+              </w:rPr>
+            </w:pPr>
+            <w:r>
+              <w:rPr>
+                <w:rFonts w:ascii="Arial" w:hAnsi="Arial" w:cs="Arial" w:hint="cs"/>
+                <w:sz w:val="18"/>
+                <w:szCs w:val="18"/>
+                <w:rtl/>
+              </w:rPr>
+              <w:t xml:space="preserve">2. הדגמה: המורה מציגה מוט עשרת ושואלת: "אני צריכה לתת לילד קובייה אחת. מה אעשה?" מחליפות יחד מוט ב-10 אחדות.</w:t>
+            </w:r>
+          </w:p>
+          <w:p>
+            <w:pPr>
+              <w:bidi/>
+              <w:spacing w:after="60" w:line="240" w:lineRule="auto"/>
+              <w:rPr>
+                <w:sz w:val="18"/>
+                <w:szCs w:val="18"/>
+                <w:rtl/>
+              </w:rPr>
+            </w:pPr>
+            <w:r>
+              <w:rPr>
+                <w:rFonts w:ascii="Arial" w:hAnsi="Arial" w:cs="Arial" w:hint="cs"/>
+                <w:sz w:val="18"/>
+                <w:szCs w:val="18"/>
+                <w:rtl/>
+              </w:rPr>
+              <w:t xml:space="preserve">3. עשייה מודרכת: יובל בונה 13 כעשרת ו-3 אחדות, פורט את העשרת ומונה: "עכשיו יש 13 בודדות".</w:t>
+            </w:r>
+          </w:p>
+          <w:p>
+            <w:pPr>
+              <w:bidi/>
+              <w:spacing w:after="60" w:line="240" w:lineRule="auto"/>
+              <w:rPr>
+                <w:sz w:val="18"/>
+                <w:szCs w:val="18"/>
+                <w:rtl/>
+              </w:rPr>
+            </w:pPr>
+            <w:r>
+              <w:rPr>
+                <w:rFonts w:ascii="Arial" w:hAnsi="Arial" w:cs="Arial" w:hint="cs"/>
+                <w:sz w:val="18"/>
+                <w:szCs w:val="18"/>
+                <w:rtl/>
+              </w:rPr>
+              <w:t xml:space="preserve">4. עשייה עצמאית: פורט את 16 ואת 12 באופן עצמאי, מניח בטבלת ערך המקום ומנסח: "עשרת אחת שווה 10 אחדות".</w:t>
+            </w:r>
+          </w:p>
+        </w:tc>
+        <w:tc>
+          <w:tcPr>
+            <w:tcW w:w="2098" w:type="dxa"/>
+            <w:tcBorders>
+              <w:top w:val="single" w:sz="8" w:space="0" w:color="FFFFFF"/>
+              <w:left w:val="single" w:sz="8" w:space="0" w:color="FFFFFF"/>
+              <w:bottom w:val="single" w:sz="8" w:space="0" w:color="FFFFFF"/>
+              <w:right w:val="single" w:sz="8" w:space="0" w:color="FFFFFF"/>
+            </w:tcBorders>
+            <w:shd w:val="clear" w:color="auto" w:fill="E4CCCC"/>
+            <w:tcMar>
+              <w:top w:w="72" w:type="dxa"/>
+              <w:left w:w="144" w:type="dxa"/>
+              <w:bottom w:w="72" w:type="dxa"/>
+              <w:right w:w="144" w:type="dxa"/>
+            </w:tcMar>
+          </w:tcPr>
+          <w:p>
+            <w:pPr>
+              <w:bidi/>
+              <w:spacing w:after="60" w:line="240" w:lineRule="auto"/>
+              <w:rPr>
+                <w:sz w:val="18"/>
+                <w:szCs w:val="18"/>
+                <w:rtl/>
+              </w:rPr>
+            </w:pPr>
+            <w:r>
+              <w:rPr>
+                <w:rFonts w:ascii="Arial" w:hAnsi="Arial" w:cs="Arial" w:hint="cs"/>
+                <w:sz w:val="18"/>
+                <w:szCs w:val="18"/>
+                <w:rtl/>
+              </w:rPr>
+              <w:t xml:space="preserve">דרג מוחשי. האימות בהצמדה חוזר משיעור ההמרה כטקס קבוע, כך שהפריטה נבנית על אותה שקילות חושית. רצף התיווך שוב בנוי בדעיכה מובנית: הדגמה, עשייה משותפת, עשייה עצמאית. המנייה המחודשת אחרי הפריטה ("עדיין 13") היא הרגע המכריע של שימור הכמות, והמורה מעכבת עליו בכוונה.</w:t>
+            </w:r>
+          </w:p>
+        </w:tc>
+        <w:tc>
+          <w:tcPr>
+            <w:tcW w:w="2098" w:type="dxa"/>
+            <w:tcBorders>
+              <w:top w:val="single" w:sz="8" w:space="0" w:color="FFFFFF"/>
+              <w:left w:val="single" w:sz="8" w:space="0" w:color="FFFFFF"/>
+              <w:bottom w:val="single" w:sz="8" w:space="0" w:color="FFFFFF"/>
+              <w:right w:val="single" w:sz="8" w:space="0" w:color="FFFFFF"/>
+            </w:tcBorders>
+            <w:shd w:val="clear" w:color="auto" w:fill="E4CCCC"/>
+            <w:tcMar>
+              <w:top w:w="72" w:type="dxa"/>
+              <w:left w:w="144" w:type="dxa"/>
+              <w:bottom w:w="72" w:type="dxa"/>
+              <w:right w:w="144" w:type="dxa"/>
+            </w:tcMar>
+          </w:tcPr>
+          <w:p>
+            <w:pPr>
+              <w:bidi/>
+              <w:spacing w:after="60" w:line="240" w:lineRule="auto"/>
+              <w:rPr>
+                <w:sz w:val="18"/>
+                <w:szCs w:val="18"/>
+                <w:rtl/>
+              </w:rPr>
+            </w:pPr>
+            <w:r>
+              <w:rPr>
+                <w:rFonts w:ascii="Arial" w:hAnsi="Arial" w:cs="Arial" w:hint="cs"/>
+                <w:sz w:val="18"/>
+                <w:szCs w:val="18"/>
+                <w:rtl/>
+              </w:rPr>
+              <w:t xml:space="preserve">בדידי דיינס, טבלת ערך מקום גדולה.</w:t>
+            </w:r>
+          </w:p>
+        </w:tc>
+        <w:tc>
+          <w:tcPr>
+            <w:tcW w:w="2098" w:type="dxa"/>
+            <w:tcBorders>
+              <w:top w:val="single" w:sz="8" w:space="0" w:color="FFFFFF"/>
+              <w:left w:val="single" w:sz="8" w:space="0" w:color="FFFFFF"/>
+              <w:bottom w:val="single" w:sz="8" w:space="0" w:color="FFFFFF"/>
+              <w:right w:val="single" w:sz="8" w:space="0" w:color="FFFFFF"/>
+            </w:tcBorders>
+            <w:shd w:val="clear" w:color="auto" w:fill="E4CCCC"/>
+            <w:tcMar>
+              <w:top w:w="72" w:type="dxa"/>
+              <w:left w:w="144" w:type="dxa"/>
+              <w:bottom w:w="72" w:type="dxa"/>
+              <w:right w:w="144" w:type="dxa"/>
+            </w:tcMar>
+          </w:tcPr>
+          <w:p>
+            <w:pPr>
+              <w:bidi/>
+              <w:spacing w:after="60" w:line="240" w:lineRule="auto"/>
+              <w:rPr>
+                <w:sz w:val="18"/>
+                <w:szCs w:val="18"/>
+                <w:rtl/>
+              </w:rPr>
+            </w:pPr>
+            <w:r>
+              <w:rPr>
+                <w:rFonts w:ascii="Arial" w:hAnsi="Arial" w:cs="Arial" w:hint="cs"/>
+                <w:sz w:val="18"/>
+                <w:szCs w:val="18"/>
+                <w:rtl/>
+              </w:rPr>
+              <w:t xml:space="preserve">ביצע את שלוש הפריטות. אחרי פריטת 13 מנה מחדש את כל הבודדות; בפריטה השלישית כבר אמר בלי למנות: "זה נשאר 12, רק בחתיכות".</w:t>
+            </w:r>
+          </w:p>
+        </w:tc>
+        <w:tc>
+          <w:tcPr>
+            <w:tcW w:w="2098" w:type="dxa"/>
+            <w:tcBorders>
+              <w:top w:val="single" w:sz="8" w:space="0" w:color="FFFFFF"/>
+              <w:left w:val="single" w:sz="8" w:space="0" w:color="FFFFFF"/>
+              <w:bottom w:val="single" w:sz="8" w:space="0" w:color="FFFFFF"/>
+              <w:right w:val="single" w:sz="8" w:space="0" w:color="FFFFFF"/>
+            </w:tcBorders>
+            <w:shd w:val="clear" w:color="auto" w:fill="E4CCCC"/>
+            <w:tcMar>
+              <w:top w:w="72" w:type="dxa"/>
+              <w:left w:w="144" w:type="dxa"/>
+              <w:bottom w:w="72" w:type="dxa"/>
+              <w:right w:w="144" w:type="dxa"/>
+            </w:tcMar>
+          </w:tcPr>
+          <w:p>
+            <w:pPr>
+              <w:bidi/>
+              <w:spacing w:after="60" w:line="240" w:lineRule="auto"/>
+              <w:rPr>
+                <w:sz w:val="18"/>
+                <w:szCs w:val="18"/>
+                <w:rtl/>
+              </w:rPr>
+            </w:pPr>
+            <w:r>
+              <w:rPr>
+                <w:rFonts w:ascii="Arial" w:hAnsi="Arial" w:cs="Arial" w:hint="cs"/>
+                <w:sz w:val="18"/>
+                <w:szCs w:val="18"/>
+                <w:rtl/>
+              </w:rPr>
+              <w:t xml:space="preserve">מטרות אופרטיביות 1 ו-2 הושגו. המעבר ממנייה מלאה לידיעה ללא מנייה בתוך שיעור אחד מעיד על הפנמת שימור הכמות.</w:t>
+            </w:r>
+          </w:p>
+        </w:tc>
+      </w:tr>
+      <w:tr>
+        <w:trPr>
+          <w:trHeight w:val="484"/>
+          <w:cantSplit/>
+        </w:trPr>
+        <w:tc>
+          <w:tcPr>
+            <w:tcW w:w="2098" w:type="dxa"/>
+            <w:tcBorders>
+              <w:top w:val="single" w:sz="8" w:space="0" w:color="FFFFFF"/>
+              <w:left w:val="single" w:sz="8" w:space="0" w:color="FFFFFF"/>
+              <w:bottom w:val="single" w:sz="8" w:space="0" w:color="FFFFFF"/>
+              <w:right w:val="single" w:sz="8" w:space="0" w:color="FFFFFF"/>
+            </w:tcBorders>
+            <w:shd w:val="clear" w:color="auto" w:fill="F2E7E7"/>
+            <w:tcMar>
+              <w:top w:w="72" w:type="dxa"/>
+              <w:left w:w="144" w:type="dxa"/>
+              <w:bottom w:w="72" w:type="dxa"/>
+              <w:right w:w="144" w:type="dxa"/>
+            </w:tcMar>
+          </w:tcPr>
+          <w:p>
+            <w:pPr>
+              <w:bidi/>
+              <w:spacing w:after="60" w:line="240" w:lineRule="auto"/>
+              <w:rPr>
+                <w:sz w:val="18"/>
+                <w:szCs w:val="18"/>
+                <w:rtl/>
+              </w:rPr>
+            </w:pPr>
+            <w:r>
+              <w:rPr>
+                <w:rFonts w:ascii="Arial" w:hAnsi="Arial" w:cs="Arial" w:hint="cs"/>
+                <w:b/>
+                <w:bCs/>
+                <w:sz w:val="18"/>
+                <w:szCs w:val="18"/>
+                <w:rtl/>
+              </w:rPr>
+              <w:t xml:space="preserve">גוף השיעור, שלב ב': "בנק ההמרות" בכיוון ההפוך (5 דק')</w:t>
+            </w:r>
+          </w:p>
+        </w:tc>
+        <w:tc>
+          <w:tcPr>
+            <w:tcW w:w="2098" w:type="dxa"/>
+            <w:tcBorders>
+              <w:top w:val="single" w:sz="8" w:space="0" w:color="FFFFFF"/>
+              <w:left w:val="single" w:sz="8" w:space="0" w:color="FFFFFF"/>
+              <w:bottom w:val="single" w:sz="8" w:space="0" w:color="FFFFFF"/>
+              <w:right w:val="single" w:sz="8" w:space="0" w:color="FFFFFF"/>
+            </w:tcBorders>
+            <w:shd w:val="clear" w:color="auto" w:fill="F2E7E7"/>
+            <w:tcMar>
+              <w:top w:w="72" w:type="dxa"/>
+              <w:left w:w="144" w:type="dxa"/>
+              <w:bottom w:w="72" w:type="dxa"/>
+              <w:right w:w="144" w:type="dxa"/>
+            </w:tcMar>
+          </w:tcPr>
+          <w:p>
+            <w:pPr>
+              <w:bidi/>
+              <w:spacing w:after="60" w:line="240" w:lineRule="auto"/>
+              <w:rPr>
+                <w:sz w:val="18"/>
+                <w:szCs w:val="18"/>
+                <w:rtl/>
+              </w:rPr>
+            </w:pPr>
+            <w:r>
+              <w:rPr>
+                <w:rFonts w:ascii="Arial" w:hAnsi="Arial" w:cs="Arial" w:hint="cs"/>
+                <w:sz w:val="18"/>
+                <w:szCs w:val="18"/>
+                <w:rtl/>
+              </w:rPr>
+              <w:t xml:space="preserve">התלמיד יכליל את הפריטה לייצוג סביבתי (כסף).</w:t>
+            </w:r>
+          </w:p>
+        </w:tc>
+        <w:tc>
+          <w:tcPr>
+            <w:tcW w:w="2098" w:type="dxa"/>
+            <w:tcBorders>
+              <w:top w:val="single" w:sz="8" w:space="0" w:color="FFFFFF"/>
+              <w:left w:val="single" w:sz="8" w:space="0" w:color="FFFFFF"/>
+              <w:bottom w:val="single" w:sz="8" w:space="0" w:color="FFFFFF"/>
+              <w:right w:val="single" w:sz="8" w:space="0" w:color="FFFFFF"/>
+            </w:tcBorders>
+            <w:shd w:val="clear" w:color="auto" w:fill="F2E7E7"/>
+            <w:tcMar>
+              <w:top w:w="72" w:type="dxa"/>
+              <w:left w:w="144" w:type="dxa"/>
+              <w:bottom w:w="72" w:type="dxa"/>
+              <w:right w:w="144" w:type="dxa"/>
+            </w:tcMar>
+          </w:tcPr>
+          <w:p>
+            <w:pPr>
+              <w:bidi/>
+              <w:spacing w:after="60" w:line="240" w:lineRule="auto"/>
+              <w:rPr>
+                <w:sz w:val="18"/>
+                <w:szCs w:val="18"/>
+                <w:rtl/>
+              </w:rPr>
+            </w:pPr>
+            <w:r>
+              <w:rPr>
+                <w:rFonts w:ascii="Arial" w:hAnsi="Arial" w:cs="Arial" w:hint="cs"/>
+                <w:sz w:val="18"/>
+                <w:szCs w:val="18"/>
+                <w:rtl/>
+              </w:rPr>
+              <w:t xml:space="preserve">1. משחק תפקידים: הפעם המורה "הלקוחה" ויובל "פקיד הבנק", היפוך תפקידים מכוון משיעור ההמרה.</w:t>
+            </w:r>
+          </w:p>
+          <w:p>
+            <w:pPr>
+              <w:bidi/>
+              <w:spacing w:after="60" w:line="240" w:lineRule="auto"/>
+              <w:rPr>
+                <w:sz w:val="18"/>
+                <w:szCs w:val="18"/>
+                <w:rtl/>
+              </w:rPr>
+            </w:pPr>
+            <w:r>
+              <w:rPr>
+                <w:rFonts w:ascii="Arial" w:hAnsi="Arial" w:cs="Arial" w:hint="cs"/>
+                <w:sz w:val="18"/>
+                <w:szCs w:val="18"/>
+                <w:rtl/>
+              </w:rPr>
+              <w:t xml:space="preserve">2. "אני צריכה לשלם שקל אחד בחניון, ויש לי רק מטבע של 10. תוכל לעזור?" יובל פורט את המטבע לעשרה מטבעות של שקל.</w:t>
+            </w:r>
+          </w:p>
+          <w:p>
+            <w:pPr>
+              <w:bidi/>
+              <w:spacing w:after="60" w:line="240" w:lineRule="auto"/>
+              <w:rPr>
+                <w:sz w:val="18"/>
+                <w:szCs w:val="18"/>
+                <w:rtl/>
+              </w:rPr>
+            </w:pPr>
+            <w:r>
+              <w:rPr>
+                <w:rFonts w:ascii="Arial" w:hAnsi="Arial" w:cs="Arial" w:hint="cs"/>
+                <w:sz w:val="18"/>
+                <w:szCs w:val="18"/>
+                <w:rtl/>
+              </w:rPr>
+              <w:t xml:space="preserve">3. שאלות מיקוד: "כמה כסף היה לי לפני? כמה עכשיו? כמה תיתן לי בחזרה אם אשלם שקל?"</w:t>
+            </w:r>
+          </w:p>
+          <w:p>
+            <w:pPr>
+              <w:bidi/>
+              <w:spacing w:after="60" w:line="240" w:lineRule="auto"/>
+              <w:rPr>
+                <w:sz w:val="18"/>
+                <w:szCs w:val="18"/>
+                <w:rtl/>
+              </w:rPr>
+            </w:pPr>
+            <w:r>
+              <w:rPr>
+                <w:rFonts w:ascii="Arial" w:hAnsi="Arial" w:cs="Arial" w:hint="cs"/>
+                <w:sz w:val="18"/>
+                <w:szCs w:val="18"/>
+                <w:rtl/>
+              </w:rPr>
+              <w:t xml:space="preserve">4. סיבוב נוסף: פריטה לצורך תשלום של 3 ש"ח.</w:t>
+            </w:r>
+          </w:p>
+        </w:tc>
+        <w:tc>
+          <w:tcPr>
+            <w:tcW w:w="2098" w:type="dxa"/>
+            <w:tcBorders>
+              <w:top w:val="single" w:sz="8" w:space="0" w:color="FFFFFF"/>
+              <w:left w:val="single" w:sz="8" w:space="0" w:color="FFFFFF"/>
+              <w:bottom w:val="single" w:sz="8" w:space="0" w:color="FFFFFF"/>
+              <w:right w:val="single" w:sz="8" w:space="0" w:color="FFFFFF"/>
+            </w:tcBorders>
+            <w:shd w:val="clear" w:color="auto" w:fill="F2E7E7"/>
+            <w:tcMar>
+              <w:top w:w="72" w:type="dxa"/>
+              <w:left w:w="144" w:type="dxa"/>
+              <w:bottom w:w="72" w:type="dxa"/>
+              <w:right w:w="144" w:type="dxa"/>
+            </w:tcMar>
+          </w:tcPr>
+          <w:p>
+            <w:pPr>
+              <w:bidi/>
+              <w:spacing w:after="60" w:line="240" w:lineRule="auto"/>
+              <w:rPr>
+                <w:sz w:val="18"/>
+                <w:szCs w:val="18"/>
+                <w:rtl/>
+              </w:rPr>
+            </w:pPr>
+            <w:r>
+              <w:rPr>
+                <w:rFonts w:ascii="Arial" w:hAnsi="Arial" w:cs="Arial" w:hint="cs"/>
+                <w:sz w:val="18"/>
+                <w:szCs w:val="18"/>
+                <w:rtl/>
+              </w:rPr>
+              <w:t xml:space="preserve">הייצוג הכספי מכליל את העיקרון מעבר לבדידים. היפוך התפקידים ממצב את יובל כמומחה המסייע, המשך מכוון של אסטרטגיית חיזוק המסוגלות מהשיעור הקודם. שאלת העודף מקשרת את הפריטה לשימוש אמיתי בכסף ומכינה את הקרקע לבעיות מילוליות בהמשך התוכנית.</w:t>
+            </w:r>
+          </w:p>
+        </w:tc>
+        <w:tc>
+          <w:tcPr>
+            <w:tcW w:w="2098" w:type="dxa"/>
+            <w:tcBorders>
+              <w:top w:val="single" w:sz="8" w:space="0" w:color="FFFFFF"/>
+              <w:left w:val="single" w:sz="8" w:space="0" w:color="FFFFFF"/>
+              <w:bottom w:val="single" w:sz="8" w:space="0" w:color="FFFFFF"/>
+              <w:right w:val="single" w:sz="8" w:space="0" w:color="FFFFFF"/>
+            </w:tcBorders>
+            <w:shd w:val="clear" w:color="auto" w:fill="F2E7E7"/>
+            <w:tcMar>
+              <w:top w:w="72" w:type="dxa"/>
+              <w:left w:w="144" w:type="dxa"/>
+              <w:bottom w:w="72" w:type="dxa"/>
+              <w:right w:w="144" w:type="dxa"/>
+            </w:tcMar>
+          </w:tcPr>
+          <w:p>
+            <w:pPr>
+              <w:bidi/>
+              <w:spacing w:after="60" w:line="240" w:lineRule="auto"/>
+              <w:rPr>
+                <w:sz w:val="18"/>
+                <w:szCs w:val="18"/>
+                <w:rtl/>
+              </w:rPr>
+            </w:pPr>
+            <w:r>
+              <w:rPr>
+                <w:rFonts w:ascii="Arial" w:hAnsi="Arial" w:cs="Arial" w:hint="cs"/>
+                <w:sz w:val="18"/>
+                <w:szCs w:val="18"/>
+                <w:rtl/>
+              </w:rPr>
+              <w:t xml:space="preserve">מטבעות משחק של 1 ש"ח ו-10 ש"ח, שלט "בנק ההמרות".</w:t>
+            </w:r>
+          </w:p>
+        </w:tc>
+        <w:tc>
+          <w:tcPr>
+            <w:tcW w:w="2098" w:type="dxa"/>
+            <w:tcBorders>
+              <w:top w:val="single" w:sz="8" w:space="0" w:color="FFFFFF"/>
+              <w:left w:val="single" w:sz="8" w:space="0" w:color="FFFFFF"/>
+              <w:bottom w:val="single" w:sz="8" w:space="0" w:color="FFFFFF"/>
+              <w:right w:val="single" w:sz="8" w:space="0" w:color="FFFFFF"/>
+            </w:tcBorders>
+            <w:shd w:val="clear" w:color="auto" w:fill="F2E7E7"/>
+            <w:tcMar>
+              <w:top w:w="72" w:type="dxa"/>
+              <w:left w:w="144" w:type="dxa"/>
+              <w:bottom w:w="72" w:type="dxa"/>
+              <w:right w:w="144" w:type="dxa"/>
+            </w:tcMar>
+          </w:tcPr>
+          <w:p>
+            <w:pPr>
+              <w:bidi/>
+              <w:spacing w:after="60" w:line="240" w:lineRule="auto"/>
+              <w:rPr>
+                <w:sz w:val="18"/>
+                <w:szCs w:val="18"/>
+                <w:rtl/>
+              </w:rPr>
+            </w:pPr>
+            <w:r>
+              <w:rPr>
+                <w:rFonts w:ascii="Arial" w:hAnsi="Arial" w:cs="Arial" w:hint="cs"/>
+                <w:sz w:val="18"/>
+                <w:szCs w:val="18"/>
+                <w:rtl/>
+              </w:rPr>
+              <w:t xml:space="preserve">נכנס לתפקיד הפקיד ברצינות רבה, פרט נכון בשני הסיבובים וחישב את העודף בסיבוב השני בעזרת מנייה.</w:t>
+            </w:r>
+          </w:p>
+        </w:tc>
+        <w:tc>
+          <w:tcPr>
+            <w:tcW w:w="2098" w:type="dxa"/>
+            <w:tcBorders>
+              <w:top w:val="single" w:sz="8" w:space="0" w:color="FFFFFF"/>
+              <w:left w:val="single" w:sz="8" w:space="0" w:color="FFFFFF"/>
+              <w:bottom w:val="single" w:sz="8" w:space="0" w:color="FFFFFF"/>
+              <w:right w:val="single" w:sz="8" w:space="0" w:color="FFFFFF"/>
+            </w:tcBorders>
+            <w:shd w:val="clear" w:color="auto" w:fill="F2E7E7"/>
+            <w:tcMar>
+              <w:top w:w="72" w:type="dxa"/>
+              <w:left w:w="144" w:type="dxa"/>
+              <w:bottom w:w="72" w:type="dxa"/>
+              <w:right w:w="144" w:type="dxa"/>
+            </w:tcMar>
+          </w:tcPr>
+          <w:p>
+            <w:pPr>
+              <w:bidi/>
+              <w:spacing w:after="60" w:line="240" w:lineRule="auto"/>
+              <w:rPr>
+                <w:sz w:val="18"/>
+                <w:szCs w:val="18"/>
+                <w:rtl/>
+              </w:rPr>
+            </w:pPr>
+            <w:r>
+              <w:rPr>
+                <w:rFonts w:ascii="Arial" w:hAnsi="Arial" w:cs="Arial" w:hint="cs"/>
+                <w:sz w:val="18"/>
+                <w:szCs w:val="18"/>
+                <w:rtl/>
+              </w:rPr>
+              <w:t xml:space="preserve">מטרה אופרטיבית 3 הושגה. חישוב העודף היה איטי אך נכון; לחזור אליו בשיעור החיסור. היפוך התפקידים עבד מצוין.</w:t>
+            </w:r>
+          </w:p>
+        </w:tc>
+      </w:tr>
+      <w:tr>
+        <w:trPr>
+          <w:trHeight w:val="484"/>
+          <w:cantSplit/>
+        </w:trPr>
+        <w:tc>
+          <w:tcPr>
+            <w:tcW w:w="2098" w:type="dxa"/>
+            <w:tcBorders>
+              <w:top w:val="single" w:sz="8" w:space="0" w:color="FFFFFF"/>
+              <w:left w:val="single" w:sz="8" w:space="0" w:color="FFFFFF"/>
+              <w:bottom w:val="single" w:sz="8" w:space="0" w:color="FFFFFF"/>
+              <w:right w:val="single" w:sz="8" w:space="0" w:color="FFFFFF"/>
+            </w:tcBorders>
+            <w:shd w:val="clear" w:color="auto" w:fill="E4CCCC"/>
+            <w:tcMar>
+              <w:top w:w="72" w:type="dxa"/>
+              <w:left w:w="144" w:type="dxa"/>
+              <w:bottom w:w="72" w:type="dxa"/>
+              <w:right w:w="144" w:type="dxa"/>
+            </w:tcMar>
+          </w:tcPr>
+          <w:p>
+            <w:pPr>
+              <w:bidi/>
+              <w:spacing w:after="60" w:line="240" w:lineRule="auto"/>
+              <w:rPr>
+                <w:sz w:val="18"/>
+                <w:szCs w:val="18"/>
+                <w:rtl/>
+              </w:rPr>
+            </w:pPr>
+            <w:r>
+              <w:rPr>
+                <w:rFonts w:ascii="Arial" w:hAnsi="Arial" w:cs="Arial" w:hint="cs"/>
+                <w:b/>
+                <w:bCs/>
+                <w:sz w:val="18"/>
+                <w:szCs w:val="18"/>
+                <w:rtl/>
+              </w:rPr>
+              <w:t xml:space="preserve">גוף השיעור, שלב ג': דרג תמונתי (7 דק')</w:t>
+            </w:r>
+          </w:p>
+        </w:tc>
+        <w:tc>
+          <w:tcPr>
+            <w:tcW w:w="2098" w:type="dxa"/>
+            <w:tcBorders>
+              <w:top w:val="single" w:sz="8" w:space="0" w:color="FFFFFF"/>
+              <w:left w:val="single" w:sz="8" w:space="0" w:color="FFFFFF"/>
+              <w:bottom w:val="single" w:sz="8" w:space="0" w:color="FFFFFF"/>
+              <w:right w:val="single" w:sz="8" w:space="0" w:color="FFFFFF"/>
+            </w:tcBorders>
+            <w:shd w:val="clear" w:color="auto" w:fill="E4CCCC"/>
+            <w:tcMar>
+              <w:top w:w="72" w:type="dxa"/>
+              <w:left w:w="144" w:type="dxa"/>
+              <w:bottom w:w="72" w:type="dxa"/>
+              <w:right w:w="144" w:type="dxa"/>
+            </w:tcMar>
+          </w:tcPr>
+          <w:p>
+            <w:pPr>
+              <w:bidi/>
+              <w:spacing w:after="60" w:line="240" w:lineRule="auto"/>
+              <w:rPr>
+                <w:sz w:val="18"/>
+                <w:szCs w:val="18"/>
+                <w:rtl/>
+              </w:rPr>
+            </w:pPr>
+            <w:r>
+              <w:rPr>
+                <w:rFonts w:ascii="Arial" w:hAnsi="Arial" w:cs="Arial" w:hint="cs"/>
+                <w:sz w:val="18"/>
+                <w:szCs w:val="18"/>
+                <w:rtl/>
+              </w:rPr>
+              <w:t xml:space="preserve">התלמיד ייצג פריטה בציור ובטבלת ערך מקום, ללא אביזר מוחשי.</w:t>
+            </w:r>
+          </w:p>
+        </w:tc>
+        <w:tc>
+          <w:tcPr>
+            <w:tcW w:w="2098" w:type="dxa"/>
+            <w:tcBorders>
+              <w:top w:val="single" w:sz="8" w:space="0" w:color="FFFFFF"/>
+              <w:left w:val="single" w:sz="8" w:space="0" w:color="FFFFFF"/>
+              <w:bottom w:val="single" w:sz="8" w:space="0" w:color="FFFFFF"/>
+              <w:right w:val="single" w:sz="8" w:space="0" w:color="FFFFFF"/>
+            </w:tcBorders>
+            <w:shd w:val="clear" w:color="auto" w:fill="E4CCCC"/>
+            <w:tcMar>
+              <w:top w:w="72" w:type="dxa"/>
+              <w:left w:w="144" w:type="dxa"/>
+              <w:bottom w:w="72" w:type="dxa"/>
+              <w:right w:w="144" w:type="dxa"/>
+            </w:tcMar>
+          </w:tcPr>
+          <w:p>
+            <w:pPr>
+              <w:bidi/>
+              <w:spacing w:after="60" w:line="240" w:lineRule="auto"/>
+              <w:rPr>
+                <w:sz w:val="18"/>
+                <w:szCs w:val="18"/>
+                <w:rtl/>
+              </w:rPr>
+            </w:pPr>
+            <w:r>
+              <w:rPr>
+                <w:rFonts w:ascii="Arial" w:hAnsi="Arial" w:cs="Arial" w:hint="cs"/>
+                <w:sz w:val="18"/>
+                <w:szCs w:val="18"/>
+                <w:rtl/>
+              </w:rPr>
+              <w:t xml:space="preserve">1. דף עבודה: בכל סעיף מצוירים מוטות עשרת ועיגולים בודדים (עשרת ו-4; עשרת ו-7; 2 עשרות).</w:t>
+            </w:r>
+          </w:p>
+          <w:p>
+            <w:pPr>
+              <w:bidi/>
+              <w:spacing w:after="60" w:line="240" w:lineRule="auto"/>
+              <w:rPr>
+                <w:sz w:val="18"/>
+                <w:szCs w:val="18"/>
+                <w:rtl/>
+              </w:rPr>
+            </w:pPr>
+            <w:r>
+              <w:rPr>
+                <w:rFonts w:ascii="Arial" w:hAnsi="Arial" w:cs="Arial" w:hint="cs"/>
+                <w:sz w:val="18"/>
+                <w:szCs w:val="18"/>
+                <w:rtl/>
+              </w:rPr>
+              <w:t xml:space="preserve">2. מודלינג בחשיבה בקול: "אני פורטת את המוט, מוחקת אותו ומציירת במקומו 10 עיגולים... עכשיו אני סופרת הכול".</w:t>
+            </w:r>
+          </w:p>
+          <w:p>
+            <w:pPr>
+              <w:bidi/>
+              <w:spacing w:after="60" w:line="240" w:lineRule="auto"/>
+              <w:rPr>
+                <w:sz w:val="18"/>
+                <w:szCs w:val="18"/>
+                <w:rtl/>
+              </w:rPr>
+            </w:pPr>
+            <w:r>
+              <w:rPr>
+                <w:rFonts w:ascii="Arial" w:hAnsi="Arial" w:cs="Arial" w:hint="cs"/>
+                <w:sz w:val="18"/>
+                <w:szCs w:val="18"/>
+                <w:rtl/>
+              </w:rPr>
+              <w:t xml:space="preserve">3. יובל פותר את הסעיפים הבאים בהדרגה, ורושם בטבלת עשרות-אחדות את המספר לפני הפריטה ואחריה, כדי לראות שהוא לא השתנה.</w:t>
+            </w:r>
+          </w:p>
+          <w:p>
+            <w:pPr>
+              <w:bidi/>
+              <w:spacing w:after="60" w:line="240" w:lineRule="auto"/>
+              <w:rPr>
+                <w:sz w:val="18"/>
+                <w:szCs w:val="18"/>
+                <w:rtl/>
+              </w:rPr>
+            </w:pPr>
+            <w:r>
+              <w:rPr>
+                <w:rFonts w:ascii="Arial" w:hAnsi="Arial" w:cs="Arial" w:hint="cs"/>
+                <w:sz w:val="18"/>
+                <w:szCs w:val="18"/>
+                <w:rtl/>
+              </w:rPr>
+              <w:t xml:space="preserve">4. שאלה מכוונת מוכנה מראש: "המספר השתנה או רק הציור?"</w:t>
+            </w:r>
+          </w:p>
+        </w:tc>
+        <w:tc>
+          <w:tcPr>
+            <w:tcW w:w="2098" w:type="dxa"/>
+            <w:tcBorders>
+              <w:top w:val="single" w:sz="8" w:space="0" w:color="FFFFFF"/>
+              <w:left w:val="single" w:sz="8" w:space="0" w:color="FFFFFF"/>
+              <w:bottom w:val="single" w:sz="8" w:space="0" w:color="FFFFFF"/>
+              <w:right w:val="single" w:sz="8" w:space="0" w:color="FFFFFF"/>
+            </w:tcBorders>
+            <w:shd w:val="clear" w:color="auto" w:fill="E4CCCC"/>
+            <w:tcMar>
+              <w:top w:w="72" w:type="dxa"/>
+              <w:left w:w="144" w:type="dxa"/>
+              <w:bottom w:w="72" w:type="dxa"/>
+              <w:right w:w="144" w:type="dxa"/>
+            </w:tcMar>
+          </w:tcPr>
+          <w:p>
+            <w:pPr>
+              <w:bidi/>
+              <w:spacing w:after="60" w:line="240" w:lineRule="auto"/>
+              <w:rPr>
+                <w:sz w:val="18"/>
+                <w:szCs w:val="18"/>
+                <w:rtl/>
+              </w:rPr>
+            </w:pPr>
+            <w:r>
+              <w:rPr>
+                <w:rFonts w:ascii="Arial" w:hAnsi="Arial" w:cs="Arial" w:hint="cs"/>
+                <w:sz w:val="18"/>
+                <w:szCs w:val="18"/>
+                <w:rtl/>
+              </w:rPr>
+              <w:t xml:space="preserve">דרג תמונתי, הגשר בין הפעולה הידנית לסימול. מחיקת המוט וציור 10 העיגולים משחזרים בציור את פעולת הפריטה הפיזית. הרישום הכפול בטבלה (לפני ואחרי) הופך את שימור הכמות מתחושה לעובדה כתובה, מענה ישיר לטעות המיפוי "1 עשרת ו-3 אחדות = 4".</w:t>
+            </w:r>
+          </w:p>
+        </w:tc>
+        <w:tc>
+          <w:tcPr>
+            <w:tcW w:w="2098" w:type="dxa"/>
+            <w:tcBorders>
+              <w:top w:val="single" w:sz="8" w:space="0" w:color="FFFFFF"/>
+              <w:left w:val="single" w:sz="8" w:space="0" w:color="FFFFFF"/>
+              <w:bottom w:val="single" w:sz="8" w:space="0" w:color="FFFFFF"/>
+              <w:right w:val="single" w:sz="8" w:space="0" w:color="FFFFFF"/>
+            </w:tcBorders>
+            <w:shd w:val="clear" w:color="auto" w:fill="E4CCCC"/>
+            <w:tcMar>
+              <w:top w:w="72" w:type="dxa"/>
+              <w:left w:w="144" w:type="dxa"/>
+              <w:bottom w:w="72" w:type="dxa"/>
+              <w:right w:w="144" w:type="dxa"/>
+            </w:tcMar>
+          </w:tcPr>
+          <w:p>
+            <w:pPr>
+              <w:bidi/>
+              <w:spacing w:after="60" w:line="240" w:lineRule="auto"/>
+              <w:rPr>
+                <w:sz w:val="18"/>
+                <w:szCs w:val="18"/>
+                <w:rtl/>
+              </w:rPr>
+            </w:pPr>
+            <w:r>
+              <w:rPr>
+                <w:rFonts w:ascii="Arial" w:hAnsi="Arial" w:cs="Arial" w:hint="cs"/>
+                <w:sz w:val="18"/>
+                <w:szCs w:val="18"/>
+                <w:rtl/>
+              </w:rPr>
+              <w:t xml:space="preserve">דף עבודה מצויר, טבלת עשרות-אחדות, עיפרון ומחק.</w:t>
+            </w:r>
+          </w:p>
+        </w:tc>
+        <w:tc>
+          <w:tcPr>
+            <w:tcW w:w="2098" w:type="dxa"/>
+            <w:tcBorders>
+              <w:top w:val="single" w:sz="8" w:space="0" w:color="FFFFFF"/>
+              <w:left w:val="single" w:sz="8" w:space="0" w:color="FFFFFF"/>
+              <w:bottom w:val="single" w:sz="8" w:space="0" w:color="FFFFFF"/>
+              <w:right w:val="single" w:sz="8" w:space="0" w:color="FFFFFF"/>
+            </w:tcBorders>
+            <w:shd w:val="clear" w:color="auto" w:fill="E4CCCC"/>
+            <w:tcMar>
+              <w:top w:w="72" w:type="dxa"/>
+              <w:left w:w="144" w:type="dxa"/>
+              <w:bottom w:w="72" w:type="dxa"/>
+              <w:right w:w="144" w:type="dxa"/>
+            </w:tcMar>
+          </w:tcPr>
+          <w:p>
+            <w:pPr>
+              <w:bidi/>
+              <w:spacing w:after="60" w:line="240" w:lineRule="auto"/>
+              <w:rPr>
+                <w:sz w:val="18"/>
+                <w:szCs w:val="18"/>
+                <w:rtl/>
+              </w:rPr>
+            </w:pPr>
+            <w:r>
+              <w:rPr>
+                <w:rFonts w:ascii="Arial" w:hAnsi="Arial" w:cs="Arial" w:hint="cs"/>
+                <w:sz w:val="18"/>
+                <w:szCs w:val="18"/>
+                <w:rtl/>
+              </w:rPr>
+              <w:t xml:space="preserve">פתר את כל הסעיפים. בסעיף "2 עשרות" עצר ושאל: "לפרוט את שתיהן?", ולאחר השאלה "מה צריך הילד?" פרט אחת בלבד.</w:t>
+            </w:r>
+          </w:p>
+        </w:tc>
+        <w:tc>
+          <w:tcPr>
+            <w:tcW w:w="2098" w:type="dxa"/>
+            <w:tcBorders>
+              <w:top w:val="single" w:sz="8" w:space="0" w:color="FFFFFF"/>
+              <w:left w:val="single" w:sz="8" w:space="0" w:color="FFFFFF"/>
+              <w:bottom w:val="single" w:sz="8" w:space="0" w:color="FFFFFF"/>
+              <w:right w:val="single" w:sz="8" w:space="0" w:color="FFFFFF"/>
+            </w:tcBorders>
+            <w:shd w:val="clear" w:color="auto" w:fill="E4CCCC"/>
+            <w:tcMar>
+              <w:top w:w="72" w:type="dxa"/>
+              <w:left w:w="144" w:type="dxa"/>
+              <w:bottom w:w="72" w:type="dxa"/>
+              <w:right w:w="144" w:type="dxa"/>
+            </w:tcMar>
+          </w:tcPr>
+          <w:p>
+            <w:pPr>
+              <w:bidi/>
+              <w:spacing w:after="60" w:line="240" w:lineRule="auto"/>
+              <w:rPr>
+                <w:sz w:val="18"/>
+                <w:szCs w:val="18"/>
+                <w:rtl/>
+              </w:rPr>
+            </w:pPr>
+            <w:r>
+              <w:rPr>
+                <w:rFonts w:ascii="Arial" w:hAnsi="Arial" w:cs="Arial" w:hint="cs"/>
+                <w:sz w:val="18"/>
+                <w:szCs w:val="18"/>
+                <w:rtl/>
+              </w:rPr>
+              <w:t xml:space="preserve">מטרה אופרטיבית 4 הושגה חלקית במהלך השלב (3 מתוך 4). ההתלבטות סביב "2 עשרות" חשובה: פריטה סלקטיבית היא בדיוק המיומנות שתידרש בחיסור, לתרגל אותה בשיעור 4.</w:t>
+            </w:r>
+          </w:p>
+        </w:tc>
+      </w:tr>
+      <w:tr>
+        <w:trPr>
+          <w:trHeight w:val="484"/>
+          <w:cantSplit/>
+        </w:trPr>
+        <w:tc>
+          <w:tcPr>
+            <w:tcW w:w="2098" w:type="dxa"/>
+            <w:tcBorders>
+              <w:top w:val="single" w:sz="8" w:space="0" w:color="FFFFFF"/>
+              <w:left w:val="single" w:sz="8" w:space="0" w:color="FFFFFF"/>
+              <w:bottom w:val="single" w:sz="8" w:space="0" w:color="FFFFFF"/>
+              <w:right w:val="single" w:sz="8" w:space="0" w:color="FFFFFF"/>
+            </w:tcBorders>
+            <w:shd w:val="clear" w:color="auto" w:fill="F2E7E7"/>
+            <w:tcMar>
+              <w:top w:w="72" w:type="dxa"/>
+              <w:left w:w="144" w:type="dxa"/>
+              <w:bottom w:w="72" w:type="dxa"/>
+              <w:right w:w="144" w:type="dxa"/>
+            </w:tcMar>
+          </w:tcPr>
+          <w:p>
+            <w:pPr>
+              <w:bidi/>
+              <w:spacing w:after="60" w:line="240" w:lineRule="auto"/>
+              <w:rPr>
+                <w:sz w:val="18"/>
+                <w:szCs w:val="18"/>
+                <w:rtl/>
+              </w:rPr>
+            </w:pPr>
+            <w:r>
+              <w:rPr>
+                <w:rFonts w:ascii="Arial" w:hAnsi="Arial" w:cs="Arial" w:hint="cs"/>
+                <w:b/>
+                <w:bCs/>
+                <w:sz w:val="18"/>
+                <w:szCs w:val="18"/>
+                <w:rtl/>
+              </w:rPr>
+              <w:t xml:space="preserve">גוף השיעור, שלב ד': דרג סמלי (8 דק')</w:t>
+            </w:r>
+          </w:p>
+        </w:tc>
+        <w:tc>
+          <w:tcPr>
+            <w:tcW w:w="2098" w:type="dxa"/>
+            <w:tcBorders>
+              <w:top w:val="single" w:sz="8" w:space="0" w:color="FFFFFF"/>
+              <w:left w:val="single" w:sz="8" w:space="0" w:color="FFFFFF"/>
+              <w:bottom w:val="single" w:sz="8" w:space="0" w:color="FFFFFF"/>
+              <w:right w:val="single" w:sz="8" w:space="0" w:color="FFFFFF"/>
+            </w:tcBorders>
+            <w:shd w:val="clear" w:color="auto" w:fill="F2E7E7"/>
+            <w:tcMar>
+              <w:top w:w="72" w:type="dxa"/>
+              <w:left w:w="144" w:type="dxa"/>
+              <w:bottom w:w="72" w:type="dxa"/>
+              <w:right w:w="144" w:type="dxa"/>
+            </w:tcMar>
+          </w:tcPr>
+          <w:p>
+            <w:pPr>
+              <w:bidi/>
+              <w:spacing w:after="60" w:line="240" w:lineRule="auto"/>
+              <w:rPr>
+                <w:sz w:val="18"/>
+                <w:szCs w:val="18"/>
+                <w:rtl/>
+              </w:rPr>
+            </w:pPr>
+            <w:r>
+              <w:rPr>
+                <w:rFonts w:ascii="Arial" w:hAnsi="Arial" w:cs="Arial" w:hint="cs"/>
+                <w:sz w:val="18"/>
+                <w:szCs w:val="18"/>
+                <w:rtl/>
+              </w:rPr>
+              <w:t xml:space="preserve">התלמיד ישלים בכתב משפטי פריטה והכלה ויבדוק את תשובותיו בעצמו.</w:t>
+            </w:r>
+          </w:p>
+        </w:tc>
+        <w:tc>
+          <w:tcPr>
+            <w:tcW w:w="2098" w:type="dxa"/>
+            <w:tcBorders>
+              <w:top w:val="single" w:sz="8" w:space="0" w:color="FFFFFF"/>
+              <w:left w:val="single" w:sz="8" w:space="0" w:color="FFFFFF"/>
+              <w:bottom w:val="single" w:sz="8" w:space="0" w:color="FFFFFF"/>
+              <w:right w:val="single" w:sz="8" w:space="0" w:color="FFFFFF"/>
+            </w:tcBorders>
+            <w:shd w:val="clear" w:color="auto" w:fill="F2E7E7"/>
+            <w:tcMar>
+              <w:top w:w="72" w:type="dxa"/>
+              <w:left w:w="144" w:type="dxa"/>
+              <w:bottom w:w="72" w:type="dxa"/>
+              <w:right w:w="144" w:type="dxa"/>
+            </w:tcMar>
+          </w:tcPr>
+          <w:p>
+            <w:pPr>
+              <w:bidi/>
+              <w:spacing w:after="60" w:line="240" w:lineRule="auto"/>
+              <w:rPr>
+                <w:sz w:val="18"/>
+                <w:szCs w:val="18"/>
+                <w:rtl/>
+              </w:rPr>
+            </w:pPr>
+            <w:r>
+              <w:rPr>
+                <w:rFonts w:ascii="Arial" w:hAnsi="Arial" w:cs="Arial" w:hint="cs"/>
+                <w:sz w:val="18"/>
+                <w:szCs w:val="18"/>
+                <w:rtl/>
+              </w:rPr>
+              <w:t xml:space="preserve">1. משפטי השלמה מדורגים: "עשרת אחת = __ אחדות"; "1 עשרת ו-3 אחדות = __ אחדות"; "כמה אחדות מכיל 14?"; "כמה אחדות ב-2 עשרות?"; "כמה אחדות מכיל 25?"</w:t>
+            </w:r>
+          </w:p>
+          <w:p>
+            <w:pPr>
+              <w:bidi/>
+              <w:spacing w:after="60" w:line="240" w:lineRule="auto"/>
+              <w:rPr>
+                <w:sz w:val="18"/>
+                <w:szCs w:val="18"/>
+                <w:rtl/>
+              </w:rPr>
+            </w:pPr>
+            <w:r>
+              <w:rPr>
+                <w:rFonts w:ascii="Arial" w:hAnsi="Arial" w:cs="Arial" w:hint="cs"/>
+                <w:sz w:val="18"/>
+                <w:szCs w:val="18"/>
+                <w:rtl/>
+              </w:rPr>
+              <w:t xml:space="preserve">2. שאלה הפוכה לחיבור שני הכיוונים: "13 אחדות = __ עשרת ו-__ אחדות".</w:t>
+            </w:r>
+          </w:p>
+          <w:p>
+            <w:pPr>
+              <w:bidi/>
+              <w:spacing w:after="60" w:line="240" w:lineRule="auto"/>
+              <w:rPr>
+                <w:sz w:val="18"/>
+                <w:szCs w:val="18"/>
+                <w:rtl/>
+              </w:rPr>
+            </w:pPr>
+            <w:r>
+              <w:rPr>
+                <w:rFonts w:ascii="Arial" w:hAnsi="Arial" w:cs="Arial" w:hint="cs"/>
+                <w:sz w:val="18"/>
+                <w:szCs w:val="18"/>
+                <w:rtl/>
+              </w:rPr>
+              <w:t xml:space="preserve">3. אחרי כל תשובה: "רוצה לבדוק עם הבדידים?" הבדיקה זמינה אך לא כפויה.</w:t>
+            </w:r>
+          </w:p>
+        </w:tc>
+        <w:tc>
+          <w:tcPr>
+            <w:tcW w:w="2098" w:type="dxa"/>
+            <w:tcBorders>
+              <w:top w:val="single" w:sz="8" w:space="0" w:color="FFFFFF"/>
+              <w:left w:val="single" w:sz="8" w:space="0" w:color="FFFFFF"/>
+              <w:bottom w:val="single" w:sz="8" w:space="0" w:color="FFFFFF"/>
+              <w:right w:val="single" w:sz="8" w:space="0" w:color="FFFFFF"/>
+            </w:tcBorders>
+            <w:shd w:val="clear" w:color="auto" w:fill="F2E7E7"/>
+            <w:tcMar>
+              <w:top w:w="72" w:type="dxa"/>
+              <w:left w:w="144" w:type="dxa"/>
+              <w:bottom w:w="72" w:type="dxa"/>
+              <w:right w:w="144" w:type="dxa"/>
+            </w:tcMar>
+          </w:tcPr>
+          <w:p>
+            <w:pPr>
+              <w:bidi/>
+              <w:spacing w:after="60" w:line="240" w:lineRule="auto"/>
+              <w:rPr>
+                <w:sz w:val="18"/>
+                <w:szCs w:val="18"/>
+                <w:rtl/>
+              </w:rPr>
+            </w:pPr>
+            <w:r>
+              <w:rPr>
+                <w:rFonts w:ascii="Arial" w:hAnsi="Arial" w:cs="Arial" w:hint="cs"/>
+                <w:sz w:val="18"/>
+                <w:szCs w:val="18"/>
+                <w:rtl/>
+              </w:rPr>
+              <w:t xml:space="preserve">דרג מופשט/סמלי. שאלות ההכלה ("כמה אחדות מכיל 25?") לקוחות ישירות מסעיפי האבחון שבהם נכשל, כך שההתקדמות נמדדת מול הממצא המקורי. השאלה ההפוכה שוזרת המרה ופריטה לחוק אחד דו-כיווני. הבדיקה העצמית ממשיכה לבסס את הרגל הבקרה שנרכש בשיעור הקודם.</w:t>
+            </w:r>
+          </w:p>
+        </w:tc>
+        <w:tc>
+          <w:tcPr>
+            <w:tcW w:w="2098" w:type="dxa"/>
+            <w:tcBorders>
+              <w:top w:val="single" w:sz="8" w:space="0" w:color="FFFFFF"/>
+              <w:left w:val="single" w:sz="8" w:space="0" w:color="FFFFFF"/>
+              <w:bottom w:val="single" w:sz="8" w:space="0" w:color="FFFFFF"/>
+              <w:right w:val="single" w:sz="8" w:space="0" w:color="FFFFFF"/>
+            </w:tcBorders>
+            <w:shd w:val="clear" w:color="auto" w:fill="F2E7E7"/>
+            <w:tcMar>
+              <w:top w:w="72" w:type="dxa"/>
+              <w:left w:w="144" w:type="dxa"/>
+              <w:bottom w:w="72" w:type="dxa"/>
+              <w:right w:w="144" w:type="dxa"/>
+            </w:tcMar>
+          </w:tcPr>
+          <w:p>
+            <w:pPr>
+              <w:bidi/>
+              <w:spacing w:after="60" w:line="240" w:lineRule="auto"/>
+              <w:rPr>
+                <w:sz w:val="18"/>
+                <w:szCs w:val="18"/>
+                <w:rtl/>
+              </w:rPr>
+            </w:pPr>
+            <w:r>
+              <w:rPr>
+                <w:rFonts w:ascii="Arial" w:hAnsi="Arial" w:cs="Arial" w:hint="cs"/>
+                <w:sz w:val="18"/>
+                <w:szCs w:val="18"/>
+                <w:rtl/>
+              </w:rPr>
+              <w:t xml:space="preserve">דף משפטי השלמה, בדידי דיינס זמינים על השולחן.</w:t>
+            </w:r>
+          </w:p>
+        </w:tc>
+        <w:tc>
+          <w:tcPr>
+            <w:tcW w:w="2098" w:type="dxa"/>
+            <w:tcBorders>
+              <w:top w:val="single" w:sz="8" w:space="0" w:color="FFFFFF"/>
+              <w:left w:val="single" w:sz="8" w:space="0" w:color="FFFFFF"/>
+              <w:bottom w:val="single" w:sz="8" w:space="0" w:color="FFFFFF"/>
+              <w:right w:val="single" w:sz="8" w:space="0" w:color="FFFFFF"/>
+            </w:tcBorders>
+            <w:shd w:val="clear" w:color="auto" w:fill="F2E7E7"/>
+            <w:tcMar>
+              <w:top w:w="72" w:type="dxa"/>
+              <w:left w:w="144" w:type="dxa"/>
+              <w:bottom w:w="72" w:type="dxa"/>
+              <w:right w:w="144" w:type="dxa"/>
+            </w:tcMar>
+          </w:tcPr>
+          <w:p>
+            <w:pPr>
+              <w:bidi/>
+              <w:spacing w:after="60" w:line="240" w:lineRule="auto"/>
+              <w:rPr>
+                <w:sz w:val="18"/>
+                <w:szCs w:val="18"/>
+                <w:rtl/>
+              </w:rPr>
+            </w:pPr>
+            <w:r>
+              <w:rPr>
+                <w:rFonts w:ascii="Arial" w:hAnsi="Arial" w:cs="Arial" w:hint="cs"/>
+                <w:sz w:val="18"/>
+                <w:szCs w:val="18"/>
+                <w:rtl/>
+              </w:rPr>
+              <w:t xml:space="preserve">השלים 4 מתוך 5 נכון. ב"כמה אחדות מכיל 25" ענה תחילה "5" (כמו במיפוי), נשלח לבנות את 25 בבדידים, פרט את שתי העשרות ומנה 25. תיקן ואמר: "הכול ביחד!"</w:t>
+            </w:r>
+          </w:p>
+        </w:tc>
+        <w:tc>
+          <w:tcPr>
+            <w:tcW w:w="2098" w:type="dxa"/>
+            <w:tcBorders>
+              <w:top w:val="single" w:sz="8" w:space="0" w:color="FFFFFF"/>
+              <w:left w:val="single" w:sz="8" w:space="0" w:color="FFFFFF"/>
+              <w:bottom w:val="single" w:sz="8" w:space="0" w:color="FFFFFF"/>
+              <w:right w:val="single" w:sz="8" w:space="0" w:color="FFFFFF"/>
+            </w:tcBorders>
+            <w:shd w:val="clear" w:color="auto" w:fill="F2E7E7"/>
+            <w:tcMar>
+              <w:top w:w="72" w:type="dxa"/>
+              <w:left w:w="144" w:type="dxa"/>
+              <w:bottom w:w="72" w:type="dxa"/>
+              <w:right w:w="144" w:type="dxa"/>
+            </w:tcMar>
+          </w:tcPr>
+          <w:p>
+            <w:pPr>
+              <w:bidi/>
+              <w:spacing w:after="60" w:line="240" w:lineRule="auto"/>
+              <w:rPr>
+                <w:sz w:val="18"/>
+                <w:szCs w:val="18"/>
+                <w:rtl/>
+              </w:rPr>
+            </w:pPr>
+            <w:r>
+              <w:rPr>
+                <w:rFonts w:ascii="Arial" w:hAnsi="Arial" w:cs="Arial" w:hint="cs"/>
+                <w:sz w:val="18"/>
+                <w:szCs w:val="18"/>
+                <w:rtl/>
+              </w:rPr>
+              <w:t xml:space="preserve">מטרות 4, 5 ו-6 הושגו. הטעות "25 = 5 אחדות" שוחזרה ותוקנה דרך הבדידים, בדיוק התהליך שהשיעור תוכנן לזמן. לחזור לשאלות הכלה בפתיחת השיעור הבא.</w:t>
+            </w:r>
+          </w:p>
+        </w:tc>
+      </w:tr>
+      <w:tr>
+        <w:trPr>
+          <w:trHeight w:val="484"/>
+          <w:cantSplit/>
+        </w:trPr>
+        <w:tc>
+          <w:tcPr>
+            <w:tcW w:w="2098" w:type="dxa"/>
+            <w:tcBorders>
+              <w:top w:val="single" w:sz="8" w:space="0" w:color="FFFFFF"/>
+              <w:left w:val="single" w:sz="8" w:space="0" w:color="FFFFFF"/>
+              <w:bottom w:val="single" w:sz="8" w:space="0" w:color="FFFFFF"/>
+              <w:right w:val="single" w:sz="8" w:space="0" w:color="FFFFFF"/>
+            </w:tcBorders>
+            <w:shd w:val="clear" w:color="auto" w:fill="E4CCCC"/>
+            <w:tcMar>
+              <w:top w:w="72" w:type="dxa"/>
+              <w:left w:w="144" w:type="dxa"/>
+              <w:bottom w:w="72" w:type="dxa"/>
+              <w:right w:w="144" w:type="dxa"/>
+            </w:tcMar>
+          </w:tcPr>
+          <w:p>
+            <w:pPr>
+              <w:bidi/>
+              <w:spacing w:after="60" w:line="240" w:lineRule="auto"/>
+              <w:rPr>
+                <w:sz w:val="18"/>
+                <w:szCs w:val="18"/>
+                <w:rtl/>
+              </w:rPr>
+            </w:pPr>
+            <w:r>
+              <w:rPr>
+                <w:rFonts w:ascii="Arial" w:hAnsi="Arial" w:cs="Arial" w:hint="cs"/>
+                <w:b/>
+                <w:bCs/>
+                <w:sz w:val="18"/>
+                <w:szCs w:val="18"/>
+                <w:rtl/>
+              </w:rPr>
+              <w:t xml:space="preserve">תרגול משחקי: "החלפות מהירות" (4 דק')</w:t>
+            </w:r>
+          </w:p>
+        </w:tc>
+        <w:tc>
+          <w:tcPr>
+            <w:tcW w:w="2098" w:type="dxa"/>
+            <w:tcBorders>
+              <w:top w:val="single" w:sz="8" w:space="0" w:color="FFFFFF"/>
+              <w:left w:val="single" w:sz="8" w:space="0" w:color="FFFFFF"/>
+              <w:bottom w:val="single" w:sz="8" w:space="0" w:color="FFFFFF"/>
+              <w:right w:val="single" w:sz="8" w:space="0" w:color="FFFFFF"/>
+            </w:tcBorders>
+            <w:shd w:val="clear" w:color="auto" w:fill="E4CCCC"/>
+            <w:tcMar>
+              <w:top w:w="72" w:type="dxa"/>
+              <w:left w:w="144" w:type="dxa"/>
+              <w:bottom w:w="72" w:type="dxa"/>
+              <w:right w:w="144" w:type="dxa"/>
+            </w:tcMar>
+          </w:tcPr>
+          <w:p>
+            <w:pPr>
+              <w:bidi/>
+              <w:spacing w:after="60" w:line="240" w:lineRule="auto"/>
+              <w:rPr>
+                <w:sz w:val="18"/>
+                <w:szCs w:val="18"/>
+                <w:rtl/>
+              </w:rPr>
+            </w:pPr>
+            <w:r>
+              <w:rPr>
+                <w:rFonts w:ascii="Arial" w:hAnsi="Arial" w:cs="Arial" w:hint="cs"/>
+                <w:sz w:val="18"/>
+                <w:szCs w:val="18"/>
+                <w:rtl/>
+              </w:rPr>
+              <w:t xml:space="preserve">התלמיד יתרגל המרה ופריטה לסירוגין בהנעה גבוהה.</w:t>
+            </w:r>
+          </w:p>
+        </w:tc>
+        <w:tc>
+          <w:tcPr>
+            <w:tcW w:w="2098" w:type="dxa"/>
+            <w:tcBorders>
+              <w:top w:val="single" w:sz="8" w:space="0" w:color="FFFFFF"/>
+              <w:left w:val="single" w:sz="8" w:space="0" w:color="FFFFFF"/>
+              <w:bottom w:val="single" w:sz="8" w:space="0" w:color="FFFFFF"/>
+              <w:right w:val="single" w:sz="8" w:space="0" w:color="FFFFFF"/>
+            </w:tcBorders>
+            <w:shd w:val="clear" w:color="auto" w:fill="E4CCCC"/>
+            <w:tcMar>
+              <w:top w:w="72" w:type="dxa"/>
+              <w:left w:w="144" w:type="dxa"/>
+              <w:bottom w:w="72" w:type="dxa"/>
+              <w:right w:w="144" w:type="dxa"/>
+            </w:tcMar>
+          </w:tcPr>
+          <w:p>
+            <w:pPr>
+              <w:bidi/>
+              <w:spacing w:after="60" w:line="240" w:lineRule="auto"/>
+              <w:rPr>
+                <w:sz w:val="18"/>
+                <w:szCs w:val="18"/>
+                <w:rtl/>
+              </w:rPr>
+            </w:pPr>
+            <w:r>
+              <w:rPr>
+                <w:rFonts w:ascii="Arial" w:hAnsi="Arial" w:cs="Arial" w:hint="cs"/>
+                <w:sz w:val="18"/>
+                <w:szCs w:val="18"/>
+                <w:rtl/>
+              </w:rPr>
+              <w:t xml:space="preserve">1. חפיסת קלפים דו-כיוונית: על כל קלף משימה קצרה, "פרוט עשרת", "ארוז 10 בודדות", "כמה אחדות ב-14?"</w:t>
+            </w:r>
+          </w:p>
+          <w:p>
+            <w:pPr>
+              <w:bidi/>
+              <w:spacing w:after="60" w:line="240" w:lineRule="auto"/>
+              <w:rPr>
+                <w:sz w:val="18"/>
+                <w:szCs w:val="18"/>
+                <w:rtl/>
+              </w:rPr>
+            </w:pPr>
+            <w:r>
+              <w:rPr>
+                <w:rFonts w:ascii="Arial" w:hAnsi="Arial" w:cs="Arial" w:hint="cs"/>
+                <w:sz w:val="18"/>
+                <w:szCs w:val="18"/>
+                <w:rtl/>
+              </w:rPr>
+              <w:t xml:space="preserve">2. כל שחקן בתורו שולף קלף, מבצע עם הבדידים או עונה בעל-פה, ומנמק בקול.</w:t>
+            </w:r>
+          </w:p>
+          <w:p>
+            <w:pPr>
+              <w:bidi/>
+              <w:spacing w:after="60" w:line="240" w:lineRule="auto"/>
+              <w:rPr>
+                <w:sz w:val="18"/>
+                <w:szCs w:val="18"/>
+                <w:rtl/>
+              </w:rPr>
+            </w:pPr>
+            <w:r>
+              <w:rPr>
+                <w:rFonts w:ascii="Arial" w:hAnsi="Arial" w:cs="Arial" w:hint="cs"/>
+                <w:sz w:val="18"/>
+                <w:szCs w:val="18"/>
+                <w:rtl/>
+              </w:rPr>
+              <w:t xml:space="preserve">3. המורה טועה בכוונה פעם אחת בכיוון הפעולה (פורטת כשצריך לארוז) ויובל מתקן.</w:t>
+            </w:r>
+          </w:p>
+        </w:tc>
+        <w:tc>
+          <w:tcPr>
+            <w:tcW w:w="2098" w:type="dxa"/>
+            <w:tcBorders>
+              <w:top w:val="single" w:sz="8" w:space="0" w:color="FFFFFF"/>
+              <w:left w:val="single" w:sz="8" w:space="0" w:color="FFFFFF"/>
+              <w:bottom w:val="single" w:sz="8" w:space="0" w:color="FFFFFF"/>
+              <w:right w:val="single" w:sz="8" w:space="0" w:color="FFFFFF"/>
+            </w:tcBorders>
+            <w:shd w:val="clear" w:color="auto" w:fill="E4CCCC"/>
+            <w:tcMar>
+              <w:top w:w="72" w:type="dxa"/>
+              <w:left w:w="144" w:type="dxa"/>
+              <w:bottom w:w="72" w:type="dxa"/>
+              <w:right w:w="144" w:type="dxa"/>
+            </w:tcMar>
+          </w:tcPr>
+          <w:p>
+            <w:pPr>
+              <w:bidi/>
+              <w:spacing w:after="60" w:line="240" w:lineRule="auto"/>
+              <w:rPr>
+                <w:sz w:val="18"/>
+                <w:szCs w:val="18"/>
+                <w:rtl/>
+              </w:rPr>
+            </w:pPr>
+            <w:r>
+              <w:rPr>
+                <w:rFonts w:ascii="Arial" w:hAnsi="Arial" w:cs="Arial" w:hint="cs"/>
+                <w:sz w:val="18"/>
+                <w:szCs w:val="18"/>
+                <w:rtl/>
+              </w:rPr>
+              <w:t xml:space="preserve">הערבוב המכוון של שני הכיוונים באותו משחק מונע למידה מכנית של "היום פורטים", ומאלץ בחירת פעולה לפי המצב, המיומנות שתידרש בחיבור ובחיסור עם המרה. תיקון טעות המורה ממשיך את מסורת "תפוס את טעות המורה" שהוכיחה את עצמה רגשית בשיעור הקודם.</w:t>
+            </w:r>
+          </w:p>
+        </w:tc>
+        <w:tc>
+          <w:tcPr>
+            <w:tcW w:w="2098" w:type="dxa"/>
+            <w:tcBorders>
+              <w:top w:val="single" w:sz="8" w:space="0" w:color="FFFFFF"/>
+              <w:left w:val="single" w:sz="8" w:space="0" w:color="FFFFFF"/>
+              <w:bottom w:val="single" w:sz="8" w:space="0" w:color="FFFFFF"/>
+              <w:right w:val="single" w:sz="8" w:space="0" w:color="FFFFFF"/>
+            </w:tcBorders>
+            <w:shd w:val="clear" w:color="auto" w:fill="E4CCCC"/>
+            <w:tcMar>
+              <w:top w:w="72" w:type="dxa"/>
+              <w:left w:w="144" w:type="dxa"/>
+              <w:bottom w:w="72" w:type="dxa"/>
+              <w:right w:w="144" w:type="dxa"/>
+            </w:tcMar>
+          </w:tcPr>
+          <w:p>
+            <w:pPr>
+              <w:bidi/>
+              <w:spacing w:after="60" w:line="240" w:lineRule="auto"/>
+              <w:rPr>
+                <w:sz w:val="18"/>
+                <w:szCs w:val="18"/>
+                <w:rtl/>
+              </w:rPr>
+            </w:pPr>
+            <w:r>
+              <w:rPr>
+                <w:rFonts w:ascii="Arial" w:hAnsi="Arial" w:cs="Arial" w:hint="cs"/>
+                <w:sz w:val="18"/>
+                <w:szCs w:val="18"/>
+                <w:rtl/>
+              </w:rPr>
+              <w:t xml:space="preserve">חפיסת קלפי "החלפות מהירות", בדידי דיינס.</w:t>
+            </w:r>
+          </w:p>
+        </w:tc>
+        <w:tc>
+          <w:tcPr>
+            <w:tcW w:w="2098" w:type="dxa"/>
+            <w:tcBorders>
+              <w:top w:val="single" w:sz="8" w:space="0" w:color="FFFFFF"/>
+              <w:left w:val="single" w:sz="8" w:space="0" w:color="FFFFFF"/>
+              <w:bottom w:val="single" w:sz="8" w:space="0" w:color="FFFFFF"/>
+              <w:right w:val="single" w:sz="8" w:space="0" w:color="FFFFFF"/>
+            </w:tcBorders>
+            <w:shd w:val="clear" w:color="auto" w:fill="E4CCCC"/>
+            <w:tcMar>
+              <w:top w:w="72" w:type="dxa"/>
+              <w:left w:w="144" w:type="dxa"/>
+              <w:bottom w:w="72" w:type="dxa"/>
+              <w:right w:w="144" w:type="dxa"/>
+            </w:tcMar>
+          </w:tcPr>
+          <w:p>
+            <w:pPr>
+              <w:bidi/>
+              <w:spacing w:after="60" w:line="240" w:lineRule="auto"/>
+              <w:rPr>
+                <w:sz w:val="18"/>
+                <w:szCs w:val="18"/>
+                <w:rtl/>
+              </w:rPr>
+            </w:pPr>
+            <w:r>
+              <w:rPr>
+                <w:rFonts w:ascii="Arial" w:hAnsi="Arial" w:cs="Arial" w:hint="cs"/>
+                <w:sz w:val="18"/>
+                <w:szCs w:val="18"/>
+                <w:rtl/>
+              </w:rPr>
+              <w:t xml:space="preserve">ביצע את כל המשימות, התבלבל פעם אחת בכיוון (ארז כשנדרש לפרוט) ותיקן בעצמו אחרי קריאת הקלף מחדש. צהל כשתפס את טעות המורה.</w:t>
+            </w:r>
+          </w:p>
+        </w:tc>
+        <w:tc>
+          <w:tcPr>
+            <w:tcW w:w="2098" w:type="dxa"/>
+            <w:tcBorders>
+              <w:top w:val="single" w:sz="8" w:space="0" w:color="FFFFFF"/>
+              <w:left w:val="single" w:sz="8" w:space="0" w:color="FFFFFF"/>
+              <w:bottom w:val="single" w:sz="8" w:space="0" w:color="FFFFFF"/>
+              <w:right w:val="single" w:sz="8" w:space="0" w:color="FFFFFF"/>
+            </w:tcBorders>
+            <w:shd w:val="clear" w:color="auto" w:fill="E4CCCC"/>
+            <w:tcMar>
+              <w:top w:w="72" w:type="dxa"/>
+              <w:left w:w="144" w:type="dxa"/>
+              <w:bottom w:w="72" w:type="dxa"/>
+              <w:right w:w="144" w:type="dxa"/>
+            </w:tcMar>
+          </w:tcPr>
+          <w:p>
+            <w:pPr>
+              <w:bidi/>
+              <w:spacing w:after="60" w:line="240" w:lineRule="auto"/>
+              <w:rPr>
+                <w:sz w:val="18"/>
+                <w:szCs w:val="18"/>
+                <w:rtl/>
+              </w:rPr>
+            </w:pPr>
+            <w:r>
+              <w:rPr>
+                <w:rFonts w:ascii="Arial" w:hAnsi="Arial" w:cs="Arial" w:hint="cs"/>
+                <w:sz w:val="18"/>
+                <w:szCs w:val="18"/>
+                <w:rtl/>
+              </w:rPr>
+              <w:t xml:space="preserve">הבלבול החד-פעמי בכיוון צפוי בשלב זה ונרשם למעקב. קריאה חוזרת של המשימה בקול תיקבע כשגרה לפני כל ביצוע.</w:t>
+            </w:r>
+          </w:p>
+        </w:tc>
+      </w:tr>
+      <w:tr>
+        <w:trPr>
+          <w:trHeight w:val="484"/>
+          <w:cantSplit/>
+        </w:trPr>
+        <w:tc>
+          <w:tcPr>
+            <w:tcW w:w="2098" w:type="dxa"/>
+            <w:tcBorders>
+              <w:top w:val="single" w:sz="8" w:space="0" w:color="FFFFFF"/>
+              <w:left w:val="single" w:sz="8" w:space="0" w:color="FFFFFF"/>
+              <w:bottom w:val="single" w:sz="8" w:space="0" w:color="FFFFFF"/>
+              <w:right w:val="single" w:sz="8" w:space="0" w:color="FFFFFF"/>
+            </w:tcBorders>
+            <w:shd w:val="clear" w:color="auto" w:fill="F2E7E7"/>
+            <w:tcMar>
+              <w:top w:w="72" w:type="dxa"/>
+              <w:left w:w="144" w:type="dxa"/>
+              <w:bottom w:w="72" w:type="dxa"/>
+              <w:right w:w="144" w:type="dxa"/>
+            </w:tcMar>
+          </w:tcPr>
+          <w:p>
+            <w:pPr>
+              <w:bidi/>
+              <w:spacing w:after="60" w:line="240" w:lineRule="auto"/>
+              <w:rPr>
+                <w:sz w:val="18"/>
+                <w:szCs w:val="18"/>
+                <w:rtl/>
+              </w:rPr>
+            </w:pPr>
+            <w:r>
+              <w:rPr>
+                <w:rFonts w:ascii="Arial" w:hAnsi="Arial" w:cs="Arial" w:hint="cs"/>
+                <w:b/>
+                <w:bCs/>
+                <w:sz w:val="18"/>
+                <w:szCs w:val="18"/>
+                <w:rtl/>
+              </w:rPr>
+              <w:t xml:space="preserve">סיכום, רפלקציה והעברה (3 דק')</w:t>
+            </w:r>
+          </w:p>
+        </w:tc>
+        <w:tc>
+          <w:tcPr>
+            <w:tcW w:w="2098" w:type="dxa"/>
+            <w:tcBorders>
+              <w:top w:val="single" w:sz="8" w:space="0" w:color="FFFFFF"/>
+              <w:left w:val="single" w:sz="8" w:space="0" w:color="FFFFFF"/>
+              <w:bottom w:val="single" w:sz="8" w:space="0" w:color="FFFFFF"/>
+              <w:right w:val="single" w:sz="8" w:space="0" w:color="FFFFFF"/>
+            </w:tcBorders>
+            <w:shd w:val="clear" w:color="auto" w:fill="F2E7E7"/>
+            <w:tcMar>
+              <w:top w:w="72" w:type="dxa"/>
+              <w:left w:w="144" w:type="dxa"/>
+              <w:bottom w:w="72" w:type="dxa"/>
+              <w:right w:w="144" w:type="dxa"/>
+            </w:tcMar>
+          </w:tcPr>
+          <w:p>
+            <w:pPr>
+              <w:bidi/>
+              <w:spacing w:after="60" w:line="240" w:lineRule="auto"/>
+              <w:rPr>
+                <w:sz w:val="18"/>
+                <w:szCs w:val="18"/>
+                <w:rtl/>
+              </w:rPr>
+            </w:pPr>
+            <w:r>
+              <w:rPr>
+                <w:rFonts w:ascii="Arial" w:hAnsi="Arial" w:cs="Arial" w:hint="cs"/>
+                <w:sz w:val="18"/>
+                <w:szCs w:val="18"/>
+                <w:rtl/>
+              </w:rPr>
+              <w:t xml:space="preserve">הפנמה מילולית של החוק הדו-כיווני, תיעוד הלמידה והכנת הרצף לחיבור עם המרה.</w:t>
+            </w:r>
+          </w:p>
+        </w:tc>
+        <w:tc>
+          <w:tcPr>
+            <w:tcW w:w="2098" w:type="dxa"/>
+            <w:tcBorders>
+              <w:top w:val="single" w:sz="8" w:space="0" w:color="FFFFFF"/>
+              <w:left w:val="single" w:sz="8" w:space="0" w:color="FFFFFF"/>
+              <w:bottom w:val="single" w:sz="8" w:space="0" w:color="FFFFFF"/>
+              <w:right w:val="single" w:sz="8" w:space="0" w:color="FFFFFF"/>
+            </w:tcBorders>
+            <w:shd w:val="clear" w:color="auto" w:fill="F2E7E7"/>
+            <w:tcMar>
+              <w:top w:w="72" w:type="dxa"/>
+              <w:left w:w="144" w:type="dxa"/>
+              <w:bottom w:w="72" w:type="dxa"/>
+              <w:right w:w="144" w:type="dxa"/>
+            </w:tcMar>
+          </w:tcPr>
+          <w:p>
+            <w:pPr>
+              <w:bidi/>
+              <w:spacing w:after="60" w:line="240" w:lineRule="auto"/>
+              <w:rPr>
+                <w:sz w:val="18"/>
+                <w:szCs w:val="18"/>
+                <w:rtl/>
+              </w:rPr>
+            </w:pPr>
+            <w:r>
+              <w:rPr>
+                <w:rFonts w:ascii="Arial" w:hAnsi="Arial" w:cs="Arial" w:hint="cs"/>
+                <w:sz w:val="18"/>
+                <w:szCs w:val="18"/>
+                <w:rtl/>
+              </w:rPr>
+              <w:t xml:space="preserve">1. "מה גילינו היום על הסוד?" יובל מנסח, ויחד משדרגים את כרטיס "חוק ההחלפה": מוסיפים חץ שני, כך שהחוק נקרא בשני הכיוונים.</w:t>
+            </w:r>
+          </w:p>
+          <w:p>
+            <w:pPr>
+              <w:bidi/>
+              <w:spacing w:after="60" w:line="240" w:lineRule="auto"/>
+              <w:rPr>
+                <w:sz w:val="18"/>
+                <w:szCs w:val="18"/>
+                <w:rtl/>
+              </w:rPr>
+            </w:pPr>
+            <w:r>
+              <w:rPr>
+                <w:rFonts w:ascii="Arial" w:hAnsi="Arial" w:cs="Arial" w:hint="cs"/>
+                <w:sz w:val="18"/>
+                <w:szCs w:val="18"/>
+                <w:rtl/>
+              </w:rPr>
+              <w:t xml:space="preserve">2. סימון בטבלה המצטברת: צביעת משבצת "פריטה: עשרת = 10 אחדות" ומדבקה.</w:t>
+            </w:r>
+          </w:p>
+          <w:p>
+            <w:pPr>
+              <w:bidi/>
+              <w:spacing w:after="60" w:line="240" w:lineRule="auto"/>
+              <w:rPr>
+                <w:sz w:val="18"/>
+                <w:szCs w:val="18"/>
+                <w:rtl/>
+              </w:rPr>
+            </w:pPr>
+            <w:r>
+              <w:rPr>
+                <w:rFonts w:ascii="Arial" w:hAnsi="Arial" w:cs="Arial" w:hint="cs"/>
+                <w:sz w:val="18"/>
+                <w:szCs w:val="18"/>
+                <w:rtl/>
+              </w:rPr>
+              <w:t xml:space="preserve">3. שאלת גירוי לשיעור הבא: "מה נעשה כשנחבר 8 ועוד 5 ויהיו לנו יותר מעשר בודדות?"</w:t>
+            </w:r>
+          </w:p>
+          <w:p>
+            <w:pPr>
+              <w:bidi/>
+              <w:spacing w:after="60" w:line="240" w:lineRule="auto"/>
+              <w:rPr>
+                <w:sz w:val="18"/>
+                <w:szCs w:val="18"/>
+                <w:rtl/>
+              </w:rPr>
+            </w:pPr>
+            <w:r>
+              <w:rPr>
+                <w:rFonts w:ascii="Arial" w:hAnsi="Arial" w:cs="Arial" w:hint="cs"/>
+                <w:sz w:val="18"/>
+                <w:szCs w:val="18"/>
+                <w:rtl/>
+              </w:rPr>
+              <w:t xml:space="preserve">4. משימת בית: שלושה משפטי פריטה, ומשימת בילוש, "מצא בבית משהו שפורטים" (חפיסת שוקולד, קרטון ביצים).</w:t>
+            </w:r>
+          </w:p>
+        </w:tc>
+        <w:tc>
+          <w:tcPr>
+            <w:tcW w:w="2098" w:type="dxa"/>
+            <w:tcBorders>
+              <w:top w:val="single" w:sz="8" w:space="0" w:color="FFFFFF"/>
+              <w:left w:val="single" w:sz="8" w:space="0" w:color="FFFFFF"/>
+              <w:bottom w:val="single" w:sz="8" w:space="0" w:color="FFFFFF"/>
+              <w:right w:val="single" w:sz="8" w:space="0" w:color="FFFFFF"/>
+            </w:tcBorders>
+            <w:shd w:val="clear" w:color="auto" w:fill="F2E7E7"/>
+            <w:tcMar>
+              <w:top w:w="72" w:type="dxa"/>
+              <w:left w:w="144" w:type="dxa"/>
+              <w:bottom w:w="72" w:type="dxa"/>
+              <w:right w:w="144" w:type="dxa"/>
+            </w:tcMar>
+          </w:tcPr>
+          <w:p>
+            <w:pPr>
+              <w:bidi/>
+              <w:spacing w:after="60" w:line="240" w:lineRule="auto"/>
+              <w:rPr>
+                <w:sz w:val="18"/>
+                <w:szCs w:val="18"/>
+                <w:rtl/>
+              </w:rPr>
+            </w:pPr>
+            <w:r>
+              <w:rPr>
+                <w:rFonts w:ascii="Arial" w:hAnsi="Arial" w:cs="Arial" w:hint="cs"/>
+                <w:sz w:val="18"/>
+                <w:szCs w:val="18"/>
+                <w:rtl/>
+              </w:rPr>
+              <w:t xml:space="preserve">שדרוג הכרטיס הקיים, במקום כרטיס חדש, בונה אצל התלמיד תפיסה של ידע אחד שמתרחב ולא של כללים נפרדים. שאלת הגירוי מקשרת ישירות לשבירת העשרת, נושא שיעורים 4 ו-5. משימת הבילוש ממשיכה את ההעברה לסביבה הביתית שהצליחה בשיעור הקודם.</w:t>
+            </w:r>
+          </w:p>
+        </w:tc>
+        <w:tc>
+          <w:tcPr>
+            <w:tcW w:w="2098" w:type="dxa"/>
+            <w:tcBorders>
+              <w:top w:val="single" w:sz="8" w:space="0" w:color="FFFFFF"/>
+              <w:left w:val="single" w:sz="8" w:space="0" w:color="FFFFFF"/>
+              <w:bottom w:val="single" w:sz="8" w:space="0" w:color="FFFFFF"/>
+              <w:right w:val="single" w:sz="8" w:space="0" w:color="FFFFFF"/>
+            </w:tcBorders>
+            <w:shd w:val="clear" w:color="auto" w:fill="F2E7E7"/>
+            <w:tcMar>
+              <w:top w:w="72" w:type="dxa"/>
+              <w:left w:w="144" w:type="dxa"/>
+              <w:bottom w:w="72" w:type="dxa"/>
+              <w:right w:w="144" w:type="dxa"/>
+            </w:tcMar>
+          </w:tcPr>
+          <w:p>
+            <w:pPr>
+              <w:bidi/>
+              <w:spacing w:after="60" w:line="240" w:lineRule="auto"/>
+              <w:rPr>
+                <w:sz w:val="18"/>
+                <w:szCs w:val="18"/>
+                <w:rtl/>
+              </w:rPr>
+            </w:pPr>
+            <w:r>
+              <w:rPr>
+                <w:rFonts w:ascii="Arial" w:hAnsi="Arial" w:cs="Arial" w:hint="cs"/>
+                <w:sz w:val="18"/>
+                <w:szCs w:val="18"/>
+                <w:rtl/>
+              </w:rPr>
+              <w:t xml:space="preserve">כרטיס "חוק ההחלפה", טבלה מצטברת, מדבקות, טושים, דף משימת בית.</w:t>
+            </w:r>
+          </w:p>
+        </w:tc>
+        <w:tc>
+          <w:tcPr>
+            <w:tcW w:w="2098" w:type="dxa"/>
+            <w:tcBorders>
+              <w:top w:val="single" w:sz="8" w:space="0" w:color="FFFFFF"/>
+              <w:left w:val="single" w:sz="8" w:space="0" w:color="FFFFFF"/>
+              <w:bottom w:val="single" w:sz="8" w:space="0" w:color="FFFFFF"/>
+              <w:right w:val="single" w:sz="8" w:space="0" w:color="FFFFFF"/>
+            </w:tcBorders>
+            <w:shd w:val="clear" w:color="auto" w:fill="F2E7E7"/>
+            <w:tcMar>
+              <w:top w:w="72" w:type="dxa"/>
+              <w:left w:w="144" w:type="dxa"/>
+              <w:bottom w:w="72" w:type="dxa"/>
+              <w:right w:w="144" w:type="dxa"/>
+            </w:tcMar>
+          </w:tcPr>
+          <w:p>
+            <w:pPr>
+              <w:bidi/>
+              <w:spacing w:after="60" w:line="240" w:lineRule="auto"/>
+              <w:rPr>
+                <w:sz w:val="18"/>
+                <w:szCs w:val="18"/>
+                <w:rtl/>
+              </w:rPr>
+            </w:pPr>
+            <w:r>
+              <w:rPr>
+                <w:rFonts w:ascii="Arial" w:hAnsi="Arial" w:cs="Arial" w:hint="cs"/>
+                <w:sz w:val="18"/>
+                <w:szCs w:val="18"/>
+                <w:rtl/>
+              </w:rPr>
+              <w:t xml:space="preserve">ניסח: "אפשר להחליף עשר בודדים בעשרת, ואפשר גם לפתוח עשרת בחזרה לעשר בודדים. זה אותו כלל". צייר בעצמו את החץ השני על הכרטיס.</w:t>
+            </w:r>
+          </w:p>
+        </w:tc>
+        <w:tc>
+          <w:tcPr>
+            <w:tcW w:w="2098" w:type="dxa"/>
+            <w:tcBorders>
+              <w:top w:val="single" w:sz="8" w:space="0" w:color="FFFFFF"/>
+              <w:left w:val="single" w:sz="8" w:space="0" w:color="FFFFFF"/>
+              <w:bottom w:val="single" w:sz="8" w:space="0" w:color="FFFFFF"/>
+              <w:right w:val="single" w:sz="8" w:space="0" w:color="FFFFFF"/>
+            </w:tcBorders>
+            <w:shd w:val="clear" w:color="auto" w:fill="F2E7E7"/>
+            <w:tcMar>
+              <w:top w:w="72" w:type="dxa"/>
+              <w:left w:w="144" w:type="dxa"/>
+              <w:bottom w:w="72" w:type="dxa"/>
+              <w:right w:w="144" w:type="dxa"/>
+            </w:tcMar>
+          </w:tcPr>
+          <w:p>
+            <w:pPr>
+              <w:bidi/>
+              <w:spacing w:after="60" w:line="240" w:lineRule="auto"/>
+              <w:rPr>
+                <w:sz w:val="18"/>
+                <w:szCs w:val="18"/>
+                <w:rtl/>
+              </w:rPr>
+            </w:pPr>
+            <w:r>
+              <w:rPr>
+                <w:rFonts w:ascii="Arial" w:hAnsi="Arial" w:cs="Arial" w:hint="cs"/>
+                <w:sz w:val="18"/>
+                <w:szCs w:val="18"/>
+                <w:rtl/>
+              </w:rPr>
+              <w:t xml:space="preserve">מטרה אופרטיבית 7 הושגה בניסוח מלא. הקרקע לשבירת העשרת מוכנה. בשיעור הבא לפתוח בשאלות ההכלה שבהן שגה ובבדיקת משימת הבית.</w:t>
+            </w:r>
+          </w:p>
+        </w:tc>
+      </w:tr>
+    </w:tbl>
+    <w:p>
+      <w:pPr>
+        <w:bidi/>
+        <w:rPr>
+          <w:rtl/>
+        </w:rPr>
+      </w:pPr>
+      <w:r>
+        <w:rPr>
+          <w:rFonts w:hint="cs"/>
+          <w:b/>
+          <w:bCs/>
+          <w:u w:val="single"/>
+          <w:rtl/>
+        </w:rPr>
+        <w:t xml:space="preserve">קשיים צפויים ודרכי מענה:</w:t>
+      </w:r>
+    </w:p>
+    <w:p>
+      <w:pPr>
+        <w:bidi/>
+        <w:rPr>
+          <w:rtl/>
+        </w:rPr>
+      </w:pPr>
+      <w:r>
+        <w:rPr>
+          <w:rFonts w:hint="cs"/>
+          <w:rtl/>
+        </w:rPr>
+        <w:t xml:space="preserve">1. בלבול בין כיווני הפעולה (אריזה מול פריטה): קריאת המשימה בקול לפני כל ביצוע, ושימוש קבוע בזוג הפעלים "לארוז" ו"לפתוח" שנטבעו בסיפור המסגרת.</w:t>
+      </w:r>
+    </w:p>
+    <w:p>
+      <w:pPr>
+        <w:bidi/>
+        <w:rPr>
+          <w:rtl/>
+        </w:rPr>
+      </w:pPr>
+      <w:r>
+        <w:rPr>
+          <w:rFonts w:hint="cs"/>
+          <w:rtl/>
+        </w:rPr>
+        <w:t xml:space="preserve">2. חזרה לטעות ההכלה מהמיפוי ("25 = 5 אחדות"): בנייה מוחשית של המספר ופריטה מלאה שלו, ורק אחר כך חזרה לשאלה הסמלית.</w:t>
+      </w:r>
+    </w:p>
+    <w:p>
+      <w:pPr>
+        <w:bidi/>
+        <w:rPr>
+          <w:rtl/>
+        </w:rPr>
+      </w:pPr>
+      <w:r>
+        <w:rPr>
+          <w:rFonts w:hint="cs"/>
+          <w:rtl/>
+        </w:rPr>
+        <w:t xml:space="preserve">3. מנייה מחדש של כל הבודדות אחרי כל פריטה: לאפשר אותה בשלבים הראשונים כצורך התפתחותי, ולעודד בהדרגה מעבר לידיעה ללא מנייה ("כמה יהיו? בוא נבדוק").</w:t>
+      </w:r>
+    </w:p>
+    <w:p>
+      <w:pPr>
+        <w:bidi/>
+        <w:rPr>
+          <w:rtl/>
+        </w:rPr>
+      </w:pPr>
+      <w:r>
+        <w:rPr>
+          <w:rFonts w:hint="cs"/>
+          <w:rtl/>
+        </w:rPr>
+        <w:t xml:space="preserve">4. עומס בשלב הסמלי אחרי שיעור עמוס פעילות: קיצור דף ההשלמה לשלושה משפטים והעברת השאר למשימת הבית.</w:t>
+      </w:r>
+    </w:p>
+    <w:p>
+      <w:pPr>
+        <w:bidi/>
+        <w:rPr>
+          <w:rtl/>
+        </w:rPr>
+      </w:pPr>
+      <w:r>
+        <w:rPr>
+          <w:rFonts w:hint="cs"/>
+          <w:b/>
+          <w:bCs/>
+          <w:u w:val="single"/>
+          <w:rtl/>
+        </w:rPr>
+        <w:t xml:space="preserve">התאמות דיפרנציאליות:</w:t>
+      </w:r>
+    </w:p>
+    <w:p>
+      <w:pPr>
+        <w:bidi/>
+        <w:rPr>
+          <w:rtl/>
+        </w:rPr>
+      </w:pPr>
+      <w:r>
+        <w:rPr>
+          <w:rFonts w:hint="cs"/>
+          <w:rtl/>
+        </w:rPr>
+        <w:t xml:space="preserve">אם הפריטה המוחשית אינה מתייצבת, נשארים כל השיעור בדרג המוחשי עם הסיפור והכסף, והדרג התמונתי והסמלי נדחים למפגש נוסף. אם הביצוע מהיר ובטוח, מרחיבים לפריטה סלקטיבית ("יש לך 3 עשרות, פרוט רק מה שצריך כדי לתת 4 בודדות"), הכנה ישירה לחיסור עם פריטה.</w:t>
+      </w:r>
+    </w:p>
+    <w:p>
+      <w:pPr>
+        <w:bidi/>
+        <w:rPr>
+          <w:rtl/>
+        </w:rPr>
+      </w:pPr>
+      <w:r>
+        <w:rPr>
+          <w:rFonts w:hint="cs"/>
+          <w:b/>
+          <w:bCs/>
+          <w:u w:val="single"/>
+          <w:rtl/>
+        </w:rPr>
+        <w:t xml:space="preserve">הערכת השגת המטרות:</w:t>
+      </w:r>
+    </w:p>
+    <w:p>
+      <w:pPr>
+        <w:bidi/>
+        <w:rPr>
+          <w:rtl/>
+        </w:rPr>
+      </w:pPr>
+      <w:r>
+        <w:rPr>
+          <w:rFonts w:hint="cs"/>
+          <w:rtl/>
+        </w:rPr>
+        <w:t xml:space="preserve">תצפית ותיעוד בעמודות "ביצוע" ו"הערכה" מול שבע המטרות האופרטיביות; בדיקת דף משפטי ההשלמה (מחוון: 4 מתוך 5); והשוואה מפורשת לסעיפי ההכלה מהמיפוי שבהם נכשל. שימור ייבדק בפתיחת שיעור 4 בשתי שאלות הכלה, לפני לימוד שבירת העשרת.</w:t>
       </w:r>
     </w:p>
     <w:p>

--- a/lesson-plan/מערך-שיעור.docx
+++ b/lesson-plan/מערך-שיעור.docx
@@ -22,6 +22,7 @@
     <w:p>
       <w:pPr>
         <w:bidi/>
+        <w:jc w:val="right"/>
         <w:rPr>
           <w:rtl/>
         </w:rPr>
@@ -39,6 +40,7 @@
     <w:p>
       <w:pPr>
         <w:bidi/>
+        <w:jc w:val="right"/>
         <w:rPr>
           <w:rtl/>
         </w:rPr>
@@ -54,6 +56,7 @@
     <w:p>
       <w:pPr>
         <w:bidi/>
+        <w:jc w:val="right"/>
         <w:rPr>
           <w:rtl/>
         </w:rPr>
@@ -85,6 +88,7 @@
     <w:p>
       <w:pPr>
         <w:bidi/>
+        <w:jc w:val="right"/>
         <w:rPr>
           <w:rtl/>
         </w:rPr>
@@ -114,6 +118,7 @@
     <w:p>
       <w:pPr>
         <w:bidi/>
+        <w:jc w:val="right"/>
         <w:rPr>
           <w:rtl/>
         </w:rPr>
@@ -129,6 +134,7 @@
     <w:p>
       <w:pPr>
         <w:bidi/>
+        <w:jc w:val="right"/>
         <w:rPr>
           <w:rtl/>
         </w:rPr>
@@ -144,6 +150,7 @@
     <w:p>
       <w:pPr>
         <w:bidi/>
+        <w:jc w:val="right"/>
         <w:rPr>
           <w:rtl/>
         </w:rPr>
@@ -159,6 +166,7 @@
     <w:p>
       <w:pPr>
         <w:bidi/>
+        <w:jc w:val="right"/>
         <w:rPr>
           <w:rtl/>
         </w:rPr>
@@ -174,6 +182,7 @@
     <w:p>
       <w:pPr>
         <w:bidi/>
+        <w:jc w:val="right"/>
         <w:rPr>
           <w:rtl/>
         </w:rPr>
@@ -203,6 +212,7 @@
     <w:p>
       <w:pPr>
         <w:bidi/>
+        <w:jc w:val="right"/>
         <w:rPr>
           <w:rtl/>
         </w:rPr>
@@ -218,6 +228,7 @@
     <w:p>
       <w:pPr>
         <w:bidi/>
+        <w:jc w:val="right"/>
         <w:rPr>
           <w:rtl/>
         </w:rPr>
@@ -233,6 +244,7 @@
     <w:p>
       <w:pPr>
         <w:bidi/>
+        <w:jc w:val="right"/>
         <w:rPr>
           <w:rtl/>
         </w:rPr>
@@ -248,6 +260,7 @@
     <w:p>
       <w:pPr>
         <w:bidi/>
+        <w:jc w:val="right"/>
         <w:rPr>
           <w:rtl/>
         </w:rPr>
@@ -263,6 +276,7 @@
     <w:p>
       <w:pPr>
         <w:bidi/>
+        <w:jc w:val="right"/>
         <w:rPr>
           <w:rtl/>
         </w:rPr>
@@ -278,6 +292,7 @@
     <w:p>
       <w:pPr>
         <w:bidi/>
+        <w:jc w:val="right"/>
         <w:rPr>
           <w:rtl/>
         </w:rPr>
@@ -293,6 +308,7 @@
     <w:p>
       <w:pPr>
         <w:bidi/>
+        <w:jc w:val="right"/>
         <w:rPr>
           <w:rtl/>
         </w:rPr>
@@ -677,6 +693,7 @@
             <w:pPr>
               <w:bidi/>
               <w:spacing w:after="60" w:line="240" w:lineRule="auto"/>
+              <w:jc w:val="right"/>
               <w:rPr>
                 <w:sz w:val="18"/>
                 <w:szCs w:val="18"/>
@@ -715,6 +732,7 @@
             <w:pPr>
               <w:bidi/>
               <w:spacing w:after="60" w:line="240" w:lineRule="auto"/>
+              <w:jc w:val="right"/>
               <w:rPr>
                 <w:sz w:val="18"/>
                 <w:szCs w:val="18"/>
@@ -753,6 +771,7 @@
             <w:pPr>
               <w:bidi/>
               <w:spacing w:after="60" w:line="240" w:lineRule="auto"/>
+              <w:jc w:val="right"/>
               <w:rPr>
                 <w:sz w:val="18"/>
                 <w:szCs w:val="18"/>
@@ -791,6 +810,7 @@
             <w:pPr>
               <w:bidi/>
               <w:spacing w:after="60" w:line="240" w:lineRule="auto"/>
+              <w:jc w:val="right"/>
               <w:rPr>
                 <w:sz w:val="18"/>
                 <w:szCs w:val="18"/>
@@ -829,6 +849,7 @@
             <w:pPr>
               <w:bidi/>
               <w:spacing w:after="60" w:line="240" w:lineRule="auto"/>
+              <w:jc w:val="right"/>
               <w:rPr>
                 <w:sz w:val="18"/>
                 <w:szCs w:val="18"/>
@@ -849,6 +870,7 @@
             <w:pPr>
               <w:bidi/>
               <w:spacing w:after="60" w:line="240" w:lineRule="auto"/>
+              <w:jc w:val="right"/>
               <w:rPr>
                 <w:sz w:val="18"/>
                 <w:szCs w:val="18"/>
@@ -869,6 +891,7 @@
             <w:pPr>
               <w:bidi/>
               <w:spacing w:after="60" w:line="240" w:lineRule="auto"/>
+              <w:jc w:val="right"/>
               <w:rPr>
                 <w:sz w:val="18"/>
                 <w:szCs w:val="18"/>
@@ -889,6 +912,7 @@
             <w:pPr>
               <w:bidi/>
               <w:spacing w:after="60" w:line="240" w:lineRule="auto"/>
+              <w:jc w:val="right"/>
               <w:rPr>
                 <w:sz w:val="18"/>
                 <w:szCs w:val="18"/>
@@ -927,6 +951,7 @@
             <w:pPr>
               <w:bidi/>
               <w:spacing w:after="60" w:line="240" w:lineRule="auto"/>
+              <w:jc w:val="right"/>
               <w:rPr>
                 <w:sz w:val="18"/>
                 <w:szCs w:val="18"/>
@@ -965,6 +990,7 @@
             <w:pPr>
               <w:bidi/>
               <w:spacing w:after="60" w:line="240" w:lineRule="auto"/>
+              <w:jc w:val="right"/>
               <w:rPr>
                 <w:sz w:val="18"/>
                 <w:szCs w:val="18"/>
@@ -1011,6 +1037,7 @@
             <w:pPr>
               <w:bidi/>
               <w:spacing w:after="60" w:line="240" w:lineRule="auto"/>
+              <w:jc w:val="right"/>
               <w:rPr>
                 <w:sz w:val="18"/>
                 <w:szCs w:val="18"/>
@@ -1049,6 +1076,7 @@
             <w:pPr>
               <w:bidi/>
               <w:spacing w:after="60" w:line="240" w:lineRule="auto"/>
+              <w:jc w:val="right"/>
               <w:rPr>
                 <w:sz w:val="18"/>
                 <w:szCs w:val="18"/>
@@ -1087,6 +1115,7 @@
             <w:pPr>
               <w:bidi/>
               <w:spacing w:after="60" w:line="240" w:lineRule="auto"/>
+              <w:jc w:val="right"/>
               <w:rPr>
                 <w:sz w:val="18"/>
                 <w:szCs w:val="18"/>
@@ -1125,6 +1154,7 @@
             <w:pPr>
               <w:bidi/>
               <w:spacing w:after="60" w:line="240" w:lineRule="auto"/>
+              <w:jc w:val="right"/>
               <w:rPr>
                 <w:sz w:val="18"/>
                 <w:szCs w:val="18"/>
@@ -1163,6 +1193,7 @@
             <w:pPr>
               <w:bidi/>
               <w:spacing w:after="60" w:line="240" w:lineRule="auto"/>
+              <w:jc w:val="right"/>
               <w:rPr>
                 <w:sz w:val="18"/>
                 <w:szCs w:val="18"/>
@@ -1183,6 +1214,7 @@
             <w:pPr>
               <w:bidi/>
               <w:spacing w:after="60" w:line="240" w:lineRule="auto"/>
+              <w:jc w:val="right"/>
               <w:rPr>
                 <w:sz w:val="18"/>
                 <w:szCs w:val="18"/>
@@ -1203,6 +1235,7 @@
             <w:pPr>
               <w:bidi/>
               <w:spacing w:after="60" w:line="240" w:lineRule="auto"/>
+              <w:jc w:val="right"/>
               <w:rPr>
                 <w:sz w:val="18"/>
                 <w:szCs w:val="18"/>
@@ -1223,6 +1256,7 @@
             <w:pPr>
               <w:bidi/>
               <w:spacing w:after="60" w:line="240" w:lineRule="auto"/>
+              <w:jc w:val="right"/>
               <w:rPr>
                 <w:sz w:val="18"/>
                 <w:szCs w:val="18"/>
@@ -1261,6 +1295,7 @@
             <w:pPr>
               <w:bidi/>
               <w:spacing w:after="60" w:line="240" w:lineRule="auto"/>
+              <w:jc w:val="right"/>
               <w:rPr>
                 <w:sz w:val="18"/>
                 <w:szCs w:val="18"/>
@@ -1299,6 +1334,7 @@
             <w:pPr>
               <w:bidi/>
               <w:spacing w:after="60" w:line="240" w:lineRule="auto"/>
+              <w:jc w:val="right"/>
               <w:rPr>
                 <w:sz w:val="18"/>
                 <w:szCs w:val="18"/>
@@ -1345,6 +1381,7 @@
             <w:pPr>
               <w:bidi/>
               <w:spacing w:after="60" w:line="240" w:lineRule="auto"/>
+              <w:jc w:val="right"/>
               <w:rPr>
                 <w:sz w:val="18"/>
                 <w:szCs w:val="18"/>
@@ -1383,6 +1420,7 @@
             <w:pPr>
               <w:bidi/>
               <w:spacing w:after="60" w:line="240" w:lineRule="auto"/>
+              <w:jc w:val="right"/>
               <w:rPr>
                 <w:sz w:val="18"/>
                 <w:szCs w:val="18"/>
@@ -1421,6 +1459,7 @@
             <w:pPr>
               <w:bidi/>
               <w:spacing w:after="60" w:line="240" w:lineRule="auto"/>
+              <w:jc w:val="right"/>
               <w:rPr>
                 <w:sz w:val="18"/>
                 <w:szCs w:val="18"/>
@@ -1459,6 +1498,7 @@
             <w:pPr>
               <w:bidi/>
               <w:spacing w:after="60" w:line="240" w:lineRule="auto"/>
+              <w:jc w:val="right"/>
               <w:rPr>
                 <w:sz w:val="18"/>
                 <w:szCs w:val="18"/>
@@ -1497,6 +1537,7 @@
             <w:pPr>
               <w:bidi/>
               <w:spacing w:after="60" w:line="240" w:lineRule="auto"/>
+              <w:jc w:val="right"/>
               <w:rPr>
                 <w:sz w:val="18"/>
                 <w:szCs w:val="18"/>
@@ -1517,6 +1558,7 @@
             <w:pPr>
               <w:bidi/>
               <w:spacing w:after="60" w:line="240" w:lineRule="auto"/>
+              <w:jc w:val="right"/>
               <w:rPr>
                 <w:sz w:val="18"/>
                 <w:szCs w:val="18"/>
@@ -1537,6 +1579,7 @@
             <w:pPr>
               <w:bidi/>
               <w:spacing w:after="60" w:line="240" w:lineRule="auto"/>
+              <w:jc w:val="right"/>
               <w:rPr>
                 <w:sz w:val="18"/>
                 <w:szCs w:val="18"/>
@@ -1557,6 +1600,7 @@
             <w:pPr>
               <w:bidi/>
               <w:spacing w:after="60" w:line="240" w:lineRule="auto"/>
+              <w:jc w:val="right"/>
               <w:rPr>
                 <w:sz w:val="18"/>
                 <w:szCs w:val="18"/>
@@ -1595,6 +1639,7 @@
             <w:pPr>
               <w:bidi/>
               <w:spacing w:after="60" w:line="240" w:lineRule="auto"/>
+              <w:jc w:val="right"/>
               <w:rPr>
                 <w:sz w:val="18"/>
                 <w:szCs w:val="18"/>
@@ -1633,6 +1678,7 @@
             <w:pPr>
               <w:bidi/>
               <w:spacing w:after="60" w:line="240" w:lineRule="auto"/>
+              <w:jc w:val="right"/>
               <w:rPr>
                 <w:sz w:val="18"/>
                 <w:szCs w:val="18"/>
@@ -1679,6 +1725,7 @@
             <w:pPr>
               <w:bidi/>
               <w:spacing w:after="60" w:line="240" w:lineRule="auto"/>
+              <w:jc w:val="right"/>
               <w:rPr>
                 <w:sz w:val="18"/>
                 <w:szCs w:val="18"/>
@@ -1717,6 +1764,7 @@
             <w:pPr>
               <w:bidi/>
               <w:spacing w:after="60" w:line="240" w:lineRule="auto"/>
+              <w:jc w:val="right"/>
               <w:rPr>
                 <w:sz w:val="18"/>
                 <w:szCs w:val="18"/>
@@ -1755,6 +1803,7 @@
             <w:pPr>
               <w:bidi/>
               <w:spacing w:after="60" w:line="240" w:lineRule="auto"/>
+              <w:jc w:val="right"/>
               <w:rPr>
                 <w:sz w:val="18"/>
                 <w:szCs w:val="18"/>
@@ -1793,6 +1842,7 @@
             <w:pPr>
               <w:bidi/>
               <w:spacing w:after="60" w:line="240" w:lineRule="auto"/>
+              <w:jc w:val="right"/>
               <w:rPr>
                 <w:sz w:val="18"/>
                 <w:szCs w:val="18"/>
@@ -1831,6 +1881,7 @@
             <w:pPr>
               <w:bidi/>
               <w:spacing w:after="60" w:line="240" w:lineRule="auto"/>
+              <w:jc w:val="right"/>
               <w:rPr>
                 <w:sz w:val="18"/>
                 <w:szCs w:val="18"/>
@@ -1851,6 +1902,7 @@
             <w:pPr>
               <w:bidi/>
               <w:spacing w:after="60" w:line="240" w:lineRule="auto"/>
+              <w:jc w:val="right"/>
               <w:rPr>
                 <w:sz w:val="18"/>
                 <w:szCs w:val="18"/>
@@ -1871,6 +1923,7 @@
             <w:pPr>
               <w:bidi/>
               <w:spacing w:after="60" w:line="240" w:lineRule="auto"/>
+              <w:jc w:val="right"/>
               <w:rPr>
                 <w:sz w:val="18"/>
                 <w:szCs w:val="18"/>
@@ -1891,6 +1944,7 @@
             <w:pPr>
               <w:bidi/>
               <w:spacing w:after="60" w:line="240" w:lineRule="auto"/>
+              <w:jc w:val="right"/>
               <w:rPr>
                 <w:sz w:val="18"/>
                 <w:szCs w:val="18"/>
@@ -1929,6 +1983,7 @@
             <w:pPr>
               <w:bidi/>
               <w:spacing w:after="60" w:line="240" w:lineRule="auto"/>
+              <w:jc w:val="right"/>
               <w:rPr>
                 <w:sz w:val="18"/>
                 <w:szCs w:val="18"/>
@@ -1967,6 +2022,7 @@
             <w:pPr>
               <w:bidi/>
               <w:spacing w:after="60" w:line="240" w:lineRule="auto"/>
+              <w:jc w:val="right"/>
               <w:rPr>
                 <w:sz w:val="18"/>
                 <w:szCs w:val="18"/>
@@ -2013,6 +2069,7 @@
             <w:pPr>
               <w:bidi/>
               <w:spacing w:after="60" w:line="240" w:lineRule="auto"/>
+              <w:jc w:val="right"/>
               <w:rPr>
                 <w:sz w:val="18"/>
                 <w:szCs w:val="18"/>
@@ -2051,6 +2108,7 @@
             <w:pPr>
               <w:bidi/>
               <w:spacing w:after="60" w:line="240" w:lineRule="auto"/>
+              <w:jc w:val="right"/>
               <w:rPr>
                 <w:sz w:val="18"/>
                 <w:szCs w:val="18"/>
@@ -2089,6 +2147,7 @@
             <w:pPr>
               <w:bidi/>
               <w:spacing w:after="60" w:line="240" w:lineRule="auto"/>
+              <w:jc w:val="right"/>
               <w:rPr>
                 <w:sz w:val="18"/>
                 <w:szCs w:val="18"/>
@@ -2127,6 +2186,7 @@
             <w:pPr>
               <w:bidi/>
               <w:spacing w:after="60" w:line="240" w:lineRule="auto"/>
+              <w:jc w:val="right"/>
               <w:rPr>
                 <w:sz w:val="18"/>
                 <w:szCs w:val="18"/>
@@ -2165,6 +2225,7 @@
             <w:pPr>
               <w:bidi/>
               <w:spacing w:after="60" w:line="240" w:lineRule="auto"/>
+              <w:jc w:val="right"/>
               <w:rPr>
                 <w:sz w:val="18"/>
                 <w:szCs w:val="18"/>
@@ -2185,6 +2246,7 @@
             <w:pPr>
               <w:bidi/>
               <w:spacing w:after="60" w:line="240" w:lineRule="auto"/>
+              <w:jc w:val="right"/>
               <w:rPr>
                 <w:sz w:val="18"/>
                 <w:szCs w:val="18"/>
@@ -2205,6 +2267,7 @@
             <w:pPr>
               <w:bidi/>
               <w:spacing w:after="60" w:line="240" w:lineRule="auto"/>
+              <w:jc w:val="right"/>
               <w:rPr>
                 <w:sz w:val="18"/>
                 <w:szCs w:val="18"/>
@@ -2225,6 +2288,7 @@
             <w:pPr>
               <w:bidi/>
               <w:spacing w:after="60" w:line="240" w:lineRule="auto"/>
+              <w:jc w:val="right"/>
               <w:rPr>
                 <w:sz w:val="18"/>
                 <w:szCs w:val="18"/>
@@ -2263,6 +2327,7 @@
             <w:pPr>
               <w:bidi/>
               <w:spacing w:after="60" w:line="240" w:lineRule="auto"/>
+              <w:jc w:val="right"/>
               <w:rPr>
                 <w:sz w:val="18"/>
                 <w:szCs w:val="18"/>
@@ -2301,6 +2366,7 @@
             <w:pPr>
               <w:bidi/>
               <w:spacing w:after="60" w:line="240" w:lineRule="auto"/>
+              <w:jc w:val="right"/>
               <w:rPr>
                 <w:sz w:val="18"/>
                 <w:szCs w:val="18"/>
@@ -2347,6 +2413,7 @@
             <w:pPr>
               <w:bidi/>
               <w:spacing w:after="60" w:line="240" w:lineRule="auto"/>
+              <w:jc w:val="right"/>
               <w:rPr>
                 <w:sz w:val="18"/>
                 <w:szCs w:val="18"/>
@@ -2385,6 +2452,7 @@
             <w:pPr>
               <w:bidi/>
               <w:spacing w:after="60" w:line="240" w:lineRule="auto"/>
+              <w:jc w:val="right"/>
               <w:rPr>
                 <w:sz w:val="18"/>
                 <w:szCs w:val="18"/>
@@ -2423,6 +2491,7 @@
             <w:pPr>
               <w:bidi/>
               <w:spacing w:after="60" w:line="240" w:lineRule="auto"/>
+              <w:jc w:val="right"/>
               <w:rPr>
                 <w:sz w:val="18"/>
                 <w:szCs w:val="18"/>
@@ -2461,6 +2530,7 @@
             <w:pPr>
               <w:bidi/>
               <w:spacing w:after="60" w:line="240" w:lineRule="auto"/>
+              <w:jc w:val="right"/>
               <w:rPr>
                 <w:sz w:val="18"/>
                 <w:szCs w:val="18"/>
@@ -2499,6 +2569,7 @@
             <w:pPr>
               <w:bidi/>
               <w:spacing w:after="60" w:line="240" w:lineRule="auto"/>
+              <w:jc w:val="right"/>
               <w:rPr>
                 <w:sz w:val="18"/>
                 <w:szCs w:val="18"/>
@@ -2519,6 +2590,7 @@
             <w:pPr>
               <w:bidi/>
               <w:spacing w:after="60" w:line="240" w:lineRule="auto"/>
+              <w:jc w:val="right"/>
               <w:rPr>
                 <w:sz w:val="18"/>
                 <w:szCs w:val="18"/>
@@ -2539,6 +2611,7 @@
             <w:pPr>
               <w:bidi/>
               <w:spacing w:after="60" w:line="240" w:lineRule="auto"/>
+              <w:jc w:val="right"/>
               <w:rPr>
                 <w:sz w:val="18"/>
                 <w:szCs w:val="18"/>
@@ -2577,6 +2650,7 @@
             <w:pPr>
               <w:bidi/>
               <w:spacing w:after="60" w:line="240" w:lineRule="auto"/>
+              <w:jc w:val="right"/>
               <w:rPr>
                 <w:sz w:val="18"/>
                 <w:szCs w:val="18"/>
@@ -2615,6 +2689,7 @@
             <w:pPr>
               <w:bidi/>
               <w:spacing w:after="60" w:line="240" w:lineRule="auto"/>
+              <w:jc w:val="right"/>
               <w:rPr>
                 <w:sz w:val="18"/>
                 <w:szCs w:val="18"/>
@@ -2661,6 +2736,7 @@
             <w:pPr>
               <w:bidi/>
               <w:spacing w:after="60" w:line="240" w:lineRule="auto"/>
+              <w:jc w:val="right"/>
               <w:rPr>
                 <w:sz w:val="18"/>
                 <w:szCs w:val="18"/>
@@ -2699,6 +2775,7 @@
             <w:pPr>
               <w:bidi/>
               <w:spacing w:after="60" w:line="240" w:lineRule="auto"/>
+              <w:jc w:val="right"/>
               <w:rPr>
                 <w:sz w:val="18"/>
                 <w:szCs w:val="18"/>
@@ -2737,6 +2814,7 @@
             <w:pPr>
               <w:bidi/>
               <w:spacing w:after="60" w:line="240" w:lineRule="auto"/>
+              <w:jc w:val="right"/>
               <w:rPr>
                 <w:sz w:val="18"/>
                 <w:szCs w:val="18"/>
@@ -2775,6 +2853,7 @@
             <w:pPr>
               <w:bidi/>
               <w:spacing w:after="60" w:line="240" w:lineRule="auto"/>
+              <w:jc w:val="right"/>
               <w:rPr>
                 <w:sz w:val="18"/>
                 <w:szCs w:val="18"/>
@@ -2813,6 +2892,7 @@
             <w:pPr>
               <w:bidi/>
               <w:spacing w:after="60" w:line="240" w:lineRule="auto"/>
+              <w:jc w:val="right"/>
               <w:rPr>
                 <w:sz w:val="18"/>
                 <w:szCs w:val="18"/>
@@ -2833,6 +2913,7 @@
             <w:pPr>
               <w:bidi/>
               <w:spacing w:after="60" w:line="240" w:lineRule="auto"/>
+              <w:jc w:val="right"/>
               <w:rPr>
                 <w:sz w:val="18"/>
                 <w:szCs w:val="18"/>
@@ -2853,6 +2934,7 @@
             <w:pPr>
               <w:bidi/>
               <w:spacing w:after="60" w:line="240" w:lineRule="auto"/>
+              <w:jc w:val="right"/>
               <w:rPr>
                 <w:sz w:val="18"/>
                 <w:szCs w:val="18"/>
@@ -2891,6 +2973,7 @@
             <w:pPr>
               <w:bidi/>
               <w:spacing w:after="60" w:line="240" w:lineRule="auto"/>
+              <w:jc w:val="right"/>
               <w:rPr>
                 <w:sz w:val="18"/>
                 <w:szCs w:val="18"/>
@@ -2929,6 +3012,7 @@
             <w:pPr>
               <w:bidi/>
               <w:spacing w:after="60" w:line="240" w:lineRule="auto"/>
+              <w:jc w:val="right"/>
               <w:rPr>
                 <w:sz w:val="18"/>
                 <w:szCs w:val="18"/>
@@ -2975,6 +3059,7 @@
             <w:pPr>
               <w:bidi/>
               <w:spacing w:after="60" w:line="240" w:lineRule="auto"/>
+              <w:jc w:val="right"/>
               <w:rPr>
                 <w:sz w:val="18"/>
                 <w:szCs w:val="18"/>
@@ -3013,6 +3098,7 @@
             <w:pPr>
               <w:bidi/>
               <w:spacing w:after="60" w:line="240" w:lineRule="auto"/>
+              <w:jc w:val="right"/>
               <w:rPr>
                 <w:sz w:val="18"/>
                 <w:szCs w:val="18"/>
@@ -3051,6 +3137,7 @@
             <w:pPr>
               <w:bidi/>
               <w:spacing w:after="60" w:line="240" w:lineRule="auto"/>
+              <w:jc w:val="right"/>
               <w:rPr>
                 <w:sz w:val="18"/>
                 <w:szCs w:val="18"/>
@@ -3089,6 +3176,7 @@
             <w:pPr>
               <w:bidi/>
               <w:spacing w:after="60" w:line="240" w:lineRule="auto"/>
+              <w:jc w:val="right"/>
               <w:rPr>
                 <w:sz w:val="18"/>
                 <w:szCs w:val="18"/>
@@ -3127,6 +3215,7 @@
             <w:pPr>
               <w:bidi/>
               <w:spacing w:after="60" w:line="240" w:lineRule="auto"/>
+              <w:jc w:val="right"/>
               <w:rPr>
                 <w:sz w:val="18"/>
                 <w:szCs w:val="18"/>
@@ -3147,6 +3236,7 @@
             <w:pPr>
               <w:bidi/>
               <w:spacing w:after="60" w:line="240" w:lineRule="auto"/>
+              <w:jc w:val="right"/>
               <w:rPr>
                 <w:sz w:val="18"/>
                 <w:szCs w:val="18"/>
@@ -3167,6 +3257,7 @@
             <w:pPr>
               <w:bidi/>
               <w:spacing w:after="60" w:line="240" w:lineRule="auto"/>
+              <w:jc w:val="right"/>
               <w:rPr>
                 <w:sz w:val="18"/>
                 <w:szCs w:val="18"/>
@@ -3187,6 +3278,7 @@
             <w:pPr>
               <w:bidi/>
               <w:spacing w:after="60" w:line="240" w:lineRule="auto"/>
+              <w:jc w:val="right"/>
               <w:rPr>
                 <w:sz w:val="18"/>
                 <w:szCs w:val="18"/>
@@ -3225,6 +3317,7 @@
             <w:pPr>
               <w:bidi/>
               <w:spacing w:after="60" w:line="240" w:lineRule="auto"/>
+              <w:jc w:val="right"/>
               <w:rPr>
                 <w:sz w:val="18"/>
                 <w:szCs w:val="18"/>
@@ -3263,6 +3356,7 @@
             <w:pPr>
               <w:bidi/>
               <w:spacing w:after="60" w:line="240" w:lineRule="auto"/>
+              <w:jc w:val="right"/>
               <w:rPr>
                 <w:sz w:val="18"/>
                 <w:szCs w:val="18"/>
@@ -3287,6 +3381,7 @@
     <w:p>
       <w:pPr>
         <w:bidi/>
+        <w:jc w:val="right"/>
         <w:rPr>
           <w:rtl/>
         </w:rPr>
@@ -3305,6 +3400,7 @@
     <w:p>
       <w:pPr>
         <w:bidi/>
+        <w:jc w:val="right"/>
         <w:rPr>
           <w:rtl/>
         </w:rPr>
@@ -3320,6 +3416,7 @@
     <w:p>
       <w:pPr>
         <w:bidi/>
+        <w:jc w:val="right"/>
         <w:rPr>
           <w:rtl/>
         </w:rPr>
@@ -3335,6 +3432,7 @@
     <w:p>
       <w:pPr>
         <w:bidi/>
+        <w:jc w:val="right"/>
         <w:rPr>
           <w:rtl/>
         </w:rPr>
@@ -3350,6 +3448,7 @@
     <w:p>
       <w:pPr>
         <w:bidi/>
+        <w:jc w:val="right"/>
         <w:rPr>
           <w:rtl/>
         </w:rPr>
@@ -3365,6 +3464,7 @@
     <w:p>
       <w:pPr>
         <w:bidi/>
+        <w:jc w:val="right"/>
         <w:rPr>
           <w:rtl/>
         </w:rPr>
@@ -3383,6 +3483,7 @@
     <w:p>
       <w:pPr>
         <w:bidi/>
+        <w:jc w:val="right"/>
         <w:rPr>
           <w:rtl/>
         </w:rPr>
@@ -3398,6 +3499,7 @@
     <w:p>
       <w:pPr>
         <w:bidi/>
+        <w:jc w:val="right"/>
         <w:rPr>
           <w:rtl/>
         </w:rPr>
@@ -3416,6 +3518,7 @@
     <w:p>
       <w:pPr>
         <w:bidi/>
+        <w:jc w:val="right"/>
         <w:rPr>
           <w:rtl/>
         </w:rPr>
@@ -3431,6 +3534,7 @@
     <w:p>
       <w:pPr>
         <w:bidi/>
+        <w:jc w:val="right"/>
         <w:rPr>
           <w:rtl/>
         </w:rPr>
@@ -3449,6 +3553,7 @@
     <w:p>
       <w:pPr>
         <w:bidi/>
+        <w:jc w:val="right"/>
         <w:rPr>
           <w:rtl/>
         </w:rPr>
@@ -3464,6 +3569,7 @@
     <w:p>
       <w:pPr>
         <w:bidi/>
+        <w:jc w:val="right"/>
         <w:rPr>
           <w:rtl/>
         </w:rPr>
@@ -3501,6 +3607,7 @@
     <w:p>
       <w:pPr>
         <w:bidi/>
+        <w:jc w:val="right"/>
         <w:rPr>
           <w:rtl/>
         </w:rPr>
@@ -3518,6 +3625,7 @@
     <w:p>
       <w:pPr>
         <w:bidi/>
+        <w:jc w:val="right"/>
         <w:rPr>
           <w:rtl/>
         </w:rPr>
@@ -3533,6 +3641,7 @@
     <w:p>
       <w:pPr>
         <w:bidi/>
+        <w:jc w:val="right"/>
         <w:rPr>
           <w:rtl/>
         </w:rPr>
@@ -3564,6 +3673,7 @@
     <w:p>
       <w:pPr>
         <w:bidi/>
+        <w:jc w:val="right"/>
         <w:rPr>
           <w:rtl/>
         </w:rPr>
@@ -3593,6 +3703,7 @@
     <w:p>
       <w:pPr>
         <w:bidi/>
+        <w:jc w:val="right"/>
         <w:rPr>
           <w:rtl/>
         </w:rPr>
@@ -3608,6 +3719,7 @@
     <w:p>
       <w:pPr>
         <w:bidi/>
+        <w:jc w:val="right"/>
         <w:rPr>
           <w:rtl/>
         </w:rPr>
@@ -3623,6 +3735,7 @@
     <w:p>
       <w:pPr>
         <w:bidi/>
+        <w:jc w:val="right"/>
         <w:rPr>
           <w:rtl/>
         </w:rPr>
@@ -3638,6 +3751,7 @@
     <w:p>
       <w:pPr>
         <w:bidi/>
+        <w:jc w:val="right"/>
         <w:rPr>
           <w:rtl/>
         </w:rPr>
@@ -3653,6 +3767,7 @@
     <w:p>
       <w:pPr>
         <w:bidi/>
+        <w:jc w:val="right"/>
         <w:rPr>
           <w:rtl/>
         </w:rPr>
@@ -3682,6 +3797,7 @@
     <w:p>
       <w:pPr>
         <w:bidi/>
+        <w:jc w:val="right"/>
         <w:rPr>
           <w:rtl/>
         </w:rPr>
@@ -3697,6 +3813,7 @@
     <w:p>
       <w:pPr>
         <w:bidi/>
+        <w:jc w:val="right"/>
         <w:rPr>
           <w:rtl/>
         </w:rPr>
@@ -3712,6 +3829,7 @@
     <w:p>
       <w:pPr>
         <w:bidi/>
+        <w:jc w:val="right"/>
         <w:rPr>
           <w:rtl/>
         </w:rPr>
@@ -3727,6 +3845,7 @@
     <w:p>
       <w:pPr>
         <w:bidi/>
+        <w:jc w:val="right"/>
         <w:rPr>
           <w:rtl/>
         </w:rPr>
@@ -3742,6 +3861,7 @@
     <w:p>
       <w:pPr>
         <w:bidi/>
+        <w:jc w:val="right"/>
         <w:rPr>
           <w:rtl/>
         </w:rPr>
@@ -3757,6 +3877,7 @@
     <w:p>
       <w:pPr>
         <w:bidi/>
+        <w:jc w:val="right"/>
         <w:rPr>
           <w:rtl/>
         </w:rPr>
@@ -3772,6 +3893,7 @@
     <w:p>
       <w:pPr>
         <w:bidi/>
+        <w:jc w:val="right"/>
         <w:rPr>
           <w:rtl/>
         </w:rPr>
@@ -4156,6 +4278,7 @@
             <w:pPr>
               <w:bidi/>
               <w:spacing w:after="60" w:line="240" w:lineRule="auto"/>
+              <w:jc w:val="right"/>
               <w:rPr>
                 <w:sz w:val="18"/>
                 <w:szCs w:val="18"/>
@@ -4194,6 +4317,7 @@
             <w:pPr>
               <w:bidi/>
               <w:spacing w:after="60" w:line="240" w:lineRule="auto"/>
+              <w:jc w:val="right"/>
               <w:rPr>
                 <w:sz w:val="18"/>
                 <w:szCs w:val="18"/>
@@ -4232,6 +4356,7 @@
             <w:pPr>
               <w:bidi/>
               <w:spacing w:after="60" w:line="240" w:lineRule="auto"/>
+              <w:jc w:val="right"/>
               <w:rPr>
                 <w:sz w:val="18"/>
                 <w:szCs w:val="18"/>
@@ -4270,6 +4395,7 @@
             <w:pPr>
               <w:bidi/>
               <w:spacing w:after="60" w:line="240" w:lineRule="auto"/>
+              <w:jc w:val="right"/>
               <w:rPr>
                 <w:sz w:val="18"/>
                 <w:szCs w:val="18"/>
@@ -4308,6 +4434,7 @@
             <w:pPr>
               <w:bidi/>
               <w:spacing w:after="60" w:line="240" w:lineRule="auto"/>
+              <w:jc w:val="right"/>
               <w:rPr>
                 <w:sz w:val="18"/>
                 <w:szCs w:val="18"/>
@@ -4328,6 +4455,7 @@
             <w:pPr>
               <w:bidi/>
               <w:spacing w:after="60" w:line="240" w:lineRule="auto"/>
+              <w:jc w:val="right"/>
               <w:rPr>
                 <w:sz w:val="18"/>
                 <w:szCs w:val="18"/>
@@ -4348,6 +4476,7 @@
             <w:pPr>
               <w:bidi/>
               <w:spacing w:after="60" w:line="240" w:lineRule="auto"/>
+              <w:jc w:val="right"/>
               <w:rPr>
                 <w:sz w:val="18"/>
                 <w:szCs w:val="18"/>
@@ -4368,6 +4497,7 @@
             <w:pPr>
               <w:bidi/>
               <w:spacing w:after="60" w:line="240" w:lineRule="auto"/>
+              <w:jc w:val="right"/>
               <w:rPr>
                 <w:sz w:val="18"/>
                 <w:szCs w:val="18"/>
@@ -4406,6 +4536,7 @@
             <w:pPr>
               <w:bidi/>
               <w:spacing w:after="60" w:line="240" w:lineRule="auto"/>
+              <w:jc w:val="right"/>
               <w:rPr>
                 <w:sz w:val="18"/>
                 <w:szCs w:val="18"/>
@@ -4444,6 +4575,7 @@
             <w:pPr>
               <w:bidi/>
               <w:spacing w:after="60" w:line="240" w:lineRule="auto"/>
+              <w:jc w:val="right"/>
               <w:rPr>
                 <w:sz w:val="18"/>
                 <w:szCs w:val="18"/>
@@ -4490,6 +4622,7 @@
             <w:pPr>
               <w:bidi/>
               <w:spacing w:after="60" w:line="240" w:lineRule="auto"/>
+              <w:jc w:val="right"/>
               <w:rPr>
                 <w:sz w:val="18"/>
                 <w:szCs w:val="18"/>
@@ -4528,6 +4661,7 @@
             <w:pPr>
               <w:bidi/>
               <w:spacing w:after="60" w:line="240" w:lineRule="auto"/>
+              <w:jc w:val="right"/>
               <w:rPr>
                 <w:sz w:val="18"/>
                 <w:szCs w:val="18"/>
@@ -4566,6 +4700,7 @@
             <w:pPr>
               <w:bidi/>
               <w:spacing w:after="60" w:line="240" w:lineRule="auto"/>
+              <w:jc w:val="right"/>
               <w:rPr>
                 <w:sz w:val="18"/>
                 <w:szCs w:val="18"/>
@@ -4604,6 +4739,7 @@
             <w:pPr>
               <w:bidi/>
               <w:spacing w:after="60" w:line="240" w:lineRule="auto"/>
+              <w:jc w:val="right"/>
               <w:rPr>
                 <w:sz w:val="18"/>
                 <w:szCs w:val="18"/>
@@ -4642,6 +4778,7 @@
             <w:pPr>
               <w:bidi/>
               <w:spacing w:after="60" w:line="240" w:lineRule="auto"/>
+              <w:jc w:val="right"/>
               <w:rPr>
                 <w:sz w:val="18"/>
                 <w:szCs w:val="18"/>
@@ -4662,6 +4799,7 @@
             <w:pPr>
               <w:bidi/>
               <w:spacing w:after="60" w:line="240" w:lineRule="auto"/>
+              <w:jc w:val="right"/>
               <w:rPr>
                 <w:sz w:val="18"/>
                 <w:szCs w:val="18"/>
@@ -4682,6 +4820,7 @@
             <w:pPr>
               <w:bidi/>
               <w:spacing w:after="60" w:line="240" w:lineRule="auto"/>
+              <w:jc w:val="right"/>
               <w:rPr>
                 <w:sz w:val="18"/>
                 <w:szCs w:val="18"/>
@@ -4702,6 +4841,7 @@
             <w:pPr>
               <w:bidi/>
               <w:spacing w:after="60" w:line="240" w:lineRule="auto"/>
+              <w:jc w:val="right"/>
               <w:rPr>
                 <w:sz w:val="18"/>
                 <w:szCs w:val="18"/>
@@ -4740,6 +4880,7 @@
             <w:pPr>
               <w:bidi/>
               <w:spacing w:after="60" w:line="240" w:lineRule="auto"/>
+              <w:jc w:val="right"/>
               <w:rPr>
                 <w:sz w:val="18"/>
                 <w:szCs w:val="18"/>
@@ -4778,6 +4919,7 @@
             <w:pPr>
               <w:bidi/>
               <w:spacing w:after="60" w:line="240" w:lineRule="auto"/>
+              <w:jc w:val="right"/>
               <w:rPr>
                 <w:sz w:val="18"/>
                 <w:szCs w:val="18"/>
@@ -4824,6 +4966,7 @@
             <w:pPr>
               <w:bidi/>
               <w:spacing w:after="60" w:line="240" w:lineRule="auto"/>
+              <w:jc w:val="right"/>
               <w:rPr>
                 <w:sz w:val="18"/>
                 <w:szCs w:val="18"/>
@@ -4862,6 +5005,7 @@
             <w:pPr>
               <w:bidi/>
               <w:spacing w:after="60" w:line="240" w:lineRule="auto"/>
+              <w:jc w:val="right"/>
               <w:rPr>
                 <w:sz w:val="18"/>
                 <w:szCs w:val="18"/>
@@ -4900,6 +5044,7 @@
             <w:pPr>
               <w:bidi/>
               <w:spacing w:after="60" w:line="240" w:lineRule="auto"/>
+              <w:jc w:val="right"/>
               <w:rPr>
                 <w:sz w:val="18"/>
                 <w:szCs w:val="18"/>
@@ -4938,6 +5083,7 @@
             <w:pPr>
               <w:bidi/>
               <w:spacing w:after="60" w:line="240" w:lineRule="auto"/>
+              <w:jc w:val="right"/>
               <w:rPr>
                 <w:sz w:val="18"/>
                 <w:szCs w:val="18"/>
@@ -4976,6 +5122,7 @@
             <w:pPr>
               <w:bidi/>
               <w:spacing w:after="60" w:line="240" w:lineRule="auto"/>
+              <w:jc w:val="right"/>
               <w:rPr>
                 <w:sz w:val="18"/>
                 <w:szCs w:val="18"/>
@@ -4996,6 +5143,7 @@
             <w:pPr>
               <w:bidi/>
               <w:spacing w:after="60" w:line="240" w:lineRule="auto"/>
+              <w:jc w:val="right"/>
               <w:rPr>
                 <w:sz w:val="18"/>
                 <w:szCs w:val="18"/>
@@ -5016,6 +5164,7 @@
             <w:pPr>
               <w:bidi/>
               <w:spacing w:after="60" w:line="240" w:lineRule="auto"/>
+              <w:jc w:val="right"/>
               <w:rPr>
                 <w:sz w:val="18"/>
                 <w:szCs w:val="18"/>
@@ -5036,6 +5185,7 @@
             <w:pPr>
               <w:bidi/>
               <w:spacing w:after="60" w:line="240" w:lineRule="auto"/>
+              <w:jc w:val="right"/>
               <w:rPr>
                 <w:sz w:val="18"/>
                 <w:szCs w:val="18"/>
@@ -5074,6 +5224,7 @@
             <w:pPr>
               <w:bidi/>
               <w:spacing w:after="60" w:line="240" w:lineRule="auto"/>
+              <w:jc w:val="right"/>
               <w:rPr>
                 <w:sz w:val="18"/>
                 <w:szCs w:val="18"/>
@@ -5112,6 +5263,7 @@
             <w:pPr>
               <w:bidi/>
               <w:spacing w:after="60" w:line="240" w:lineRule="auto"/>
+              <w:jc w:val="right"/>
               <w:rPr>
                 <w:sz w:val="18"/>
                 <w:szCs w:val="18"/>
@@ -5158,6 +5310,7 @@
             <w:pPr>
               <w:bidi/>
               <w:spacing w:after="60" w:line="240" w:lineRule="auto"/>
+              <w:jc w:val="right"/>
               <w:rPr>
                 <w:sz w:val="18"/>
                 <w:szCs w:val="18"/>
@@ -5196,6 +5349,7 @@
             <w:pPr>
               <w:bidi/>
               <w:spacing w:after="60" w:line="240" w:lineRule="auto"/>
+              <w:jc w:val="right"/>
               <w:rPr>
                 <w:sz w:val="18"/>
                 <w:szCs w:val="18"/>
@@ -5234,6 +5388,7 @@
             <w:pPr>
               <w:bidi/>
               <w:spacing w:after="60" w:line="240" w:lineRule="auto"/>
+              <w:jc w:val="right"/>
               <w:rPr>
                 <w:sz w:val="18"/>
                 <w:szCs w:val="18"/>
@@ -5272,6 +5427,7 @@
             <w:pPr>
               <w:bidi/>
               <w:spacing w:after="60" w:line="240" w:lineRule="auto"/>
+              <w:jc w:val="right"/>
               <w:rPr>
                 <w:sz w:val="18"/>
                 <w:szCs w:val="18"/>
@@ -5310,6 +5466,7 @@
             <w:pPr>
               <w:bidi/>
               <w:spacing w:after="60" w:line="240" w:lineRule="auto"/>
+              <w:jc w:val="right"/>
               <w:rPr>
                 <w:sz w:val="18"/>
                 <w:szCs w:val="18"/>
@@ -5330,6 +5487,7 @@
             <w:pPr>
               <w:bidi/>
               <w:spacing w:after="60" w:line="240" w:lineRule="auto"/>
+              <w:jc w:val="right"/>
               <w:rPr>
                 <w:sz w:val="18"/>
                 <w:szCs w:val="18"/>
@@ -5350,6 +5508,7 @@
             <w:pPr>
               <w:bidi/>
               <w:spacing w:after="60" w:line="240" w:lineRule="auto"/>
+              <w:jc w:val="right"/>
               <w:rPr>
                 <w:sz w:val="18"/>
                 <w:szCs w:val="18"/>
@@ -5370,6 +5529,7 @@
             <w:pPr>
               <w:bidi/>
               <w:spacing w:after="60" w:line="240" w:lineRule="auto"/>
+              <w:jc w:val="right"/>
               <w:rPr>
                 <w:sz w:val="18"/>
                 <w:szCs w:val="18"/>
@@ -5408,6 +5568,7 @@
             <w:pPr>
               <w:bidi/>
               <w:spacing w:after="60" w:line="240" w:lineRule="auto"/>
+              <w:jc w:val="right"/>
               <w:rPr>
                 <w:sz w:val="18"/>
                 <w:szCs w:val="18"/>
@@ -5446,6 +5607,7 @@
             <w:pPr>
               <w:bidi/>
               <w:spacing w:after="60" w:line="240" w:lineRule="auto"/>
+              <w:jc w:val="right"/>
               <w:rPr>
                 <w:sz w:val="18"/>
                 <w:szCs w:val="18"/>
@@ -5492,6 +5654,7 @@
             <w:pPr>
               <w:bidi/>
               <w:spacing w:after="60" w:line="240" w:lineRule="auto"/>
+              <w:jc w:val="right"/>
               <w:rPr>
                 <w:sz w:val="18"/>
                 <w:szCs w:val="18"/>
@@ -5530,6 +5693,7 @@
             <w:pPr>
               <w:bidi/>
               <w:spacing w:after="60" w:line="240" w:lineRule="auto"/>
+              <w:jc w:val="right"/>
               <w:rPr>
                 <w:sz w:val="18"/>
                 <w:szCs w:val="18"/>
@@ -5568,6 +5732,7 @@
             <w:pPr>
               <w:bidi/>
               <w:spacing w:after="60" w:line="240" w:lineRule="auto"/>
+              <w:jc w:val="right"/>
               <w:rPr>
                 <w:sz w:val="18"/>
                 <w:szCs w:val="18"/>
@@ -5606,6 +5771,7 @@
             <w:pPr>
               <w:bidi/>
               <w:spacing w:after="60" w:line="240" w:lineRule="auto"/>
+              <w:jc w:val="right"/>
               <w:rPr>
                 <w:sz w:val="18"/>
                 <w:szCs w:val="18"/>
@@ -5644,6 +5810,7 @@
             <w:pPr>
               <w:bidi/>
               <w:spacing w:after="60" w:line="240" w:lineRule="auto"/>
+              <w:jc w:val="right"/>
               <w:rPr>
                 <w:sz w:val="18"/>
                 <w:szCs w:val="18"/>
@@ -5664,6 +5831,7 @@
             <w:pPr>
               <w:bidi/>
               <w:spacing w:after="60" w:line="240" w:lineRule="auto"/>
+              <w:jc w:val="right"/>
               <w:rPr>
                 <w:sz w:val="18"/>
                 <w:szCs w:val="18"/>
@@ -5684,6 +5852,7 @@
             <w:pPr>
               <w:bidi/>
               <w:spacing w:after="60" w:line="240" w:lineRule="auto"/>
+              <w:jc w:val="right"/>
               <w:rPr>
                 <w:sz w:val="18"/>
                 <w:szCs w:val="18"/>
@@ -5704,6 +5873,7 @@
             <w:pPr>
               <w:bidi/>
               <w:spacing w:after="60" w:line="240" w:lineRule="auto"/>
+              <w:jc w:val="right"/>
               <w:rPr>
                 <w:sz w:val="18"/>
                 <w:szCs w:val="18"/>
@@ -5742,6 +5912,7 @@
             <w:pPr>
               <w:bidi/>
               <w:spacing w:after="60" w:line="240" w:lineRule="auto"/>
+              <w:jc w:val="right"/>
               <w:rPr>
                 <w:sz w:val="18"/>
                 <w:szCs w:val="18"/>
@@ -5780,6 +5951,7 @@
             <w:pPr>
               <w:bidi/>
               <w:spacing w:after="60" w:line="240" w:lineRule="auto"/>
+              <w:jc w:val="right"/>
               <w:rPr>
                 <w:sz w:val="18"/>
                 <w:szCs w:val="18"/>
@@ -5826,6 +5998,7 @@
             <w:pPr>
               <w:bidi/>
               <w:spacing w:after="60" w:line="240" w:lineRule="auto"/>
+              <w:jc w:val="right"/>
               <w:rPr>
                 <w:sz w:val="18"/>
                 <w:szCs w:val="18"/>
@@ -5864,6 +6037,7 @@
             <w:pPr>
               <w:bidi/>
               <w:spacing w:after="60" w:line="240" w:lineRule="auto"/>
+              <w:jc w:val="right"/>
               <w:rPr>
                 <w:sz w:val="18"/>
                 <w:szCs w:val="18"/>
@@ -5902,6 +6076,7 @@
             <w:pPr>
               <w:bidi/>
               <w:spacing w:after="60" w:line="240" w:lineRule="auto"/>
+              <w:jc w:val="right"/>
               <w:rPr>
                 <w:sz w:val="18"/>
                 <w:szCs w:val="18"/>
@@ -5940,6 +6115,7 @@
             <w:pPr>
               <w:bidi/>
               <w:spacing w:after="60" w:line="240" w:lineRule="auto"/>
+              <w:jc w:val="right"/>
               <w:rPr>
                 <w:sz w:val="18"/>
                 <w:szCs w:val="18"/>
@@ -5978,6 +6154,7 @@
             <w:pPr>
               <w:bidi/>
               <w:spacing w:after="60" w:line="240" w:lineRule="auto"/>
+              <w:jc w:val="right"/>
               <w:rPr>
                 <w:sz w:val="18"/>
                 <w:szCs w:val="18"/>
@@ -5998,6 +6175,7 @@
             <w:pPr>
               <w:bidi/>
               <w:spacing w:after="60" w:line="240" w:lineRule="auto"/>
+              <w:jc w:val="right"/>
               <w:rPr>
                 <w:sz w:val="18"/>
                 <w:szCs w:val="18"/>
@@ -6018,6 +6196,7 @@
             <w:pPr>
               <w:bidi/>
               <w:spacing w:after="60" w:line="240" w:lineRule="auto"/>
+              <w:jc w:val="right"/>
               <w:rPr>
                 <w:sz w:val="18"/>
                 <w:szCs w:val="18"/>
@@ -6056,6 +6235,7 @@
             <w:pPr>
               <w:bidi/>
               <w:spacing w:after="60" w:line="240" w:lineRule="auto"/>
+              <w:jc w:val="right"/>
               <w:rPr>
                 <w:sz w:val="18"/>
                 <w:szCs w:val="18"/>
@@ -6094,6 +6274,7 @@
             <w:pPr>
               <w:bidi/>
               <w:spacing w:after="60" w:line="240" w:lineRule="auto"/>
+              <w:jc w:val="right"/>
               <w:rPr>
                 <w:sz w:val="18"/>
                 <w:szCs w:val="18"/>
@@ -6140,6 +6321,7 @@
             <w:pPr>
               <w:bidi/>
               <w:spacing w:after="60" w:line="240" w:lineRule="auto"/>
+              <w:jc w:val="right"/>
               <w:rPr>
                 <w:sz w:val="18"/>
                 <w:szCs w:val="18"/>
@@ -6178,6 +6360,7 @@
             <w:pPr>
               <w:bidi/>
               <w:spacing w:after="60" w:line="240" w:lineRule="auto"/>
+              <w:jc w:val="right"/>
               <w:rPr>
                 <w:sz w:val="18"/>
                 <w:szCs w:val="18"/>
@@ -6216,6 +6399,7 @@
             <w:pPr>
               <w:bidi/>
               <w:spacing w:after="60" w:line="240" w:lineRule="auto"/>
+              <w:jc w:val="right"/>
               <w:rPr>
                 <w:sz w:val="18"/>
                 <w:szCs w:val="18"/>
@@ -6254,6 +6438,7 @@
             <w:pPr>
               <w:bidi/>
               <w:spacing w:after="60" w:line="240" w:lineRule="auto"/>
+              <w:jc w:val="right"/>
               <w:rPr>
                 <w:sz w:val="18"/>
                 <w:szCs w:val="18"/>
@@ -6292,6 +6477,7 @@
             <w:pPr>
               <w:bidi/>
               <w:spacing w:after="60" w:line="240" w:lineRule="auto"/>
+              <w:jc w:val="right"/>
               <w:rPr>
                 <w:sz w:val="18"/>
                 <w:szCs w:val="18"/>
@@ -6312,6 +6498,7 @@
             <w:pPr>
               <w:bidi/>
               <w:spacing w:after="60" w:line="240" w:lineRule="auto"/>
+              <w:jc w:val="right"/>
               <w:rPr>
                 <w:sz w:val="18"/>
                 <w:szCs w:val="18"/>
@@ -6332,6 +6519,7 @@
             <w:pPr>
               <w:bidi/>
               <w:spacing w:after="60" w:line="240" w:lineRule="auto"/>
+              <w:jc w:val="right"/>
               <w:rPr>
                 <w:sz w:val="18"/>
                 <w:szCs w:val="18"/>
@@ -6370,6 +6558,7 @@
             <w:pPr>
               <w:bidi/>
               <w:spacing w:after="60" w:line="240" w:lineRule="auto"/>
+              <w:jc w:val="right"/>
               <w:rPr>
                 <w:sz w:val="18"/>
                 <w:szCs w:val="18"/>
@@ -6408,6 +6597,7 @@
             <w:pPr>
               <w:bidi/>
               <w:spacing w:after="60" w:line="240" w:lineRule="auto"/>
+              <w:jc w:val="right"/>
               <w:rPr>
                 <w:sz w:val="18"/>
                 <w:szCs w:val="18"/>
@@ -6454,6 +6644,7 @@
             <w:pPr>
               <w:bidi/>
               <w:spacing w:after="60" w:line="240" w:lineRule="auto"/>
+              <w:jc w:val="right"/>
               <w:rPr>
                 <w:sz w:val="18"/>
                 <w:szCs w:val="18"/>
@@ -6492,6 +6683,7 @@
             <w:pPr>
               <w:bidi/>
               <w:spacing w:after="60" w:line="240" w:lineRule="auto"/>
+              <w:jc w:val="right"/>
               <w:rPr>
                 <w:sz w:val="18"/>
                 <w:szCs w:val="18"/>
@@ -6530,6 +6722,7 @@
             <w:pPr>
               <w:bidi/>
               <w:spacing w:after="60" w:line="240" w:lineRule="auto"/>
+              <w:jc w:val="right"/>
               <w:rPr>
                 <w:sz w:val="18"/>
                 <w:szCs w:val="18"/>
@@ -6568,6 +6761,7 @@
             <w:pPr>
               <w:bidi/>
               <w:spacing w:after="60" w:line="240" w:lineRule="auto"/>
+              <w:jc w:val="right"/>
               <w:rPr>
                 <w:sz w:val="18"/>
                 <w:szCs w:val="18"/>
@@ -6606,6 +6800,7 @@
             <w:pPr>
               <w:bidi/>
               <w:spacing w:after="60" w:line="240" w:lineRule="auto"/>
+              <w:jc w:val="right"/>
               <w:rPr>
                 <w:sz w:val="18"/>
                 <w:szCs w:val="18"/>
@@ -6626,6 +6821,7 @@
             <w:pPr>
               <w:bidi/>
               <w:spacing w:after="60" w:line="240" w:lineRule="auto"/>
+              <w:jc w:val="right"/>
               <w:rPr>
                 <w:sz w:val="18"/>
                 <w:szCs w:val="18"/>
@@ -6646,6 +6842,7 @@
             <w:pPr>
               <w:bidi/>
               <w:spacing w:after="60" w:line="240" w:lineRule="auto"/>
+              <w:jc w:val="right"/>
               <w:rPr>
                 <w:sz w:val="18"/>
                 <w:szCs w:val="18"/>
@@ -6666,6 +6863,7 @@
             <w:pPr>
               <w:bidi/>
               <w:spacing w:after="60" w:line="240" w:lineRule="auto"/>
+              <w:jc w:val="right"/>
               <w:rPr>
                 <w:sz w:val="18"/>
                 <w:szCs w:val="18"/>
@@ -6704,6 +6902,7 @@
             <w:pPr>
               <w:bidi/>
               <w:spacing w:after="60" w:line="240" w:lineRule="auto"/>
+              <w:jc w:val="right"/>
               <w:rPr>
                 <w:sz w:val="18"/>
                 <w:szCs w:val="18"/>
@@ -6742,6 +6941,7 @@
             <w:pPr>
               <w:bidi/>
               <w:spacing w:after="60" w:line="240" w:lineRule="auto"/>
+              <w:jc w:val="right"/>
               <w:rPr>
                 <w:sz w:val="18"/>
                 <w:szCs w:val="18"/>
@@ -6766,6 +6966,7 @@
     <w:p>
       <w:pPr>
         <w:bidi/>
+        <w:jc w:val="right"/>
         <w:rPr>
           <w:rtl/>
         </w:rPr>
@@ -6784,6 +6985,7 @@
     <w:p>
       <w:pPr>
         <w:bidi/>
+        <w:jc w:val="right"/>
         <w:rPr>
           <w:rtl/>
         </w:rPr>
@@ -6799,6 +7001,7 @@
     <w:p>
       <w:pPr>
         <w:bidi/>
+        <w:jc w:val="right"/>
         <w:rPr>
           <w:rtl/>
         </w:rPr>
@@ -6814,6 +7017,7 @@
     <w:p>
       <w:pPr>
         <w:bidi/>
+        <w:jc w:val="right"/>
         <w:rPr>
           <w:rtl/>
         </w:rPr>
@@ -6829,6 +7033,7 @@
     <w:p>
       <w:pPr>
         <w:bidi/>
+        <w:jc w:val="right"/>
         <w:rPr>
           <w:rtl/>
         </w:rPr>
@@ -6844,6 +7049,7 @@
     <w:p>
       <w:pPr>
         <w:bidi/>
+        <w:jc w:val="right"/>
         <w:rPr>
           <w:rtl/>
         </w:rPr>
@@ -6862,6 +7068,7 @@
     <w:p>
       <w:pPr>
         <w:bidi/>
+        <w:jc w:val="right"/>
         <w:rPr>
           <w:rtl/>
         </w:rPr>
@@ -6877,6 +7084,7 @@
     <w:p>
       <w:pPr>
         <w:bidi/>
+        <w:jc w:val="right"/>
         <w:rPr>
           <w:rtl/>
         </w:rPr>
@@ -6895,6 +7103,7 @@
     <w:p>
       <w:pPr>
         <w:bidi/>
+        <w:jc w:val="right"/>
         <w:rPr>
           <w:rtl/>
         </w:rPr>
@@ -6910,6 +7119,7 @@
     <w:p>
       <w:pPr>
         <w:bidi/>
+        <w:jc w:val="right"/>
         <w:rPr>
           <w:rtl/>
         </w:rPr>
@@ -6928,6 +7138,7 @@
     <w:p>
       <w:pPr>
         <w:bidi/>
+        <w:jc w:val="right"/>
         <w:rPr>
           <w:rtl/>
         </w:rPr>
@@ -6943,6 +7154,7 @@
     <w:p>
       <w:pPr>
         <w:bidi/>
+        <w:jc w:val="right"/>
         <w:rPr>
           <w:rtl/>
         </w:rPr>

--- a/lesson-plan/מערך-שיעור.docx
+++ b/lesson-plan/מערך-שיעור.docx
@@ -34,7 +34,7 @@
           <w:bCs/>
           <w:rtl/>
         </w:rPr>
-        <w:t xml:space="preserve">נושא השיעור: "סוד ההחלפה", המרה: 10 אחדות = עשרת אחת. שיעור מס' 1 בתוכנית העבודה של יובל (שם בדוי), תלמיד כיתה ג'. מפגש פרטני, 45 דק'. המורה: הנאדי סאלם.</w:t>
+        <w:t xml:space="preserve">נושא השיעור: "סוד ההחלפה", המרה: 10 אחדות = עשרת אחת. שיעור מס' 1 בתוכנית העבודה של יובל (שם בדוי), תלמיד העולה לכיתה ג'. מפגש פרטני, 45 דק'. השיעור יועבר בתחילת שנת הלימודים, ספטמבר. המורה: הנאדי סאלם.</w:t>
       </w:r>
     </w:p>
     <w:p>
@@ -707,7 +707,7 @@
                 <w:szCs w:val="18"/>
                 <w:rtl/>
               </w:rPr>
-              <w:t xml:space="preserve">הפתיחה בתחום החוזק יצרה פתיחות ושיתוף פעולה מיידיים. שאלת "איך ידעת" הניבה הסברים עשירים. לשמר כטקס פתיחה קבוע.</w:t>
+              <w:t xml:space="preserve">מדדי הצלחה: זיהוי שוטף של רוב התבניות ופתיחות להמשך השיעור. הרפלקציה תירשם לאחר ההעברה.</w:t>
             </w:r>
           </w:p>
         </w:tc>
@@ -746,7 +746,7 @@
                 <w:szCs w:val="18"/>
                 <w:rtl/>
               </w:rPr>
-              <w:t xml:space="preserve">בוצע כמתוכנן. יובל זיהה את כל התבניות בשליפה מהירה, הסביר "ראיתי 5 ועוד 3", ונענה בשמחה למשחק ולטבלה.</w:t>
+              <w:t xml:space="preserve">יתועד בהעברה: מהירות זיהוי התבניות, הסבריו של יובל לשאלת "איך ידעת?" ותגובתו לטבלה המצטברת.</w:t>
             </w:r>
           </w:p>
         </w:tc>
@@ -1051,7 +1051,7 @@
                 <w:szCs w:val="18"/>
                 <w:rtl/>
               </w:rPr>
-              <w:t xml:space="preserve">הצורך בהמרה נוצר באופן טבעי מתוך הסיפור, ללא הסבר פורמלי. סיפור המסגרת יילווה גם לשיעורי ההמשך.</w:t>
+              <w:t xml:space="preserve">מדד הצלחה: התלמיד מגיע בעצמו לצורך בהמרה מתוך הסיפור, ללא הסבר פורמלי.</w:t>
             </w:r>
           </w:p>
         </w:tc>
@@ -1090,7 +1090,7 @@
                 <w:szCs w:val="18"/>
                 <w:rtl/>
               </w:rPr>
-              <w:t xml:space="preserve">יובל ארז שקית אחת מלאה ואמר: "יצאה שקית אחת ועוד שלוש בחוץ". שיתף פעולה עם הסיפור ברצון.</w:t>
+              <w:t xml:space="preserve">יתועד: אופן האריזה של 13 הדסקיות והניסוח שיובל ייתן לתוצאה ("שקית אחת ועוד...").</w:t>
             </w:r>
           </w:p>
         </w:tc>
@@ -1395,7 +1395,7 @@
                 <w:szCs w:val="18"/>
                 <w:rtl/>
               </w:rPr>
-              <w:t xml:space="preserve">מטרה אופרטיבית 1 הושגה במלואה. פעולת האימות בהצמדה התבררה כרגע משמעותי, יובל חזר אליה בעצמו בהמשך השיעור. לשלב אימות כזה גם בשיעור הפריטה.</w:t>
+              <w:t xml:space="preserve">מדד הצלחה: מטרה אופרטיבית 1 (4 מתוך 5) וירידת תיווך מהדגמה לעשייה עצמאית.</w:t>
             </w:r>
           </w:p>
         </w:tc>
@@ -1434,7 +1434,7 @@
                 <w:szCs w:val="18"/>
                 <w:rtl/>
               </w:rPr>
-              <w:t xml:space="preserve">אימת את שקילות המוט בהצמדה ואמר "בדיוק עשר!". ביצע את שלוש ההמרות; ב-12 וב-17 פעל באופן עצמאי לחלוטין וניסח את המשפט המלא.</w:t>
+              <w:t xml:space="preserve">יתועד: אימות השקילות בהצמדה, ביצוע שלוש ההמרות ומידת העצמאות בכל אחת, והניסוח "10 אחדות שוות עשרת אחת".</w:t>
             </w:r>
           </w:p>
         </w:tc>
@@ -1739,7 +1739,7 @@
                 <w:szCs w:val="18"/>
                 <w:rtl/>
               </w:rPr>
-              <w:t xml:space="preserve">מטרות אופרטיביות 2 ו-3 הושגו. הייצוג הכספי דרש תיווך רב יותר מהבדידים, לחזור אליו בפתיחת שיעור הפריטה. לקח: להצטייד ביותר מטבעות משחק.</w:t>
+              <w:t xml:space="preserve">מדדי הצלחה: מטרות אופרטיביות 2 ו-3. אם יידרש תיווך רב בייצוג הכספי, יתוכנן חיזוק בשיעור הפריטה.</w:t>
             </w:r>
           </w:p>
         </w:tc>
@@ -1778,7 +1778,7 @@
                 <w:szCs w:val="18"/>
                 <w:rtl/>
               </w:rPr>
-              <w:t xml:space="preserve">נכנס לתפקיד בהנאה. בשאלת "כמה כסף היה לך קודם?" נדרש תיווך קל ("בוא נספור יחד"), ולאחר מכן הסביר: "זה אותו כסף, רק מטבע אחד במקום הרבה".</w:t>
+              <w:t xml:space="preserve">יתועד: מהלך ההחלפה בבנק, התשובות לשאלות "כמה היה לך קודם? כמה עכשיו?" והסבר שימור הערך.</w:t>
             </w:r>
           </w:p>
         </w:tc>
@@ -2083,7 +2083,7 @@
                 <w:szCs w:val="18"/>
                 <w:rtl/>
               </w:rPr>
-              <w:t xml:space="preserve">מטרה אופרטיבית 4 הושגה (3 מתוך 4 עצמאית). היפוך הספרות מופיע בדיוק כפי שנצפה במיפוי; התיווך המינימלי הספיק, אך ערך המקום יקבל תרגול ממוקד בשיעור הבא.</w:t>
+              <w:t xml:space="preserve">מדד הצלחה: מטרה אופרטיבית 4 (3 מתוך 4 עצמאית). טעות היפוך, שנצפתה במיפוי, תטופל בשאלה המכוונת ותירשם למעקב.</w:t>
             </w:r>
           </w:p>
         </w:tc>
@@ -2122,7 +2122,7 @@
                 <w:szCs w:val="18"/>
                 <w:rtl/>
               </w:rPr>
-              <w:t xml:space="preserve">הקיף עשיריות בכל הסעיפים. בסעיף 16 רשם 61 במקום 16, ולאחר השאלה המכוונת איתר את הטעות ותיקן בעצמו. שני הסעיפים האחרונים נפתרו עצמאית ונכון.</w:t>
+              <w:t xml:space="preserve">יתועד: הקפת העשיריות והרישום בטבלת עשרות-אחדות בארבעת הסעיפים, כולל טעויות היפוך ספרות אם יופיעו.</w:t>
             </w:r>
           </w:p>
         </w:tc>
@@ -2427,7 +2427,7 @@
                 <w:szCs w:val="18"/>
                 <w:rtl/>
               </w:rPr>
-              <w:t xml:space="preserve">מטרות אופרטיביות 5 ו-6 הושגו, כולל בדיקה עצמית יזומה, התקדמות משמעותית ביחס לדפוס התלות מהמיפוי. לתעד את הרגל הבדיקה העצמית ולחזק אותו בכל שיעור.</w:t>
+              <w:t xml:space="preserve">מדדי הצלחה: מטרות אופרטיביות 5 ו-6 (לפחות 4 מתוך 5 ובדיקה עצמית אחת). בכל טעות תתועד ירידת הדרג שנדרשה.</w:t>
             </w:r>
           </w:p>
         </w:tc>
@@ -2466,7 +2466,7 @@
                 <w:szCs w:val="18"/>
                 <w:rtl/>
               </w:rPr>
-              <w:t xml:space="preserve">השלים 4 מתוך 5 משפטים נכון. את "15 אחדות" רשם תחילה "5 עשרות", בדק בעצמו בבדידים בלי שהתבקש, ותיקן. על השאלה ההפוכה ענה מיד: "עשר אחדות".</w:t>
+              <w:t xml:space="preserve">יתועד: מספר משפטי ההשלמה הנכונים, התשובה לשאלה ההפוכה, ובדיקות עצמיות יזומות בבדידים.</w:t>
             </w:r>
           </w:p>
         </w:tc>
@@ -2750,7 +2750,7 @@
                 <w:szCs w:val="18"/>
                 <w:rtl/>
               </w:rPr>
-              <w:t xml:space="preserve">רגע תיקון המורה היה שיא השיעור מבחינה רגשית. להפוך את "תפוס את טעות המורה" לרכיב קבוע במשחקים.</w:t>
+              <w:t xml:space="preserve">מדד הצלחה: נימוק מילולי לכל התאמה. תגובת התלמיד לתיקון המורה תתועד ברפלקציה כסמן רגשי.</w:t>
             </w:r>
           </w:p>
         </w:tc>
@@ -2789,7 +2789,7 @@
                 <w:szCs w:val="18"/>
                 <w:rtl/>
               </w:rPr>
-              <w:t xml:space="preserve">זיווג את כל הזוגות ונימק כל התאמה. כשהמורה "טעתה" קרא: "לא! שתי עשרות זה עשרים!" וצחק.</w:t>
+              <w:t xml:space="preserve">יתועד: זיווגי הכרטיסים, הנימוקים שיינתנו בקול, והתגובה לטעות המכוונת של המורה.</w:t>
             </w:r>
           </w:p>
         </w:tc>
@@ -3073,7 +3073,7 @@
                 <w:szCs w:val="18"/>
                 <w:rtl/>
               </w:rPr>
-              <w:t xml:space="preserve">הניסוח העצמי מלא ומדויק, והתשובה לשאלת הגירוי מעידה שהקרקע לשיעור הפריטה בשלה. בשיעור הבא: פתיחה בבדיקת משימת הבית ובשימור הנלמד.</w:t>
+              <w:t xml:space="preserve">מדד הצלחה: מטרה אופרטיבית 7. הניסוח יירשם וישמש עוגן בשיעור הפריטה; לקחים ארגוניים יירשמו לאחר ההעברה.</w:t>
             </w:r>
           </w:p>
         </w:tc>
@@ -3112,7 +3112,7 @@
                 <w:szCs w:val="18"/>
                 <w:rtl/>
               </w:rPr>
-              <w:t xml:space="preserve">ניסח: "כל פעם שיש עשר בודדים אפשר להחליף אותם בעשרת אחת, וזה נשאר אותו דבר". צבע את המשבצת בגאווה. על שאלת הגירוי ענה: "אחליף בחזרה?"</w:t>
+              <w:t xml:space="preserve">יתועד: ניסוח "חוק ההחלפה" במילותיו של יובל, כלשונו, הסימון בטבלה המצטברת ותשובתו לשאלת הגירוי.</w:t>
             </w:r>
           </w:p>
         </w:tc>
@@ -3619,7 +3619,7 @@
           <w:bCs/>
           <w:rtl/>
         </w:rPr>
-        <w:t xml:space="preserve">נושא השיעור: "הסוד בכיוון ההפוך", פריטה: עשרת אחת = 10 אחדות. שיעור מס' 3 בתוכנית העבודה של יובל (שם בדוי), תלמיד כיתה ג'. מפגש פרטני, 45 דק'. המורה: הנאדי סאלם.</w:t>
+        <w:t xml:space="preserve">נושא השיעור: "הסוד בכיוון ההפוך", פריטה: עשרת אחת = 10 אחדות. שיעור מס' 3 בתוכנית העבודה של יובל (שם בדוי), תלמיד העולה לכיתה ג'. מפגש פרטני, 45 דק'. השיעור יועבר בתחילת שנת הלימודים, ספטמבר. המורה: הנאדי סאלם.</w:t>
       </w:r>
     </w:p>
     <w:p>
@@ -4292,7 +4292,7 @@
                 <w:szCs w:val="18"/>
                 <w:rtl/>
               </w:rPr>
-              <w:t xml:space="preserve">השימור מלא, אפשר לבנות את הפריטה על בסיס יציב. חיבור משימת הבית לחיי היומיום הוכיח את עצמו.</w:t>
+              <w:t xml:space="preserve">מדד הצלחה: שימור מלא של ההמרה. אם יתגלו פערים, יוקדש זמן לחיזוק לפני לימוד הפריטה.</w:t>
             </w:r>
           </w:p>
         </w:tc>
@@ -4331,7 +4331,7 @@
                 <w:szCs w:val="18"/>
                 <w:rtl/>
               </w:rPr>
-              <w:t xml:space="preserve">סיפר בהתלהבות על תבנית הביצים ("עשירייה של ביצים!"). פתר את שני תרגילי השימור נכון וללא היסוס.</w:t>
+              <w:t xml:space="preserve">יתועד: ממצאי משימת הבית ("עשיריות ארוזות" שנמצאו) ופתרון שני תרגילי השימור.</w:t>
             </w:r>
           </w:p>
         </w:tc>
@@ -4636,7 +4636,7 @@
                 <w:szCs w:val="18"/>
                 <w:rtl/>
               </w:rPr>
-              <w:t xml:space="preserve">הצורך בפריטה נוצר מהסיפור עצמו. יובל השתמש ספונטנית במילה "לפתוח", שאומצה כשם הפעולה לצד "לפרוט".</w:t>
+              <w:t xml:space="preserve">מדד הצלחה: התלמיד מגיע בעצמו לצורך בפתיחת השקית. אוצר המילים שלו יאומץ להמשך ההוראה.</w:t>
             </w:r>
           </w:p>
         </w:tc>
@@ -4675,7 +4675,7 @@
                 <w:szCs w:val="18"/>
                 <w:rtl/>
               </w:rPr>
-              <w:t xml:space="preserve">פתח את השקית ואמר: "צריך לפתוח את החבילה!". ספר 10 בודדות ומכר אחת לבובה.</w:t>
+              <w:t xml:space="preserve">יתועד: פתרון בעיית "מכירת סוכרייה אחת" והמילים שיובל יבחר לתיאור הפעולה.</w:t>
             </w:r>
           </w:p>
         </w:tc>
@@ -4980,7 +4980,7 @@
                 <w:szCs w:val="18"/>
                 <w:rtl/>
               </w:rPr>
-              <w:t xml:space="preserve">מטרות אופרטיביות 1 ו-2 הושגו. המעבר ממנייה מלאה לידיעה ללא מנייה בתוך שיעור אחד מעיד על הפנמת שימור הכמות.</w:t>
+              <w:t xml:space="preserve">מדדי הצלחה: מטרות אופרטיביות 1 ו-2. מעבר ממנייה מלאה לידיעה ללא מנייה יתועד כסמן להפנמת שימור הכמות.</w:t>
             </w:r>
           </w:p>
         </w:tc>
@@ -5019,7 +5019,7 @@
                 <w:szCs w:val="18"/>
                 <w:rtl/>
               </w:rPr>
-              <w:t xml:space="preserve">ביצע את שלוש הפריטות. אחרי פריטת 13 מנה מחדש את כל הבודדות; בפריטה השלישית כבר אמר בלי למנות: "זה נשאר 12, רק בחתיכות".</w:t>
+              <w:t xml:space="preserve">יתועד: שלוש הפריטות בבדידים, מידת העצמאות, והאם נדרשת מנייה מחדש של הבודדות אחרי כל פריטה.</w:t>
             </w:r>
           </w:p>
         </w:tc>
@@ -5324,7 +5324,7 @@
                 <w:szCs w:val="18"/>
                 <w:rtl/>
               </w:rPr>
-              <w:t xml:space="preserve">מטרה אופרטיבית 3 הושגה. חישוב העודף היה איטי אך נכון; לחזור אליו בשיעור החיסור. היפוך התפקידים עבד מצוין.</w:t>
+              <w:t xml:space="preserve">מדד הצלחה: מטרה אופרטיבית 3. חישוב העודף יסומן כהכנה לשיעור החיסור עם פריטה.</w:t>
             </w:r>
           </w:p>
         </w:tc>
@@ -5363,7 +5363,7 @@
                 <w:szCs w:val="18"/>
                 <w:rtl/>
               </w:rPr>
-              <w:t xml:space="preserve">נכנס לתפקיד הפקיד ברצינות רבה, פרט נכון בשני הסיבובים וחישב את העודף בסיבוב השני בעזרת מנייה.</w:t>
+              <w:t xml:space="preserve">יתועד: הפריטה בבנק בשני הסיבובים, חישוב העודף, ותפקודו של יובל בתפקיד הפקיד.</w:t>
             </w:r>
           </w:p>
         </w:tc>
@@ -5668,7 +5668,7 @@
                 <w:szCs w:val="18"/>
                 <w:rtl/>
               </w:rPr>
-              <w:t xml:space="preserve">מטרה אופרטיבית 4 הושגה חלקית במהלך השלב (3 מתוך 4). ההתלבטות סביב "2 עשרות" חשובה: פריטה סלקטיבית היא בדיוק המיומנות שתידרש בחיסור, לתרגל אותה בשיעור 4.</w:t>
+              <w:t xml:space="preserve">מדד הצלחה: מטרה אופרטיבית 4. התלבטות בפריטה סלקטיבית תירשם: זו המיומנות שתידרש בחיסור, ותתורגל בשיעור 4.</w:t>
             </w:r>
           </w:p>
         </w:tc>
@@ -5707,7 +5707,7 @@
                 <w:szCs w:val="18"/>
                 <w:rtl/>
               </w:rPr>
-              <w:t xml:space="preserve">פתר את כל הסעיפים. בסעיף "2 עשרות" עצר ושאל: "לפרוט את שתיהן?", ולאחר השאלה "מה צריך הילד?" פרט אחת בלבד.</w:t>
+              <w:t xml:space="preserve">יתועד: פתרון סעיפי הדף, הרישום הכפול בטבלה (לפני הפריטה ואחריה), וההתמודדות עם סעיף "2 עשרות".</w:t>
             </w:r>
           </w:p>
         </w:tc>
@@ -6012,7 +6012,7 @@
                 <w:szCs w:val="18"/>
                 <w:rtl/>
               </w:rPr>
-              <w:t xml:space="preserve">מטרות 4, 5 ו-6 הושגו. הטעות "25 = 5 אחדות" שוחזרה ותוקנה דרך הבדידים, בדיוק התהליך שהשיעור תוכנן לזמן. לחזור לשאלות הכלה בפתיחת השיעור הבא.</w:t>
+              <w:t xml:space="preserve">מדדי הצלחה: מטרות אופרטיביות 4, 5 ו-6, בהשוואה ישירה לסעיפי המיפוי. חזרת הטעות "25 = 5 אחדות" תטופל בבנייה מוחשית ותתועד.</w:t>
             </w:r>
           </w:p>
         </w:tc>
@@ -6051,7 +6051,7 @@
                 <w:szCs w:val="18"/>
                 <w:rtl/>
               </w:rPr>
-              <w:t xml:space="preserve">השלים 4 מתוך 5 נכון. ב"כמה אחדות מכיל 25" ענה תחילה "5" (כמו במיפוי), נשלח לבנות את 25 בבדידים, פרט את שתי העשרות ומנה 25. תיקן ואמר: "הכול ביחד!"</w:t>
+              <w:t xml:space="preserve">יתועד: מספר משפטי הפריטה הנכונים, התשובות לשאלות ההכלה שנכשלו במיפוי ("כמה אחדות מכיל 25?") ובדיקות עצמיות בבדידים.</w:t>
             </w:r>
           </w:p>
         </w:tc>
@@ -6335,7 +6335,7 @@
                 <w:szCs w:val="18"/>
                 <w:rtl/>
               </w:rPr>
-              <w:t xml:space="preserve">הבלבול החד-פעמי בכיוון צפוי בשלב זה ונרשם למעקב. קריאה חוזרת של המשימה בקול תיקבע כשגרה לפני כל ביצוע.</w:t>
+              <w:t xml:space="preserve">מדד הצלחה: בחירת פעולה נכונה לפי הקלף. בלבול כיוון צפוי בשלב זה; קריאת המשימה בקול תיקבע כשגרה.</w:t>
             </w:r>
           </w:p>
         </w:tc>
@@ -6374,7 +6374,7 @@
                 <w:szCs w:val="18"/>
                 <w:rtl/>
               </w:rPr>
-              <w:t xml:space="preserve">ביצע את כל המשימות, התבלבל פעם אחת בכיוון (ארז כשנדרש לפרוט) ותיקן בעצמו אחרי קריאת הקלף מחדש. צהל כשתפס את טעות המורה.</w:t>
+              <w:t xml:space="preserve">יתועד: ביצוע משימות הקלפים בשני הכיוונים, ובלבולי כיוון אם יופיעו.</w:t>
             </w:r>
           </w:p>
         </w:tc>
@@ -6658,7 +6658,7 @@
                 <w:szCs w:val="18"/>
                 <w:rtl/>
               </w:rPr>
-              <w:t xml:space="preserve">מטרה אופרטיבית 7 הושגה בניסוח מלא. הקרקע לשבירת העשרת מוכנה. בשיעור הבא לפתוח בשאלות ההכלה שבהן שגה ובבדיקת משימת הבית.</w:t>
+              <w:t xml:space="preserve">מדד הצלחה: מטרה אופרטיבית 7. תשובת יובל לשאלת הגירוי תעיד על מוכנותו לשבירת העשרת בשיעורים 4 ו-5.</w:t>
             </w:r>
           </w:p>
         </w:tc>
@@ -6697,7 +6697,7 @@
                 <w:szCs w:val="18"/>
                 <w:rtl/>
               </w:rPr>
-              <w:t xml:space="preserve">ניסח: "אפשר להחליף עשר בודדים בעשרת, ואפשר גם לפתוח עשרת בחזרה לעשר בודדים. זה אותו כלל". צייר בעצמו את החץ השני על הכרטיס.</w:t>
+              <w:t xml:space="preserve">יתועד: ניסוח החוק הדו-כיווני במילותיו של יובל ושדרוג הכרטיס בחץ השני.</w:t>
             </w:r>
           </w:p>
         </w:tc>

--- a/lesson-plan/מערך-שיעור.docx
+++ b/lesson-plan/מערך-שיעור.docx
@@ -7185,6 +7185,7 @@
     <w:rPrDefault>
       <w:rPr>
         <w:rFonts w:asciiTheme="minorHAnsi" w:eastAsiaTheme="minorHAnsi" w:hAnsiTheme="minorHAnsi" w:cstheme="minorBidi"/>
+        <w:noProof/>
         <w:sz w:val="22"/>
         <w:szCs w:val="22"/>
         <w:lang w:val="en-US" w:eastAsia="en-US" w:bidi="he-IL"/>

--- a/lesson-plan/מערך-שיעור.docx
+++ b/lesson-plan/מערך-שיעור.docx
@@ -22,7 +22,7 @@
     <w:p>
       <w:pPr>
         <w:bidi/>
-        <w:jc w:val="right"/>
+        <w:jc w:val="both"/>
         <w:rPr>
           <w:rtl/>
         </w:rPr>
@@ -40,7 +40,7 @@
     <w:p>
       <w:pPr>
         <w:bidi/>
-        <w:jc w:val="right"/>
+        <w:jc w:val="both"/>
         <w:rPr>
           <w:rtl/>
         </w:rPr>
@@ -56,7 +56,7 @@
     <w:p>
       <w:pPr>
         <w:bidi/>
-        <w:jc w:val="right"/>
+        <w:jc w:val="both"/>
         <w:rPr>
           <w:rtl/>
         </w:rPr>
@@ -88,7 +88,7 @@
     <w:p>
       <w:pPr>
         <w:bidi/>
-        <w:jc w:val="right"/>
+        <w:jc w:val="both"/>
         <w:rPr>
           <w:rtl/>
         </w:rPr>
@@ -118,7 +118,7 @@
     <w:p>
       <w:pPr>
         <w:bidi/>
-        <w:jc w:val="right"/>
+        <w:jc w:val="both"/>
         <w:rPr>
           <w:rtl/>
         </w:rPr>
@@ -134,7 +134,7 @@
     <w:p>
       <w:pPr>
         <w:bidi/>
-        <w:jc w:val="right"/>
+        <w:jc w:val="both"/>
         <w:rPr>
           <w:rtl/>
         </w:rPr>
@@ -150,7 +150,7 @@
     <w:p>
       <w:pPr>
         <w:bidi/>
-        <w:jc w:val="right"/>
+        <w:jc w:val="both"/>
         <w:rPr>
           <w:rtl/>
         </w:rPr>
@@ -166,7 +166,7 @@
     <w:p>
       <w:pPr>
         <w:bidi/>
-        <w:jc w:val="right"/>
+        <w:jc w:val="both"/>
         <w:rPr>
           <w:rtl/>
         </w:rPr>
@@ -182,7 +182,7 @@
     <w:p>
       <w:pPr>
         <w:bidi/>
-        <w:jc w:val="right"/>
+        <w:jc w:val="both"/>
         <w:rPr>
           <w:rtl/>
         </w:rPr>
@@ -212,7 +212,7 @@
     <w:p>
       <w:pPr>
         <w:bidi/>
-        <w:jc w:val="right"/>
+        <w:jc w:val="both"/>
         <w:rPr>
           <w:rtl/>
         </w:rPr>
@@ -228,7 +228,7 @@
     <w:p>
       <w:pPr>
         <w:bidi/>
-        <w:jc w:val="right"/>
+        <w:jc w:val="both"/>
         <w:rPr>
           <w:rtl/>
         </w:rPr>
@@ -244,7 +244,7 @@
     <w:p>
       <w:pPr>
         <w:bidi/>
-        <w:jc w:val="right"/>
+        <w:jc w:val="both"/>
         <w:rPr>
           <w:rtl/>
         </w:rPr>
@@ -260,7 +260,7 @@
     <w:p>
       <w:pPr>
         <w:bidi/>
-        <w:jc w:val="right"/>
+        <w:jc w:val="both"/>
         <w:rPr>
           <w:rtl/>
         </w:rPr>
@@ -276,7 +276,7 @@
     <w:p>
       <w:pPr>
         <w:bidi/>
-        <w:jc w:val="right"/>
+        <w:jc w:val="both"/>
         <w:rPr>
           <w:rtl/>
         </w:rPr>
@@ -292,7 +292,7 @@
     <w:p>
       <w:pPr>
         <w:bidi/>
-        <w:jc w:val="right"/>
+        <w:jc w:val="both"/>
         <w:rPr>
           <w:rtl/>
         </w:rPr>
@@ -308,7 +308,7 @@
     <w:p>
       <w:pPr>
         <w:bidi/>
-        <w:jc w:val="right"/>
+        <w:jc w:val="both"/>
         <w:rPr>
           <w:rtl/>
         </w:rPr>
@@ -3381,7 +3381,7 @@
     <w:p>
       <w:pPr>
         <w:bidi/>
-        <w:jc w:val="right"/>
+        <w:jc w:val="both"/>
         <w:rPr>
           <w:rtl/>
         </w:rPr>
@@ -3400,7 +3400,7 @@
     <w:p>
       <w:pPr>
         <w:bidi/>
-        <w:jc w:val="right"/>
+        <w:jc w:val="both"/>
         <w:rPr>
           <w:rtl/>
         </w:rPr>
@@ -3416,7 +3416,7 @@
     <w:p>
       <w:pPr>
         <w:bidi/>
-        <w:jc w:val="right"/>
+        <w:jc w:val="both"/>
         <w:rPr>
           <w:rtl/>
         </w:rPr>
@@ -3432,7 +3432,7 @@
     <w:p>
       <w:pPr>
         <w:bidi/>
-        <w:jc w:val="right"/>
+        <w:jc w:val="both"/>
         <w:rPr>
           <w:rtl/>
         </w:rPr>
@@ -3448,7 +3448,7 @@
     <w:p>
       <w:pPr>
         <w:bidi/>
-        <w:jc w:val="right"/>
+        <w:jc w:val="both"/>
         <w:rPr>
           <w:rtl/>
         </w:rPr>
@@ -3464,7 +3464,7 @@
     <w:p>
       <w:pPr>
         <w:bidi/>
-        <w:jc w:val="right"/>
+        <w:jc w:val="both"/>
         <w:rPr>
           <w:rtl/>
         </w:rPr>
@@ -3483,7 +3483,7 @@
     <w:p>
       <w:pPr>
         <w:bidi/>
-        <w:jc w:val="right"/>
+        <w:jc w:val="both"/>
         <w:rPr>
           <w:rtl/>
         </w:rPr>
@@ -3499,7 +3499,7 @@
     <w:p>
       <w:pPr>
         <w:bidi/>
-        <w:jc w:val="right"/>
+        <w:jc w:val="both"/>
         <w:rPr>
           <w:rtl/>
         </w:rPr>
@@ -3518,7 +3518,7 @@
     <w:p>
       <w:pPr>
         <w:bidi/>
-        <w:jc w:val="right"/>
+        <w:jc w:val="both"/>
         <w:rPr>
           <w:rtl/>
         </w:rPr>
@@ -3534,7 +3534,7 @@
     <w:p>
       <w:pPr>
         <w:bidi/>
-        <w:jc w:val="right"/>
+        <w:jc w:val="both"/>
         <w:rPr>
           <w:rtl/>
         </w:rPr>
@@ -3553,7 +3553,7 @@
     <w:p>
       <w:pPr>
         <w:bidi/>
-        <w:jc w:val="right"/>
+        <w:jc w:val="both"/>
         <w:rPr>
           <w:rtl/>
         </w:rPr>
@@ -3569,7 +3569,7 @@
     <w:p>
       <w:pPr>
         <w:bidi/>
-        <w:jc w:val="right"/>
+        <w:jc w:val="both"/>
         <w:rPr>
           <w:rtl/>
         </w:rPr>
@@ -3607,7 +3607,7 @@
     <w:p>
       <w:pPr>
         <w:bidi/>
-        <w:jc w:val="right"/>
+        <w:jc w:val="both"/>
         <w:rPr>
           <w:rtl/>
         </w:rPr>
@@ -3625,7 +3625,7 @@
     <w:p>
       <w:pPr>
         <w:bidi/>
-        <w:jc w:val="right"/>
+        <w:jc w:val="both"/>
         <w:rPr>
           <w:rtl/>
         </w:rPr>
@@ -3641,7 +3641,7 @@
     <w:p>
       <w:pPr>
         <w:bidi/>
-        <w:jc w:val="right"/>
+        <w:jc w:val="both"/>
         <w:rPr>
           <w:rtl/>
         </w:rPr>
@@ -3673,7 +3673,7 @@
     <w:p>
       <w:pPr>
         <w:bidi/>
-        <w:jc w:val="right"/>
+        <w:jc w:val="both"/>
         <w:rPr>
           <w:rtl/>
         </w:rPr>
@@ -3703,7 +3703,7 @@
     <w:p>
       <w:pPr>
         <w:bidi/>
-        <w:jc w:val="right"/>
+        <w:jc w:val="both"/>
         <w:rPr>
           <w:rtl/>
         </w:rPr>
@@ -3719,7 +3719,7 @@
     <w:p>
       <w:pPr>
         <w:bidi/>
-        <w:jc w:val="right"/>
+        <w:jc w:val="both"/>
         <w:rPr>
           <w:rtl/>
         </w:rPr>
@@ -3735,7 +3735,7 @@
     <w:p>
       <w:pPr>
         <w:bidi/>
-        <w:jc w:val="right"/>
+        <w:jc w:val="both"/>
         <w:rPr>
           <w:rtl/>
         </w:rPr>
@@ -3751,7 +3751,7 @@
     <w:p>
       <w:pPr>
         <w:bidi/>
-        <w:jc w:val="right"/>
+        <w:jc w:val="both"/>
         <w:rPr>
           <w:rtl/>
         </w:rPr>
@@ -3767,7 +3767,7 @@
     <w:p>
       <w:pPr>
         <w:bidi/>
-        <w:jc w:val="right"/>
+        <w:jc w:val="both"/>
         <w:rPr>
           <w:rtl/>
         </w:rPr>
@@ -3797,7 +3797,7 @@
     <w:p>
       <w:pPr>
         <w:bidi/>
-        <w:jc w:val="right"/>
+        <w:jc w:val="both"/>
         <w:rPr>
           <w:rtl/>
         </w:rPr>
@@ -3813,7 +3813,7 @@
     <w:p>
       <w:pPr>
         <w:bidi/>
-        <w:jc w:val="right"/>
+        <w:jc w:val="both"/>
         <w:rPr>
           <w:rtl/>
         </w:rPr>
@@ -3829,7 +3829,7 @@
     <w:p>
       <w:pPr>
         <w:bidi/>
-        <w:jc w:val="right"/>
+        <w:jc w:val="both"/>
         <w:rPr>
           <w:rtl/>
         </w:rPr>
@@ -3845,7 +3845,7 @@
     <w:p>
       <w:pPr>
         <w:bidi/>
-        <w:jc w:val="right"/>
+        <w:jc w:val="both"/>
         <w:rPr>
           <w:rtl/>
         </w:rPr>
@@ -3861,7 +3861,7 @@
     <w:p>
       <w:pPr>
         <w:bidi/>
-        <w:jc w:val="right"/>
+        <w:jc w:val="both"/>
         <w:rPr>
           <w:rtl/>
         </w:rPr>
@@ -3877,7 +3877,7 @@
     <w:p>
       <w:pPr>
         <w:bidi/>
-        <w:jc w:val="right"/>
+        <w:jc w:val="both"/>
         <w:rPr>
           <w:rtl/>
         </w:rPr>
@@ -3893,7 +3893,7 @@
     <w:p>
       <w:pPr>
         <w:bidi/>
-        <w:jc w:val="right"/>
+        <w:jc w:val="both"/>
         <w:rPr>
           <w:rtl/>
         </w:rPr>
@@ -6966,7 +6966,7 @@
     <w:p>
       <w:pPr>
         <w:bidi/>
-        <w:jc w:val="right"/>
+        <w:jc w:val="both"/>
         <w:rPr>
           <w:rtl/>
         </w:rPr>
@@ -6985,7 +6985,7 @@
     <w:p>
       <w:pPr>
         <w:bidi/>
-        <w:jc w:val="right"/>
+        <w:jc w:val="both"/>
         <w:rPr>
           <w:rtl/>
         </w:rPr>
@@ -7001,7 +7001,7 @@
     <w:p>
       <w:pPr>
         <w:bidi/>
-        <w:jc w:val="right"/>
+        <w:jc w:val="both"/>
         <w:rPr>
           <w:rtl/>
         </w:rPr>
@@ -7017,7 +7017,7 @@
     <w:p>
       <w:pPr>
         <w:bidi/>
-        <w:jc w:val="right"/>
+        <w:jc w:val="both"/>
         <w:rPr>
           <w:rtl/>
         </w:rPr>
@@ -7033,7 +7033,7 @@
     <w:p>
       <w:pPr>
         <w:bidi/>
-        <w:jc w:val="right"/>
+        <w:jc w:val="both"/>
         <w:rPr>
           <w:rtl/>
         </w:rPr>
@@ -7049,7 +7049,7 @@
     <w:p>
       <w:pPr>
         <w:bidi/>
-        <w:jc w:val="right"/>
+        <w:jc w:val="both"/>
         <w:rPr>
           <w:rtl/>
         </w:rPr>
@@ -7068,7 +7068,7 @@
     <w:p>
       <w:pPr>
         <w:bidi/>
-        <w:jc w:val="right"/>
+        <w:jc w:val="both"/>
         <w:rPr>
           <w:rtl/>
         </w:rPr>
@@ -7084,7 +7084,7 @@
     <w:p>
       <w:pPr>
         <w:bidi/>
-        <w:jc w:val="right"/>
+        <w:jc w:val="both"/>
         <w:rPr>
           <w:rtl/>
         </w:rPr>
@@ -7103,7 +7103,7 @@
     <w:p>
       <w:pPr>
         <w:bidi/>
-        <w:jc w:val="right"/>
+        <w:jc w:val="both"/>
         <w:rPr>
           <w:rtl/>
         </w:rPr>
@@ -7119,7 +7119,7 @@
     <w:p>
       <w:pPr>
         <w:bidi/>
-        <w:jc w:val="right"/>
+        <w:jc w:val="both"/>
         <w:rPr>
           <w:rtl/>
         </w:rPr>
@@ -7138,7 +7138,7 @@
     <w:p>
       <w:pPr>
         <w:bidi/>
-        <w:jc w:val="right"/>
+        <w:jc w:val="both"/>
         <w:rPr>
           <w:rtl/>
         </w:rPr>
@@ -7154,7 +7154,7 @@
     <w:p>
       <w:pPr>
         <w:bidi/>
-        <w:jc w:val="right"/>
+        <w:jc w:val="both"/>
         <w:rPr>
           <w:rtl/>
         </w:rPr>

--- a/lesson-plan/מערך-שיעור.docx
+++ b/lesson-plan/מערך-שיעור.docx
@@ -2,6 +2,193 @@
 <file path=word/document.xml><?xml version="1.0" encoding="utf-8"?>
 <w:document xmlns:wpc="http://schemas.microsoft.com/office/word/2010/wordprocessingCanvas" xmlns:cx="http://schemas.microsoft.com/office/drawing/2014/chartex" xmlns:cx1="http://schemas.microsoft.com/office/drawing/2015/9/8/chartex" xmlns:mc="http://schemas.openxmlformats.org/markup-compatibility/2006" xmlns:o="urn:schemas-microsoft-com:office:office" xmlns:r="http://schemas.openxmlformats.org/officeDocument/2006/relationships" xmlns:m="http://schemas.openxmlformats.org/officeDocument/2006/math" xmlns:v="urn:schemas-microsoft-com:vml" xmlns:wp14="http://schemas.microsoft.com/office/word/2010/wordprocessingDrawing" xmlns:wp="http://schemas.openxmlformats.org/drawingml/2006/wordprocessingDrawing" xmlns:w10="urn:schemas-microsoft-com:office:word" xmlns:w="http://schemas.openxmlformats.org/wordprocessingml/2006/main" xmlns:w14="http://schemas.microsoft.com/office/word/2010/wordml" xmlns:w15="http://schemas.microsoft.com/office/word/2012/wordml" xmlns:w16se="http://schemas.microsoft.com/office/word/2015/wordml/symex" xmlns:wpg="http://schemas.microsoft.com/office/word/2010/wordprocessingGroup" xmlns:wpi="http://schemas.microsoft.com/office/word/2010/wordprocessingInk" xmlns:wne="http://schemas.microsoft.com/office/word/2006/wordml" xmlns:wps="http://schemas.microsoft.com/office/word/2010/wordprocessingShape" mc:Ignorable="w14 w15 w16se wp14">
   <w:body>
+    <w:p>
+      <w:pPr>
+        <w:jc w:val="center"/>
+        <w:spacing w:before="400" w:after="300"/>
+      </w:pPr>
+      <w:r>
+        <w:rPr>
+          <w:noProof/>
+        </w:rPr>
+        <w:drawing>
+          <wp:inline xmlns:wp="http://schemas.openxmlformats.org/drawingml/2006/wordprocessingDrawing" distT="0" distB="0" distL="0" distR="0">
+            <wp:extent cx="1333500" cy="1333500"/>
+            <wp:docPr id="900" name="logo"/>
+            <a:graphic xmlns:a="http://schemas.openxmlformats.org/drawingml/2006/main">
+              <a:graphicData uri="http://schemas.openxmlformats.org/drawingml/2006/picture">
+                <pic:pic xmlns:pic="http://schemas.openxmlformats.org/drawingml/2006/picture">
+                  <pic:nvPicPr>
+                    <pic:cNvPr id="900" name="logo.png"/>
+                    <pic:cNvPicPr/>
+                  </pic:nvPicPr>
+                  <pic:blipFill>
+                    <a:blip xmlns:r="http://schemas.openxmlformats.org/officeDocument/2006/relationships" r:embed="rIdLogo"/>
+                    <a:stretch>
+                      <a:fillRect/>
+                    </a:stretch>
+                  </pic:blipFill>
+                  <pic:spPr>
+                    <a:xfrm>
+                      <a:off x="0" y="0"/>
+                      <a:ext cx="1333500" cy="1333500"/>
+                    </a:xfrm>
+                    <a:prstGeom prst="rect">
+                      <a:avLst/>
+                    </a:prstGeom>
+                  </pic:spPr>
+                </pic:pic>
+              </a:graphicData>
+            </a:graphic>
+          </wp:inline>
+        </w:drawing>
+      </w:r>
+    </w:p>
+    <w:p>
+      <w:pPr>
+        <w:bidi/>
+        <w:jc w:val="center"/>
+        <w:spacing w:after="400"/>
+        <w:rPr>
+          <w:rtl/>
+        </w:rPr>
+      </w:pPr>
+      <w:r>
+        <w:rPr>
+          <w:rFonts w:hint="cs"/>
+          <w:b/>
+          <w:bCs/>
+          <w:sz w:val="30"/>
+          <w:szCs w:val="30"/>
+          <w:rtl/>
+        </w:rPr>
+        <w:t xml:space="preserve">סמינר הקיבוצים, המכללה לחינוך, לטכנולוגיה ולאמנויות</w:t>
+      </w:r>
+    </w:p>
+    <w:p>
+      <w:pPr>
+        <w:bidi/>
+        <w:jc w:val="center"/>
+        <w:spacing w:after="200"/>
+        <w:rPr>
+          <w:rtl/>
+        </w:rPr>
+      </w:pPr>
+      <w:r>
+        <w:rPr>
+          <w:rFonts w:hint="cs"/>
+          <w:b/>
+          <w:bCs/>
+          <w:u w:val="single"/>
+          <w:sz w:val="40"/>
+          <w:szCs w:val="40"/>
+          <w:rtl/>
+        </w:rPr>
+        <w:t xml:space="preserve">מערכי שיעור במתמטיקה</w:t>
+      </w:r>
+    </w:p>
+    <w:p>
+      <w:pPr>
+        <w:bidi/>
+        <w:jc w:val="center"/>
+        <w:spacing w:after="500"/>
+        <w:rPr>
+          <w:rtl/>
+        </w:rPr>
+      </w:pPr>
+      <w:r>
+        <w:rPr>
+          <w:rFonts w:hint="cs"/>
+          <w:sz w:val="26"/>
+          <w:szCs w:val="26"/>
+          <w:rtl/>
+        </w:rPr>
+        <w:t xml:space="preserve">שיעור 1: המרה, "סוד ההחלפה"; שיעור 3: פריטה, "הסוד בכיוון ההפוך"</w:t>
+      </w:r>
+    </w:p>
+    <w:p>
+      <w:pPr>
+        <w:bidi/>
+        <w:jc w:val="center"/>
+        <w:spacing w:after="120"/>
+        <w:rPr>
+          <w:rtl/>
+        </w:rPr>
+      </w:pPr>
+      <w:r>
+        <w:rPr>
+          <w:rFonts w:hint="cs"/>
+          <w:sz w:val="26"/>
+          <w:szCs w:val="26"/>
+          <w:rtl/>
+        </w:rPr>
+        <w:t xml:space="preserve">המרצה: מאיה קובה שלוש</w:t>
+      </w:r>
+    </w:p>
+    <w:p>
+      <w:pPr>
+        <w:bidi/>
+        <w:jc w:val="center"/>
+        <w:spacing w:after="120"/>
+        <w:rPr>
+          <w:rtl/>
+        </w:rPr>
+      </w:pPr>
+      <w:r>
+        <w:rPr>
+          <w:rFonts w:hint="cs"/>
+          <w:b/>
+          <w:bCs/>
+          <w:sz w:val="26"/>
+          <w:szCs w:val="26"/>
+          <w:rtl/>
+        </w:rPr>
+        <w:t xml:space="preserve">שם המגישה: הנאדי סאלם</w:t>
+      </w:r>
+    </w:p>
+    <w:p>
+      <w:pPr>
+        <w:bidi/>
+        <w:jc w:val="center"/>
+        <w:spacing w:after="500"/>
+        <w:rPr>
+          <w:rtl/>
+        </w:rPr>
+      </w:pPr>
+      <w:r>
+        <w:rPr>
+          <w:rFonts w:hint="cs"/>
+          <w:sz w:val="26"/>
+          <w:szCs w:val="26"/>
+          <w:rtl/>
+        </w:rPr>
+        <w:t xml:space="preserve">ת.ז. 302497789</w:t>
+      </w:r>
+    </w:p>
+    <w:p>
+      <w:pPr>
+        <w:bidi/>
+        <w:jc w:val="center"/>
+        <w:spacing w:after="120"/>
+        <w:rPr>
+          <w:rtl/>
+        </w:rPr>
+      </w:pPr>
+      <w:r>
+        <w:rPr>
+          <w:rFonts w:hint="cs"/>
+          <w:sz w:val="24"/>
+          <w:szCs w:val="24"/>
+          <w:rtl/>
+        </w:rPr>
+        <w:t xml:space="preserve">אלול התשפ"ו, אוגוסט 2026</w:t>
+      </w:r>
+    </w:p>
+    <w:p>
+      <w:r>
+        <w:br w:type="page"/>
+      </w:r>
+    </w:p>
     <w:p>
       <w:pPr>
         <w:jc w:val="center"/>

--- a/lesson-plan/מערך-שיעור.docx
+++ b/lesson-plan/מערך-שיעור.docx
@@ -84,7 +84,7 @@
           <w:szCs w:val="40"/>
           <w:rtl/>
         </w:rPr>
-        <w:t xml:space="preserve">מערכי שיעור במתמטיקה</w:t>
+        <w:t xml:space="preserve">מערך שיעור במתמטיקה</w:t>
       </w:r>
     </w:p>
     <w:p>
@@ -103,7 +103,7 @@
           <w:szCs w:val="26"/>
           <w:rtl/>
         </w:rPr>
-        <w:t xml:space="preserve">שיעור 1: המרה, "סוד ההחלפה"; שיעור 3: פריטה, "הסוד בכיוון ההפוך"</w:t>
+        <w:t xml:space="preserve">שיעור מס' 1 בתוכנית ההתערבות: המרה, "סוד ההחלפה"</w:t>
       </w:r>
     </w:p>
     <w:p>
@@ -3716,3591 +3716,6 @@
           <w:rtl/>
         </w:rPr>
         <w:t xml:space="preserve">ההערכה מתבצעת לאורך השיעור מול המטרות האופרטיביות: תצפית ותיעוד בעמודות "ביצוע" ו"הערכה" שבטבלה, בדיקת דף משפטי ההשלמה (מחוון: 4 מתוך 5), והקלטת ניסוח "חוק ההחלפה" בסיום. שימור הנלמד ייבדק בפתיחת השיעור הבא באמצעות שני תרגילי המרה קצרים, לפני לימוד הפריטה.</w:t>
-      </w:r>
-    </w:p>
-    <w:p>
-      <w:pPr>
-        <w:bidi/>
-        <w:jc w:val="both"/>
-        <w:rPr>
-          <w:rtl/>
-        </w:rPr>
-      </w:pPr>
-      <w:r>
-        <w:rPr>
-          <w:rFonts w:hint="cs"/>
-          <w:b/>
-          <w:bCs/>
-          <w:u w:val="single"/>
-          <w:rtl/>
-        </w:rPr>
-        <w:t xml:space="preserve">רשימת מקורות:</w:t>
-      </w:r>
-    </w:p>
-    <w:p>
-      <w:pPr>
-        <w:bidi/>
-        <w:jc w:val="both"/>
-        <w:rPr>
-          <w:rtl/>
-        </w:rPr>
-      </w:pPr>
-      <w:r>
-        <w:rPr>
-          <w:rFonts w:hint="cs"/>
-          <w:rtl/>
-        </w:rPr>
-        <w:t xml:space="preserve">סגל, ד' (ל.ת.). אבחון המספרים השלמים [ערכת אבחון]. חומרי הקורס.</w:t>
-      </w:r>
-    </w:p>
-    <w:p>
-      <w:pPr>
-        <w:bidi/>
-        <w:jc w:val="both"/>
-        <w:rPr>
-          <w:rtl/>
-        </w:rPr>
-      </w:pPr>
-      <w:r>
-        <w:rPr>
-          <w:rFonts w:hint="cs"/>
-          <w:rtl/>
-        </w:rPr>
-        <w:t xml:space="preserve">קובה שלוש, מ' (ל.ת.). תוכנית עבודה ומערכי שיעור במתמטיקה; אסטרטגיות למידה במתמטיקה [מצגות הרצאה]. חומרי הקורס.</w:t>
-      </w:r>
-    </w:p>
-    <w:p>
-      <w:r>
-        <w:br w:type="page"/>
-      </w:r>
-    </w:p>
-    <w:p>
-      <w:pPr>
-        <w:jc w:val="center"/>
-        <w:rPr>
-          <w:u w:val="single"/>
-          <w:rtl/>
-        </w:rPr>
-      </w:pPr>
-      <w:r>
-        <w:rPr>
-          <w:rFonts w:hint="cs"/>
-          <w:u w:val="single"/>
-          <w:rtl/>
-        </w:rPr>
-        <w:t>מערך שיעור:</w:t>
-      </w:r>
-    </w:p>
-    <w:p>
-      <w:pPr>
-        <w:bidi/>
-        <w:jc w:val="both"/>
-        <w:rPr>
-          <w:rtl/>
-        </w:rPr>
-      </w:pPr>
-      <w:r>
-        <w:rPr>
-          <w:rFonts w:hint="cs"/>
-          <w:b/>
-          <w:bCs/>
-          <w:rtl/>
-        </w:rPr>
-        <w:t xml:space="preserve">נושא השיעור: "הסוד בכיוון ההפוך", פריטה: עשרת אחת = 10 אחדות. שיעור מס' 3 בתוכנית העבודה של יובל (שם בדוי), תלמיד העולה לכיתה ג'. מפגש פרטני, 45 דק'. השיעור יועבר בתחילת שנת הלימודים, ספטמבר. המורה: הנאדי סאלם.</w:t>
-      </w:r>
-    </w:p>
-    <w:p>
-      <w:pPr>
-        <w:bidi/>
-        <w:jc w:val="both"/>
-        <w:rPr>
-          <w:rtl/>
-        </w:rPr>
-      </w:pPr>
-      <w:r>
-        <w:rPr>
-          <w:rFonts w:hint="cs"/>
-          <w:rtl/>
-        </w:rPr>
-        <w:t xml:space="preserve">שם המגישה: הנאדי סאלם, ת.ז. 302497789. סמינר הקיבוצים, המכללה לחינוך, לטכנולוגיה ולאמנויות.</w:t>
-      </w:r>
-    </w:p>
-    <w:p>
-      <w:pPr>
-        <w:bidi/>
-        <w:jc w:val="both"/>
-        <w:rPr>
-          <w:rtl/>
-        </w:rPr>
-      </w:pPr>
-      <w:r>
-        <w:rPr>
-          <w:rFonts w:hint="cs"/>
-          <w:rtl/>
-        </w:rPr>
-        <w:t xml:space="preserve">רציונל: השיעור ממשיך את שיעורי ההמרה (שיעורים 1 ו-2) ומלמד את הפעולה ההופכית, פריטת עשרת לעשר אחדות. במיפוי דורגה הפריטה 1 (אין שליטה): יובל ענה "4" לשאלה כמה אחדות ב-1 עשרת ו-3 אחדות, ולא ידע כמה אחדות ב-3 עשרות. היעדר הפריטה הוא השורש הישיר של הטעות השיטתית בחיסור (43-27=24, חיסור קטן מגדול): כשאי אפשר "לשבור" עשרת, לא נותר אלא להפוך את הספרות. השיעור בונה את הפריטה כהיפוך של חוק ההחלפה המוכר, מהמוחשי אל הסמלי, ומכין את הקרקע לחיסור עם פריטה בהמשך התוכנית.</w:t>
-      </w:r>
-    </w:p>
-    <w:p>
-      <w:pPr>
-        <w:rPr>
-          <w:rtl/>
-        </w:rPr>
-      </w:pPr>
-      <w:r>
-        <w:rPr>
-          <w:rFonts w:hint="cs"/>
-          <w:rtl/>
-        </w:rPr>
-        <w:t>מטרת על:</w:t>
-      </w:r>
-      <w:bookmarkStart w:id="0" w:name="_GoBack"/>
-      <w:bookmarkEnd w:id="0"/>
-    </w:p>
-    <w:p>
-      <w:pPr>
-        <w:bidi/>
-        <w:jc w:val="both"/>
-        <w:rPr>
-          <w:rtl/>
-        </w:rPr>
-      </w:pPr>
-      <w:r>
-        <w:rPr>
-          <w:rFonts w:hint="cs"/>
-          <w:rtl/>
-        </w:rPr>
-        <w:t xml:space="preserve">שיפור יכולותיו המתמטיות של התלמיד באמצעות ביסוס הבנת המבנה העשרוני של המספר, כתשתית לחיבור ולחיסור עם המרה ופריטה.</w:t>
-      </w:r>
-    </w:p>
-    <w:p>
-      <w:pPr>
-        <w:rPr>
-          <w:rtl/>
-        </w:rPr>
-      </w:pPr>
-      <w:r>
-        <w:rPr>
-          <w:rFonts w:hint="cs"/>
-          <w:rtl/>
-        </w:rPr>
-        <w:t>מטרות כלליות/ יעדים:</w:t>
-      </w:r>
-    </w:p>
-    <w:p>
-      <w:pPr>
-        <w:bidi/>
-        <w:jc w:val="both"/>
-        <w:rPr>
-          <w:rtl/>
-        </w:rPr>
-      </w:pPr>
-      <w:r>
-        <w:rPr>
-          <w:rFonts w:hint="cs"/>
-          <w:rtl/>
-        </w:rPr>
-        <w:t xml:space="preserve">1. התלמיד יבין את הפריטה כפעולה ההופכית להמרה.</w:t>
-      </w:r>
-    </w:p>
-    <w:p>
-      <w:pPr>
-        <w:bidi/>
-        <w:jc w:val="both"/>
-        <w:rPr>
-          <w:rtl/>
-        </w:rPr>
-      </w:pPr>
-      <w:r>
-        <w:rPr>
-          <w:rFonts w:hint="cs"/>
-          <w:rtl/>
-        </w:rPr>
-        <w:t xml:space="preserve">2. התלמיד יבין שחוק ההחלפה פועל בשני הכיוונים ושהכמות נשמרת בשניהם.</w:t>
-      </w:r>
-    </w:p>
-    <w:p>
-      <w:pPr>
-        <w:bidi/>
-        <w:jc w:val="both"/>
-        <w:rPr>
-          <w:rtl/>
-        </w:rPr>
-      </w:pPr>
-      <w:r>
-        <w:rPr>
-          <w:rFonts w:hint="cs"/>
-          <w:rtl/>
-        </w:rPr>
-        <w:t xml:space="preserve">3. התלמיד יבצע פריטה של עשרת לאחדות במגוון ייצוגים.</w:t>
-      </w:r>
-    </w:p>
-    <w:p>
-      <w:pPr>
-        <w:bidi/>
-        <w:jc w:val="both"/>
-        <w:rPr>
-          <w:rtl/>
-        </w:rPr>
-      </w:pPr>
-      <w:r>
-        <w:rPr>
-          <w:rFonts w:hint="cs"/>
-          <w:rtl/>
-        </w:rPr>
-        <w:t xml:space="preserve">4. התלמיד יתקדם ברצף דרגי ההוראה, מייצוג מוחשי דרך ייצוג תמונתי לייצוג סמלי.</w:t>
-      </w:r>
-    </w:p>
-    <w:p>
-      <w:pPr>
-        <w:bidi/>
-        <w:jc w:val="both"/>
-        <w:rPr>
-          <w:rtl/>
-        </w:rPr>
-      </w:pPr>
-      <w:r>
-        <w:rPr>
-          <w:rFonts w:hint="cs"/>
-          <w:rtl/>
-        </w:rPr>
-        <w:t xml:space="preserve">5. התלמיד יחזק את תחושת המסוגלות שלו ואת הרגל הבדיקה העצמית.</w:t>
-      </w:r>
-    </w:p>
-    <w:p>
-      <w:pPr>
-        <w:rPr>
-          <w:rtl/>
-        </w:rPr>
-      </w:pPr>
-      <w:r>
-        <w:rPr>
-          <w:rFonts w:hint="cs"/>
-          <w:rtl/>
-        </w:rPr>
-        <w:t>מטרות אופרטיביות:</w:t>
-      </w:r>
-    </w:p>
-    <w:p>
-      <w:pPr>
-        <w:bidi/>
-        <w:jc w:val="both"/>
-        <w:rPr>
-          <w:rtl/>
-        </w:rPr>
-      </w:pPr>
-      <w:r>
-        <w:rPr>
-          <w:rFonts w:hint="cs"/>
-          <w:rtl/>
-        </w:rPr>
-        <w:t xml:space="preserve">1. התלמיד יפרוט מוט עשרת ל-10 בדידי אחדות ויאמר כמה אחדות התקבלו, בהצלחה ב-4 מתוך 5 מקרים לפחות.</w:t>
-      </w:r>
-    </w:p>
-    <w:p>
-      <w:pPr>
-        <w:bidi/>
-        <w:jc w:val="both"/>
-        <w:rPr>
-          <w:rtl/>
-        </w:rPr>
-      </w:pPr>
-      <w:r>
-        <w:rPr>
-          <w:rFonts w:hint="cs"/>
-          <w:rtl/>
-        </w:rPr>
-        <w:t xml:space="preserve">2. התלמיד יסביר, תוך כדי הפריטה, שהכמות לא השתנתה ("אותו עשר, רק בחתיכות").</w:t>
-      </w:r>
-    </w:p>
-    <w:p>
-      <w:pPr>
-        <w:bidi/>
-        <w:jc w:val="both"/>
-        <w:rPr>
-          <w:rtl/>
-        </w:rPr>
-      </w:pPr>
-      <w:r>
-        <w:rPr>
-          <w:rFonts w:hint="cs"/>
-          <w:rtl/>
-        </w:rPr>
-        <w:t xml:space="preserve">3. התלמיד יפרוט מטבע של 10 ש"ח לעשרה מטבעות של 1 ש"ח במשחק "בנק ההמרות" כדי "לשלם" סכום קטן.</w:t>
-      </w:r>
-    </w:p>
-    <w:p>
-      <w:pPr>
-        <w:bidi/>
-        <w:jc w:val="both"/>
-        <w:rPr>
-          <w:rtl/>
-        </w:rPr>
-      </w:pPr>
-      <w:r>
-        <w:rPr>
-          <w:rFonts w:hint="cs"/>
-          <w:rtl/>
-        </w:rPr>
-        <w:t xml:space="preserve">4. התלמיד יענה נכון על שאלות הכלה מסוג "כמה אחדות מכיל המספר 14?" ו"כמה אחדות ב-2 עשרות?", לפחות 4 מתוך 5.</w:t>
-      </w:r>
-    </w:p>
-    <w:p>
-      <w:pPr>
-        <w:bidi/>
-        <w:jc w:val="both"/>
-        <w:rPr>
-          <w:rtl/>
-        </w:rPr>
-      </w:pPr>
-      <w:r>
-        <w:rPr>
-          <w:rFonts w:hint="cs"/>
-          <w:rtl/>
-        </w:rPr>
-        <w:t xml:space="preserve">5. התלמיד ישלים בכתב משפטי פריטה מסוג "עשרת אחת = __ אחדות" ו"1 עשרת ו-3 אחדות = __ אחדות", לפחות 4 מתוך 5 נכון.</w:t>
-      </w:r>
-    </w:p>
-    <w:p>
-      <w:pPr>
-        <w:bidi/>
-        <w:jc w:val="both"/>
-        <w:rPr>
-          <w:rtl/>
-        </w:rPr>
-      </w:pPr>
-      <w:r>
-        <w:rPr>
-          <w:rFonts w:hint="cs"/>
-          <w:rtl/>
-        </w:rPr>
-        <w:t xml:space="preserve">6. התלמיד יבדוק תשובה אחת לפחות בעצמו באמצעות הבדידים, ללא הנחיה.</w:t>
-      </w:r>
-    </w:p>
-    <w:p>
-      <w:pPr>
-        <w:bidi/>
-        <w:jc w:val="both"/>
-        <w:rPr>
-          <w:rtl/>
-        </w:rPr>
-      </w:pPr>
-      <w:r>
-        <w:rPr>
-          <w:rFonts w:hint="cs"/>
-          <w:rtl/>
-        </w:rPr>
-        <w:t xml:space="preserve">7. התלמיד ינסח בעל-פה את חוק ההחלפה הדו-כיווני בסיום השיעור.</w:t>
-      </w:r>
-    </w:p>
-    <w:tbl>
-      <w:tblPr>
-        <w:tblW w:w="14686" w:type="dxa"/>
-        <w:tblCellMar>
-          <w:left w:w="0" w:type="dxa"/>
-          <w:right w:w="0" w:type="dxa"/>
-        </w:tblCellMar>
-        <w:tblLook w:val="0420" w:firstRow="1" w:lastRow="0" w:firstColumn="0" w:lastColumn="0" w:noHBand="0" w:noVBand="1"/>
-        <w:tblLayout w:type="fixed"/>
-      </w:tblPr>
-      <w:tblGrid>
-        <w:gridCol w:w="2098"/>
-        <w:gridCol w:w="2098"/>
-        <w:gridCol w:w="2098"/>
-        <w:gridCol w:w="2098"/>
-        <w:gridCol w:w="2098"/>
-        <w:gridCol w:w="2098"/>
-        <w:gridCol w:w="2098"/>
-      </w:tblGrid>
-      <w:tr>
-        <w:trPr>
-          <w:cantSplit/>
-          <w:tblHeader/>
-          <w:trHeight w:val="685"/>
-        </w:trPr>
-        <w:tc>
-          <w:tcPr>
-            <w:tcW w:w="2098" w:type="dxa"/>
-            <w:tcBorders>
-              <w:top w:val="single" w:sz="8" w:space="0" w:color="FFFFFF"/>
-              <w:left w:val="single" w:sz="8" w:space="0" w:color="FFFFFF"/>
-              <w:bottom w:val="single" w:sz="24" w:space="0" w:color="FFFFFF"/>
-              <w:right w:val="single" w:sz="8" w:space="0" w:color="FFFFFF"/>
-            </w:tcBorders>
-            <w:shd w:val="clear" w:color="auto" w:fill="B01513"/>
-            <w:tcMar>
-              <w:top w:w="72" w:type="dxa"/>
-              <w:left w:w="144" w:type="dxa"/>
-              <w:bottom w:w="72" w:type="dxa"/>
-              <w:right w:w="144" w:type="dxa"/>
-            </w:tcMar>
-            <w:hideMark/>
-          </w:tcPr>
-          <w:p>
-            <w:pPr>
-              <w:spacing w:after="0" w:line="240" w:lineRule="auto"/>
-              <w:jc w:val="center"/>
-              <w:rPr>
-                <w:rFonts w:ascii="Arial" w:eastAsia="Times New Roman" w:hAnsi="Arial" w:cs="Arial"/>
-                <w:sz w:val="36"/>
-                <w:szCs w:val="36"/>
-                <w:rtl/>
-              </w:rPr>
-            </w:pPr>
-            <w:r>
-              <w:rPr>
-                <w:rFonts w:ascii="Century Gothic" w:eastAsia="Times New Roman" w:hAnsi="Arial" w:cs="Arial"/>
-                <w:b/>
-                <w:bCs/>
-                <w:color w:val="FFFFFF" w:themeColor="light1"/>
-                <w:kern w:val="24"/>
-                <w:sz w:val="36"/>
-                <w:szCs w:val="36"/>
-                <w:rtl/>
-              </w:rPr>
-              <w:t>הערכה/ רפלקציה/ הפקת לקחים</w:t>
-            </w:r>
-          </w:p>
-        </w:tc>
-        <w:tc>
-          <w:tcPr>
-            <w:tcW w:w="2098" w:type="dxa"/>
-            <w:tcBorders>
-              <w:top w:val="single" w:sz="8" w:space="0" w:color="FFFFFF"/>
-              <w:left w:val="single" w:sz="8" w:space="0" w:color="FFFFFF"/>
-              <w:bottom w:val="single" w:sz="24" w:space="0" w:color="FFFFFF"/>
-              <w:right w:val="single" w:sz="8" w:space="0" w:color="FFFFFF"/>
-            </w:tcBorders>
-            <w:shd w:val="clear" w:color="auto" w:fill="B01513"/>
-            <w:tcMar>
-              <w:top w:w="72" w:type="dxa"/>
-              <w:left w:w="144" w:type="dxa"/>
-              <w:bottom w:w="72" w:type="dxa"/>
-              <w:right w:w="144" w:type="dxa"/>
-            </w:tcMar>
-            <w:hideMark/>
-          </w:tcPr>
-          <w:p>
-            <w:pPr>
-              <w:spacing w:after="0" w:line="240" w:lineRule="auto"/>
-              <w:jc w:val="center"/>
-              <w:rPr>
-                <w:rFonts w:ascii="Arial" w:eastAsia="Times New Roman" w:hAnsi="Arial" w:cs="Arial"/>
-                <w:sz w:val="36"/>
-                <w:szCs w:val="36"/>
-                <w:rtl/>
-              </w:rPr>
-            </w:pPr>
-            <w:r>
-              <w:rPr>
-                <w:rFonts w:ascii="Century Gothic" w:eastAsia="Times New Roman" w:hAnsi="Arial" w:cs="Arial"/>
-                <w:b/>
-                <w:bCs/>
-                <w:color w:val="FFFFFF" w:themeColor="light1"/>
-                <w:kern w:val="24"/>
-                <w:sz w:val="36"/>
-                <w:szCs w:val="36"/>
-                <w:rtl/>
-              </w:rPr>
-              <w:t>ביצוע</w:t>
-            </w:r>
-          </w:p>
-        </w:tc>
-        <w:tc>
-          <w:tcPr>
-            <w:tcW w:w="2098" w:type="dxa"/>
-            <w:tcBorders>
-              <w:top w:val="single" w:sz="8" w:space="0" w:color="FFFFFF"/>
-              <w:left w:val="single" w:sz="8" w:space="0" w:color="FFFFFF"/>
-              <w:bottom w:val="single" w:sz="24" w:space="0" w:color="FFFFFF"/>
-              <w:right w:val="single" w:sz="8" w:space="0" w:color="FFFFFF"/>
-            </w:tcBorders>
-            <w:shd w:val="clear" w:color="auto" w:fill="B01513"/>
-            <w:tcMar>
-              <w:top w:w="72" w:type="dxa"/>
-              <w:left w:w="144" w:type="dxa"/>
-              <w:bottom w:w="72" w:type="dxa"/>
-              <w:right w:w="144" w:type="dxa"/>
-            </w:tcMar>
-            <w:hideMark/>
-          </w:tcPr>
-          <w:p>
-            <w:pPr>
-              <w:spacing w:after="0" w:line="240" w:lineRule="auto"/>
-              <w:jc w:val="center"/>
-              <w:rPr>
-                <w:rFonts w:ascii="Arial" w:eastAsia="Times New Roman" w:hAnsi="Arial" w:cs="Arial"/>
-                <w:sz w:val="36"/>
-                <w:szCs w:val="36"/>
-                <w:rtl/>
-              </w:rPr>
-            </w:pPr>
-            <w:r>
-              <w:rPr>
-                <w:rFonts w:ascii="Century Gothic" w:eastAsia="Times New Roman" w:hAnsi="Arial" w:cs="Arial"/>
-                <w:b/>
-                <w:bCs/>
-                <w:color w:val="FFFFFF" w:themeColor="light1"/>
-                <w:kern w:val="24"/>
-                <w:sz w:val="36"/>
-                <w:szCs w:val="36"/>
-                <w:rtl/>
-              </w:rPr>
-              <w:t>אמצעי עזר והמחשה (ציוד)</w:t>
-            </w:r>
-          </w:p>
-        </w:tc>
-        <w:tc>
-          <w:tcPr>
-            <w:tcW w:w="2098" w:type="dxa"/>
-            <w:tcBorders>
-              <w:top w:val="single" w:sz="8" w:space="0" w:color="FFFFFF"/>
-              <w:left w:val="single" w:sz="8" w:space="0" w:color="FFFFFF"/>
-              <w:bottom w:val="single" w:sz="24" w:space="0" w:color="FFFFFF"/>
-              <w:right w:val="single" w:sz="8" w:space="0" w:color="FFFFFF"/>
-            </w:tcBorders>
-            <w:shd w:val="clear" w:color="auto" w:fill="B01513"/>
-            <w:tcMar>
-              <w:top w:w="72" w:type="dxa"/>
-              <w:left w:w="144" w:type="dxa"/>
-              <w:bottom w:w="72" w:type="dxa"/>
-              <w:right w:w="144" w:type="dxa"/>
-            </w:tcMar>
-            <w:hideMark/>
-          </w:tcPr>
-          <w:p>
-            <w:pPr>
-              <w:spacing w:after="0" w:line="240" w:lineRule="auto"/>
-              <w:jc w:val="center"/>
-              <w:rPr>
-                <w:rFonts w:ascii="Arial" w:eastAsia="Times New Roman" w:hAnsi="Arial" w:cs="Arial"/>
-                <w:sz w:val="36"/>
-                <w:szCs w:val="36"/>
-                <w:rtl/>
-              </w:rPr>
-            </w:pPr>
-            <w:r>
-              <w:rPr>
-                <w:rFonts w:ascii="Century Gothic" w:eastAsia="Times New Roman" w:hAnsi="Arial" w:cs="Arial"/>
-                <w:b/>
-                <w:bCs/>
-                <w:color w:val="FFFFFF" w:themeColor="light1"/>
-                <w:kern w:val="24"/>
-                <w:sz w:val="36"/>
-                <w:szCs w:val="36"/>
-                <w:rtl/>
-              </w:rPr>
-              <w:t>שיקול</w:t>
-            </w:r>
-            <w:r>
-              <w:rPr>
-                <w:rFonts w:ascii="Century Gothic" w:eastAsia="Times New Roman" w:hAnsi="Century Gothic" w:cs="Arial"/>
-                <w:b/>
-                <w:bCs/>
-                <w:color w:val="FFFFFF" w:themeColor="light1"/>
-                <w:kern w:val="24"/>
-                <w:sz w:val="36"/>
-                <w:szCs w:val="36"/>
-                <w:rtl/>
-              </w:rPr>
-              <w:t xml:space="preserve"> דעת פדגוגי ודרגי ההוראה</w:t>
-            </w:r>
-          </w:p>
-        </w:tc>
-        <w:tc>
-          <w:tcPr>
-            <w:tcW w:w="2098" w:type="dxa"/>
-            <w:tcBorders>
-              <w:top w:val="single" w:sz="8" w:space="0" w:color="FFFFFF"/>
-              <w:left w:val="single" w:sz="8" w:space="0" w:color="FFFFFF"/>
-              <w:bottom w:val="single" w:sz="24" w:space="0" w:color="FFFFFF"/>
-              <w:right w:val="single" w:sz="8" w:space="0" w:color="FFFFFF"/>
-            </w:tcBorders>
-            <w:shd w:val="clear" w:color="auto" w:fill="B01513"/>
-            <w:tcMar>
-              <w:top w:w="72" w:type="dxa"/>
-              <w:left w:w="144" w:type="dxa"/>
-              <w:bottom w:w="72" w:type="dxa"/>
-              <w:right w:w="144" w:type="dxa"/>
-            </w:tcMar>
-            <w:hideMark/>
-          </w:tcPr>
-          <w:p>
-            <w:pPr>
-              <w:spacing w:after="0" w:line="240" w:lineRule="auto"/>
-              <w:jc w:val="center"/>
-              <w:rPr>
-                <w:rFonts w:ascii="Arial" w:eastAsia="Times New Roman" w:hAnsi="Arial" w:cs="Arial"/>
-                <w:sz w:val="36"/>
-                <w:szCs w:val="36"/>
-                <w:rtl/>
-              </w:rPr>
-            </w:pPr>
-            <w:r>
-              <w:rPr>
-                <w:rFonts w:ascii="Century Gothic" w:eastAsia="Times New Roman" w:hAnsi="Arial" w:cs="Arial"/>
-                <w:b/>
-                <w:bCs/>
-                <w:color w:val="FFFFFF" w:themeColor="light1"/>
-                <w:kern w:val="24"/>
-                <w:sz w:val="36"/>
-                <w:szCs w:val="36"/>
-                <w:rtl/>
-              </w:rPr>
-              <w:t>פירוט הפעילות</w:t>
-            </w:r>
-          </w:p>
-        </w:tc>
-        <w:tc>
-          <w:tcPr>
-            <w:tcW w:w="2098" w:type="dxa"/>
-            <w:tcBorders>
-              <w:top w:val="single" w:sz="8" w:space="0" w:color="FFFFFF"/>
-              <w:left w:val="single" w:sz="8" w:space="0" w:color="FFFFFF"/>
-              <w:bottom w:val="single" w:sz="24" w:space="0" w:color="FFFFFF"/>
-              <w:right w:val="single" w:sz="8" w:space="0" w:color="FFFFFF"/>
-            </w:tcBorders>
-            <w:shd w:val="clear" w:color="auto" w:fill="B01513"/>
-            <w:tcMar>
-              <w:top w:w="72" w:type="dxa"/>
-              <w:left w:w="144" w:type="dxa"/>
-              <w:bottom w:w="72" w:type="dxa"/>
-              <w:right w:w="144" w:type="dxa"/>
-            </w:tcMar>
-            <w:hideMark/>
-          </w:tcPr>
-          <w:p>
-            <w:pPr>
-              <w:spacing w:after="0" w:line="240" w:lineRule="auto"/>
-              <w:jc w:val="center"/>
-              <w:rPr>
-                <w:rFonts w:ascii="Arial" w:eastAsia="Times New Roman" w:hAnsi="Arial" w:cs="Arial"/>
-                <w:sz w:val="36"/>
-                <w:szCs w:val="36"/>
-                <w:rtl/>
-              </w:rPr>
-            </w:pPr>
-            <w:r>
-              <w:rPr>
-                <w:rFonts w:ascii="Century Gothic" w:eastAsia="Times New Roman" w:hAnsi="Arial" w:cs="Arial"/>
-                <w:b/>
-                <w:bCs/>
-                <w:color w:val="FFFFFF" w:themeColor="light1"/>
-                <w:kern w:val="24"/>
-                <w:sz w:val="36"/>
-                <w:szCs w:val="36"/>
-                <w:rtl/>
-              </w:rPr>
-              <w:t>יעדים</w:t>
-            </w:r>
-          </w:p>
-        </w:tc>
-        <w:tc>
-          <w:tcPr>
-            <w:tcW w:w="2098" w:type="dxa"/>
-            <w:tcBorders>
-              <w:top w:val="single" w:sz="8" w:space="0" w:color="FFFFFF"/>
-              <w:left w:val="single" w:sz="8" w:space="0" w:color="FFFFFF"/>
-              <w:bottom w:val="single" w:sz="24" w:space="0" w:color="FFFFFF"/>
-              <w:right w:val="single" w:sz="8" w:space="0" w:color="FFFFFF"/>
-            </w:tcBorders>
-            <w:shd w:val="clear" w:color="auto" w:fill="B01513"/>
-            <w:tcMar>
-              <w:top w:w="72" w:type="dxa"/>
-              <w:left w:w="144" w:type="dxa"/>
-              <w:bottom w:w="72" w:type="dxa"/>
-              <w:right w:w="144" w:type="dxa"/>
-            </w:tcMar>
-            <w:hideMark/>
-          </w:tcPr>
-          <w:p>
-            <w:pPr>
-              <w:spacing w:after="0" w:line="240" w:lineRule="auto"/>
-              <w:jc w:val="center"/>
-              <w:rPr>
-                <w:rFonts w:ascii="Arial" w:eastAsia="Times New Roman" w:hAnsi="Arial" w:cs="Arial"/>
-                <w:sz w:val="36"/>
-                <w:szCs w:val="36"/>
-              </w:rPr>
-            </w:pPr>
-            <w:r>
-              <w:rPr>
-                <w:rFonts w:ascii="Century Gothic" w:eastAsia="Times New Roman" w:hAnsi="Arial" w:cs="Arial"/>
-                <w:b/>
-                <w:bCs/>
-                <w:color w:val="FFFFFF" w:themeColor="light1"/>
-                <w:kern w:val="24"/>
-                <w:sz w:val="36"/>
-                <w:szCs w:val="36"/>
-                <w:rtl/>
-              </w:rPr>
-              <w:t>שלבי השיעור</w:t>
-            </w:r>
-          </w:p>
-        </w:tc>
-      </w:tr>
-      <w:tr>
-        <w:trPr>
-          <w:trHeight w:val="484"/>
-          <w:cantSplit/>
-        </w:trPr>
-        <w:tc>
-          <w:tcPr>
-            <w:tcW w:w="2098" w:type="dxa"/>
-            <w:tcBorders>
-              <w:top w:val="single" w:sz="8" w:space="0" w:color="FFFFFF"/>
-              <w:left w:val="single" w:sz="8" w:space="0" w:color="FFFFFF"/>
-              <w:bottom w:val="single" w:sz="8" w:space="0" w:color="FFFFFF"/>
-              <w:right w:val="single" w:sz="8" w:space="0" w:color="FFFFFF"/>
-            </w:tcBorders>
-            <w:shd w:val="clear" w:color="auto" w:fill="E4CCCC"/>
-            <w:tcMar>
-              <w:top w:w="72" w:type="dxa"/>
-              <w:left w:w="144" w:type="dxa"/>
-              <w:bottom w:w="72" w:type="dxa"/>
-              <w:right w:w="144" w:type="dxa"/>
-            </w:tcMar>
-          </w:tcPr>
-          <w:p>
-            <w:pPr>
-              <w:bidi/>
-              <w:spacing w:after="60" w:line="240" w:lineRule="auto"/>
-              <w:jc w:val="right"/>
-              <w:rPr>
-                <w:sz w:val="18"/>
-                <w:szCs w:val="18"/>
-                <w:rtl/>
-              </w:rPr>
-            </w:pPr>
-            <w:r>
-              <w:rPr>
-                <w:rFonts w:ascii="Arial" w:hAnsi="Arial" w:cs="Arial" w:hint="cs"/>
-                <w:sz w:val="18"/>
-                <w:szCs w:val="18"/>
-                <w:rtl/>
-              </w:rPr>
-              <w:t xml:space="preserve">מדד הצלחה: שימור מלא של ההמרה. אם יתגלו פערים, יוקדש זמן לחיזוק לפני לימוד הפריטה.</w:t>
-            </w:r>
-          </w:p>
-        </w:tc>
-        <w:tc>
-          <w:tcPr>
-            <w:tcW w:w="2098" w:type="dxa"/>
-            <w:tcBorders>
-              <w:top w:val="single" w:sz="8" w:space="0" w:color="FFFFFF"/>
-              <w:left w:val="single" w:sz="8" w:space="0" w:color="FFFFFF"/>
-              <w:bottom w:val="single" w:sz="8" w:space="0" w:color="FFFFFF"/>
-              <w:right w:val="single" w:sz="8" w:space="0" w:color="FFFFFF"/>
-            </w:tcBorders>
-            <w:shd w:val="clear" w:color="auto" w:fill="E4CCCC"/>
-            <w:tcMar>
-              <w:top w:w="72" w:type="dxa"/>
-              <w:left w:w="144" w:type="dxa"/>
-              <w:bottom w:w="72" w:type="dxa"/>
-              <w:right w:w="144" w:type="dxa"/>
-            </w:tcMar>
-          </w:tcPr>
-          <w:p>
-            <w:pPr>
-              <w:bidi/>
-              <w:spacing w:after="60" w:line="240" w:lineRule="auto"/>
-              <w:jc w:val="right"/>
-              <w:rPr>
-                <w:sz w:val="18"/>
-                <w:szCs w:val="18"/>
-                <w:rtl/>
-              </w:rPr>
-            </w:pPr>
-            <w:r>
-              <w:rPr>
-                <w:rFonts w:ascii="Arial" w:hAnsi="Arial" w:cs="Arial" w:hint="cs"/>
-                <w:sz w:val="18"/>
-                <w:szCs w:val="18"/>
-                <w:rtl/>
-              </w:rPr>
-              <w:t xml:space="preserve">יתועד: ממצאי משימת הבית ("עשיריות ארוזות" שנמצאו) ופתרון שני תרגילי השימור.</w:t>
-            </w:r>
-          </w:p>
-        </w:tc>
-        <w:tc>
-          <w:tcPr>
-            <w:tcW w:w="2098" w:type="dxa"/>
-            <w:tcBorders>
-              <w:top w:val="single" w:sz="8" w:space="0" w:color="FFFFFF"/>
-              <w:left w:val="single" w:sz="8" w:space="0" w:color="FFFFFF"/>
-              <w:bottom w:val="single" w:sz="8" w:space="0" w:color="FFFFFF"/>
-              <w:right w:val="single" w:sz="8" w:space="0" w:color="FFFFFF"/>
-            </w:tcBorders>
-            <w:shd w:val="clear" w:color="auto" w:fill="E4CCCC"/>
-            <w:tcMar>
-              <w:top w:w="72" w:type="dxa"/>
-              <w:left w:w="144" w:type="dxa"/>
-              <w:bottom w:w="72" w:type="dxa"/>
-              <w:right w:w="144" w:type="dxa"/>
-            </w:tcMar>
-          </w:tcPr>
-          <w:p>
-            <w:pPr>
-              <w:bidi/>
-              <w:spacing w:after="60" w:line="240" w:lineRule="auto"/>
-              <w:jc w:val="right"/>
-              <w:rPr>
-                <w:sz w:val="18"/>
-                <w:szCs w:val="18"/>
-                <w:rtl/>
-              </w:rPr>
-            </w:pPr>
-            <w:r>
-              <w:rPr>
-                <w:rFonts w:ascii="Arial" w:hAnsi="Arial" w:cs="Arial" w:hint="cs"/>
-                <w:sz w:val="18"/>
-                <w:szCs w:val="18"/>
-                <w:rtl/>
-              </w:rPr>
-              <w:t xml:space="preserve">משימת הבית, כרטיס "חוק ההחלפה", לוח מחיק.</w:t>
-            </w:r>
-          </w:p>
-        </w:tc>
-        <w:tc>
-          <w:tcPr>
-            <w:tcW w:w="2098" w:type="dxa"/>
-            <w:tcBorders>
-              <w:top w:val="single" w:sz="8" w:space="0" w:color="FFFFFF"/>
-              <w:left w:val="single" w:sz="8" w:space="0" w:color="FFFFFF"/>
-              <w:bottom w:val="single" w:sz="8" w:space="0" w:color="FFFFFF"/>
-              <w:right w:val="single" w:sz="8" w:space="0" w:color="FFFFFF"/>
-            </w:tcBorders>
-            <w:shd w:val="clear" w:color="auto" w:fill="E4CCCC"/>
-            <w:tcMar>
-              <w:top w:w="72" w:type="dxa"/>
-              <w:left w:w="144" w:type="dxa"/>
-              <w:bottom w:w="72" w:type="dxa"/>
-              <w:right w:w="144" w:type="dxa"/>
-            </w:tcMar>
-          </w:tcPr>
-          <w:p>
-            <w:pPr>
-              <w:bidi/>
-              <w:spacing w:after="60" w:line="240" w:lineRule="auto"/>
-              <w:jc w:val="right"/>
-              <w:rPr>
-                <w:sz w:val="18"/>
-                <w:szCs w:val="18"/>
-                <w:rtl/>
-              </w:rPr>
-            </w:pPr>
-            <w:r>
-              <w:rPr>
-                <w:rFonts w:ascii="Arial" w:hAnsi="Arial" w:cs="Arial" w:hint="cs"/>
-                <w:sz w:val="18"/>
-                <w:szCs w:val="18"/>
-                <w:rtl/>
-              </w:rPr>
-              <w:t xml:space="preserve">פתיחה בבדיקת שימור מלמדת שהידע מצטבר ולא נעלם בין שיעורים, ומספקת למורה מדד לפני בניית קומה חדשה. חזרה לכרטיס האישי הופכת אותו לעוגן קבוע. הכרזת "הכיוון ההפוך" יוצרת רצף מושגי מפורש בין ההמרה לפריטה במקום ללמדן כשני נושאים זרים.</w:t>
-            </w:r>
-          </w:p>
-        </w:tc>
-        <w:tc>
-          <w:tcPr>
-            <w:tcW w:w="2098" w:type="dxa"/>
-            <w:tcBorders>
-              <w:top w:val="single" w:sz="8" w:space="0" w:color="FFFFFF"/>
-              <w:left w:val="single" w:sz="8" w:space="0" w:color="FFFFFF"/>
-              <w:bottom w:val="single" w:sz="8" w:space="0" w:color="FFFFFF"/>
-              <w:right w:val="single" w:sz="8" w:space="0" w:color="FFFFFF"/>
-            </w:tcBorders>
-            <w:shd w:val="clear" w:color="auto" w:fill="E4CCCC"/>
-            <w:tcMar>
-              <w:top w:w="72" w:type="dxa"/>
-              <w:left w:w="144" w:type="dxa"/>
-              <w:bottom w:w="72" w:type="dxa"/>
-              <w:right w:w="144" w:type="dxa"/>
-            </w:tcMar>
-          </w:tcPr>
-          <w:p>
-            <w:pPr>
-              <w:bidi/>
-              <w:spacing w:after="60" w:line="240" w:lineRule="auto"/>
-              <w:jc w:val="right"/>
-              <w:rPr>
-                <w:sz w:val="18"/>
-                <w:szCs w:val="18"/>
-                <w:rtl/>
-              </w:rPr>
-            </w:pPr>
-            <w:r>
-              <w:rPr>
-                <w:rFonts w:ascii="Arial" w:hAnsi="Arial" w:cs="Arial" w:hint="cs"/>
-                <w:sz w:val="18"/>
-                <w:szCs w:val="18"/>
-                <w:rtl/>
-              </w:rPr>
-              <w:t xml:space="preserve">1. עיון משותף במשימת הבית: יובל מספר אילו "עשיריות ארוזות" מצא בבית (תבנית ביצים, אצבעות).</w:t>
-            </w:r>
-          </w:p>
-          <w:p>
-            <w:pPr>
-              <w:bidi/>
-              <w:spacing w:after="60" w:line="240" w:lineRule="auto"/>
-              <w:jc w:val="right"/>
-              <w:rPr>
-                <w:sz w:val="18"/>
-                <w:szCs w:val="18"/>
-                <w:rtl/>
-              </w:rPr>
-            </w:pPr>
-            <w:r>
-              <w:rPr>
-                <w:rFonts w:ascii="Arial" w:hAnsi="Arial" w:cs="Arial" w:hint="cs"/>
-                <w:sz w:val="18"/>
-                <w:szCs w:val="18"/>
-                <w:rtl/>
-              </w:rPr>
-              <w:t xml:space="preserve">2. שני תרגילי שימור קצרים על הלוח: "10 אחדות = __ עשרת", "13 אחדות = __ עשרת ו-__ אחדות".</w:t>
-            </w:r>
-          </w:p>
-          <w:p>
-            <w:pPr>
-              <w:bidi/>
-              <w:spacing w:after="60" w:line="240" w:lineRule="auto"/>
-              <w:jc w:val="right"/>
-              <w:rPr>
-                <w:sz w:val="18"/>
-                <w:szCs w:val="18"/>
-                <w:rtl/>
-              </w:rPr>
-            </w:pPr>
-            <w:r>
-              <w:rPr>
-                <w:rFonts w:ascii="Arial" w:hAnsi="Arial" w:cs="Arial" w:hint="cs"/>
-                <w:sz w:val="18"/>
-                <w:szCs w:val="18"/>
-                <w:rtl/>
-              </w:rPr>
-              <w:t xml:space="preserve">3. שליפת כרטיס "חוק ההחלפה" מהקלסר וקריאתו יחד.</w:t>
-            </w:r>
-          </w:p>
-          <w:p>
-            <w:pPr>
-              <w:bidi/>
-              <w:spacing w:after="60" w:line="240" w:lineRule="auto"/>
-              <w:jc w:val="right"/>
-              <w:rPr>
-                <w:sz w:val="18"/>
-                <w:szCs w:val="18"/>
-                <w:rtl/>
-              </w:rPr>
-            </w:pPr>
-            <w:r>
-              <w:rPr>
-                <w:rFonts w:ascii="Arial" w:hAnsi="Arial" w:cs="Arial" w:hint="cs"/>
-                <w:sz w:val="18"/>
-                <w:szCs w:val="18"/>
-                <w:rtl/>
-              </w:rPr>
-              <w:t xml:space="preserve">4. הכרזת הנושא: "היום נגלה שהסוד עובד גם בכיוון ההפוך".</w:t>
-            </w:r>
-          </w:p>
-        </w:tc>
-        <w:tc>
-          <w:tcPr>
-            <w:tcW w:w="2098" w:type="dxa"/>
-            <w:tcBorders>
-              <w:top w:val="single" w:sz="8" w:space="0" w:color="FFFFFF"/>
-              <w:left w:val="single" w:sz="8" w:space="0" w:color="FFFFFF"/>
-              <w:bottom w:val="single" w:sz="8" w:space="0" w:color="FFFFFF"/>
-              <w:right w:val="single" w:sz="8" w:space="0" w:color="FFFFFF"/>
-            </w:tcBorders>
-            <w:shd w:val="clear" w:color="auto" w:fill="E4CCCC"/>
-            <w:tcMar>
-              <w:top w:w="72" w:type="dxa"/>
-              <w:left w:w="144" w:type="dxa"/>
-              <w:bottom w:w="72" w:type="dxa"/>
-              <w:right w:w="144" w:type="dxa"/>
-            </w:tcMar>
-          </w:tcPr>
-          <w:p>
-            <w:pPr>
-              <w:bidi/>
-              <w:spacing w:after="60" w:line="240" w:lineRule="auto"/>
-              <w:jc w:val="right"/>
-              <w:rPr>
-                <w:sz w:val="18"/>
-                <w:szCs w:val="18"/>
-                <w:rtl/>
-              </w:rPr>
-            </w:pPr>
-            <w:r>
-              <w:rPr>
-                <w:rFonts w:ascii="Arial" w:hAnsi="Arial" w:cs="Arial" w:hint="cs"/>
-                <w:sz w:val="18"/>
-                <w:szCs w:val="18"/>
-                <w:rtl/>
-              </w:rPr>
-              <w:t xml:space="preserve">שליפת הנלמד בשיעורי ההמרה, בדיקת שימור וחיזוק מסוגלות.</w:t>
-            </w:r>
-          </w:p>
-        </w:tc>
-        <w:tc>
-          <w:tcPr>
-            <w:tcW w:w="2098" w:type="dxa"/>
-            <w:tcBorders>
-              <w:top w:val="single" w:sz="8" w:space="0" w:color="FFFFFF"/>
-              <w:left w:val="single" w:sz="8" w:space="0" w:color="FFFFFF"/>
-              <w:bottom w:val="single" w:sz="8" w:space="0" w:color="FFFFFF"/>
-              <w:right w:val="single" w:sz="8" w:space="0" w:color="FFFFFF"/>
-            </w:tcBorders>
-            <w:shd w:val="clear" w:color="auto" w:fill="E4CCCC"/>
-            <w:tcMar>
-              <w:top w:w="72" w:type="dxa"/>
-              <w:left w:w="144" w:type="dxa"/>
-              <w:bottom w:w="72" w:type="dxa"/>
-              <w:right w:w="144" w:type="dxa"/>
-            </w:tcMar>
-          </w:tcPr>
-          <w:p>
-            <w:pPr>
-              <w:bidi/>
-              <w:spacing w:after="60" w:line="240" w:lineRule="auto"/>
-              <w:jc w:val="right"/>
-              <w:rPr>
-                <w:sz w:val="18"/>
-                <w:szCs w:val="18"/>
-                <w:rtl/>
-              </w:rPr>
-            </w:pPr>
-            <w:r>
-              <w:rPr>
-                <w:rFonts w:ascii="Arial" w:hAnsi="Arial" w:cs="Arial" w:hint="cs"/>
-                <w:b/>
-                <w:bCs/>
-                <w:sz w:val="18"/>
-                <w:szCs w:val="18"/>
-                <w:rtl/>
-              </w:rPr>
-              <w:t xml:space="preserve">פתיחה: בדיקת שימור ומשימת בית (5 דק')</w:t>
-            </w:r>
-          </w:p>
-        </w:tc>
-      </w:tr>
-      <w:tr>
-        <w:trPr>
-          <w:trHeight w:val="484"/>
-          <w:cantSplit/>
-        </w:trPr>
-        <w:tc>
-          <w:tcPr>
-            <w:tcW w:w="2098" w:type="dxa"/>
-            <w:tcBorders>
-              <w:top w:val="single" w:sz="8" w:space="0" w:color="FFFFFF"/>
-              <w:left w:val="single" w:sz="8" w:space="0" w:color="FFFFFF"/>
-              <w:bottom w:val="single" w:sz="8" w:space="0" w:color="FFFFFF"/>
-              <w:right w:val="single" w:sz="8" w:space="0" w:color="FFFFFF"/>
-            </w:tcBorders>
-            <w:shd w:val="clear" w:color="auto" w:fill="F2E7E7"/>
-            <w:tcMar>
-              <w:top w:w="72" w:type="dxa"/>
-              <w:left w:w="144" w:type="dxa"/>
-              <w:bottom w:w="72" w:type="dxa"/>
-              <w:right w:w="144" w:type="dxa"/>
-            </w:tcMar>
-          </w:tcPr>
-          <w:p>
-            <w:pPr>
-              <w:bidi/>
-              <w:spacing w:after="60" w:line="240" w:lineRule="auto"/>
-              <w:jc w:val="right"/>
-              <w:rPr>
-                <w:sz w:val="18"/>
-                <w:szCs w:val="18"/>
-                <w:rtl/>
-              </w:rPr>
-            </w:pPr>
-            <w:r>
-              <w:rPr>
-                <w:rFonts w:ascii="Arial" w:hAnsi="Arial" w:cs="Arial" w:hint="cs"/>
-                <w:sz w:val="18"/>
-                <w:szCs w:val="18"/>
-                <w:rtl/>
-              </w:rPr>
-              <w:t xml:space="preserve">מדד הצלחה: התלמיד מגיע בעצמו לצורך בפתיחת השקית. אוצר המילים שלו יאומץ להמשך ההוראה.</w:t>
-            </w:r>
-          </w:p>
-        </w:tc>
-        <w:tc>
-          <w:tcPr>
-            <w:tcW w:w="2098" w:type="dxa"/>
-            <w:tcBorders>
-              <w:top w:val="single" w:sz="8" w:space="0" w:color="FFFFFF"/>
-              <w:left w:val="single" w:sz="8" w:space="0" w:color="FFFFFF"/>
-              <w:bottom w:val="single" w:sz="8" w:space="0" w:color="FFFFFF"/>
-              <w:right w:val="single" w:sz="8" w:space="0" w:color="FFFFFF"/>
-            </w:tcBorders>
-            <w:shd w:val="clear" w:color="auto" w:fill="F2E7E7"/>
-            <w:tcMar>
-              <w:top w:w="72" w:type="dxa"/>
-              <w:left w:w="144" w:type="dxa"/>
-              <w:bottom w:w="72" w:type="dxa"/>
-              <w:right w:w="144" w:type="dxa"/>
-            </w:tcMar>
-          </w:tcPr>
-          <w:p>
-            <w:pPr>
-              <w:bidi/>
-              <w:spacing w:after="60" w:line="240" w:lineRule="auto"/>
-              <w:jc w:val="right"/>
-              <w:rPr>
-                <w:sz w:val="18"/>
-                <w:szCs w:val="18"/>
-                <w:rtl/>
-              </w:rPr>
-            </w:pPr>
-            <w:r>
-              <w:rPr>
-                <w:rFonts w:ascii="Arial" w:hAnsi="Arial" w:cs="Arial" w:hint="cs"/>
-                <w:sz w:val="18"/>
-                <w:szCs w:val="18"/>
-                <w:rtl/>
-              </w:rPr>
-              <w:t xml:space="preserve">יתועד: פתרון בעיית "מכירת סוכרייה אחת" והמילים שיובל יבחר לתיאור הפעולה.</w:t>
-            </w:r>
-          </w:p>
-        </w:tc>
-        <w:tc>
-          <w:tcPr>
-            <w:tcW w:w="2098" w:type="dxa"/>
-            <w:tcBorders>
-              <w:top w:val="single" w:sz="8" w:space="0" w:color="FFFFFF"/>
-              <w:left w:val="single" w:sz="8" w:space="0" w:color="FFFFFF"/>
-              <w:bottom w:val="single" w:sz="8" w:space="0" w:color="FFFFFF"/>
-              <w:right w:val="single" w:sz="8" w:space="0" w:color="FFFFFF"/>
-            </w:tcBorders>
-            <w:shd w:val="clear" w:color="auto" w:fill="F2E7E7"/>
-            <w:tcMar>
-              <w:top w:w="72" w:type="dxa"/>
-              <w:left w:w="144" w:type="dxa"/>
-              <w:bottom w:w="72" w:type="dxa"/>
-              <w:right w:w="144" w:type="dxa"/>
-            </w:tcMar>
-          </w:tcPr>
-          <w:p>
-            <w:pPr>
-              <w:bidi/>
-              <w:spacing w:after="60" w:line="240" w:lineRule="auto"/>
-              <w:jc w:val="right"/>
-              <w:rPr>
-                <w:sz w:val="18"/>
-                <w:szCs w:val="18"/>
-                <w:rtl/>
-              </w:rPr>
-            </w:pPr>
-            <w:r>
-              <w:rPr>
-                <w:rFonts w:ascii="Arial" w:hAnsi="Arial" w:cs="Arial" w:hint="cs"/>
-                <w:sz w:val="18"/>
-                <w:szCs w:val="18"/>
-                <w:rtl/>
-              </w:rPr>
-              <w:t xml:space="preserve">שקית ארוזה עם 10 דסקיות, דמות "הילד הקונה" (בובה).</w:t>
-            </w:r>
-          </w:p>
-        </w:tc>
-        <w:tc>
-          <w:tcPr>
-            <w:tcW w:w="2098" w:type="dxa"/>
-            <w:tcBorders>
-              <w:top w:val="single" w:sz="8" w:space="0" w:color="FFFFFF"/>
-              <w:left w:val="single" w:sz="8" w:space="0" w:color="FFFFFF"/>
-              <w:bottom w:val="single" w:sz="8" w:space="0" w:color="FFFFFF"/>
-              <w:right w:val="single" w:sz="8" w:space="0" w:color="FFFFFF"/>
-            </w:tcBorders>
-            <w:shd w:val="clear" w:color="auto" w:fill="F2E7E7"/>
-            <w:tcMar>
-              <w:top w:w="72" w:type="dxa"/>
-              <w:left w:w="144" w:type="dxa"/>
-              <w:bottom w:w="72" w:type="dxa"/>
-              <w:right w:w="144" w:type="dxa"/>
-            </w:tcMar>
-          </w:tcPr>
-          <w:p>
-            <w:pPr>
-              <w:bidi/>
-              <w:spacing w:after="60" w:line="240" w:lineRule="auto"/>
-              <w:jc w:val="right"/>
-              <w:rPr>
-                <w:sz w:val="18"/>
-                <w:szCs w:val="18"/>
-                <w:rtl/>
-              </w:rPr>
-            </w:pPr>
-            <w:r>
-              <w:rPr>
-                <w:rFonts w:ascii="Arial" w:hAnsi="Arial" w:cs="Arial" w:hint="cs"/>
-                <w:sz w:val="18"/>
-                <w:szCs w:val="18"/>
-                <w:rtl/>
-              </w:rPr>
-              <w:t xml:space="preserve">דרג מוחשי. הפריטה מוצגת כפתרון לבעיה אמיתית (אי אפשר למכור חלק משקית סגורה), בדיוק כפי שההמרה נבנתה מצורך האריזה. הסימטריה בין שני הסיפורים ממחישה את ההיפוך. שאלת "כמה נשארו אחרי שמכרנו" זורעת בכוונה את זרע החיסור עם פריטה, יעד ההמשך של התוכנית.</w:t>
-            </w:r>
-          </w:p>
-        </w:tc>
-        <w:tc>
-          <w:tcPr>
-            <w:tcW w:w="2098" w:type="dxa"/>
-            <w:tcBorders>
-              <w:top w:val="single" w:sz="8" w:space="0" w:color="FFFFFF"/>
-              <w:left w:val="single" w:sz="8" w:space="0" w:color="FFFFFF"/>
-              <w:bottom w:val="single" w:sz="8" w:space="0" w:color="FFFFFF"/>
-              <w:right w:val="single" w:sz="8" w:space="0" w:color="FFFFFF"/>
-            </w:tcBorders>
-            <w:shd w:val="clear" w:color="auto" w:fill="F2E7E7"/>
-            <w:tcMar>
-              <w:top w:w="72" w:type="dxa"/>
-              <w:left w:w="144" w:type="dxa"/>
-              <w:bottom w:w="72" w:type="dxa"/>
-              <w:right w:w="144" w:type="dxa"/>
-            </w:tcMar>
-          </w:tcPr>
-          <w:p>
-            <w:pPr>
-              <w:bidi/>
-              <w:spacing w:after="60" w:line="240" w:lineRule="auto"/>
-              <w:jc w:val="right"/>
-              <w:rPr>
-                <w:sz w:val="18"/>
-                <w:szCs w:val="18"/>
-                <w:rtl/>
-              </w:rPr>
-            </w:pPr>
-            <w:r>
-              <w:rPr>
-                <w:rFonts w:ascii="Arial" w:hAnsi="Arial" w:cs="Arial" w:hint="cs"/>
-                <w:sz w:val="18"/>
-                <w:szCs w:val="18"/>
-                <w:rtl/>
-              </w:rPr>
-              <w:t xml:space="preserve">1. סיפור מסגרת, המשך "חנות הממתקים": "ילד רוצה לקנות סוכרייה אחת. יש לי רק שקיות ארוזות של 10. מה עושים?"</w:t>
-            </w:r>
-          </w:p>
-          <w:p>
-            <w:pPr>
-              <w:bidi/>
-              <w:spacing w:after="60" w:line="240" w:lineRule="auto"/>
-              <w:jc w:val="right"/>
-              <w:rPr>
-                <w:sz w:val="18"/>
-                <w:szCs w:val="18"/>
-                <w:rtl/>
-              </w:rPr>
-            </w:pPr>
-            <w:r>
-              <w:rPr>
-                <w:rFonts w:ascii="Arial" w:hAnsi="Arial" w:cs="Arial" w:hint="cs"/>
-                <w:sz w:val="18"/>
-                <w:szCs w:val="18"/>
-                <w:rtl/>
-              </w:rPr>
-              <w:t xml:space="preserve">2. יובל מקבל שקית ארוזה (10 דסקיות בשקית) ומתבקש למכור סוכרייה אחת.</w:t>
-            </w:r>
-          </w:p>
-          <w:p>
-            <w:pPr>
-              <w:bidi/>
-              <w:spacing w:after="60" w:line="240" w:lineRule="auto"/>
-              <w:jc w:val="right"/>
-              <w:rPr>
-                <w:sz w:val="18"/>
-                <w:szCs w:val="18"/>
-                <w:rtl/>
-              </w:rPr>
-            </w:pPr>
-            <w:r>
-              <w:rPr>
-                <w:rFonts w:ascii="Arial" w:hAnsi="Arial" w:cs="Arial" w:hint="cs"/>
-                <w:sz w:val="18"/>
-                <w:szCs w:val="18"/>
-                <w:rtl/>
-              </w:rPr>
-              <w:t xml:space="preserve">3. שאלות מדורגות: "אפשר למכור שקית שלמה?", "מה חייבים לעשות קודם?", "כמה סוכריות בודדות קיבלנו כשפתחנו?", "כמה נשארו אחרי שמכרנו אחת?"</w:t>
-            </w:r>
-          </w:p>
-          <w:p>
-            <w:pPr>
-              <w:bidi/>
-              <w:spacing w:after="60" w:line="240" w:lineRule="auto"/>
-              <w:jc w:val="right"/>
-              <w:rPr>
-                <w:sz w:val="18"/>
-                <w:szCs w:val="18"/>
-                <w:rtl/>
-              </w:rPr>
-            </w:pPr>
-            <w:r>
-              <w:rPr>
-                <w:rFonts w:ascii="Arial" w:hAnsi="Arial" w:cs="Arial" w:hint="cs"/>
-                <w:sz w:val="18"/>
-                <w:szCs w:val="18"/>
-                <w:rtl/>
-              </w:rPr>
-              <w:t xml:space="preserve">4. רישום משותף: "פתחנו שקית: 10 בודדות. מכרנו 1, נשארו 9".</w:t>
-            </w:r>
-          </w:p>
-        </w:tc>
-        <w:tc>
-          <w:tcPr>
-            <w:tcW w:w="2098" w:type="dxa"/>
-            <w:tcBorders>
-              <w:top w:val="single" w:sz="8" w:space="0" w:color="FFFFFF"/>
-              <w:left w:val="single" w:sz="8" w:space="0" w:color="FFFFFF"/>
-              <w:bottom w:val="single" w:sz="8" w:space="0" w:color="FFFFFF"/>
-              <w:right w:val="single" w:sz="8" w:space="0" w:color="FFFFFF"/>
-            </w:tcBorders>
-            <w:shd w:val="clear" w:color="auto" w:fill="F2E7E7"/>
-            <w:tcMar>
-              <w:top w:w="72" w:type="dxa"/>
-              <w:left w:w="144" w:type="dxa"/>
-              <w:bottom w:w="72" w:type="dxa"/>
-              <w:right w:w="144" w:type="dxa"/>
-            </w:tcMar>
-          </w:tcPr>
-          <w:p>
-            <w:pPr>
-              <w:bidi/>
-              <w:spacing w:after="60" w:line="240" w:lineRule="auto"/>
-              <w:jc w:val="right"/>
-              <w:rPr>
-                <w:sz w:val="18"/>
-                <w:szCs w:val="18"/>
-                <w:rtl/>
-              </w:rPr>
-            </w:pPr>
-            <w:r>
-              <w:rPr>
-                <w:rFonts w:ascii="Arial" w:hAnsi="Arial" w:cs="Arial" w:hint="cs"/>
-                <w:sz w:val="18"/>
-                <w:szCs w:val="18"/>
-                <w:rtl/>
-              </w:rPr>
-              <w:t xml:space="preserve">יצירת צורך אותנטי בפריטה מתוך סיטואציה מחיי היומיום.</w:t>
-            </w:r>
-          </w:p>
-        </w:tc>
-        <w:tc>
-          <w:tcPr>
-            <w:tcW w:w="2098" w:type="dxa"/>
-            <w:tcBorders>
-              <w:top w:val="single" w:sz="8" w:space="0" w:color="FFFFFF"/>
-              <w:left w:val="single" w:sz="8" w:space="0" w:color="FFFFFF"/>
-              <w:bottom w:val="single" w:sz="8" w:space="0" w:color="FFFFFF"/>
-              <w:right w:val="single" w:sz="8" w:space="0" w:color="FFFFFF"/>
-            </w:tcBorders>
-            <w:shd w:val="clear" w:color="auto" w:fill="F2E7E7"/>
-            <w:tcMar>
-              <w:top w:w="72" w:type="dxa"/>
-              <w:left w:w="144" w:type="dxa"/>
-              <w:bottom w:w="72" w:type="dxa"/>
-              <w:right w:w="144" w:type="dxa"/>
-            </w:tcMar>
-          </w:tcPr>
-          <w:p>
-            <w:pPr>
-              <w:bidi/>
-              <w:spacing w:after="60" w:line="240" w:lineRule="auto"/>
-              <w:jc w:val="right"/>
-              <w:rPr>
-                <w:sz w:val="18"/>
-                <w:szCs w:val="18"/>
-                <w:rtl/>
-              </w:rPr>
-            </w:pPr>
-            <w:r>
-              <w:rPr>
-                <w:rFonts w:ascii="Arial" w:hAnsi="Arial" w:cs="Arial" w:hint="cs"/>
-                <w:b/>
-                <w:bCs/>
-                <w:sz w:val="18"/>
-                <w:szCs w:val="18"/>
-                <w:rtl/>
-              </w:rPr>
-              <w:t xml:space="preserve">הצגת הבעיה (5 דק')</w:t>
-            </w:r>
-          </w:p>
-        </w:tc>
-      </w:tr>
-      <w:tr>
-        <w:trPr>
-          <w:trHeight w:val="484"/>
-          <w:cantSplit/>
-        </w:trPr>
-        <w:tc>
-          <w:tcPr>
-            <w:tcW w:w="2098" w:type="dxa"/>
-            <w:tcBorders>
-              <w:top w:val="single" w:sz="8" w:space="0" w:color="FFFFFF"/>
-              <w:left w:val="single" w:sz="8" w:space="0" w:color="FFFFFF"/>
-              <w:bottom w:val="single" w:sz="8" w:space="0" w:color="FFFFFF"/>
-              <w:right w:val="single" w:sz="8" w:space="0" w:color="FFFFFF"/>
-            </w:tcBorders>
-            <w:shd w:val="clear" w:color="auto" w:fill="E4CCCC"/>
-            <w:tcMar>
-              <w:top w:w="72" w:type="dxa"/>
-              <w:left w:w="144" w:type="dxa"/>
-              <w:bottom w:w="72" w:type="dxa"/>
-              <w:right w:w="144" w:type="dxa"/>
-            </w:tcMar>
-          </w:tcPr>
-          <w:p>
-            <w:pPr>
-              <w:bidi/>
-              <w:spacing w:after="60" w:line="240" w:lineRule="auto"/>
-              <w:jc w:val="right"/>
-              <w:rPr>
-                <w:sz w:val="18"/>
-                <w:szCs w:val="18"/>
-                <w:rtl/>
-              </w:rPr>
-            </w:pPr>
-            <w:r>
-              <w:rPr>
-                <w:rFonts w:ascii="Arial" w:hAnsi="Arial" w:cs="Arial" w:hint="cs"/>
-                <w:sz w:val="18"/>
-                <w:szCs w:val="18"/>
-                <w:rtl/>
-              </w:rPr>
-              <w:t xml:space="preserve">מדדי הצלחה: מטרות אופרטיביות 1 ו-2. מעבר ממנייה מלאה לידיעה ללא מנייה יתועד כסמן להפנמת שימור הכמות.</w:t>
-            </w:r>
-          </w:p>
-        </w:tc>
-        <w:tc>
-          <w:tcPr>
-            <w:tcW w:w="2098" w:type="dxa"/>
-            <w:tcBorders>
-              <w:top w:val="single" w:sz="8" w:space="0" w:color="FFFFFF"/>
-              <w:left w:val="single" w:sz="8" w:space="0" w:color="FFFFFF"/>
-              <w:bottom w:val="single" w:sz="8" w:space="0" w:color="FFFFFF"/>
-              <w:right w:val="single" w:sz="8" w:space="0" w:color="FFFFFF"/>
-            </w:tcBorders>
-            <w:shd w:val="clear" w:color="auto" w:fill="E4CCCC"/>
-            <w:tcMar>
-              <w:top w:w="72" w:type="dxa"/>
-              <w:left w:w="144" w:type="dxa"/>
-              <w:bottom w:w="72" w:type="dxa"/>
-              <w:right w:w="144" w:type="dxa"/>
-            </w:tcMar>
-          </w:tcPr>
-          <w:p>
-            <w:pPr>
-              <w:bidi/>
-              <w:spacing w:after="60" w:line="240" w:lineRule="auto"/>
-              <w:jc w:val="right"/>
-              <w:rPr>
-                <w:sz w:val="18"/>
-                <w:szCs w:val="18"/>
-                <w:rtl/>
-              </w:rPr>
-            </w:pPr>
-            <w:r>
-              <w:rPr>
-                <w:rFonts w:ascii="Arial" w:hAnsi="Arial" w:cs="Arial" w:hint="cs"/>
-                <w:sz w:val="18"/>
-                <w:szCs w:val="18"/>
-                <w:rtl/>
-              </w:rPr>
-              <w:t xml:space="preserve">יתועד: שלוש הפריטות בבדידים, מידת העצמאות, והאם נדרשת מנייה מחדש של הבודדות אחרי כל פריטה.</w:t>
-            </w:r>
-          </w:p>
-        </w:tc>
-        <w:tc>
-          <w:tcPr>
-            <w:tcW w:w="2098" w:type="dxa"/>
-            <w:tcBorders>
-              <w:top w:val="single" w:sz="8" w:space="0" w:color="FFFFFF"/>
-              <w:left w:val="single" w:sz="8" w:space="0" w:color="FFFFFF"/>
-              <w:bottom w:val="single" w:sz="8" w:space="0" w:color="FFFFFF"/>
-              <w:right w:val="single" w:sz="8" w:space="0" w:color="FFFFFF"/>
-            </w:tcBorders>
-            <w:shd w:val="clear" w:color="auto" w:fill="E4CCCC"/>
-            <w:tcMar>
-              <w:top w:w="72" w:type="dxa"/>
-              <w:left w:w="144" w:type="dxa"/>
-              <w:bottom w:w="72" w:type="dxa"/>
-              <w:right w:w="144" w:type="dxa"/>
-            </w:tcMar>
-          </w:tcPr>
-          <w:p>
-            <w:pPr>
-              <w:bidi/>
-              <w:spacing w:after="60" w:line="240" w:lineRule="auto"/>
-              <w:jc w:val="right"/>
-              <w:rPr>
-                <w:sz w:val="18"/>
-                <w:szCs w:val="18"/>
-                <w:rtl/>
-              </w:rPr>
-            </w:pPr>
-            <w:r>
-              <w:rPr>
-                <w:rFonts w:ascii="Arial" w:hAnsi="Arial" w:cs="Arial" w:hint="cs"/>
-                <w:sz w:val="18"/>
-                <w:szCs w:val="18"/>
-                <w:rtl/>
-              </w:rPr>
-              <w:t xml:space="preserve">בדידי דיינס, טבלת ערך מקום גדולה.</w:t>
-            </w:r>
-          </w:p>
-        </w:tc>
-        <w:tc>
-          <w:tcPr>
-            <w:tcW w:w="2098" w:type="dxa"/>
-            <w:tcBorders>
-              <w:top w:val="single" w:sz="8" w:space="0" w:color="FFFFFF"/>
-              <w:left w:val="single" w:sz="8" w:space="0" w:color="FFFFFF"/>
-              <w:bottom w:val="single" w:sz="8" w:space="0" w:color="FFFFFF"/>
-              <w:right w:val="single" w:sz="8" w:space="0" w:color="FFFFFF"/>
-            </w:tcBorders>
-            <w:shd w:val="clear" w:color="auto" w:fill="E4CCCC"/>
-            <w:tcMar>
-              <w:top w:w="72" w:type="dxa"/>
-              <w:left w:w="144" w:type="dxa"/>
-              <w:bottom w:w="72" w:type="dxa"/>
-              <w:right w:w="144" w:type="dxa"/>
-            </w:tcMar>
-          </w:tcPr>
-          <w:p>
-            <w:pPr>
-              <w:bidi/>
-              <w:spacing w:after="60" w:line="240" w:lineRule="auto"/>
-              <w:jc w:val="right"/>
-              <w:rPr>
-                <w:sz w:val="18"/>
-                <w:szCs w:val="18"/>
-                <w:rtl/>
-              </w:rPr>
-            </w:pPr>
-            <w:r>
-              <w:rPr>
-                <w:rFonts w:ascii="Arial" w:hAnsi="Arial" w:cs="Arial" w:hint="cs"/>
-                <w:sz w:val="18"/>
-                <w:szCs w:val="18"/>
-                <w:rtl/>
-              </w:rPr>
-              <w:t xml:space="preserve">דרג מוחשי. האימות בהצמדה חוזר משיעור ההמרה כטקס קבוע, כך שהפריטה נבנית על אותה שקילות חושית. רצף התיווך שוב בנוי בדעיכה מובנית: הדגמה, עשייה משותפת, עשייה עצמאית. המנייה המחודשת אחרי הפריטה ("עדיין 13") היא הרגע המכריע של שימור הכמות, והמורה מעכבת עליו בכוונה.</w:t>
-            </w:r>
-          </w:p>
-        </w:tc>
-        <w:tc>
-          <w:tcPr>
-            <w:tcW w:w="2098" w:type="dxa"/>
-            <w:tcBorders>
-              <w:top w:val="single" w:sz="8" w:space="0" w:color="FFFFFF"/>
-              <w:left w:val="single" w:sz="8" w:space="0" w:color="FFFFFF"/>
-              <w:bottom w:val="single" w:sz="8" w:space="0" w:color="FFFFFF"/>
-              <w:right w:val="single" w:sz="8" w:space="0" w:color="FFFFFF"/>
-            </w:tcBorders>
-            <w:shd w:val="clear" w:color="auto" w:fill="E4CCCC"/>
-            <w:tcMar>
-              <w:top w:w="72" w:type="dxa"/>
-              <w:left w:w="144" w:type="dxa"/>
-              <w:bottom w:w="72" w:type="dxa"/>
-              <w:right w:w="144" w:type="dxa"/>
-            </w:tcMar>
-          </w:tcPr>
-          <w:p>
-            <w:pPr>
-              <w:bidi/>
-              <w:spacing w:after="60" w:line="240" w:lineRule="auto"/>
-              <w:jc w:val="right"/>
-              <w:rPr>
-                <w:sz w:val="18"/>
-                <w:szCs w:val="18"/>
-                <w:rtl/>
-              </w:rPr>
-            </w:pPr>
-            <w:r>
-              <w:rPr>
-                <w:rFonts w:ascii="Arial" w:hAnsi="Arial" w:cs="Arial" w:hint="cs"/>
-                <w:sz w:val="18"/>
-                <w:szCs w:val="18"/>
-                <w:rtl/>
-              </w:rPr>
-              <w:t xml:space="preserve">1. אימות הפוך: יובל מצמיד 10 קוביות אחדות למוט עשרת ומוודא שוב את השקילות, הפעם לפני הפריטה.</w:t>
-            </w:r>
-          </w:p>
-          <w:p>
-            <w:pPr>
-              <w:bidi/>
-              <w:spacing w:after="60" w:line="240" w:lineRule="auto"/>
-              <w:jc w:val="right"/>
-              <w:rPr>
-                <w:sz w:val="18"/>
-                <w:szCs w:val="18"/>
-                <w:rtl/>
-              </w:rPr>
-            </w:pPr>
-            <w:r>
-              <w:rPr>
-                <w:rFonts w:ascii="Arial" w:hAnsi="Arial" w:cs="Arial" w:hint="cs"/>
-                <w:sz w:val="18"/>
-                <w:szCs w:val="18"/>
-                <w:rtl/>
-              </w:rPr>
-              <w:t xml:space="preserve">2. הדגמה: המורה מציגה מוט עשרת ושואלת: "אני צריכה לתת לילד קובייה אחת. מה אעשה?" מחליפות יחד מוט ב-10 אחדות.</w:t>
-            </w:r>
-          </w:p>
-          <w:p>
-            <w:pPr>
-              <w:bidi/>
-              <w:spacing w:after="60" w:line="240" w:lineRule="auto"/>
-              <w:jc w:val="right"/>
-              <w:rPr>
-                <w:sz w:val="18"/>
-                <w:szCs w:val="18"/>
-                <w:rtl/>
-              </w:rPr>
-            </w:pPr>
-            <w:r>
-              <w:rPr>
-                <w:rFonts w:ascii="Arial" w:hAnsi="Arial" w:cs="Arial" w:hint="cs"/>
-                <w:sz w:val="18"/>
-                <w:szCs w:val="18"/>
-                <w:rtl/>
-              </w:rPr>
-              <w:t xml:space="preserve">3. עשייה מודרכת: יובל בונה 13 כעשרת ו-3 אחדות, פורט את העשרת ומונה: "עכשיו יש 13 בודדות".</w:t>
-            </w:r>
-          </w:p>
-          <w:p>
-            <w:pPr>
-              <w:bidi/>
-              <w:spacing w:after="60" w:line="240" w:lineRule="auto"/>
-              <w:jc w:val="right"/>
-              <w:rPr>
-                <w:sz w:val="18"/>
-                <w:szCs w:val="18"/>
-                <w:rtl/>
-              </w:rPr>
-            </w:pPr>
-            <w:r>
-              <w:rPr>
-                <w:rFonts w:ascii="Arial" w:hAnsi="Arial" w:cs="Arial" w:hint="cs"/>
-                <w:sz w:val="18"/>
-                <w:szCs w:val="18"/>
-                <w:rtl/>
-              </w:rPr>
-              <w:t xml:space="preserve">4. עשייה עצמאית: פורט את 16 ואת 12 באופן עצמאי, מניח בטבלת ערך המקום ומנסח: "עשרת אחת שווה 10 אחדות".</w:t>
-            </w:r>
-          </w:p>
-        </w:tc>
-        <w:tc>
-          <w:tcPr>
-            <w:tcW w:w="2098" w:type="dxa"/>
-            <w:tcBorders>
-              <w:top w:val="single" w:sz="8" w:space="0" w:color="FFFFFF"/>
-              <w:left w:val="single" w:sz="8" w:space="0" w:color="FFFFFF"/>
-              <w:bottom w:val="single" w:sz="8" w:space="0" w:color="FFFFFF"/>
-              <w:right w:val="single" w:sz="8" w:space="0" w:color="FFFFFF"/>
-            </w:tcBorders>
-            <w:shd w:val="clear" w:color="auto" w:fill="E4CCCC"/>
-            <w:tcMar>
-              <w:top w:w="72" w:type="dxa"/>
-              <w:left w:w="144" w:type="dxa"/>
-              <w:bottom w:w="72" w:type="dxa"/>
-              <w:right w:w="144" w:type="dxa"/>
-            </w:tcMar>
-          </w:tcPr>
-          <w:p>
-            <w:pPr>
-              <w:bidi/>
-              <w:spacing w:after="60" w:line="240" w:lineRule="auto"/>
-              <w:jc w:val="right"/>
-              <w:rPr>
-                <w:sz w:val="18"/>
-                <w:szCs w:val="18"/>
-                <w:rtl/>
-              </w:rPr>
-            </w:pPr>
-            <w:r>
-              <w:rPr>
-                <w:rFonts w:ascii="Arial" w:hAnsi="Arial" w:cs="Arial" w:hint="cs"/>
-                <w:sz w:val="18"/>
-                <w:szCs w:val="18"/>
-                <w:rtl/>
-              </w:rPr>
-              <w:t xml:space="preserve">התלמיד יפרוט מוט עשרת לעשר אחדות בייצוג מובנה, וינסח את שימור הכמות.</w:t>
-            </w:r>
-          </w:p>
-        </w:tc>
-        <w:tc>
-          <w:tcPr>
-            <w:tcW w:w="2098" w:type="dxa"/>
-            <w:tcBorders>
-              <w:top w:val="single" w:sz="8" w:space="0" w:color="FFFFFF"/>
-              <w:left w:val="single" w:sz="8" w:space="0" w:color="FFFFFF"/>
-              <w:bottom w:val="single" w:sz="8" w:space="0" w:color="FFFFFF"/>
-              <w:right w:val="single" w:sz="8" w:space="0" w:color="FFFFFF"/>
-            </w:tcBorders>
-            <w:shd w:val="clear" w:color="auto" w:fill="E4CCCC"/>
-            <w:tcMar>
-              <w:top w:w="72" w:type="dxa"/>
-              <w:left w:w="144" w:type="dxa"/>
-              <w:bottom w:w="72" w:type="dxa"/>
-              <w:right w:w="144" w:type="dxa"/>
-            </w:tcMar>
-          </w:tcPr>
-          <w:p>
-            <w:pPr>
-              <w:bidi/>
-              <w:spacing w:after="60" w:line="240" w:lineRule="auto"/>
-              <w:jc w:val="right"/>
-              <w:rPr>
-                <w:sz w:val="18"/>
-                <w:szCs w:val="18"/>
-                <w:rtl/>
-              </w:rPr>
-            </w:pPr>
-            <w:r>
-              <w:rPr>
-                <w:rFonts w:ascii="Arial" w:hAnsi="Arial" w:cs="Arial" w:hint="cs"/>
-                <w:b/>
-                <w:bCs/>
-                <w:sz w:val="18"/>
-                <w:szCs w:val="18"/>
-                <w:rtl/>
-              </w:rPr>
-              <w:t xml:space="preserve">גוף השיעור, שלב א': פריטה בבדידי דיינס (8 דק')</w:t>
-            </w:r>
-          </w:p>
-        </w:tc>
-      </w:tr>
-      <w:tr>
-        <w:trPr>
-          <w:trHeight w:val="484"/>
-          <w:cantSplit/>
-        </w:trPr>
-        <w:tc>
-          <w:tcPr>
-            <w:tcW w:w="2098" w:type="dxa"/>
-            <w:tcBorders>
-              <w:top w:val="single" w:sz="8" w:space="0" w:color="FFFFFF"/>
-              <w:left w:val="single" w:sz="8" w:space="0" w:color="FFFFFF"/>
-              <w:bottom w:val="single" w:sz="8" w:space="0" w:color="FFFFFF"/>
-              <w:right w:val="single" w:sz="8" w:space="0" w:color="FFFFFF"/>
-            </w:tcBorders>
-            <w:shd w:val="clear" w:color="auto" w:fill="F2E7E7"/>
-            <w:tcMar>
-              <w:top w:w="72" w:type="dxa"/>
-              <w:left w:w="144" w:type="dxa"/>
-              <w:bottom w:w="72" w:type="dxa"/>
-              <w:right w:w="144" w:type="dxa"/>
-            </w:tcMar>
-          </w:tcPr>
-          <w:p>
-            <w:pPr>
-              <w:bidi/>
-              <w:spacing w:after="60" w:line="240" w:lineRule="auto"/>
-              <w:jc w:val="right"/>
-              <w:rPr>
-                <w:sz w:val="18"/>
-                <w:szCs w:val="18"/>
-                <w:rtl/>
-              </w:rPr>
-            </w:pPr>
-            <w:r>
-              <w:rPr>
-                <w:rFonts w:ascii="Arial" w:hAnsi="Arial" w:cs="Arial" w:hint="cs"/>
-                <w:sz w:val="18"/>
-                <w:szCs w:val="18"/>
-                <w:rtl/>
-              </w:rPr>
-              <w:t xml:space="preserve">מדד הצלחה: מטרה אופרטיבית 3. חישוב העודף יסומן כהכנה לשיעור החיסור עם פריטה.</w:t>
-            </w:r>
-          </w:p>
-        </w:tc>
-        <w:tc>
-          <w:tcPr>
-            <w:tcW w:w="2098" w:type="dxa"/>
-            <w:tcBorders>
-              <w:top w:val="single" w:sz="8" w:space="0" w:color="FFFFFF"/>
-              <w:left w:val="single" w:sz="8" w:space="0" w:color="FFFFFF"/>
-              <w:bottom w:val="single" w:sz="8" w:space="0" w:color="FFFFFF"/>
-              <w:right w:val="single" w:sz="8" w:space="0" w:color="FFFFFF"/>
-            </w:tcBorders>
-            <w:shd w:val="clear" w:color="auto" w:fill="F2E7E7"/>
-            <w:tcMar>
-              <w:top w:w="72" w:type="dxa"/>
-              <w:left w:w="144" w:type="dxa"/>
-              <w:bottom w:w="72" w:type="dxa"/>
-              <w:right w:w="144" w:type="dxa"/>
-            </w:tcMar>
-          </w:tcPr>
-          <w:p>
-            <w:pPr>
-              <w:bidi/>
-              <w:spacing w:after="60" w:line="240" w:lineRule="auto"/>
-              <w:jc w:val="right"/>
-              <w:rPr>
-                <w:sz w:val="18"/>
-                <w:szCs w:val="18"/>
-                <w:rtl/>
-              </w:rPr>
-            </w:pPr>
-            <w:r>
-              <w:rPr>
-                <w:rFonts w:ascii="Arial" w:hAnsi="Arial" w:cs="Arial" w:hint="cs"/>
-                <w:sz w:val="18"/>
-                <w:szCs w:val="18"/>
-                <w:rtl/>
-              </w:rPr>
-              <w:t xml:space="preserve">יתועד: הפריטה בבנק בשני הסיבובים, חישוב העודף, ותפקודו של יובל בתפקיד הפקיד.</w:t>
-            </w:r>
-          </w:p>
-        </w:tc>
-        <w:tc>
-          <w:tcPr>
-            <w:tcW w:w="2098" w:type="dxa"/>
-            <w:tcBorders>
-              <w:top w:val="single" w:sz="8" w:space="0" w:color="FFFFFF"/>
-              <w:left w:val="single" w:sz="8" w:space="0" w:color="FFFFFF"/>
-              <w:bottom w:val="single" w:sz="8" w:space="0" w:color="FFFFFF"/>
-              <w:right w:val="single" w:sz="8" w:space="0" w:color="FFFFFF"/>
-            </w:tcBorders>
-            <w:shd w:val="clear" w:color="auto" w:fill="F2E7E7"/>
-            <w:tcMar>
-              <w:top w:w="72" w:type="dxa"/>
-              <w:left w:w="144" w:type="dxa"/>
-              <w:bottom w:w="72" w:type="dxa"/>
-              <w:right w:w="144" w:type="dxa"/>
-            </w:tcMar>
-          </w:tcPr>
-          <w:p>
-            <w:pPr>
-              <w:bidi/>
-              <w:spacing w:after="60" w:line="240" w:lineRule="auto"/>
-              <w:jc w:val="right"/>
-              <w:rPr>
-                <w:sz w:val="18"/>
-                <w:szCs w:val="18"/>
-                <w:rtl/>
-              </w:rPr>
-            </w:pPr>
-            <w:r>
-              <w:rPr>
-                <w:rFonts w:ascii="Arial" w:hAnsi="Arial" w:cs="Arial" w:hint="cs"/>
-                <w:sz w:val="18"/>
-                <w:szCs w:val="18"/>
-                <w:rtl/>
-              </w:rPr>
-              <w:t xml:space="preserve">מטבעות משחק של 1 ש"ח ו-10 ש"ח, שלט "בנק ההמרות".</w:t>
-            </w:r>
-          </w:p>
-        </w:tc>
-        <w:tc>
-          <w:tcPr>
-            <w:tcW w:w="2098" w:type="dxa"/>
-            <w:tcBorders>
-              <w:top w:val="single" w:sz="8" w:space="0" w:color="FFFFFF"/>
-              <w:left w:val="single" w:sz="8" w:space="0" w:color="FFFFFF"/>
-              <w:bottom w:val="single" w:sz="8" w:space="0" w:color="FFFFFF"/>
-              <w:right w:val="single" w:sz="8" w:space="0" w:color="FFFFFF"/>
-            </w:tcBorders>
-            <w:shd w:val="clear" w:color="auto" w:fill="F2E7E7"/>
-            <w:tcMar>
-              <w:top w:w="72" w:type="dxa"/>
-              <w:left w:w="144" w:type="dxa"/>
-              <w:bottom w:w="72" w:type="dxa"/>
-              <w:right w:w="144" w:type="dxa"/>
-            </w:tcMar>
-          </w:tcPr>
-          <w:p>
-            <w:pPr>
-              <w:bidi/>
-              <w:spacing w:after="60" w:line="240" w:lineRule="auto"/>
-              <w:jc w:val="right"/>
-              <w:rPr>
-                <w:sz w:val="18"/>
-                <w:szCs w:val="18"/>
-                <w:rtl/>
-              </w:rPr>
-            </w:pPr>
-            <w:r>
-              <w:rPr>
-                <w:rFonts w:ascii="Arial" w:hAnsi="Arial" w:cs="Arial" w:hint="cs"/>
-                <w:sz w:val="18"/>
-                <w:szCs w:val="18"/>
-                <w:rtl/>
-              </w:rPr>
-              <w:t xml:space="preserve">הייצוג הכספי מכליל את העיקרון מעבר לבדידים. היפוך התפקידים ממצב את יובל כמומחה המסייע, המשך מכוון של אסטרטגיית חיזוק המסוגלות מהשיעור הקודם. שאלת העודף מקשרת את הפריטה לשימוש אמיתי בכסף ומכינה את הקרקע לבעיות מילוליות בהמשך התוכנית.</w:t>
-            </w:r>
-          </w:p>
-        </w:tc>
-        <w:tc>
-          <w:tcPr>
-            <w:tcW w:w="2098" w:type="dxa"/>
-            <w:tcBorders>
-              <w:top w:val="single" w:sz="8" w:space="0" w:color="FFFFFF"/>
-              <w:left w:val="single" w:sz="8" w:space="0" w:color="FFFFFF"/>
-              <w:bottom w:val="single" w:sz="8" w:space="0" w:color="FFFFFF"/>
-              <w:right w:val="single" w:sz="8" w:space="0" w:color="FFFFFF"/>
-            </w:tcBorders>
-            <w:shd w:val="clear" w:color="auto" w:fill="F2E7E7"/>
-            <w:tcMar>
-              <w:top w:w="72" w:type="dxa"/>
-              <w:left w:w="144" w:type="dxa"/>
-              <w:bottom w:w="72" w:type="dxa"/>
-              <w:right w:w="144" w:type="dxa"/>
-            </w:tcMar>
-          </w:tcPr>
-          <w:p>
-            <w:pPr>
-              <w:bidi/>
-              <w:spacing w:after="60" w:line="240" w:lineRule="auto"/>
-              <w:jc w:val="right"/>
-              <w:rPr>
-                <w:sz w:val="18"/>
-                <w:szCs w:val="18"/>
-                <w:rtl/>
-              </w:rPr>
-            </w:pPr>
-            <w:r>
-              <w:rPr>
-                <w:rFonts w:ascii="Arial" w:hAnsi="Arial" w:cs="Arial" w:hint="cs"/>
-                <w:sz w:val="18"/>
-                <w:szCs w:val="18"/>
-                <w:rtl/>
-              </w:rPr>
-              <w:t xml:space="preserve">1. משחק תפקידים: הפעם המורה "הלקוחה" ויובל "פקיד הבנק", היפוך תפקידים מכוון משיעור ההמרה.</w:t>
-            </w:r>
-          </w:p>
-          <w:p>
-            <w:pPr>
-              <w:bidi/>
-              <w:spacing w:after="60" w:line="240" w:lineRule="auto"/>
-              <w:jc w:val="right"/>
-              <w:rPr>
-                <w:sz w:val="18"/>
-                <w:szCs w:val="18"/>
-                <w:rtl/>
-              </w:rPr>
-            </w:pPr>
-            <w:r>
-              <w:rPr>
-                <w:rFonts w:ascii="Arial" w:hAnsi="Arial" w:cs="Arial" w:hint="cs"/>
-                <w:sz w:val="18"/>
-                <w:szCs w:val="18"/>
-                <w:rtl/>
-              </w:rPr>
-              <w:t xml:space="preserve">2. "אני צריכה לשלם שקל אחד בחניון, ויש לי רק מטבע של 10. תוכל לעזור?" יובל פורט את המטבע לעשרה מטבעות של שקל.</w:t>
-            </w:r>
-          </w:p>
-          <w:p>
-            <w:pPr>
-              <w:bidi/>
-              <w:spacing w:after="60" w:line="240" w:lineRule="auto"/>
-              <w:jc w:val="right"/>
-              <w:rPr>
-                <w:sz w:val="18"/>
-                <w:szCs w:val="18"/>
-                <w:rtl/>
-              </w:rPr>
-            </w:pPr>
-            <w:r>
-              <w:rPr>
-                <w:rFonts w:ascii="Arial" w:hAnsi="Arial" w:cs="Arial" w:hint="cs"/>
-                <w:sz w:val="18"/>
-                <w:szCs w:val="18"/>
-                <w:rtl/>
-              </w:rPr>
-              <w:t xml:space="preserve">3. שאלות מיקוד: "כמה כסף היה לי לפני? כמה עכשיו? כמה תיתן לי בחזרה אם אשלם שקל?"</w:t>
-            </w:r>
-          </w:p>
-          <w:p>
-            <w:pPr>
-              <w:bidi/>
-              <w:spacing w:after="60" w:line="240" w:lineRule="auto"/>
-              <w:jc w:val="right"/>
-              <w:rPr>
-                <w:sz w:val="18"/>
-                <w:szCs w:val="18"/>
-                <w:rtl/>
-              </w:rPr>
-            </w:pPr>
-            <w:r>
-              <w:rPr>
-                <w:rFonts w:ascii="Arial" w:hAnsi="Arial" w:cs="Arial" w:hint="cs"/>
-                <w:sz w:val="18"/>
-                <w:szCs w:val="18"/>
-                <w:rtl/>
-              </w:rPr>
-              <w:t xml:space="preserve">4. סיבוב נוסף: פריטה לצורך תשלום של 3 ש"ח.</w:t>
-            </w:r>
-          </w:p>
-        </w:tc>
-        <w:tc>
-          <w:tcPr>
-            <w:tcW w:w="2098" w:type="dxa"/>
-            <w:tcBorders>
-              <w:top w:val="single" w:sz="8" w:space="0" w:color="FFFFFF"/>
-              <w:left w:val="single" w:sz="8" w:space="0" w:color="FFFFFF"/>
-              <w:bottom w:val="single" w:sz="8" w:space="0" w:color="FFFFFF"/>
-              <w:right w:val="single" w:sz="8" w:space="0" w:color="FFFFFF"/>
-            </w:tcBorders>
-            <w:shd w:val="clear" w:color="auto" w:fill="F2E7E7"/>
-            <w:tcMar>
-              <w:top w:w="72" w:type="dxa"/>
-              <w:left w:w="144" w:type="dxa"/>
-              <w:bottom w:w="72" w:type="dxa"/>
-              <w:right w:w="144" w:type="dxa"/>
-            </w:tcMar>
-          </w:tcPr>
-          <w:p>
-            <w:pPr>
-              <w:bidi/>
-              <w:spacing w:after="60" w:line="240" w:lineRule="auto"/>
-              <w:jc w:val="right"/>
-              <w:rPr>
-                <w:sz w:val="18"/>
-                <w:szCs w:val="18"/>
-                <w:rtl/>
-              </w:rPr>
-            </w:pPr>
-            <w:r>
-              <w:rPr>
-                <w:rFonts w:ascii="Arial" w:hAnsi="Arial" w:cs="Arial" w:hint="cs"/>
-                <w:sz w:val="18"/>
-                <w:szCs w:val="18"/>
-                <w:rtl/>
-              </w:rPr>
-              <w:t xml:space="preserve">התלמיד יכליל את הפריטה לייצוג סביבתי (כסף).</w:t>
-            </w:r>
-          </w:p>
-        </w:tc>
-        <w:tc>
-          <w:tcPr>
-            <w:tcW w:w="2098" w:type="dxa"/>
-            <w:tcBorders>
-              <w:top w:val="single" w:sz="8" w:space="0" w:color="FFFFFF"/>
-              <w:left w:val="single" w:sz="8" w:space="0" w:color="FFFFFF"/>
-              <w:bottom w:val="single" w:sz="8" w:space="0" w:color="FFFFFF"/>
-              <w:right w:val="single" w:sz="8" w:space="0" w:color="FFFFFF"/>
-            </w:tcBorders>
-            <w:shd w:val="clear" w:color="auto" w:fill="F2E7E7"/>
-            <w:tcMar>
-              <w:top w:w="72" w:type="dxa"/>
-              <w:left w:w="144" w:type="dxa"/>
-              <w:bottom w:w="72" w:type="dxa"/>
-              <w:right w:w="144" w:type="dxa"/>
-            </w:tcMar>
-          </w:tcPr>
-          <w:p>
-            <w:pPr>
-              <w:bidi/>
-              <w:spacing w:after="60" w:line="240" w:lineRule="auto"/>
-              <w:jc w:val="right"/>
-              <w:rPr>
-                <w:sz w:val="18"/>
-                <w:szCs w:val="18"/>
-                <w:rtl/>
-              </w:rPr>
-            </w:pPr>
-            <w:r>
-              <w:rPr>
-                <w:rFonts w:ascii="Arial" w:hAnsi="Arial" w:cs="Arial" w:hint="cs"/>
-                <w:b/>
-                <w:bCs/>
-                <w:sz w:val="18"/>
-                <w:szCs w:val="18"/>
-                <w:rtl/>
-              </w:rPr>
-              <w:t xml:space="preserve">גוף השיעור, שלב ב': "בנק ההמרות" בכיוון ההפוך (5 דק')</w:t>
-            </w:r>
-          </w:p>
-        </w:tc>
-      </w:tr>
-      <w:tr>
-        <w:trPr>
-          <w:trHeight w:val="484"/>
-          <w:cantSplit/>
-        </w:trPr>
-        <w:tc>
-          <w:tcPr>
-            <w:tcW w:w="2098" w:type="dxa"/>
-            <w:tcBorders>
-              <w:top w:val="single" w:sz="8" w:space="0" w:color="FFFFFF"/>
-              <w:left w:val="single" w:sz="8" w:space="0" w:color="FFFFFF"/>
-              <w:bottom w:val="single" w:sz="8" w:space="0" w:color="FFFFFF"/>
-              <w:right w:val="single" w:sz="8" w:space="0" w:color="FFFFFF"/>
-            </w:tcBorders>
-            <w:shd w:val="clear" w:color="auto" w:fill="E4CCCC"/>
-            <w:tcMar>
-              <w:top w:w="72" w:type="dxa"/>
-              <w:left w:w="144" w:type="dxa"/>
-              <w:bottom w:w="72" w:type="dxa"/>
-              <w:right w:w="144" w:type="dxa"/>
-            </w:tcMar>
-          </w:tcPr>
-          <w:p>
-            <w:pPr>
-              <w:bidi/>
-              <w:spacing w:after="60" w:line="240" w:lineRule="auto"/>
-              <w:jc w:val="right"/>
-              <w:rPr>
-                <w:sz w:val="18"/>
-                <w:szCs w:val="18"/>
-                <w:rtl/>
-              </w:rPr>
-            </w:pPr>
-            <w:r>
-              <w:rPr>
-                <w:rFonts w:ascii="Arial" w:hAnsi="Arial" w:cs="Arial" w:hint="cs"/>
-                <w:sz w:val="18"/>
-                <w:szCs w:val="18"/>
-                <w:rtl/>
-              </w:rPr>
-              <w:t xml:space="preserve">מדד הצלחה: מטרה אופרטיבית 4. התלבטות בפריטה סלקטיבית תירשם: זו המיומנות שתידרש בחיסור, ותתורגל בשיעור 4.</w:t>
-            </w:r>
-          </w:p>
-        </w:tc>
-        <w:tc>
-          <w:tcPr>
-            <w:tcW w:w="2098" w:type="dxa"/>
-            <w:tcBorders>
-              <w:top w:val="single" w:sz="8" w:space="0" w:color="FFFFFF"/>
-              <w:left w:val="single" w:sz="8" w:space="0" w:color="FFFFFF"/>
-              <w:bottom w:val="single" w:sz="8" w:space="0" w:color="FFFFFF"/>
-              <w:right w:val="single" w:sz="8" w:space="0" w:color="FFFFFF"/>
-            </w:tcBorders>
-            <w:shd w:val="clear" w:color="auto" w:fill="E4CCCC"/>
-            <w:tcMar>
-              <w:top w:w="72" w:type="dxa"/>
-              <w:left w:w="144" w:type="dxa"/>
-              <w:bottom w:w="72" w:type="dxa"/>
-              <w:right w:w="144" w:type="dxa"/>
-            </w:tcMar>
-          </w:tcPr>
-          <w:p>
-            <w:pPr>
-              <w:bidi/>
-              <w:spacing w:after="60" w:line="240" w:lineRule="auto"/>
-              <w:jc w:val="right"/>
-              <w:rPr>
-                <w:sz w:val="18"/>
-                <w:szCs w:val="18"/>
-                <w:rtl/>
-              </w:rPr>
-            </w:pPr>
-            <w:r>
-              <w:rPr>
-                <w:rFonts w:ascii="Arial" w:hAnsi="Arial" w:cs="Arial" w:hint="cs"/>
-                <w:sz w:val="18"/>
-                <w:szCs w:val="18"/>
-                <w:rtl/>
-              </w:rPr>
-              <w:t xml:space="preserve">יתועד: פתרון סעיפי הדף, הרישום הכפול בטבלה (לפני הפריטה ואחריה), וההתמודדות עם סעיף "2 עשרות".</w:t>
-            </w:r>
-          </w:p>
-        </w:tc>
-        <w:tc>
-          <w:tcPr>
-            <w:tcW w:w="2098" w:type="dxa"/>
-            <w:tcBorders>
-              <w:top w:val="single" w:sz="8" w:space="0" w:color="FFFFFF"/>
-              <w:left w:val="single" w:sz="8" w:space="0" w:color="FFFFFF"/>
-              <w:bottom w:val="single" w:sz="8" w:space="0" w:color="FFFFFF"/>
-              <w:right w:val="single" w:sz="8" w:space="0" w:color="FFFFFF"/>
-            </w:tcBorders>
-            <w:shd w:val="clear" w:color="auto" w:fill="E4CCCC"/>
-            <w:tcMar>
-              <w:top w:w="72" w:type="dxa"/>
-              <w:left w:w="144" w:type="dxa"/>
-              <w:bottom w:w="72" w:type="dxa"/>
-              <w:right w:w="144" w:type="dxa"/>
-            </w:tcMar>
-          </w:tcPr>
-          <w:p>
-            <w:pPr>
-              <w:bidi/>
-              <w:spacing w:after="60" w:line="240" w:lineRule="auto"/>
-              <w:jc w:val="right"/>
-              <w:rPr>
-                <w:sz w:val="18"/>
-                <w:szCs w:val="18"/>
-                <w:rtl/>
-              </w:rPr>
-            </w:pPr>
-            <w:r>
-              <w:rPr>
-                <w:rFonts w:ascii="Arial" w:hAnsi="Arial" w:cs="Arial" w:hint="cs"/>
-                <w:sz w:val="18"/>
-                <w:szCs w:val="18"/>
-                <w:rtl/>
-              </w:rPr>
-              <w:t xml:space="preserve">דף עבודה מצויר, טבלת עשרות-אחדות, עיפרון ומחק.</w:t>
-            </w:r>
-          </w:p>
-        </w:tc>
-        <w:tc>
-          <w:tcPr>
-            <w:tcW w:w="2098" w:type="dxa"/>
-            <w:tcBorders>
-              <w:top w:val="single" w:sz="8" w:space="0" w:color="FFFFFF"/>
-              <w:left w:val="single" w:sz="8" w:space="0" w:color="FFFFFF"/>
-              <w:bottom w:val="single" w:sz="8" w:space="0" w:color="FFFFFF"/>
-              <w:right w:val="single" w:sz="8" w:space="0" w:color="FFFFFF"/>
-            </w:tcBorders>
-            <w:shd w:val="clear" w:color="auto" w:fill="E4CCCC"/>
-            <w:tcMar>
-              <w:top w:w="72" w:type="dxa"/>
-              <w:left w:w="144" w:type="dxa"/>
-              <w:bottom w:w="72" w:type="dxa"/>
-              <w:right w:w="144" w:type="dxa"/>
-            </w:tcMar>
-          </w:tcPr>
-          <w:p>
-            <w:pPr>
-              <w:bidi/>
-              <w:spacing w:after="60" w:line="240" w:lineRule="auto"/>
-              <w:jc w:val="right"/>
-              <w:rPr>
-                <w:sz w:val="18"/>
-                <w:szCs w:val="18"/>
-                <w:rtl/>
-              </w:rPr>
-            </w:pPr>
-            <w:r>
-              <w:rPr>
-                <w:rFonts w:ascii="Arial" w:hAnsi="Arial" w:cs="Arial" w:hint="cs"/>
-                <w:sz w:val="18"/>
-                <w:szCs w:val="18"/>
-                <w:rtl/>
-              </w:rPr>
-              <w:t xml:space="preserve">דרג תמונתי, הגשר בין הפעולה הידנית לסימול. מחיקת המוט וציור 10 העיגולים משחזרים בציור את פעולת הפריטה הפיזית. הרישום הכפול בטבלה (לפני ואחרי) הופך את שימור הכמות מתחושה לעובדה כתובה, מענה ישיר לטעות המיפוי "1 עשרת ו-3 אחדות = 4".</w:t>
-            </w:r>
-          </w:p>
-        </w:tc>
-        <w:tc>
-          <w:tcPr>
-            <w:tcW w:w="2098" w:type="dxa"/>
-            <w:tcBorders>
-              <w:top w:val="single" w:sz="8" w:space="0" w:color="FFFFFF"/>
-              <w:left w:val="single" w:sz="8" w:space="0" w:color="FFFFFF"/>
-              <w:bottom w:val="single" w:sz="8" w:space="0" w:color="FFFFFF"/>
-              <w:right w:val="single" w:sz="8" w:space="0" w:color="FFFFFF"/>
-            </w:tcBorders>
-            <w:shd w:val="clear" w:color="auto" w:fill="E4CCCC"/>
-            <w:tcMar>
-              <w:top w:w="72" w:type="dxa"/>
-              <w:left w:w="144" w:type="dxa"/>
-              <w:bottom w:w="72" w:type="dxa"/>
-              <w:right w:w="144" w:type="dxa"/>
-            </w:tcMar>
-          </w:tcPr>
-          <w:p>
-            <w:pPr>
-              <w:bidi/>
-              <w:spacing w:after="60" w:line="240" w:lineRule="auto"/>
-              <w:jc w:val="right"/>
-              <w:rPr>
-                <w:sz w:val="18"/>
-                <w:szCs w:val="18"/>
-                <w:rtl/>
-              </w:rPr>
-            </w:pPr>
-            <w:r>
-              <w:rPr>
-                <w:rFonts w:ascii="Arial" w:hAnsi="Arial" w:cs="Arial" w:hint="cs"/>
-                <w:sz w:val="18"/>
-                <w:szCs w:val="18"/>
-                <w:rtl/>
-              </w:rPr>
-              <w:t xml:space="preserve">1. דף עבודה: בכל סעיף מצוירים מוטות עשרת ועיגולים בודדים (עשרת ו-4; עשרת ו-7; 2 עשרות).</w:t>
-            </w:r>
-          </w:p>
-          <w:p>
-            <w:pPr>
-              <w:bidi/>
-              <w:spacing w:after="60" w:line="240" w:lineRule="auto"/>
-              <w:jc w:val="right"/>
-              <w:rPr>
-                <w:sz w:val="18"/>
-                <w:szCs w:val="18"/>
-                <w:rtl/>
-              </w:rPr>
-            </w:pPr>
-            <w:r>
-              <w:rPr>
-                <w:rFonts w:ascii="Arial" w:hAnsi="Arial" w:cs="Arial" w:hint="cs"/>
-                <w:sz w:val="18"/>
-                <w:szCs w:val="18"/>
-                <w:rtl/>
-              </w:rPr>
-              <w:t xml:space="preserve">2. מודלינג בחשיבה בקול: "אני פורטת את המוט, מוחקת אותו ומציירת במקומו 10 עיגולים... עכשיו אני סופרת הכול".</w:t>
-            </w:r>
-          </w:p>
-          <w:p>
-            <w:pPr>
-              <w:bidi/>
-              <w:spacing w:after="60" w:line="240" w:lineRule="auto"/>
-              <w:jc w:val="right"/>
-              <w:rPr>
-                <w:sz w:val="18"/>
-                <w:szCs w:val="18"/>
-                <w:rtl/>
-              </w:rPr>
-            </w:pPr>
-            <w:r>
-              <w:rPr>
-                <w:rFonts w:ascii="Arial" w:hAnsi="Arial" w:cs="Arial" w:hint="cs"/>
-                <w:sz w:val="18"/>
-                <w:szCs w:val="18"/>
-                <w:rtl/>
-              </w:rPr>
-              <w:t xml:space="preserve">3. יובל פותר את הסעיפים הבאים בהדרגה, ורושם בטבלת עשרות-אחדות את המספר לפני הפריטה ואחריה, כדי לראות שהוא לא השתנה.</w:t>
-            </w:r>
-          </w:p>
-          <w:p>
-            <w:pPr>
-              <w:bidi/>
-              <w:spacing w:after="60" w:line="240" w:lineRule="auto"/>
-              <w:jc w:val="right"/>
-              <w:rPr>
-                <w:sz w:val="18"/>
-                <w:szCs w:val="18"/>
-                <w:rtl/>
-              </w:rPr>
-            </w:pPr>
-            <w:r>
-              <w:rPr>
-                <w:rFonts w:ascii="Arial" w:hAnsi="Arial" w:cs="Arial" w:hint="cs"/>
-                <w:sz w:val="18"/>
-                <w:szCs w:val="18"/>
-                <w:rtl/>
-              </w:rPr>
-              <w:t xml:space="preserve">4. שאלה מכוונת מוכנה מראש: "המספר השתנה או רק הציור?"</w:t>
-            </w:r>
-          </w:p>
-        </w:tc>
-        <w:tc>
-          <w:tcPr>
-            <w:tcW w:w="2098" w:type="dxa"/>
-            <w:tcBorders>
-              <w:top w:val="single" w:sz="8" w:space="0" w:color="FFFFFF"/>
-              <w:left w:val="single" w:sz="8" w:space="0" w:color="FFFFFF"/>
-              <w:bottom w:val="single" w:sz="8" w:space="0" w:color="FFFFFF"/>
-              <w:right w:val="single" w:sz="8" w:space="0" w:color="FFFFFF"/>
-            </w:tcBorders>
-            <w:shd w:val="clear" w:color="auto" w:fill="E4CCCC"/>
-            <w:tcMar>
-              <w:top w:w="72" w:type="dxa"/>
-              <w:left w:w="144" w:type="dxa"/>
-              <w:bottom w:w="72" w:type="dxa"/>
-              <w:right w:w="144" w:type="dxa"/>
-            </w:tcMar>
-          </w:tcPr>
-          <w:p>
-            <w:pPr>
-              <w:bidi/>
-              <w:spacing w:after="60" w:line="240" w:lineRule="auto"/>
-              <w:jc w:val="right"/>
-              <w:rPr>
-                <w:sz w:val="18"/>
-                <w:szCs w:val="18"/>
-                <w:rtl/>
-              </w:rPr>
-            </w:pPr>
-            <w:r>
-              <w:rPr>
-                <w:rFonts w:ascii="Arial" w:hAnsi="Arial" w:cs="Arial" w:hint="cs"/>
-                <w:sz w:val="18"/>
-                <w:szCs w:val="18"/>
-                <w:rtl/>
-              </w:rPr>
-              <w:t xml:space="preserve">התלמיד ייצג פריטה בציור ובטבלת ערך מקום, ללא אביזר מוחשי.</w:t>
-            </w:r>
-          </w:p>
-        </w:tc>
-        <w:tc>
-          <w:tcPr>
-            <w:tcW w:w="2098" w:type="dxa"/>
-            <w:tcBorders>
-              <w:top w:val="single" w:sz="8" w:space="0" w:color="FFFFFF"/>
-              <w:left w:val="single" w:sz="8" w:space="0" w:color="FFFFFF"/>
-              <w:bottom w:val="single" w:sz="8" w:space="0" w:color="FFFFFF"/>
-              <w:right w:val="single" w:sz="8" w:space="0" w:color="FFFFFF"/>
-            </w:tcBorders>
-            <w:shd w:val="clear" w:color="auto" w:fill="E4CCCC"/>
-            <w:tcMar>
-              <w:top w:w="72" w:type="dxa"/>
-              <w:left w:w="144" w:type="dxa"/>
-              <w:bottom w:w="72" w:type="dxa"/>
-              <w:right w:w="144" w:type="dxa"/>
-            </w:tcMar>
-          </w:tcPr>
-          <w:p>
-            <w:pPr>
-              <w:bidi/>
-              <w:spacing w:after="60" w:line="240" w:lineRule="auto"/>
-              <w:jc w:val="right"/>
-              <w:rPr>
-                <w:sz w:val="18"/>
-                <w:szCs w:val="18"/>
-                <w:rtl/>
-              </w:rPr>
-            </w:pPr>
-            <w:r>
-              <w:rPr>
-                <w:rFonts w:ascii="Arial" w:hAnsi="Arial" w:cs="Arial" w:hint="cs"/>
-                <w:b/>
-                <w:bCs/>
-                <w:sz w:val="18"/>
-                <w:szCs w:val="18"/>
-                <w:rtl/>
-              </w:rPr>
-              <w:t xml:space="preserve">גוף השיעור, שלב ג': דרג תמונתי (7 דק')</w:t>
-            </w:r>
-          </w:p>
-        </w:tc>
-      </w:tr>
-      <w:tr>
-        <w:trPr>
-          <w:trHeight w:val="484"/>
-          <w:cantSplit/>
-        </w:trPr>
-        <w:tc>
-          <w:tcPr>
-            <w:tcW w:w="2098" w:type="dxa"/>
-            <w:tcBorders>
-              <w:top w:val="single" w:sz="8" w:space="0" w:color="FFFFFF"/>
-              <w:left w:val="single" w:sz="8" w:space="0" w:color="FFFFFF"/>
-              <w:bottom w:val="single" w:sz="8" w:space="0" w:color="FFFFFF"/>
-              <w:right w:val="single" w:sz="8" w:space="0" w:color="FFFFFF"/>
-            </w:tcBorders>
-            <w:shd w:val="clear" w:color="auto" w:fill="F2E7E7"/>
-            <w:tcMar>
-              <w:top w:w="72" w:type="dxa"/>
-              <w:left w:w="144" w:type="dxa"/>
-              <w:bottom w:w="72" w:type="dxa"/>
-              <w:right w:w="144" w:type="dxa"/>
-            </w:tcMar>
-          </w:tcPr>
-          <w:p>
-            <w:pPr>
-              <w:bidi/>
-              <w:spacing w:after="60" w:line="240" w:lineRule="auto"/>
-              <w:jc w:val="right"/>
-              <w:rPr>
-                <w:sz w:val="18"/>
-                <w:szCs w:val="18"/>
-                <w:rtl/>
-              </w:rPr>
-            </w:pPr>
-            <w:r>
-              <w:rPr>
-                <w:rFonts w:ascii="Arial" w:hAnsi="Arial" w:cs="Arial" w:hint="cs"/>
-                <w:sz w:val="18"/>
-                <w:szCs w:val="18"/>
-                <w:rtl/>
-              </w:rPr>
-              <w:t xml:space="preserve">מדדי הצלחה: מטרות אופרטיביות 4, 5 ו-6, בהשוואה ישירה לסעיפי המיפוי. חזרת הטעות "25 = 5 אחדות" תטופל בבנייה מוחשית ותתועד.</w:t>
-            </w:r>
-          </w:p>
-        </w:tc>
-        <w:tc>
-          <w:tcPr>
-            <w:tcW w:w="2098" w:type="dxa"/>
-            <w:tcBorders>
-              <w:top w:val="single" w:sz="8" w:space="0" w:color="FFFFFF"/>
-              <w:left w:val="single" w:sz="8" w:space="0" w:color="FFFFFF"/>
-              <w:bottom w:val="single" w:sz="8" w:space="0" w:color="FFFFFF"/>
-              <w:right w:val="single" w:sz="8" w:space="0" w:color="FFFFFF"/>
-            </w:tcBorders>
-            <w:shd w:val="clear" w:color="auto" w:fill="F2E7E7"/>
-            <w:tcMar>
-              <w:top w:w="72" w:type="dxa"/>
-              <w:left w:w="144" w:type="dxa"/>
-              <w:bottom w:w="72" w:type="dxa"/>
-              <w:right w:w="144" w:type="dxa"/>
-            </w:tcMar>
-          </w:tcPr>
-          <w:p>
-            <w:pPr>
-              <w:bidi/>
-              <w:spacing w:after="60" w:line="240" w:lineRule="auto"/>
-              <w:jc w:val="right"/>
-              <w:rPr>
-                <w:sz w:val="18"/>
-                <w:szCs w:val="18"/>
-                <w:rtl/>
-              </w:rPr>
-            </w:pPr>
-            <w:r>
-              <w:rPr>
-                <w:rFonts w:ascii="Arial" w:hAnsi="Arial" w:cs="Arial" w:hint="cs"/>
-                <w:sz w:val="18"/>
-                <w:szCs w:val="18"/>
-                <w:rtl/>
-              </w:rPr>
-              <w:t xml:space="preserve">יתועד: מספר משפטי הפריטה הנכונים, התשובות לשאלות ההכלה שנכשלו במיפוי ("כמה אחדות מכיל 25?") ובדיקות עצמיות בבדידים.</w:t>
-            </w:r>
-          </w:p>
-        </w:tc>
-        <w:tc>
-          <w:tcPr>
-            <w:tcW w:w="2098" w:type="dxa"/>
-            <w:tcBorders>
-              <w:top w:val="single" w:sz="8" w:space="0" w:color="FFFFFF"/>
-              <w:left w:val="single" w:sz="8" w:space="0" w:color="FFFFFF"/>
-              <w:bottom w:val="single" w:sz="8" w:space="0" w:color="FFFFFF"/>
-              <w:right w:val="single" w:sz="8" w:space="0" w:color="FFFFFF"/>
-            </w:tcBorders>
-            <w:shd w:val="clear" w:color="auto" w:fill="F2E7E7"/>
-            <w:tcMar>
-              <w:top w:w="72" w:type="dxa"/>
-              <w:left w:w="144" w:type="dxa"/>
-              <w:bottom w:w="72" w:type="dxa"/>
-              <w:right w:w="144" w:type="dxa"/>
-            </w:tcMar>
-          </w:tcPr>
-          <w:p>
-            <w:pPr>
-              <w:bidi/>
-              <w:spacing w:after="60" w:line="240" w:lineRule="auto"/>
-              <w:jc w:val="right"/>
-              <w:rPr>
-                <w:sz w:val="18"/>
-                <w:szCs w:val="18"/>
-                <w:rtl/>
-              </w:rPr>
-            </w:pPr>
-            <w:r>
-              <w:rPr>
-                <w:rFonts w:ascii="Arial" w:hAnsi="Arial" w:cs="Arial" w:hint="cs"/>
-                <w:sz w:val="18"/>
-                <w:szCs w:val="18"/>
-                <w:rtl/>
-              </w:rPr>
-              <w:t xml:space="preserve">דף משפטי השלמה, בדידי דיינס זמינים על השולחן.</w:t>
-            </w:r>
-          </w:p>
-        </w:tc>
-        <w:tc>
-          <w:tcPr>
-            <w:tcW w:w="2098" w:type="dxa"/>
-            <w:tcBorders>
-              <w:top w:val="single" w:sz="8" w:space="0" w:color="FFFFFF"/>
-              <w:left w:val="single" w:sz="8" w:space="0" w:color="FFFFFF"/>
-              <w:bottom w:val="single" w:sz="8" w:space="0" w:color="FFFFFF"/>
-              <w:right w:val="single" w:sz="8" w:space="0" w:color="FFFFFF"/>
-            </w:tcBorders>
-            <w:shd w:val="clear" w:color="auto" w:fill="F2E7E7"/>
-            <w:tcMar>
-              <w:top w:w="72" w:type="dxa"/>
-              <w:left w:w="144" w:type="dxa"/>
-              <w:bottom w:w="72" w:type="dxa"/>
-              <w:right w:w="144" w:type="dxa"/>
-            </w:tcMar>
-          </w:tcPr>
-          <w:p>
-            <w:pPr>
-              <w:bidi/>
-              <w:spacing w:after="60" w:line="240" w:lineRule="auto"/>
-              <w:jc w:val="right"/>
-              <w:rPr>
-                <w:sz w:val="18"/>
-                <w:szCs w:val="18"/>
-                <w:rtl/>
-              </w:rPr>
-            </w:pPr>
-            <w:r>
-              <w:rPr>
-                <w:rFonts w:ascii="Arial" w:hAnsi="Arial" w:cs="Arial" w:hint="cs"/>
-                <w:sz w:val="18"/>
-                <w:szCs w:val="18"/>
-                <w:rtl/>
-              </w:rPr>
-              <w:t xml:space="preserve">דרג מופשט/סמלי. שאלות ההכלה ("כמה אחדות מכיל 25?") לקוחות ישירות מסעיפי האבחון שבהם נכשל, כך שההתקדמות נמדדת מול הממצא המקורי. השאלה ההפוכה שוזרת המרה ופריטה לחוק אחד דו-כיווני. הבדיקה העצמית ממשיכה לבסס את הרגל הבקרה שנרכש בשיעור הקודם.</w:t>
-            </w:r>
-          </w:p>
-        </w:tc>
-        <w:tc>
-          <w:tcPr>
-            <w:tcW w:w="2098" w:type="dxa"/>
-            <w:tcBorders>
-              <w:top w:val="single" w:sz="8" w:space="0" w:color="FFFFFF"/>
-              <w:left w:val="single" w:sz="8" w:space="0" w:color="FFFFFF"/>
-              <w:bottom w:val="single" w:sz="8" w:space="0" w:color="FFFFFF"/>
-              <w:right w:val="single" w:sz="8" w:space="0" w:color="FFFFFF"/>
-            </w:tcBorders>
-            <w:shd w:val="clear" w:color="auto" w:fill="F2E7E7"/>
-            <w:tcMar>
-              <w:top w:w="72" w:type="dxa"/>
-              <w:left w:w="144" w:type="dxa"/>
-              <w:bottom w:w="72" w:type="dxa"/>
-              <w:right w:w="144" w:type="dxa"/>
-            </w:tcMar>
-          </w:tcPr>
-          <w:p>
-            <w:pPr>
-              <w:bidi/>
-              <w:spacing w:after="60" w:line="240" w:lineRule="auto"/>
-              <w:jc w:val="right"/>
-              <w:rPr>
-                <w:sz w:val="18"/>
-                <w:szCs w:val="18"/>
-                <w:rtl/>
-              </w:rPr>
-            </w:pPr>
-            <w:r>
-              <w:rPr>
-                <w:rFonts w:ascii="Arial" w:hAnsi="Arial" w:cs="Arial" w:hint="cs"/>
-                <w:sz w:val="18"/>
-                <w:szCs w:val="18"/>
-                <w:rtl/>
-              </w:rPr>
-              <w:t xml:space="preserve">1. משפטי השלמה מדורגים: "עשרת אחת = __ אחדות"; "1 עשרת ו-3 אחדות = __ אחדות"; "כמה אחדות מכיל 14?"; "כמה אחדות ב-2 עשרות?"; "כמה אחדות מכיל 25?"</w:t>
-            </w:r>
-          </w:p>
-          <w:p>
-            <w:pPr>
-              <w:bidi/>
-              <w:spacing w:after="60" w:line="240" w:lineRule="auto"/>
-              <w:jc w:val="right"/>
-              <w:rPr>
-                <w:sz w:val="18"/>
-                <w:szCs w:val="18"/>
-                <w:rtl/>
-              </w:rPr>
-            </w:pPr>
-            <w:r>
-              <w:rPr>
-                <w:rFonts w:ascii="Arial" w:hAnsi="Arial" w:cs="Arial" w:hint="cs"/>
-                <w:sz w:val="18"/>
-                <w:szCs w:val="18"/>
-                <w:rtl/>
-              </w:rPr>
-              <w:t xml:space="preserve">2. שאלה הפוכה לחיבור שני הכיוונים: "13 אחדות = __ עשרת ו-__ אחדות".</w:t>
-            </w:r>
-          </w:p>
-          <w:p>
-            <w:pPr>
-              <w:bidi/>
-              <w:spacing w:after="60" w:line="240" w:lineRule="auto"/>
-              <w:jc w:val="right"/>
-              <w:rPr>
-                <w:sz w:val="18"/>
-                <w:szCs w:val="18"/>
-                <w:rtl/>
-              </w:rPr>
-            </w:pPr>
-            <w:r>
-              <w:rPr>
-                <w:rFonts w:ascii="Arial" w:hAnsi="Arial" w:cs="Arial" w:hint="cs"/>
-                <w:sz w:val="18"/>
-                <w:szCs w:val="18"/>
-                <w:rtl/>
-              </w:rPr>
-              <w:t xml:space="preserve">3. אחרי כל תשובה: "רוצה לבדוק עם הבדידים?" הבדיקה זמינה אך לא כפויה.</w:t>
-            </w:r>
-          </w:p>
-        </w:tc>
-        <w:tc>
-          <w:tcPr>
-            <w:tcW w:w="2098" w:type="dxa"/>
-            <w:tcBorders>
-              <w:top w:val="single" w:sz="8" w:space="0" w:color="FFFFFF"/>
-              <w:left w:val="single" w:sz="8" w:space="0" w:color="FFFFFF"/>
-              <w:bottom w:val="single" w:sz="8" w:space="0" w:color="FFFFFF"/>
-              <w:right w:val="single" w:sz="8" w:space="0" w:color="FFFFFF"/>
-            </w:tcBorders>
-            <w:shd w:val="clear" w:color="auto" w:fill="F2E7E7"/>
-            <w:tcMar>
-              <w:top w:w="72" w:type="dxa"/>
-              <w:left w:w="144" w:type="dxa"/>
-              <w:bottom w:w="72" w:type="dxa"/>
-              <w:right w:w="144" w:type="dxa"/>
-            </w:tcMar>
-          </w:tcPr>
-          <w:p>
-            <w:pPr>
-              <w:bidi/>
-              <w:spacing w:after="60" w:line="240" w:lineRule="auto"/>
-              <w:jc w:val="right"/>
-              <w:rPr>
-                <w:sz w:val="18"/>
-                <w:szCs w:val="18"/>
-                <w:rtl/>
-              </w:rPr>
-            </w:pPr>
-            <w:r>
-              <w:rPr>
-                <w:rFonts w:ascii="Arial" w:hAnsi="Arial" w:cs="Arial" w:hint="cs"/>
-                <w:sz w:val="18"/>
-                <w:szCs w:val="18"/>
-                <w:rtl/>
-              </w:rPr>
-              <w:t xml:space="preserve">התלמיד ישלים בכתב משפטי פריטה והכלה ויבדוק את תשובותיו בעצמו.</w:t>
-            </w:r>
-          </w:p>
-        </w:tc>
-        <w:tc>
-          <w:tcPr>
-            <w:tcW w:w="2098" w:type="dxa"/>
-            <w:tcBorders>
-              <w:top w:val="single" w:sz="8" w:space="0" w:color="FFFFFF"/>
-              <w:left w:val="single" w:sz="8" w:space="0" w:color="FFFFFF"/>
-              <w:bottom w:val="single" w:sz="8" w:space="0" w:color="FFFFFF"/>
-              <w:right w:val="single" w:sz="8" w:space="0" w:color="FFFFFF"/>
-            </w:tcBorders>
-            <w:shd w:val="clear" w:color="auto" w:fill="F2E7E7"/>
-            <w:tcMar>
-              <w:top w:w="72" w:type="dxa"/>
-              <w:left w:w="144" w:type="dxa"/>
-              <w:bottom w:w="72" w:type="dxa"/>
-              <w:right w:w="144" w:type="dxa"/>
-            </w:tcMar>
-          </w:tcPr>
-          <w:p>
-            <w:pPr>
-              <w:bidi/>
-              <w:spacing w:after="60" w:line="240" w:lineRule="auto"/>
-              <w:jc w:val="right"/>
-              <w:rPr>
-                <w:sz w:val="18"/>
-                <w:szCs w:val="18"/>
-                <w:rtl/>
-              </w:rPr>
-            </w:pPr>
-            <w:r>
-              <w:rPr>
-                <w:rFonts w:ascii="Arial" w:hAnsi="Arial" w:cs="Arial" w:hint="cs"/>
-                <w:b/>
-                <w:bCs/>
-                <w:sz w:val="18"/>
-                <w:szCs w:val="18"/>
-                <w:rtl/>
-              </w:rPr>
-              <w:t xml:space="preserve">גוף השיעור, שלב ד': דרג סמלי (8 דק')</w:t>
-            </w:r>
-          </w:p>
-        </w:tc>
-      </w:tr>
-      <w:tr>
-        <w:trPr>
-          <w:trHeight w:val="484"/>
-          <w:cantSplit/>
-        </w:trPr>
-        <w:tc>
-          <w:tcPr>
-            <w:tcW w:w="2098" w:type="dxa"/>
-            <w:tcBorders>
-              <w:top w:val="single" w:sz="8" w:space="0" w:color="FFFFFF"/>
-              <w:left w:val="single" w:sz="8" w:space="0" w:color="FFFFFF"/>
-              <w:bottom w:val="single" w:sz="8" w:space="0" w:color="FFFFFF"/>
-              <w:right w:val="single" w:sz="8" w:space="0" w:color="FFFFFF"/>
-            </w:tcBorders>
-            <w:shd w:val="clear" w:color="auto" w:fill="E4CCCC"/>
-            <w:tcMar>
-              <w:top w:w="72" w:type="dxa"/>
-              <w:left w:w="144" w:type="dxa"/>
-              <w:bottom w:w="72" w:type="dxa"/>
-              <w:right w:w="144" w:type="dxa"/>
-            </w:tcMar>
-          </w:tcPr>
-          <w:p>
-            <w:pPr>
-              <w:bidi/>
-              <w:spacing w:after="60" w:line="240" w:lineRule="auto"/>
-              <w:jc w:val="right"/>
-              <w:rPr>
-                <w:sz w:val="18"/>
-                <w:szCs w:val="18"/>
-                <w:rtl/>
-              </w:rPr>
-            </w:pPr>
-            <w:r>
-              <w:rPr>
-                <w:rFonts w:ascii="Arial" w:hAnsi="Arial" w:cs="Arial" w:hint="cs"/>
-                <w:sz w:val="18"/>
-                <w:szCs w:val="18"/>
-                <w:rtl/>
-              </w:rPr>
-              <w:t xml:space="preserve">מדד הצלחה: בחירת פעולה נכונה לפי הקלף. בלבול כיוון צפוי בשלב זה; קריאת המשימה בקול תיקבע כשגרה.</w:t>
-            </w:r>
-          </w:p>
-        </w:tc>
-        <w:tc>
-          <w:tcPr>
-            <w:tcW w:w="2098" w:type="dxa"/>
-            <w:tcBorders>
-              <w:top w:val="single" w:sz="8" w:space="0" w:color="FFFFFF"/>
-              <w:left w:val="single" w:sz="8" w:space="0" w:color="FFFFFF"/>
-              <w:bottom w:val="single" w:sz="8" w:space="0" w:color="FFFFFF"/>
-              <w:right w:val="single" w:sz="8" w:space="0" w:color="FFFFFF"/>
-            </w:tcBorders>
-            <w:shd w:val="clear" w:color="auto" w:fill="E4CCCC"/>
-            <w:tcMar>
-              <w:top w:w="72" w:type="dxa"/>
-              <w:left w:w="144" w:type="dxa"/>
-              <w:bottom w:w="72" w:type="dxa"/>
-              <w:right w:w="144" w:type="dxa"/>
-            </w:tcMar>
-          </w:tcPr>
-          <w:p>
-            <w:pPr>
-              <w:bidi/>
-              <w:spacing w:after="60" w:line="240" w:lineRule="auto"/>
-              <w:jc w:val="right"/>
-              <w:rPr>
-                <w:sz w:val="18"/>
-                <w:szCs w:val="18"/>
-                <w:rtl/>
-              </w:rPr>
-            </w:pPr>
-            <w:r>
-              <w:rPr>
-                <w:rFonts w:ascii="Arial" w:hAnsi="Arial" w:cs="Arial" w:hint="cs"/>
-                <w:sz w:val="18"/>
-                <w:szCs w:val="18"/>
-                <w:rtl/>
-              </w:rPr>
-              <w:t xml:space="preserve">יתועד: ביצוע משימות הקלפים בשני הכיוונים, ובלבולי כיוון אם יופיעו.</w:t>
-            </w:r>
-          </w:p>
-        </w:tc>
-        <w:tc>
-          <w:tcPr>
-            <w:tcW w:w="2098" w:type="dxa"/>
-            <w:tcBorders>
-              <w:top w:val="single" w:sz="8" w:space="0" w:color="FFFFFF"/>
-              <w:left w:val="single" w:sz="8" w:space="0" w:color="FFFFFF"/>
-              <w:bottom w:val="single" w:sz="8" w:space="0" w:color="FFFFFF"/>
-              <w:right w:val="single" w:sz="8" w:space="0" w:color="FFFFFF"/>
-            </w:tcBorders>
-            <w:shd w:val="clear" w:color="auto" w:fill="E4CCCC"/>
-            <w:tcMar>
-              <w:top w:w="72" w:type="dxa"/>
-              <w:left w:w="144" w:type="dxa"/>
-              <w:bottom w:w="72" w:type="dxa"/>
-              <w:right w:w="144" w:type="dxa"/>
-            </w:tcMar>
-          </w:tcPr>
-          <w:p>
-            <w:pPr>
-              <w:bidi/>
-              <w:spacing w:after="60" w:line="240" w:lineRule="auto"/>
-              <w:jc w:val="right"/>
-              <w:rPr>
-                <w:sz w:val="18"/>
-                <w:szCs w:val="18"/>
-                <w:rtl/>
-              </w:rPr>
-            </w:pPr>
-            <w:r>
-              <w:rPr>
-                <w:rFonts w:ascii="Arial" w:hAnsi="Arial" w:cs="Arial" w:hint="cs"/>
-                <w:sz w:val="18"/>
-                <w:szCs w:val="18"/>
-                <w:rtl/>
-              </w:rPr>
-              <w:t xml:space="preserve">חפיסת קלפי "החלפות מהירות", בדידי דיינס.</w:t>
-            </w:r>
-          </w:p>
-        </w:tc>
-        <w:tc>
-          <w:tcPr>
-            <w:tcW w:w="2098" w:type="dxa"/>
-            <w:tcBorders>
-              <w:top w:val="single" w:sz="8" w:space="0" w:color="FFFFFF"/>
-              <w:left w:val="single" w:sz="8" w:space="0" w:color="FFFFFF"/>
-              <w:bottom w:val="single" w:sz="8" w:space="0" w:color="FFFFFF"/>
-              <w:right w:val="single" w:sz="8" w:space="0" w:color="FFFFFF"/>
-            </w:tcBorders>
-            <w:shd w:val="clear" w:color="auto" w:fill="E4CCCC"/>
-            <w:tcMar>
-              <w:top w:w="72" w:type="dxa"/>
-              <w:left w:w="144" w:type="dxa"/>
-              <w:bottom w:w="72" w:type="dxa"/>
-              <w:right w:w="144" w:type="dxa"/>
-            </w:tcMar>
-          </w:tcPr>
-          <w:p>
-            <w:pPr>
-              <w:bidi/>
-              <w:spacing w:after="60" w:line="240" w:lineRule="auto"/>
-              <w:jc w:val="right"/>
-              <w:rPr>
-                <w:sz w:val="18"/>
-                <w:szCs w:val="18"/>
-                <w:rtl/>
-              </w:rPr>
-            </w:pPr>
-            <w:r>
-              <w:rPr>
-                <w:rFonts w:ascii="Arial" w:hAnsi="Arial" w:cs="Arial" w:hint="cs"/>
-                <w:sz w:val="18"/>
-                <w:szCs w:val="18"/>
-                <w:rtl/>
-              </w:rPr>
-              <w:t xml:space="preserve">הערבוב המכוון של שני הכיוונים באותו משחק מונע למידה מכנית של "היום פורטים", ומאלץ בחירת פעולה לפי המצב, המיומנות שתידרש בחיבור ובחיסור עם המרה. תיקון טעות המורה ממשיך את מסורת "תפוס את טעות המורה" שהוכיחה את עצמה רגשית בשיעור הקודם.</w:t>
-            </w:r>
-          </w:p>
-        </w:tc>
-        <w:tc>
-          <w:tcPr>
-            <w:tcW w:w="2098" w:type="dxa"/>
-            <w:tcBorders>
-              <w:top w:val="single" w:sz="8" w:space="0" w:color="FFFFFF"/>
-              <w:left w:val="single" w:sz="8" w:space="0" w:color="FFFFFF"/>
-              <w:bottom w:val="single" w:sz="8" w:space="0" w:color="FFFFFF"/>
-              <w:right w:val="single" w:sz="8" w:space="0" w:color="FFFFFF"/>
-            </w:tcBorders>
-            <w:shd w:val="clear" w:color="auto" w:fill="E4CCCC"/>
-            <w:tcMar>
-              <w:top w:w="72" w:type="dxa"/>
-              <w:left w:w="144" w:type="dxa"/>
-              <w:bottom w:w="72" w:type="dxa"/>
-              <w:right w:w="144" w:type="dxa"/>
-            </w:tcMar>
-          </w:tcPr>
-          <w:p>
-            <w:pPr>
-              <w:bidi/>
-              <w:spacing w:after="60" w:line="240" w:lineRule="auto"/>
-              <w:jc w:val="right"/>
-              <w:rPr>
-                <w:sz w:val="18"/>
-                <w:szCs w:val="18"/>
-                <w:rtl/>
-              </w:rPr>
-            </w:pPr>
-            <w:r>
-              <w:rPr>
-                <w:rFonts w:ascii="Arial" w:hAnsi="Arial" w:cs="Arial" w:hint="cs"/>
-                <w:sz w:val="18"/>
-                <w:szCs w:val="18"/>
-                <w:rtl/>
-              </w:rPr>
-              <w:t xml:space="preserve">1. חפיסת קלפים דו-כיוונית: על כל קלף משימה קצרה, "פרוט עשרת", "ארוז 10 בודדות", "כמה אחדות ב-14?"</w:t>
-            </w:r>
-          </w:p>
-          <w:p>
-            <w:pPr>
-              <w:bidi/>
-              <w:spacing w:after="60" w:line="240" w:lineRule="auto"/>
-              <w:jc w:val="right"/>
-              <w:rPr>
-                <w:sz w:val="18"/>
-                <w:szCs w:val="18"/>
-                <w:rtl/>
-              </w:rPr>
-            </w:pPr>
-            <w:r>
-              <w:rPr>
-                <w:rFonts w:ascii="Arial" w:hAnsi="Arial" w:cs="Arial" w:hint="cs"/>
-                <w:sz w:val="18"/>
-                <w:szCs w:val="18"/>
-                <w:rtl/>
-              </w:rPr>
-              <w:t xml:space="preserve">2. כל שחקן בתורו שולף קלף, מבצע עם הבדידים או עונה בעל-פה, ומנמק בקול.</w:t>
-            </w:r>
-          </w:p>
-          <w:p>
-            <w:pPr>
-              <w:bidi/>
-              <w:spacing w:after="60" w:line="240" w:lineRule="auto"/>
-              <w:jc w:val="right"/>
-              <w:rPr>
-                <w:sz w:val="18"/>
-                <w:szCs w:val="18"/>
-                <w:rtl/>
-              </w:rPr>
-            </w:pPr>
-            <w:r>
-              <w:rPr>
-                <w:rFonts w:ascii="Arial" w:hAnsi="Arial" w:cs="Arial" w:hint="cs"/>
-                <w:sz w:val="18"/>
-                <w:szCs w:val="18"/>
-                <w:rtl/>
-              </w:rPr>
-              <w:t xml:space="preserve">3. המורה טועה בכוונה פעם אחת בכיוון הפעולה (פורטת כשצריך לארוז) ויובל מתקן.</w:t>
-            </w:r>
-          </w:p>
-        </w:tc>
-        <w:tc>
-          <w:tcPr>
-            <w:tcW w:w="2098" w:type="dxa"/>
-            <w:tcBorders>
-              <w:top w:val="single" w:sz="8" w:space="0" w:color="FFFFFF"/>
-              <w:left w:val="single" w:sz="8" w:space="0" w:color="FFFFFF"/>
-              <w:bottom w:val="single" w:sz="8" w:space="0" w:color="FFFFFF"/>
-              <w:right w:val="single" w:sz="8" w:space="0" w:color="FFFFFF"/>
-            </w:tcBorders>
-            <w:shd w:val="clear" w:color="auto" w:fill="E4CCCC"/>
-            <w:tcMar>
-              <w:top w:w="72" w:type="dxa"/>
-              <w:left w:w="144" w:type="dxa"/>
-              <w:bottom w:w="72" w:type="dxa"/>
-              <w:right w:w="144" w:type="dxa"/>
-            </w:tcMar>
-          </w:tcPr>
-          <w:p>
-            <w:pPr>
-              <w:bidi/>
-              <w:spacing w:after="60" w:line="240" w:lineRule="auto"/>
-              <w:jc w:val="right"/>
-              <w:rPr>
-                <w:sz w:val="18"/>
-                <w:szCs w:val="18"/>
-                <w:rtl/>
-              </w:rPr>
-            </w:pPr>
-            <w:r>
-              <w:rPr>
-                <w:rFonts w:ascii="Arial" w:hAnsi="Arial" w:cs="Arial" w:hint="cs"/>
-                <w:sz w:val="18"/>
-                <w:szCs w:val="18"/>
-                <w:rtl/>
-              </w:rPr>
-              <w:t xml:space="preserve">התלמיד יתרגל המרה ופריטה לסירוגין בהנעה גבוהה.</w:t>
-            </w:r>
-          </w:p>
-        </w:tc>
-        <w:tc>
-          <w:tcPr>
-            <w:tcW w:w="2098" w:type="dxa"/>
-            <w:tcBorders>
-              <w:top w:val="single" w:sz="8" w:space="0" w:color="FFFFFF"/>
-              <w:left w:val="single" w:sz="8" w:space="0" w:color="FFFFFF"/>
-              <w:bottom w:val="single" w:sz="8" w:space="0" w:color="FFFFFF"/>
-              <w:right w:val="single" w:sz="8" w:space="0" w:color="FFFFFF"/>
-            </w:tcBorders>
-            <w:shd w:val="clear" w:color="auto" w:fill="E4CCCC"/>
-            <w:tcMar>
-              <w:top w:w="72" w:type="dxa"/>
-              <w:left w:w="144" w:type="dxa"/>
-              <w:bottom w:w="72" w:type="dxa"/>
-              <w:right w:w="144" w:type="dxa"/>
-            </w:tcMar>
-          </w:tcPr>
-          <w:p>
-            <w:pPr>
-              <w:bidi/>
-              <w:spacing w:after="60" w:line="240" w:lineRule="auto"/>
-              <w:jc w:val="right"/>
-              <w:rPr>
-                <w:sz w:val="18"/>
-                <w:szCs w:val="18"/>
-                <w:rtl/>
-              </w:rPr>
-            </w:pPr>
-            <w:r>
-              <w:rPr>
-                <w:rFonts w:ascii="Arial" w:hAnsi="Arial" w:cs="Arial" w:hint="cs"/>
-                <w:b/>
-                <w:bCs/>
-                <w:sz w:val="18"/>
-                <w:szCs w:val="18"/>
-                <w:rtl/>
-              </w:rPr>
-              <w:t xml:space="preserve">תרגול משחקי: "החלפות מהירות" (4 דק')</w:t>
-            </w:r>
-          </w:p>
-        </w:tc>
-      </w:tr>
-      <w:tr>
-        <w:trPr>
-          <w:trHeight w:val="484"/>
-          <w:cantSplit/>
-        </w:trPr>
-        <w:tc>
-          <w:tcPr>
-            <w:tcW w:w="2098" w:type="dxa"/>
-            <w:tcBorders>
-              <w:top w:val="single" w:sz="8" w:space="0" w:color="FFFFFF"/>
-              <w:left w:val="single" w:sz="8" w:space="0" w:color="FFFFFF"/>
-              <w:bottom w:val="single" w:sz="8" w:space="0" w:color="FFFFFF"/>
-              <w:right w:val="single" w:sz="8" w:space="0" w:color="FFFFFF"/>
-            </w:tcBorders>
-            <w:shd w:val="clear" w:color="auto" w:fill="F2E7E7"/>
-            <w:tcMar>
-              <w:top w:w="72" w:type="dxa"/>
-              <w:left w:w="144" w:type="dxa"/>
-              <w:bottom w:w="72" w:type="dxa"/>
-              <w:right w:w="144" w:type="dxa"/>
-            </w:tcMar>
-          </w:tcPr>
-          <w:p>
-            <w:pPr>
-              <w:bidi/>
-              <w:spacing w:after="60" w:line="240" w:lineRule="auto"/>
-              <w:jc w:val="right"/>
-              <w:rPr>
-                <w:sz w:val="18"/>
-                <w:szCs w:val="18"/>
-                <w:rtl/>
-              </w:rPr>
-            </w:pPr>
-            <w:r>
-              <w:rPr>
-                <w:rFonts w:ascii="Arial" w:hAnsi="Arial" w:cs="Arial" w:hint="cs"/>
-                <w:sz w:val="18"/>
-                <w:szCs w:val="18"/>
-                <w:rtl/>
-              </w:rPr>
-              <w:t xml:space="preserve">מדד הצלחה: מטרה אופרטיבית 7. תשובת יובל לשאלת הגירוי תעיד על מוכנותו לשבירת העשרת בשיעורים 4 ו-5.</w:t>
-            </w:r>
-          </w:p>
-        </w:tc>
-        <w:tc>
-          <w:tcPr>
-            <w:tcW w:w="2098" w:type="dxa"/>
-            <w:tcBorders>
-              <w:top w:val="single" w:sz="8" w:space="0" w:color="FFFFFF"/>
-              <w:left w:val="single" w:sz="8" w:space="0" w:color="FFFFFF"/>
-              <w:bottom w:val="single" w:sz="8" w:space="0" w:color="FFFFFF"/>
-              <w:right w:val="single" w:sz="8" w:space="0" w:color="FFFFFF"/>
-            </w:tcBorders>
-            <w:shd w:val="clear" w:color="auto" w:fill="F2E7E7"/>
-            <w:tcMar>
-              <w:top w:w="72" w:type="dxa"/>
-              <w:left w:w="144" w:type="dxa"/>
-              <w:bottom w:w="72" w:type="dxa"/>
-              <w:right w:w="144" w:type="dxa"/>
-            </w:tcMar>
-          </w:tcPr>
-          <w:p>
-            <w:pPr>
-              <w:bidi/>
-              <w:spacing w:after="60" w:line="240" w:lineRule="auto"/>
-              <w:jc w:val="right"/>
-              <w:rPr>
-                <w:sz w:val="18"/>
-                <w:szCs w:val="18"/>
-                <w:rtl/>
-              </w:rPr>
-            </w:pPr>
-            <w:r>
-              <w:rPr>
-                <w:rFonts w:ascii="Arial" w:hAnsi="Arial" w:cs="Arial" w:hint="cs"/>
-                <w:sz w:val="18"/>
-                <w:szCs w:val="18"/>
-                <w:rtl/>
-              </w:rPr>
-              <w:t xml:space="preserve">יתועד: ניסוח החוק הדו-כיווני במילותיו של יובל ושדרוג הכרטיס בחץ השני.</w:t>
-            </w:r>
-          </w:p>
-        </w:tc>
-        <w:tc>
-          <w:tcPr>
-            <w:tcW w:w="2098" w:type="dxa"/>
-            <w:tcBorders>
-              <w:top w:val="single" w:sz="8" w:space="0" w:color="FFFFFF"/>
-              <w:left w:val="single" w:sz="8" w:space="0" w:color="FFFFFF"/>
-              <w:bottom w:val="single" w:sz="8" w:space="0" w:color="FFFFFF"/>
-              <w:right w:val="single" w:sz="8" w:space="0" w:color="FFFFFF"/>
-            </w:tcBorders>
-            <w:shd w:val="clear" w:color="auto" w:fill="F2E7E7"/>
-            <w:tcMar>
-              <w:top w:w="72" w:type="dxa"/>
-              <w:left w:w="144" w:type="dxa"/>
-              <w:bottom w:w="72" w:type="dxa"/>
-              <w:right w:w="144" w:type="dxa"/>
-            </w:tcMar>
-          </w:tcPr>
-          <w:p>
-            <w:pPr>
-              <w:bidi/>
-              <w:spacing w:after="60" w:line="240" w:lineRule="auto"/>
-              <w:jc w:val="right"/>
-              <w:rPr>
-                <w:sz w:val="18"/>
-                <w:szCs w:val="18"/>
-                <w:rtl/>
-              </w:rPr>
-            </w:pPr>
-            <w:r>
-              <w:rPr>
-                <w:rFonts w:ascii="Arial" w:hAnsi="Arial" w:cs="Arial" w:hint="cs"/>
-                <w:sz w:val="18"/>
-                <w:szCs w:val="18"/>
-                <w:rtl/>
-              </w:rPr>
-              <w:t xml:space="preserve">כרטיס "חוק ההחלפה", טבלה מצטברת, מדבקות, טושים, דף משימת בית.</w:t>
-            </w:r>
-          </w:p>
-        </w:tc>
-        <w:tc>
-          <w:tcPr>
-            <w:tcW w:w="2098" w:type="dxa"/>
-            <w:tcBorders>
-              <w:top w:val="single" w:sz="8" w:space="0" w:color="FFFFFF"/>
-              <w:left w:val="single" w:sz="8" w:space="0" w:color="FFFFFF"/>
-              <w:bottom w:val="single" w:sz="8" w:space="0" w:color="FFFFFF"/>
-              <w:right w:val="single" w:sz="8" w:space="0" w:color="FFFFFF"/>
-            </w:tcBorders>
-            <w:shd w:val="clear" w:color="auto" w:fill="F2E7E7"/>
-            <w:tcMar>
-              <w:top w:w="72" w:type="dxa"/>
-              <w:left w:w="144" w:type="dxa"/>
-              <w:bottom w:w="72" w:type="dxa"/>
-              <w:right w:w="144" w:type="dxa"/>
-            </w:tcMar>
-          </w:tcPr>
-          <w:p>
-            <w:pPr>
-              <w:bidi/>
-              <w:spacing w:after="60" w:line="240" w:lineRule="auto"/>
-              <w:jc w:val="right"/>
-              <w:rPr>
-                <w:sz w:val="18"/>
-                <w:szCs w:val="18"/>
-                <w:rtl/>
-              </w:rPr>
-            </w:pPr>
-            <w:r>
-              <w:rPr>
-                <w:rFonts w:ascii="Arial" w:hAnsi="Arial" w:cs="Arial" w:hint="cs"/>
-                <w:sz w:val="18"/>
-                <w:szCs w:val="18"/>
-                <w:rtl/>
-              </w:rPr>
-              <w:t xml:space="preserve">שדרוג הכרטיס הקיים, במקום כרטיס חדש, בונה אצל התלמיד תפיסה של ידע אחד שמתרחב ולא של כללים נפרדים. שאלת הגירוי מקשרת ישירות לשבירת העשרת, נושא שיעורים 4 ו-5. משימת הבילוש ממשיכה את ההעברה לסביבה הביתית שהצליחה בשיעור הקודם.</w:t>
-            </w:r>
-          </w:p>
-        </w:tc>
-        <w:tc>
-          <w:tcPr>
-            <w:tcW w:w="2098" w:type="dxa"/>
-            <w:tcBorders>
-              <w:top w:val="single" w:sz="8" w:space="0" w:color="FFFFFF"/>
-              <w:left w:val="single" w:sz="8" w:space="0" w:color="FFFFFF"/>
-              <w:bottom w:val="single" w:sz="8" w:space="0" w:color="FFFFFF"/>
-              <w:right w:val="single" w:sz="8" w:space="0" w:color="FFFFFF"/>
-            </w:tcBorders>
-            <w:shd w:val="clear" w:color="auto" w:fill="F2E7E7"/>
-            <w:tcMar>
-              <w:top w:w="72" w:type="dxa"/>
-              <w:left w:w="144" w:type="dxa"/>
-              <w:bottom w:w="72" w:type="dxa"/>
-              <w:right w:w="144" w:type="dxa"/>
-            </w:tcMar>
-          </w:tcPr>
-          <w:p>
-            <w:pPr>
-              <w:bidi/>
-              <w:spacing w:after="60" w:line="240" w:lineRule="auto"/>
-              <w:jc w:val="right"/>
-              <w:rPr>
-                <w:sz w:val="18"/>
-                <w:szCs w:val="18"/>
-                <w:rtl/>
-              </w:rPr>
-            </w:pPr>
-            <w:r>
-              <w:rPr>
-                <w:rFonts w:ascii="Arial" w:hAnsi="Arial" w:cs="Arial" w:hint="cs"/>
-                <w:sz w:val="18"/>
-                <w:szCs w:val="18"/>
-                <w:rtl/>
-              </w:rPr>
-              <w:t xml:space="preserve">1. "מה גילינו היום על הסוד?" יובל מנסח, ויחד משדרגים את כרטיס "חוק ההחלפה": מוסיפים חץ שני, כך שהחוק נקרא בשני הכיוונים.</w:t>
-            </w:r>
-          </w:p>
-          <w:p>
-            <w:pPr>
-              <w:bidi/>
-              <w:spacing w:after="60" w:line="240" w:lineRule="auto"/>
-              <w:jc w:val="right"/>
-              <w:rPr>
-                <w:sz w:val="18"/>
-                <w:szCs w:val="18"/>
-                <w:rtl/>
-              </w:rPr>
-            </w:pPr>
-            <w:r>
-              <w:rPr>
-                <w:rFonts w:ascii="Arial" w:hAnsi="Arial" w:cs="Arial" w:hint="cs"/>
-                <w:sz w:val="18"/>
-                <w:szCs w:val="18"/>
-                <w:rtl/>
-              </w:rPr>
-              <w:t xml:space="preserve">2. סימון בטבלה המצטברת: צביעת משבצת "פריטה: עשרת = 10 אחדות" ומדבקה.</w:t>
-            </w:r>
-          </w:p>
-          <w:p>
-            <w:pPr>
-              <w:bidi/>
-              <w:spacing w:after="60" w:line="240" w:lineRule="auto"/>
-              <w:jc w:val="right"/>
-              <w:rPr>
-                <w:sz w:val="18"/>
-                <w:szCs w:val="18"/>
-                <w:rtl/>
-              </w:rPr>
-            </w:pPr>
-            <w:r>
-              <w:rPr>
-                <w:rFonts w:ascii="Arial" w:hAnsi="Arial" w:cs="Arial" w:hint="cs"/>
-                <w:sz w:val="18"/>
-                <w:szCs w:val="18"/>
-                <w:rtl/>
-              </w:rPr>
-              <w:t xml:space="preserve">3. שאלת גירוי לשיעור הבא: "מה נעשה כשנחבר 8 ועוד 5 ויהיו לנו יותר מעשר בודדות?"</w:t>
-            </w:r>
-          </w:p>
-          <w:p>
-            <w:pPr>
-              <w:bidi/>
-              <w:spacing w:after="60" w:line="240" w:lineRule="auto"/>
-              <w:jc w:val="right"/>
-              <w:rPr>
-                <w:sz w:val="18"/>
-                <w:szCs w:val="18"/>
-                <w:rtl/>
-              </w:rPr>
-            </w:pPr>
-            <w:r>
-              <w:rPr>
-                <w:rFonts w:ascii="Arial" w:hAnsi="Arial" w:cs="Arial" w:hint="cs"/>
-                <w:sz w:val="18"/>
-                <w:szCs w:val="18"/>
-                <w:rtl/>
-              </w:rPr>
-              <w:t xml:space="preserve">4. משימת בית: שלושה משפטי פריטה, ומשימת בילוש, "מצא בבית משהו שפורטים" (חפיסת שוקולד, קרטון ביצים).</w:t>
-            </w:r>
-          </w:p>
-        </w:tc>
-        <w:tc>
-          <w:tcPr>
-            <w:tcW w:w="2098" w:type="dxa"/>
-            <w:tcBorders>
-              <w:top w:val="single" w:sz="8" w:space="0" w:color="FFFFFF"/>
-              <w:left w:val="single" w:sz="8" w:space="0" w:color="FFFFFF"/>
-              <w:bottom w:val="single" w:sz="8" w:space="0" w:color="FFFFFF"/>
-              <w:right w:val="single" w:sz="8" w:space="0" w:color="FFFFFF"/>
-            </w:tcBorders>
-            <w:shd w:val="clear" w:color="auto" w:fill="F2E7E7"/>
-            <w:tcMar>
-              <w:top w:w="72" w:type="dxa"/>
-              <w:left w:w="144" w:type="dxa"/>
-              <w:bottom w:w="72" w:type="dxa"/>
-              <w:right w:w="144" w:type="dxa"/>
-            </w:tcMar>
-          </w:tcPr>
-          <w:p>
-            <w:pPr>
-              <w:bidi/>
-              <w:spacing w:after="60" w:line="240" w:lineRule="auto"/>
-              <w:jc w:val="right"/>
-              <w:rPr>
-                <w:sz w:val="18"/>
-                <w:szCs w:val="18"/>
-                <w:rtl/>
-              </w:rPr>
-            </w:pPr>
-            <w:r>
-              <w:rPr>
-                <w:rFonts w:ascii="Arial" w:hAnsi="Arial" w:cs="Arial" w:hint="cs"/>
-                <w:sz w:val="18"/>
-                <w:szCs w:val="18"/>
-                <w:rtl/>
-              </w:rPr>
-              <w:t xml:space="preserve">הפנמה מילולית של החוק הדו-כיווני, תיעוד הלמידה והכנת הרצף לחיבור עם המרה.</w:t>
-            </w:r>
-          </w:p>
-        </w:tc>
-        <w:tc>
-          <w:tcPr>
-            <w:tcW w:w="2098" w:type="dxa"/>
-            <w:tcBorders>
-              <w:top w:val="single" w:sz="8" w:space="0" w:color="FFFFFF"/>
-              <w:left w:val="single" w:sz="8" w:space="0" w:color="FFFFFF"/>
-              <w:bottom w:val="single" w:sz="8" w:space="0" w:color="FFFFFF"/>
-              <w:right w:val="single" w:sz="8" w:space="0" w:color="FFFFFF"/>
-            </w:tcBorders>
-            <w:shd w:val="clear" w:color="auto" w:fill="F2E7E7"/>
-            <w:tcMar>
-              <w:top w:w="72" w:type="dxa"/>
-              <w:left w:w="144" w:type="dxa"/>
-              <w:bottom w:w="72" w:type="dxa"/>
-              <w:right w:w="144" w:type="dxa"/>
-            </w:tcMar>
-          </w:tcPr>
-          <w:p>
-            <w:pPr>
-              <w:bidi/>
-              <w:spacing w:after="60" w:line="240" w:lineRule="auto"/>
-              <w:jc w:val="right"/>
-              <w:rPr>
-                <w:sz w:val="18"/>
-                <w:szCs w:val="18"/>
-                <w:rtl/>
-              </w:rPr>
-            </w:pPr>
-            <w:r>
-              <w:rPr>
-                <w:rFonts w:ascii="Arial" w:hAnsi="Arial" w:cs="Arial" w:hint="cs"/>
-                <w:b/>
-                <w:bCs/>
-                <w:sz w:val="18"/>
-                <w:szCs w:val="18"/>
-                <w:rtl/>
-              </w:rPr>
-              <w:t xml:space="preserve">סיכום, רפלקציה והעברה (3 דק')</w:t>
-            </w:r>
-          </w:p>
-        </w:tc>
-      </w:tr>
-    </w:tbl>
-    <w:p>
-      <w:pPr>
-        <w:bidi/>
-        <w:jc w:val="both"/>
-        <w:rPr>
-          <w:rtl/>
-        </w:rPr>
-      </w:pPr>
-      <w:r>
-        <w:rPr>
-          <w:rFonts w:hint="cs"/>
-          <w:b/>
-          <w:bCs/>
-          <w:u w:val="single"/>
-          <w:rtl/>
-        </w:rPr>
-        <w:t xml:space="preserve">קשיים צפויים ודרכי מענה:</w:t>
-      </w:r>
-    </w:p>
-    <w:p>
-      <w:pPr>
-        <w:bidi/>
-        <w:jc w:val="both"/>
-        <w:rPr>
-          <w:rtl/>
-        </w:rPr>
-      </w:pPr>
-      <w:r>
-        <w:rPr>
-          <w:rFonts w:hint="cs"/>
-          <w:rtl/>
-        </w:rPr>
-        <w:t xml:space="preserve">1. בלבול בין כיווני הפעולה (אריזה מול פריטה): קריאת המשימה בקול לפני כל ביצוע, ושימוש קבוע בזוג הפעלים "לארוז" ו"לפתוח" שנטבעו בסיפור המסגרת.</w:t>
-      </w:r>
-    </w:p>
-    <w:p>
-      <w:pPr>
-        <w:bidi/>
-        <w:jc w:val="both"/>
-        <w:rPr>
-          <w:rtl/>
-        </w:rPr>
-      </w:pPr>
-      <w:r>
-        <w:rPr>
-          <w:rFonts w:hint="cs"/>
-          <w:rtl/>
-        </w:rPr>
-        <w:t xml:space="preserve">2. חזרה לטעות ההכלה מהמיפוי ("25 = 5 אחדות"): בנייה מוחשית של המספר ופריטה מלאה שלו, ורק אחר כך חזרה לשאלה הסמלית.</w:t>
-      </w:r>
-    </w:p>
-    <w:p>
-      <w:pPr>
-        <w:bidi/>
-        <w:jc w:val="both"/>
-        <w:rPr>
-          <w:rtl/>
-        </w:rPr>
-      </w:pPr>
-      <w:r>
-        <w:rPr>
-          <w:rFonts w:hint="cs"/>
-          <w:rtl/>
-        </w:rPr>
-        <w:t xml:space="preserve">3. מנייה מחדש של כל הבודדות אחרי כל פריטה: לאפשר אותה בשלבים הראשונים כצורך התפתחותי, ולעודד בהדרגה מעבר לידיעה ללא מנייה ("כמה יהיו? בוא נבדוק").</w:t>
-      </w:r>
-    </w:p>
-    <w:p>
-      <w:pPr>
-        <w:bidi/>
-        <w:jc w:val="both"/>
-        <w:rPr>
-          <w:rtl/>
-        </w:rPr>
-      </w:pPr>
-      <w:r>
-        <w:rPr>
-          <w:rFonts w:hint="cs"/>
-          <w:rtl/>
-        </w:rPr>
-        <w:t xml:space="preserve">4. עומס בשלב הסמלי אחרי שיעור עמוס פעילות: קיצור דף ההשלמה לשלושה משפטים והעברת השאר למשימת הבית.</w:t>
-      </w:r>
-    </w:p>
-    <w:p>
-      <w:pPr>
-        <w:bidi/>
-        <w:jc w:val="both"/>
-        <w:rPr>
-          <w:rtl/>
-        </w:rPr>
-      </w:pPr>
-      <w:r>
-        <w:rPr>
-          <w:rFonts w:hint="cs"/>
-          <w:b/>
-          <w:bCs/>
-          <w:u w:val="single"/>
-          <w:rtl/>
-        </w:rPr>
-        <w:t xml:space="preserve">התאמות דיפרנציאליות:</w:t>
-      </w:r>
-    </w:p>
-    <w:p>
-      <w:pPr>
-        <w:bidi/>
-        <w:jc w:val="both"/>
-        <w:rPr>
-          <w:rtl/>
-        </w:rPr>
-      </w:pPr>
-      <w:r>
-        <w:rPr>
-          <w:rFonts w:hint="cs"/>
-          <w:rtl/>
-        </w:rPr>
-        <w:t xml:space="preserve">אם הפריטה המוחשית אינה מתייצבת, נשארים כל השיעור בדרג המוחשי עם הסיפור והכסף, והדרג התמונתי והסמלי נדחים למפגש נוסף. אם הביצוע מהיר ובטוח, מרחיבים לפריטה סלקטיבית ("יש לך 3 עשרות, פרוט רק מה שצריך כדי לתת 4 בודדות"), הכנה ישירה לחיסור עם פריטה.</w:t>
-      </w:r>
-    </w:p>
-    <w:p>
-      <w:pPr>
-        <w:bidi/>
-        <w:jc w:val="both"/>
-        <w:rPr>
-          <w:rtl/>
-        </w:rPr>
-      </w:pPr>
-      <w:r>
-        <w:rPr>
-          <w:rFonts w:hint="cs"/>
-          <w:b/>
-          <w:bCs/>
-          <w:u w:val="single"/>
-          <w:rtl/>
-        </w:rPr>
-        <w:t xml:space="preserve">הערכת השגת המטרות:</w:t>
-      </w:r>
-    </w:p>
-    <w:p>
-      <w:pPr>
-        <w:bidi/>
-        <w:jc w:val="both"/>
-        <w:rPr>
-          <w:rtl/>
-        </w:rPr>
-      </w:pPr>
-      <w:r>
-        <w:rPr>
-          <w:rFonts w:hint="cs"/>
-          <w:rtl/>
-        </w:rPr>
-        <w:t xml:space="preserve">תצפית ותיעוד בעמודות "ביצוע" ו"הערכה" מול שבע המטרות האופרטיביות; בדיקת דף משפטי ההשלמה (מחוון: 4 מתוך 5); והשוואה מפורשת לסעיפי ההכלה מהמיפוי שבהם נכשל. שימור ייבדק בפתיחת שיעור 4 בשתי שאלות הכלה, לפני לימוד שבירת העשרת.</w:t>
       </w:r>
     </w:p>
     <w:p>
